--- a/downloads/student/ai-2-week-20.docx
+++ b/downloads/student/ai-2-week-20.docx
@@ -1893,6 +1893,16 @@
     <w:p>
       <w:r>
         <w:t>Neither raw nor weighted volunteer rates prove the whole grade’s opinion; privacy and consent rules still apply.</w:t>
+      </w:r>
+    </w:p>
+    <w:p>
+      <w:r>
+        <w:t>Read the labelled picture: Why must 35% be labelled an illustration rather than the measured grade-wide Yes rate?</w:t>
+      </w:r>
+    </w:p>
+    <w:p>
+      <w:r>
+        <w:t>Change one thing: Recruit more club volunteers only. Predict the result before checking the explanation. What remains the same?</w:t>
       </w:r>
     </w:p>
     <w:p>
@@ -3883,6 +3893,187 @@
     <w:p>
       <w:r>
         <w:t>Attempt the independent case before hints. Record whether you worked alone, used a hint or followed a model. After feedback, fix the first unsupported step and explain why it changed. A later check uses a changed case, not a copied answer.</w:t>
+      </w:r>
+    </w:p>
+    <w:p>
+      <w:pPr>
+        <w:pStyle w:val="Heading1"/>
+      </w:pPr>
+      <w:r>
+        <w:t>15. Your lesson route</w:t>
+      </w:r>
+    </w:p>
+    <w:p>
+      <w:r>
+        <w:t>Start with this question: A fictional school polls learners about adding comic recommendations.</w:t>
+      </w:r>
+    </w:p>
+    <w:tbl>
+      <w:tblPr>
+        <w:tblStyle w:val="LightShading-Accent1"/>
+        <w:tblW w:type="auto" w:w="0"/>
+        <w:tblLook w:firstColumn="1" w:firstRow="1" w:lastColumn="0" w:lastRow="0" w:noHBand="0" w:noVBand="1" w:val="04A0"/>
+      </w:tblPr>
+      <w:tblGrid>
+        <w:gridCol w:w="5112"/>
+        <w:gridCol w:w="5112"/>
+      </w:tblGrid>
+      <w:tr>
+        <w:trPr>
+          <w:tblHeader/>
+        </w:trPr>
+        <w:tc>
+          <w:tcPr>
+            <w:tcW w:type="dxa" w:w="5112"/>
+          </w:tcPr>
+          <w:p>
+            <w:r>
+              <w:t>By the end, I can</w:t>
+            </w:r>
+          </w:p>
+        </w:tc>
+        <w:tc>
+          <w:tcPr>
+            <w:tcW w:type="dxa" w:w="5112"/>
+          </w:tcPr>
+          <w:p>
+            <w:r>
+              <w:t>How I will show it</w:t>
+            </w:r>
+          </w:p>
+        </w:tc>
+      </w:tr>
+      <w:tr>
+        <w:tc>
+          <w:tcPr>
+            <w:tcW w:type="dxa" w:w="5112"/>
+          </w:tcPr>
+          <w:p>
+            <w:r>
+              <w:t>Identify selection and coverage bias</w:t>
+            </w:r>
+          </w:p>
+        </w:tc>
+        <w:tc>
+          <w:tcPr>
+            <w:tcW w:type="dxa" w:w="5112"/>
+          </w:tcPr>
+          <w:p>
+            <w:r>
+              <w:t>Explain the deciding step, show a trace or test, and state one limit.</w:t>
+            </w:r>
+          </w:p>
+        </w:tc>
+      </w:tr>
+      <w:tr>
+        <w:tc>
+          <w:tcPr>
+            <w:tcW w:type="dxa" w:w="5112"/>
+          </w:tcPr>
+          <w:p>
+            <w:r>
+              <w:t>Compare groups before combining results</w:t>
+            </w:r>
+          </w:p>
+        </w:tc>
+        <w:tc>
+          <w:tcPr>
+            <w:tcW w:type="dxa" w:w="5112"/>
+          </w:tcPr>
+          <w:p>
+            <w:r>
+              <w:t>Explain the deciding step, show a trace or test, and state one limit.</w:t>
+            </w:r>
+          </w:p>
+        </w:tc>
+      </w:tr>
+      <w:tr>
+        <w:tc>
+          <w:tcPr>
+            <w:tcW w:type="dxa" w:w="5112"/>
+          </w:tcPr>
+          <w:p>
+            <w:r>
+              <w:t>Explain why more biased data may not help</w:t>
+            </w:r>
+          </w:p>
+        </w:tc>
+        <w:tc>
+          <w:tcPr>
+            <w:tcW w:type="dxa" w:w="5112"/>
+          </w:tcPr>
+          <w:p>
+            <w:r>
+              <w:t>Explain the deciding step, show a trace or test, and state one limit.</w:t>
+            </w:r>
+          </w:p>
+        </w:tc>
+      </w:tr>
+    </w:tbl>
+    <w:p>
+      <w:r>
+        <w:t>Remember → watch and explain → try with help → investigate → try independently → keep project evidence. Your teacher may spread this lesson across several classes.</w:t>
+      </w:r>
+    </w:p>
+    <w:p>
+      <w:r>
+        <w:t>Keep your first prediction. Compare it with what the evidence shows and explain any change.</w:t>
+      </w:r>
+    </w:p>
+    <w:p>
+      <w:pPr>
+        <w:pStyle w:val="Heading1"/>
+      </w:pPr>
+      <w:r>
+        <w:t>16. Finish and return</w:t>
+      </w:r>
+    </w:p>
+    <w:p>
+      <w:r>
+        <w:t>Close your notes. Explain this goal in your own words: Identify selection and coverage bias</w:t>
+      </w:r>
+    </w:p>
+    <w:p>
+      <w:pPr>
+        <w:pStyle w:val="Heading3"/>
+      </w:pPr>
+      <w:r>
+        <w:t>My deciding step, evidence and one remaining question</w:t>
+      </w:r>
+    </w:p>
+    <w:p>
+      <w:r>
+        <w:t>________________________________________________________________</w:t>
+      </w:r>
+    </w:p>
+    <w:p>
+      <w:r>
+        <w:t>________________________________________________________________</w:t>
+      </w:r>
+    </w:p>
+    <w:p>
+      <w:r>
+        <w:t>________________________________________________________________</w:t>
+      </w:r>
+    </w:p>
+    <w:p>
+      <w:r>
+        <w:t>________________________________________________________________</w:t>
+      </w:r>
+    </w:p>
+    <w:p>
+      <w:r>
+        <w:t>________________________________________________________________</w:t>
+      </w:r>
+    </w:p>
+    <w:p>
+      <w:r>
+        <w:t>If you are unsure, return to the worked picture and explain one arrow. If you are ready, change an input or assumption and justify your prediction.</w:t>
+      </w:r>
+    </w:p>
+    <w:p>
+      <w:r>
+        <w:t>Save your workbook evidence. At the next review, try a different case before opening your old answer.</w:t>
       </w:r>
     </w:p>
     <w:sectPr>

--- a/downloads/student/ai-2-week-20.docx
+++ b/downloads/student/ai-2-week-20.docx
@@ -4074,6 +4074,220 @@
     <w:p>
       <w:r>
         <w:t>Save your workbook evidence. At the next review, try a different case before opening your old answer.</w:t>
+      </w:r>
+    </w:p>
+    <w:p>
+      <w:pPr>
+        <w:pStyle w:val="Heading1"/>
+      </w:pPr>
+      <w:r>
+        <w:t>17. Supported practice, repair and portfolio</w:t>
+      </w:r>
+    </w:p>
+    <w:p>
+      <w:r>
+        <w:t>Use this supported practice once, in the browser or on paper. Keep the reserved independent assessment for a separate first attempt before teacher feedback.</w:t>
+      </w:r>
+    </w:p>
+    <w:p>
+      <w:r>
+        <w:t>A fictional school polls learners about adding comic recommendations.</w:t>
+      </w:r>
+    </w:p>
+    <w:p>
+      <w:pPr>
+        <w:pStyle w:val="Heading3"/>
+      </w:pPr>
+      <w:r>
+        <w:t>Practice 1: explain the deciding evidence</w:t>
+      </w:r>
+    </w:p>
+    <w:p>
+      <w:r>
+        <w:t>Which labelled step matches this detail? Plan including equality, documented invitations and report nonresponse by group.</w:t>
+      </w:r>
+    </w:p>
+    <w:p>
+      <w:r>
+        <w:t>1. Group rates</w:t>
+      </w:r>
+    </w:p>
+    <w:p>
+      <w:r>
+        <w:t>2. Respondent total</w:t>
+      </w:r>
+    </w:p>
+    <w:p>
+      <w:r>
+        <w:t>3. Repair collection</w:t>
+      </w:r>
+    </w:p>
+    <w:p>
+      <w:r>
+        <w:t>4. Check representation</w:t>
+      </w:r>
+    </w:p>
+    <w:p>
+      <w:pPr>
+        <w:pStyle w:val="Heading3"/>
+      </w:pPr>
+      <w:r>
+        <w:t>My selected conclusion, deciding fact and explanation</w:t>
+      </w:r>
+    </w:p>
+    <w:p>
+      <w:r>
+        <w:t>________________________________________________________________</w:t>
+      </w:r>
+    </w:p>
+    <w:p>
+      <w:r>
+        <w:t>________________________________________________________________</w:t>
+      </w:r>
+    </w:p>
+    <w:p>
+      <w:r>
+        <w:t>________________________________________________________________</w:t>
+      </w:r>
+    </w:p>
+    <w:p>
+      <w:r>
+        <w:t>________________________________________________________________</w:t>
+      </w:r>
+    </w:p>
+    <w:p>
+      <w:r>
+        <w:t>________________________________________________________________</w:t>
+      </w:r>
+    </w:p>
+    <w:p>
+      <w:r>
+        <w:t>Hint if needed: Read the steps in the pictorial case. Match the supplied detail to the stage that performs or records it.</w:t>
+      </w:r>
+    </w:p>
+    <w:p>
+      <w:r>
+        <w:t>After your attempt, compare with the supported explanation: Repair collection Plan including equality, documented invitations and report nonresponse by group. The combined respondent result gives club members more influence than their share of the grade. A weighted illustration using 25% and 75% gives 0.25×80%+0.75×20%=35%, but volunteers may differ within each group, so weighting alone does not establish the true grade preference. Improve the collection process rather than announcing the weighted number as fact.</w:t>
+      </w:r>
+    </w:p>
+    <w:p>
+      <w:pPr>
+        <w:pStyle w:val="Heading3"/>
+      </w:pPr>
+      <w:r>
+        <w:t>Practice 2: explain the deciding evidence</w:t>
+      </w:r>
+    </w:p>
+    <w:p>
+      <w:r>
+        <w:t>Changed-case practice: Recruit more club volunteers only. Which conclusion is supported by the supplied facts?</w:t>
+      </w:r>
+    </w:p>
+    <w:p>
+      <w:r>
+        <w:t>1. This one example guarantees correct results for every future input.</w:t>
+      </w:r>
+    </w:p>
+    <w:p>
+      <w:r>
+        <w:t>2. Sample size increases without fixing missing representation of other learners.</w:t>
+      </w:r>
+    </w:p>
+    <w:p>
+      <w:r>
+        <w:t>3. We can decide the result without examining the changed input or the procedure.</w:t>
+      </w:r>
+    </w:p>
+    <w:p>
+      <w:pPr>
+        <w:pStyle w:val="Heading3"/>
+      </w:pPr>
+      <w:r>
+        <w:t>My selected conclusion, deciding fact and explanation</w:t>
+      </w:r>
+    </w:p>
+    <w:p>
+      <w:r>
+        <w:t>________________________________________________________________</w:t>
+      </w:r>
+    </w:p>
+    <w:p>
+      <w:r>
+        <w:t>________________________________________________________________</w:t>
+      </w:r>
+    </w:p>
+    <w:p>
+      <w:r>
+        <w:t>________________________________________________________________</w:t>
+      </w:r>
+    </w:p>
+    <w:p>
+      <w:r>
+        <w:t>________________________________________________________________</w:t>
+      </w:r>
+    </w:p>
+    <w:p>
+      <w:r>
+        <w:t>________________________________________________________________</w:t>
+      </w:r>
+    </w:p>
+    <w:p>
+      <w:r>
+        <w:t>Hint if needed: Use the changed condition and the deciding step in the pictorial trace. The answer must say what follows from those facts.</w:t>
+      </w:r>
+    </w:p>
+    <w:p>
+      <w:r>
+        <w:t>After your attempt, compare with the supported explanation: Sample size increases without fixing missing representation of other learners. The added respondents come from the already overrepresented group.</w:t>
+      </w:r>
+    </w:p>
+    <w:p>
+      <w:pPr>
+        <w:pStyle w:val="Heading3"/>
+      </w:pPr>
+      <w:r>
+        <w:t>Repair a missing building block</w:t>
+      </w:r>
+    </w:p>
+    <w:p>
+      <w:r>
+        <w:t>Review Sampling and Representation (ai-2/19). Goal: Define a question and target population. Short practice: Can 80% response be reported as 80% of the whole grade responding?. Return to this week and explain what you changed.</w:t>
+      </w:r>
+    </w:p>
+    <w:p>
+      <w:r>
+        <w:t>Review Noise and Outliers (ai-2/17). Goal: Calculate mean and median. Short practice: If 18 was genuine, which summary better describes the middle observed task, and what extra fact should be shown?. Return to this week and explain what you changed.</w:t>
+      </w:r>
+    </w:p>
+    <w:p>
+      <w:r>
+        <w:t>Review Decision Trees (ai-2/14). Goal: Fit a root question and leaf predictions from training examples. Short practice: Why does changing colour alone not change this tree’s prediction?. Return to this week and explain what you changed.</w:t>
+      </w:r>
+    </w:p>
+    <w:p>
+      <w:pPr>
+        <w:pStyle w:val="Heading3"/>
+      </w:pPr>
+      <w:r>
+        <w:t>Predict, run and debug</w:t>
+      </w:r>
+    </w:p>
+    <w:p>
+      <w:r>
+        <w:t>The browser lab lets you edit the supported Python examples already included in this lesson. Predict first, run, inspect the actual output or error, change one input, then run again. Keep code, predictions, actual results and a reasoned revision together. On paper, label your result as a trace rather than an execution.</w:t>
+      </w:r>
+    </w:p>
+    <w:p>
+      <w:pPr>
+        <w:pStyle w:val="Heading3"/>
+      </w:pPr>
+      <w:r>
+        <w:t>Keep your completed work</w:t>
+      </w:r>
+    </w:p>
+    <w:p>
+      <w:r>
+        <w:t>Use Download completed work in the hosted lesson to export your answers, reflections, practice feedback and code-run evidence. Open the HTML copy to read or print it. Drafts stay in this browser when storage is available; clear drafts on a shared device.</w:t>
       </w:r>
     </w:p>
     <w:sectPr>

--- a/downloads/student/ai-2-week-20.docx
+++ b/downloads/student/ai-2-week-20.docx
@@ -42,6 +42,11 @@
       </w:r>
     </w:p>
     <w:p>
+      <w:r>
+        <w:t>Start with the target: Identify selection and coverage bias. Try the recall before opening notes.</w:t>
+      </w:r>
+    </w:p>
+    <w:p>
       <w:pPr>
         <w:pStyle w:val="Heading3"/>
       </w:pPr>
@@ -50,18 +55,60 @@
       </w:r>
     </w:p>
     <w:p>
-      <w:r>
-        <w:t>I can identify selection and coverage bias.</w:t>
-      </w:r>
-    </w:p>
-    <w:p>
-      <w:r>
+      <w:pPr>
+        <w:spacing w:line="336" w:lineRule="auto" w:after="180"/>
+      </w:pPr>
+      <w:r>
+        <w:rPr>
+          <w:b w:val="0"/>
+        </w:rPr>
+        <w:t xml:space="preserve">I can identify selection and coverage </w:t>
+      </w:r>
+      <w:r>
+        <w:rPr>
+          <w:b/>
+        </w:rPr>
+        <w:t>bias</w:t>
+      </w:r>
+      <w:r>
+        <w:rPr>
+          <w:b w:val="0"/>
+        </w:rPr>
+        <w:t>.</w:t>
+      </w:r>
+    </w:p>
+    <w:p>
+      <w:pPr>
+        <w:spacing w:line="336" w:lineRule="auto" w:after="180"/>
+      </w:pPr>
+      <w:r>
+        <w:rPr>
+          <w:b w:val="0"/>
+        </w:rPr>
         <w:t>I can compare groups before combining results.</w:t>
       </w:r>
     </w:p>
     <w:p>
-      <w:r>
-        <w:t>I can explain why more biased data may not help.</w:t>
+      <w:pPr>
+        <w:spacing w:line="336" w:lineRule="auto" w:after="180"/>
+      </w:pPr>
+      <w:r>
+        <w:rPr>
+          <w:b w:val="0"/>
+        </w:rPr>
+        <w:t xml:space="preserve">I can explain why more </w:t>
+      </w:r>
+      <w:r>
+        <w:rPr>
+          <w:b/>
+        </w:rPr>
+        <w:t>bias</w:t>
+      </w:r>
+      <w:r>
+        <w:rPr>
+          <w:b w:val="0"/>
+        </w:rPr>
+        <w:t>ed data may not help.</w:t>
       </w:r>
     </w:p>
     <w:p>
@@ -73,37 +120,103 @@
       </w:r>
     </w:p>
     <w:p>
-      <w:r>
+      <w:pPr>
+        <w:spacing w:line="336" w:lineRule="auto" w:after="180"/>
+      </w:pPr>
+      <w:r>
+        <w:rPr>
+          <w:b w:val="0"/>
+        </w:rPr>
         <w:t>Close your notes first. A rough first answer helps us choose the right starting point; it is not a score for your ability.</w:t>
       </w:r>
     </w:p>
     <w:p>
-      <w:r>
+      <w:pPr>
+        <w:spacing w:line="336" w:lineRule="auto" w:after="180"/>
+      </w:pPr>
+      <w:r>
+        <w:rPr>
+          <w:b w:val="0"/>
+        </w:rPr>
         <w:t>Without opening the old lesson, explain one key idea from Sampling and Representation. Give an example and a mistake that the idea helps you avoid.</w:t>
       </w:r>
     </w:p>
     <w:p>
-      <w:r>
+      <w:pPr>
+        <w:spacing w:line="336" w:lineRule="auto" w:after="180"/>
+      </w:pPr>
+      <w:r>
+        <w:rPr>
+          <w:b w:val="0"/>
+        </w:rPr>
         <w:t>Without opening the old lesson, explain one key idea from Noise and Outliers. Give an example and a mistake that the idea helps you avoid.</w:t>
       </w:r>
     </w:p>
     <w:p>
-      <w:r>
+      <w:pPr>
+        <w:spacing w:line="336" w:lineRule="auto" w:after="180"/>
+      </w:pPr>
+      <w:r>
+        <w:rPr>
+          <w:b w:val="0"/>
+        </w:rPr>
         <w:t>Without opening the old lesson, explain one key idea from Decision Trees. Give an example and a mistake that the idea helps you avoid.</w:t>
       </w:r>
     </w:p>
     <w:p>
-      <w:r>
-        <w:t>After trying, check the relevant lesson or ask your teacher. Change the part of your explanation that the evidence shows was wrong.</w:t>
-      </w:r>
-    </w:p>
-    <w:p>
-      <w:r>
-        <w:t>Week 20: Repair Bias in Data</w:t>
-      </w:r>
-    </w:p>
-    <w:p>
-      <w:r>
+      <w:pPr>
+        <w:spacing w:line="336" w:lineRule="auto" w:after="180"/>
+      </w:pPr>
+      <w:r>
+        <w:rPr>
+          <w:b w:val="0"/>
+        </w:rPr>
+        <w:t xml:space="preserve">After trying, check the relevant lesson or ask your teacher. Change the part of your explanation that the </w:t>
+      </w:r>
+      <w:r>
+        <w:rPr>
+          <w:b/>
+        </w:rPr>
+        <w:t>evidence</w:t>
+      </w:r>
+      <w:r>
+        <w:rPr>
+          <w:b w:val="0"/>
+        </w:rPr>
+        <w:t xml:space="preserve"> shows was wrong.</w:t>
+      </w:r>
+    </w:p>
+    <w:p>
+      <w:pPr>
+        <w:spacing w:line="336" w:lineRule="auto" w:after="180"/>
+      </w:pPr>
+      <w:r>
+        <w:rPr>
+          <w:b w:val="0"/>
+        </w:rPr>
+        <w:t xml:space="preserve">Week 20: Repair </w:t>
+      </w:r>
+      <w:r>
+        <w:rPr>
+          <w:b/>
+        </w:rPr>
+        <w:t>Bias</w:t>
+      </w:r>
+      <w:r>
+        <w:rPr>
+          <w:b w:val="0"/>
+        </w:rPr>
+        <w:t xml:space="preserve"> in Data</w:t>
+      </w:r>
+    </w:p>
+    <w:p>
+      <w:pPr>
+        <w:spacing w:line="336" w:lineRule="auto" w:after="180"/>
+      </w:pPr>
+      <w:r>
+        <w:rPr>
+          <w:b w:val="0"/>
+        </w:rPr>
         <w:t>Fairness work changes data, features, tests, or use conditions, then rechecks outcomes.</w:t>
       </w:r>
     </w:p>
@@ -144,17 +257,47 @@
       </w:r>
     </w:p>
     <w:p>
-      <w:r>
+      <w:pPr>
+        <w:spacing w:line="336" w:lineRule="auto" w:after="180"/>
+      </w:pPr>
+      <w:r>
+        <w:rPr>
+          <w:b/>
+        </w:rPr>
         <w:t>THINKER MISSION</w:t>
       </w:r>
     </w:p>
     <w:p>
-      <w:r>
-        <w:t>Redesign an imbalanced speech dataset and specify retests.</w:t>
-      </w:r>
-    </w:p>
-    <w:p>
-      <w:r>
+      <w:pPr>
+        <w:spacing w:line="336" w:lineRule="auto" w:after="180"/>
+      </w:pPr>
+      <w:r>
+        <w:rPr>
+          <w:b w:val="0"/>
+        </w:rPr>
+        <w:t xml:space="preserve">Redesign an imbalanced speech dataset and specify </w:t>
+      </w:r>
+      <w:r>
+        <w:rPr>
+          <w:b/>
+        </w:rPr>
+        <w:t>retest</w:t>
+      </w:r>
+      <w:r>
+        <w:rPr>
+          <w:b w:val="0"/>
+        </w:rPr>
+        <w:t>s.</w:t>
+      </w:r>
+    </w:p>
+    <w:p>
+      <w:pPr>
+        <w:spacing w:line="336" w:lineRule="auto" w:after="180"/>
+      </w:pPr>
+      <w:r>
+        <w:rPr>
+          <w:b w:val="0"/>
+        </w:rPr>
         <w:t>Thinker name and date:</w:t>
       </w:r>
     </w:p>
@@ -200,7 +343,14 @@
       </w:r>
     </w:p>
     <w:p>
-      <w:r>
+      <w:pPr>
+        <w:spacing w:line="336" w:lineRule="auto" w:after="180"/>
+        <w:shd w:fill="F5F1FB"/>
+      </w:pPr>
+      <w:r>
+        <w:rPr>
+          <w:b w:val="0"/>
+        </w:rPr>
         <w:t>What is the difference between a population and a sample?</w:t>
       </w:r>
     </w:p>
@@ -213,8 +363,38 @@
       </w:r>
     </w:p>
     <w:p>
-      <w:r>
-        <w:t>By the end, I can distinguish a biased collection process from a mere small dataset.</w:t>
+      <w:pPr>
+        <w:spacing w:line="336" w:lineRule="auto" w:after="180"/>
+      </w:pPr>
+      <w:r>
+        <w:rPr>
+          <w:b w:val="0"/>
+        </w:rPr>
+        <w:t xml:space="preserve">By the end, I can distinguish a </w:t>
+      </w:r>
+      <w:r>
+        <w:rPr>
+          <w:b/>
+        </w:rPr>
+        <w:t>bias</w:t>
+      </w:r>
+      <w:r>
+        <w:rPr>
+          <w:b w:val="0"/>
+        </w:rPr>
+        <w:t xml:space="preserve">ed collection </w:t>
+      </w:r>
+      <w:r>
+        <w:rPr>
+          <w:b/>
+        </w:rPr>
+        <w:t>process</w:t>
+      </w:r>
+      <w:r>
+        <w:rPr>
+          <w:b w:val="0"/>
+        </w:rPr>
+        <w:t xml:space="preserve"> from a mere small dataset.</w:t>
       </w:r>
     </w:p>
     <w:p>
@@ -227,17 +407,52 @@
     </w:p>
     <w:p>
       <w:r>
+        <w:t>Investigate the supplied Repair Bias in Data case. Separate observations, given facts and assumptions before choosing an explanation.</w:t>
+      </w:r>
+    </w:p>
+    <w:p>
+      <w:pPr>
+        <w:spacing w:line="336" w:lineRule="auto" w:after="180"/>
+      </w:pPr>
+      <w:r>
+        <w:rPr>
+          <w:b/>
+        </w:rPr>
         <w:t>PICTURE STORY</w:t>
       </w:r>
     </w:p>
     <w:p>
-      <w:r>
+      <w:pPr>
+        <w:spacing w:line="336" w:lineRule="auto" w:after="180"/>
+      </w:pPr>
+      <w:r>
+        <w:rPr>
+          <w:b w:val="0"/>
+        </w:rPr>
         <w:t>Notice → Predict → Explain</w:t>
       </w:r>
     </w:p>
     <w:p>
-      <w:r>
-        <w:t>Begin with visible evidence. Do not explain more than the picture and information support.</w:t>
+      <w:pPr>
+        <w:spacing w:line="336" w:lineRule="auto" w:after="180"/>
+      </w:pPr>
+      <w:r>
+        <w:rPr>
+          <w:b w:val="0"/>
+        </w:rPr>
+        <w:t xml:space="preserve">Begin with visible </w:t>
+      </w:r>
+      <w:r>
+        <w:rPr>
+          <w:b/>
+        </w:rPr>
+        <w:t>evidence</w:t>
+      </w:r>
+      <w:r>
+        <w:rPr>
+          <w:b w:val="0"/>
+        </w:rPr>
+        <w:t>. Do not explain more than the picture and information support.</w:t>
       </w:r>
     </w:p>
     <w:p>
@@ -277,18 +492,82 @@
       </w:r>
     </w:p>
     <w:p>
-      <w:r>
+      <w:pPr>
+        <w:pStyle w:val="Heading3"/>
+      </w:pPr>
+      <w:r>
+        <w:t>Start with this puzzle</w:t>
+      </w:r>
+    </w:p>
+    <w:p>
+      <w:pPr>
+        <w:spacing w:line="336" w:lineRule="auto" w:after="180"/>
+        <w:shd w:fill="F1F6FC"/>
+      </w:pPr>
+      <w:r>
+        <w:rPr>
+          <w:b w:val="0"/>
+        </w:rPr>
         <w:t>MYSTERY</w:t>
       </w:r>
     </w:p>
     <w:p>
-      <w:r>
-        <w:t>The learners must use repair bias in data to solve a problem. What information do they have? What decision or calculation do they make? What would count as evidence that it worked?</w:t>
-      </w:r>
-    </w:p>
-    <w:p>
-      <w:r>
-        <w:t>Three observations (what you can point to):</w:t>
+      <w:pPr>
+        <w:spacing w:line="336" w:lineRule="auto" w:after="180"/>
+        <w:shd w:fill="F5F1FB"/>
+      </w:pPr>
+      <w:r>
+        <w:rPr>
+          <w:b w:val="0"/>
+        </w:rPr>
+        <w:t xml:space="preserve">The learners must use repair </w:t>
+      </w:r>
+      <w:r>
+        <w:rPr>
+          <w:b/>
+        </w:rPr>
+        <w:t>bias</w:t>
+      </w:r>
+      <w:r>
+        <w:rPr>
+          <w:b w:val="0"/>
+        </w:rPr>
+        <w:t xml:space="preserve"> in data to solve a problem. What information do they have? What decision or calculation do they make? What would count as </w:t>
+      </w:r>
+      <w:r>
+        <w:rPr>
+          <w:b/>
+        </w:rPr>
+        <w:t>evidence</w:t>
+      </w:r>
+      <w:r>
+        <w:rPr>
+          <w:b w:val="0"/>
+        </w:rPr>
+        <w:t xml:space="preserve"> that it worked?</w:t>
+      </w:r>
+    </w:p>
+    <w:p>
+      <w:pPr>
+        <w:spacing w:line="336" w:lineRule="auto" w:after="180"/>
+      </w:pPr>
+      <w:r>
+        <w:rPr>
+          <w:b w:val="0"/>
+        </w:rPr>
+        <w:t xml:space="preserve">Three </w:t>
+      </w:r>
+      <w:r>
+        <w:rPr>
+          <w:b/>
+        </w:rPr>
+        <w:t>observation</w:t>
+      </w:r>
+      <w:r>
+        <w:rPr>
+          <w:b w:val="0"/>
+        </w:rPr>
+        <w:t>s (what you can point to):</w:t>
       </w:r>
     </w:p>
     <w:p>
@@ -325,8 +604,26 @@
       </w:r>
     </w:p>
     <w:p>
-      <w:r>
-        <w:t>My prediction and the clue supporting it:</w:t>
+      <w:pPr>
+        <w:spacing w:line="336" w:lineRule="auto" w:after="180"/>
+      </w:pPr>
+      <w:r>
+        <w:rPr>
+          <w:b w:val="0"/>
+        </w:rPr>
+        <w:t xml:space="preserve">My </w:t>
+      </w:r>
+      <w:r>
+        <w:rPr>
+          <w:b/>
+        </w:rPr>
+        <w:t>prediction</w:t>
+      </w:r>
+      <w:r>
+        <w:rPr>
+          <w:b w:val="0"/>
+        </w:rPr>
+        <w:t xml:space="preserve"> and the clue supporting it:</w:t>
       </w:r>
     </w:p>
     <w:p>
@@ -371,8 +668,25 @@
       </w:r>
     </w:p>
     <w:p>
-      <w:r>
-        <w:t>A fictional poll has 8 Yes among 10 club respondents and 2 Yes among 10 other respondents. If only club members are surveyed, an 80 percent result misses a group with a different pattern. Examine who is included before treating a larger sample as better.</w:t>
+      <w:pPr>
+        <w:spacing w:line="336" w:lineRule="auto" w:after="180"/>
+      </w:pPr>
+      <w:r>
+        <w:rPr>
+          <w:b w:val="0"/>
+        </w:rPr>
+        <w:t>A fictional poll has 8 Yes among 10 club respondents and 2 Yes among 10 other respondents. If only club members are surveyed, an 80 percent result misses a group with a different pattern.</w:t>
+      </w:r>
+    </w:p>
+    <w:p>
+      <w:pPr>
+        <w:spacing w:line="336" w:lineRule="auto" w:after="180"/>
+      </w:pPr>
+      <w:r>
+        <w:rPr>
+          <w:b w:val="0"/>
+        </w:rPr>
+        <w:t>Examine who is included before treating a larger sample as better.</w:t>
       </w:r>
     </w:p>
     <w:p>
@@ -385,16 +699,69 @@
     </w:p>
     <w:p>
       <w:r>
-        <w:t>VISUAL MECHANISM</w:t>
-      </w:r>
-    </w:p>
-    <w:p>
-      <w:r>
-        <w:t>Input → Process → Output</w:t>
-      </w:r>
-    </w:p>
-    <w:p>
-      <w:r>
+        <w:t>Follow the mechanism for Repair Bias in Data. Connect each labelled input, deciding step and result.</w:t>
+      </w:r>
+    </w:p>
+    <w:p>
+      <w:pPr>
+        <w:spacing w:line="336" w:lineRule="auto" w:after="180"/>
+      </w:pPr>
+      <w:r>
+        <w:rPr>
+          <w:b/>
+        </w:rPr>
+        <w:t xml:space="preserve">VISUAL </w:t>
+      </w:r>
+      <w:r>
+        <w:rPr>
+          <w:b/>
+        </w:rPr>
+        <w:t>MECHANISM</w:t>
+      </w:r>
+    </w:p>
+    <w:p>
+      <w:pPr>
+        <w:spacing w:line="336" w:lineRule="auto" w:after="180"/>
+      </w:pPr>
+      <w:r>
+        <w:rPr>
+          <w:b/>
+        </w:rPr>
+        <w:t>Input</w:t>
+      </w:r>
+      <w:r>
+        <w:rPr>
+          <w:b w:val="0"/>
+        </w:rPr>
+        <w:t xml:space="preserve"> → </w:t>
+      </w:r>
+      <w:r>
+        <w:rPr>
+          <w:b/>
+        </w:rPr>
+        <w:t>Process</w:t>
+      </w:r>
+      <w:r>
+        <w:rPr>
+          <w:b w:val="0"/>
+        </w:rPr>
+        <w:t xml:space="preserve"> → </w:t>
+      </w:r>
+      <w:r>
+        <w:rPr>
+          <w:b/>
+        </w:rPr>
+        <w:t>Output</w:t>
+      </w:r>
+    </w:p>
+    <w:p>
+      <w:pPr>
+        <w:spacing w:line="336" w:lineRule="auto" w:after="180"/>
+      </w:pPr>
+      <w:r>
+        <w:rPr>
+          <w:b w:val="0"/>
+        </w:rPr>
         <w:t>Trace the information. At each stage, ask what changed and how you could test it.</w:t>
       </w:r>
     </w:p>
@@ -435,7 +802,13 @@
       </w:r>
     </w:p>
     <w:p>
-      <w:r>
+      <w:pPr>
+        <w:spacing w:line="336" w:lineRule="auto" w:after="180"/>
+      </w:pPr>
+      <w:r>
+        <w:rPr>
+          <w:b w:val="0"/>
+        </w:rPr>
         <w:t>↓</w:t>
       </w:r>
     </w:p>
@@ -476,7 +849,13 @@
       </w:r>
     </w:p>
     <w:p>
-      <w:r>
+      <w:pPr>
+        <w:spacing w:line="336" w:lineRule="auto" w:after="180"/>
+      </w:pPr>
+      <w:r>
+        <w:rPr>
+          <w:b w:val="0"/>
+        </w:rPr>
         <w:t>↓</w:t>
       </w:r>
     </w:p>
@@ -517,7 +896,13 @@
       </w:r>
     </w:p>
     <w:p>
-      <w:r>
+      <w:pPr>
+        <w:spacing w:line="336" w:lineRule="auto" w:after="180"/>
+      </w:pPr>
+      <w:r>
+        <w:rPr>
+          <w:b w:val="0"/>
+        </w:rPr>
         <w:t>Which stage could fail even when the other two are correct? Explain:</w:t>
       </w:r>
     </w:p>
@@ -736,8 +1121,25 @@
       </w:r>
     </w:p>
     <w:p>
-      <w:r>
-        <w:t>The combined observed sample has 50 percent Yes. This is not automatically a population estimate: we also need to know how the groups were selected and how many people each represents. Do not average percentages without considering their denominators.</w:t>
+      <w:pPr>
+        <w:spacing w:line="336" w:lineRule="auto" w:after="180"/>
+      </w:pPr>
+      <w:r>
+        <w:rPr>
+          <w:b w:val="0"/>
+        </w:rPr>
+        <w:t>The combined observed sample has 50 percent Yes. This is not automatically a population estimate: we also need to know how the groups were selected and how many people each represents.</w:t>
+      </w:r>
+    </w:p>
+    <w:p>
+      <w:pPr>
+        <w:spacing w:line="336" w:lineRule="auto" w:after="180"/>
+      </w:pPr>
+      <w:r>
+        <w:rPr>
+          <w:b w:val="0"/>
+        </w:rPr>
+        <w:t>Do not average percentages without considering their denominators.</w:t>
       </w:r>
     </w:p>
     <w:p>
@@ -749,8 +1151,25 @@
       </w:r>
     </w:p>
     <w:p>
-      <w:r>
-        <w:t>The club has 8 Yes out of 10, and the other group has 2 Yes out of 10. Combine the Yes counts to get 10 and combine the response counts to get 20; the combined observed rate is 10 divided by 20, or 50 percent. When group sizes differ, simply averaging their percentages can give the wrong combined rate. A correct combined calculation still describes the collected sample, not automatically the whole school.</w:t>
+      <w:pPr>
+        <w:spacing w:line="336" w:lineRule="auto" w:after="180"/>
+      </w:pPr>
+      <w:r>
+        <w:rPr>
+          <w:b w:val="0"/>
+        </w:rPr>
+        <w:t>The club has 8 Yes out of 10, and the other group has 2 Yes out of 10. Combine the Yes counts to get 10 and combine the response counts to get 20; the combined observed rate is 10 divided by 20, or 50 percent.</w:t>
+      </w:r>
+    </w:p>
+    <w:p>
+      <w:pPr>
+        <w:spacing w:line="336" w:lineRule="auto" w:after="180"/>
+      </w:pPr>
+      <w:r>
+        <w:rPr>
+          <w:b w:val="0"/>
+        </w:rPr>
+        <w:t>When group sizes differ, simply averaging their percentages can give the wrong combined rate. A correct combined calculation still describes the collected sample, not automatically the whole school.</w:t>
       </w:r>
     </w:p>
     <w:p>
@@ -762,8 +1181,26 @@
       </w:r>
     </w:p>
     <w:p>
-      <w:r>
-        <w:t>Point to the input, the deciding step and the result in this week’s visual. Explain the same step in ordinary words. A picture helps when you can say what each part represents.</w:t>
+      <w:pPr>
+        <w:spacing w:line="336" w:lineRule="auto" w:after="180"/>
+      </w:pPr>
+      <w:r>
+        <w:rPr>
+          <w:b w:val="0"/>
+        </w:rPr>
+        <w:t xml:space="preserve">Point to the </w:t>
+      </w:r>
+      <w:r>
+        <w:rPr>
+          <w:b/>
+        </w:rPr>
+        <w:t>input</w:t>
+      </w:r>
+      <w:r>
+        <w:rPr>
+          <w:b w:val="0"/>
+        </w:rPr>
+        <w:t>, the deciding step and the result in this week’s visual. Explain the same step in ordinary words. A picture helps when you can say what each part represents.</w:t>
       </w:r>
     </w:p>
     <w:p>
@@ -776,16 +1213,54 @@
     </w:p>
     <w:p>
       <w:r>
+        <w:t>Compare the supplied cases for Repair Bias in Data. Identify the detail that changes the conclusion.</w:t>
+      </w:r>
+    </w:p>
+    <w:p>
+      <w:pPr>
+        <w:pStyle w:val="Heading3"/>
+      </w:pPr>
+      <w:r>
+        <w:t>The case to investigate</w:t>
+      </w:r>
+    </w:p>
+    <w:p>
+      <w:pPr>
+        <w:spacing w:line="336" w:lineRule="auto" w:after="180"/>
+        <w:shd w:fill="F1F6FC"/>
+      </w:pPr>
+      <w:r>
+        <w:rPr>
+          <w:b w:val="0"/>
+        </w:rPr>
         <w:t>CASE GALLERY</w:t>
       </w:r>
     </w:p>
     <w:p>
-      <w:r>
-        <w:t>Four Tests, Four Kinds of Evidence</w:t>
-      </w:r>
-    </w:p>
-    <w:p>
-      <w:r>
+      <w:pPr>
+        <w:spacing w:line="336" w:lineRule="auto" w:after="180"/>
+      </w:pPr>
+      <w:r>
+        <w:rPr>
+          <w:b w:val="0"/>
+        </w:rPr>
+        <w:t xml:space="preserve">Four Tests, Four Kinds of </w:t>
+      </w:r>
+      <w:r>
+        <w:rPr>
+          <w:b/>
+        </w:rPr>
+        <w:t>Evidence</w:t>
+      </w:r>
+    </w:p>
+    <w:p>
+      <w:pPr>
+        <w:spacing w:line="336" w:lineRule="auto" w:after="180"/>
+      </w:pPr>
+      <w:r>
+        <w:rPr>
+          <w:b w:val="0"/>
+        </w:rPr>
         <w:t>A system is not understood until it survives more than one comfortable example.</w:t>
       </w:r>
     </w:p>
@@ -862,8 +1337,47 @@
       </w:r>
     </w:p>
     <w:p>
-      <w:r>
-        <w:t>NORMAL CASE: predict and name evidence.     BOUNDARY CASE: predict and name evidence.</w:t>
+      <w:pPr>
+        <w:pStyle w:val="Heading3"/>
+      </w:pPr>
+      <w:r>
+        <w:t>The normal case</w:t>
+      </w:r>
+    </w:p>
+    <w:p>
+      <w:pPr>
+        <w:spacing w:line="336" w:lineRule="auto" w:after="180"/>
+        <w:shd w:fill="F1F6FC"/>
+      </w:pPr>
+      <w:r>
+        <w:rPr>
+          <w:b w:val="0"/>
+        </w:rPr>
+        <w:t xml:space="preserve">NORMAL CASE: predict and name </w:t>
+      </w:r>
+      <w:r>
+        <w:rPr>
+          <w:b/>
+        </w:rPr>
+        <w:t>evidence</w:t>
+      </w:r>
+      <w:r>
+        <w:rPr>
+          <w:b w:val="0"/>
+        </w:rPr>
+        <w:t xml:space="preserve">.     BOUNDARY CASE: predict and name </w:t>
+      </w:r>
+      <w:r>
+        <w:rPr>
+          <w:b/>
+        </w:rPr>
+        <w:t>evidence</w:t>
+      </w:r>
+      <w:r>
+        <w:rPr>
+          <w:b w:val="0"/>
+        </w:rPr>
+        <w:t>.</w:t>
       </w:r>
     </w:p>
     <w:p>
@@ -939,12 +1453,58 @@
       </w:r>
     </w:p>
     <w:p>
-      <w:r>
-        <w:t>MISSING INFORMATION: predict and name evidence.     TRANSFER CASE: predict and name evidence.</w:t>
-      </w:r>
-    </w:p>
-    <w:p>
-      <w:r>
+      <w:pPr>
+        <w:pStyle w:val="Heading3"/>
+      </w:pPr>
+      <w:r>
+        <w:t>Check missing information</w:t>
+      </w:r>
+    </w:p>
+    <w:p>
+      <w:pPr>
+        <w:spacing w:line="336" w:lineRule="auto" w:after="180"/>
+        <w:shd w:fill="FFF5E6"/>
+      </w:pPr>
+      <w:r>
+        <w:rPr>
+          <w:b w:val="0"/>
+        </w:rPr>
+        <w:t xml:space="preserve">MISSING INFORMATION: predict and name </w:t>
+      </w:r>
+      <w:r>
+        <w:rPr>
+          <w:b/>
+        </w:rPr>
+        <w:t>evidence</w:t>
+      </w:r>
+      <w:r>
+        <w:rPr>
+          <w:b w:val="0"/>
+        </w:rPr>
+        <w:t xml:space="preserve">.     TRANSFER CASE: predict and name </w:t>
+      </w:r>
+      <w:r>
+        <w:rPr>
+          <w:b/>
+        </w:rPr>
+        <w:t>evidence</w:t>
+      </w:r>
+      <w:r>
+        <w:rPr>
+          <w:b w:val="0"/>
+        </w:rPr>
+        <w:t>.</w:t>
+      </w:r>
+    </w:p>
+    <w:p>
+      <w:pPr>
+        <w:spacing w:line="336" w:lineRule="auto" w:after="180"/>
+        <w:shd w:fill="F5F1FB"/>
+      </w:pPr>
+      <w:r>
+        <w:rPr>
+          <w:b w:val="0"/>
+        </w:rPr>
         <w:t>Which case is most likely to reveal a hidden assumption? Why?</w:t>
       </w:r>
     </w:p>
@@ -990,17 +1550,68 @@
       </w:r>
     </w:p>
     <w:p>
-      <w:r>
+      <w:pPr>
+        <w:pStyle w:val="Heading3"/>
+      </w:pPr>
+      <w:r>
+        <w:t>Change one thing</w:t>
+      </w:r>
+    </w:p>
+    <w:p>
+      <w:pPr>
+        <w:spacing w:line="336" w:lineRule="auto" w:after="180"/>
+        <w:shd w:fill="F5F1FB"/>
+      </w:pPr>
+      <w:r>
+        <w:rPr>
+          <w:b w:val="0"/>
+        </w:rPr>
         <w:t>Change: Recruit more club volunteers only.</w:t>
       </w:r>
     </w:p>
     <w:p>
-      <w:r>
-        <w:t>Prediction: Sample size increases without fixing missing representation of other learners.</w:t>
-      </w:r>
-    </w:p>
-    <w:p>
-      <w:r>
+      <w:pPr>
+        <w:pStyle w:val="Heading3"/>
+      </w:pPr>
+      <w:r>
+        <w:t>Predicted result</w:t>
+      </w:r>
+    </w:p>
+    <w:p>
+      <w:pPr>
+        <w:spacing w:line="336" w:lineRule="auto" w:after="180"/>
+        <w:shd w:fill="F1F6FC"/>
+      </w:pPr>
+      <w:r>
+        <w:rPr>
+          <w:b/>
+        </w:rPr>
+        <w:t>Prediction</w:t>
+      </w:r>
+      <w:r>
+        <w:rPr>
+          <w:b w:val="0"/>
+        </w:rPr>
+        <w:t>: Sample size increases without fixing missing representation of other learners.</w:t>
+      </w:r>
+    </w:p>
+    <w:p>
+      <w:pPr>
+        <w:pStyle w:val="Heading3"/>
+      </w:pPr>
+      <w:r>
+        <w:t>Why the result follows</w:t>
+      </w:r>
+    </w:p>
+    <w:p>
+      <w:pPr>
+        <w:spacing w:line="336" w:lineRule="auto" w:after="180"/>
+        <w:shd w:fill="F1F6FC"/>
+      </w:pPr>
+      <w:r>
+        <w:rPr>
+          <w:b w:val="0"/>
+        </w:rPr>
         <w:t>Reason: The added respondents come from the already overrepresented group.</w:t>
       </w:r>
     </w:p>
@@ -1014,16 +1625,39 @@
     </w:p>
     <w:p>
       <w:r>
+        <w:t>Use the vocabulary of Repair Bias in Data to explain a concrete decision, rather than only memorising definitions.</w:t>
+      </w:r>
+    </w:p>
+    <w:p>
+      <w:pPr>
+        <w:spacing w:line="336" w:lineRule="auto" w:after="180"/>
+      </w:pPr>
+      <w:r>
+        <w:rPr>
+          <w:b/>
+        </w:rPr>
         <w:t>VOCABULARY LAB</w:t>
       </w:r>
     </w:p>
     <w:p>
-      <w:r>
+      <w:pPr>
+        <w:spacing w:line="336" w:lineRule="auto" w:after="180"/>
+      </w:pPr>
+      <w:r>
+        <w:rPr>
+          <w:b w:val="0"/>
+        </w:rPr>
         <w:t>Words You Can Use to Reason</w:t>
       </w:r>
     </w:p>
     <w:p>
-      <w:r>
+      <w:pPr>
+        <w:spacing w:line="336" w:lineRule="auto" w:after="180"/>
+      </w:pPr>
+      <w:r>
+        <w:rPr>
+          <w:b w:val="0"/>
+        </w:rPr>
         <w:t>A definition matters when you can recognize the idea, use it, and contrast it with a near-miss.</w:t>
       </w:r>
     </w:p>
@@ -1458,17 +2092,58 @@
     </w:p>
     <w:p>
       <w:r>
-        <w:t>WORKED EVIDENCE</w:t>
-      </w:r>
-    </w:p>
-    <w:p>
-      <w:r>
+        <w:t>Follow the worked trace for Repair Bias in Data, predict a step, then compare with its explanation.</w:t>
+      </w:r>
+    </w:p>
+    <w:p>
+      <w:pPr>
+        <w:spacing w:line="336" w:lineRule="auto" w:after="180"/>
+      </w:pPr>
+      <w:r>
+        <w:rPr>
+          <w:b/>
+        </w:rPr>
+        <w:t xml:space="preserve">WORKED </w:t>
+      </w:r>
+      <w:r>
+        <w:rPr>
+          <w:b/>
+        </w:rPr>
+        <w:t>EVIDENCE</w:t>
+      </w:r>
+    </w:p>
+    <w:p>
+      <w:pPr>
+        <w:spacing w:line="336" w:lineRule="auto" w:after="180"/>
+      </w:pPr>
+      <w:r>
+        <w:rPr>
+          <w:b w:val="0"/>
+        </w:rPr>
         <w:t>Reason Step by Step</w:t>
       </w:r>
     </w:p>
     <w:p>
-      <w:r>
-        <w:t>Predict first. Then check each step. A correct answer without visible reasoning is incomplete evidence.</w:t>
+      <w:pPr>
+        <w:spacing w:line="336" w:lineRule="auto" w:after="180"/>
+      </w:pPr>
+      <w:r>
+        <w:rPr>
+          <w:b w:val="0"/>
+        </w:rPr>
+        <w:t xml:space="preserve">Predict first. Then check each step. A correct answer without visible reasoning is incomplete </w:t>
+      </w:r>
+      <w:r>
+        <w:rPr>
+          <w:b/>
+        </w:rPr>
+        <w:t>evidence</w:t>
+      </w:r>
+      <w:r>
+        <w:rPr>
+          <w:b w:val="0"/>
+        </w:rPr>
+        <w:t>.</w:t>
       </w:r>
     </w:p>
     <w:p>
@@ -1508,27 +2183,85 @@
       </w:r>
     </w:p>
     <w:p>
-      <w:r>
+      <w:pPr>
+        <w:spacing w:line="336" w:lineRule="auto" w:after="180"/>
+        <w:shd w:fill="F4F9FC"/>
+      </w:pPr>
+      <w:r>
+        <w:rPr>
+          <w:b w:val="0"/>
+        </w:rPr>
         <w:t>1. Audit: quiet-room voices work; noisy-room voices often fail.</w:t>
       </w:r>
     </w:p>
     <w:p>
-      <w:r>
+      <w:pPr>
+        <w:spacing w:line="336" w:lineRule="auto" w:after="180"/>
+        <w:shd w:fill="F4F9FC"/>
+      </w:pPr>
+      <w:r>
+        <w:rPr>
+          <w:b w:val="0"/>
+        </w:rPr>
         <w:t>2. Possible causes: missing environments, microphone differences, narrow speakers.</w:t>
       </w:r>
     </w:p>
     <w:p>
-      <w:r>
+      <w:pPr>
+        <w:spacing w:line="336" w:lineRule="auto" w:after="180"/>
+        <w:shd w:fill="F4F9FC"/>
+      </w:pPr>
+      <w:r>
+        <w:rPr>
+          <w:b w:val="0"/>
+        </w:rPr>
         <w:t>3. Repair: collect consented examples across settings; remove shortcut features.</w:t>
       </w:r>
     </w:p>
     <w:p>
-      <w:r>
-        <w:t>4. Retest the same subgroup cases and report before/after results.</w:t>
-      </w:r>
-    </w:p>
-    <w:p>
-      <w:r>
+      <w:pPr>
+        <w:spacing w:line="336" w:lineRule="auto" w:after="180"/>
+        <w:shd w:fill="F4F9FC"/>
+      </w:pPr>
+      <w:r>
+        <w:rPr>
+          <w:b w:val="0"/>
+        </w:rPr>
+        <w:t xml:space="preserve">4. </w:t>
+      </w:r>
+      <w:r>
+        <w:rPr>
+          <w:b/>
+        </w:rPr>
+        <w:t>Retest</w:t>
+      </w:r>
+      <w:r>
+        <w:rPr>
+          <w:b w:val="0"/>
+        </w:rPr>
+        <w:t xml:space="preserve"> the same </w:t>
+      </w:r>
+      <w:r>
+        <w:rPr>
+          <w:b/>
+        </w:rPr>
+        <w:t>subgroup</w:t>
+      </w:r>
+      <w:r>
+        <w:rPr>
+          <w:b w:val="0"/>
+        </w:rPr>
+        <w:t xml:space="preserve"> cases and report before/after results.</w:t>
+      </w:r>
+    </w:p>
+    <w:p>
+      <w:pPr>
+        <w:spacing w:line="336" w:lineRule="auto" w:after="180"/>
+      </w:pPr>
+      <w:r>
+        <w:rPr>
+          <w:b w:val="0"/>
+        </w:rPr>
         <w:t>Recalculate, retrace, or restate the reasoning in your own representation:</w:t>
       </w:r>
     </w:p>
@@ -1566,8 +2299,27 @@
       </w:r>
     </w:p>
     <w:p>
-      <w:r>
-        <w:t>CHECK  Did the evidence answer the exact question? Did the total, path, or source record stay consistent?</w:t>
+      <w:pPr>
+        <w:spacing w:line="336" w:lineRule="auto" w:after="180"/>
+        <w:shd w:fill="F5F1FB"/>
+      </w:pPr>
+      <w:r>
+        <w:rPr>
+          <w:b w:val="0"/>
+        </w:rPr>
+        <w:t xml:space="preserve">CHECK  Did the </w:t>
+      </w:r>
+      <w:r>
+        <w:rPr>
+          <w:b/>
+        </w:rPr>
+        <w:t>evidence</w:t>
+      </w:r>
+      <w:r>
+        <w:rPr>
+          <w:b w:val="0"/>
+        </w:rPr>
+        <w:t xml:space="preserve"> answer the exact question? Did the total, path, or source record stay consistent?</w:t>
       </w:r>
     </w:p>
     <w:p>
@@ -1625,7 +2377,13 @@
       </w:r>
     </w:p>
     <w:p>
-      <w:r>
+      <w:pPr>
+        <w:spacing w:line="336" w:lineRule="auto" w:after="180"/>
+      </w:pPr>
+      <w:r>
+        <w:rPr>
+          <w:b w:val="0"/>
+        </w:rPr>
         <w:t>Cover the result before checking it. Say what is given, choose the procedure, and follow one step at a time. Then uncover the result and explain your first mismatch. Ask why a step is allowed, not only what number it produces.</w:t>
       </w:r>
     </w:p>
@@ -1638,7 +2396,13 @@
       </w:r>
     </w:p>
     <w:p>
-      <w:r>
+      <w:pPr>
+        <w:spacing w:line="336" w:lineRule="auto" w:after="180"/>
+      </w:pPr>
+      <w:r>
+        <w:rPr>
+          <w:b w:val="0"/>
+        </w:rPr>
         <w:t>A fictional school polls learners about adding comic recommendations.</w:t>
       </w:r>
     </w:p>
@@ -1651,12 +2415,42 @@
       </w:r>
     </w:p>
     <w:p>
-      <w:r>
+      <w:pPr>
+        <w:pStyle w:val="Heading3"/>
+      </w:pPr>
+      <w:r>
+        <w:t>Supplied facts</w:t>
+      </w:r>
+    </w:p>
+    <w:p>
+      <w:pPr>
+        <w:spacing w:line="336" w:lineRule="auto" w:after="180"/>
+        <w:shd w:fill="F1F6FC"/>
+      </w:pPr>
+      <w:r>
+        <w:rPr>
+          <w:b w:val="0"/>
+        </w:rPr>
         <w:t>Library-club respondents: 12 Yes out of 15. Other respondents: 3 Yes out of 15.</w:t>
       </w:r>
     </w:p>
     <w:p>
-      <w:r>
+      <w:pPr>
+        <w:pStyle w:val="Heading3"/>
+      </w:pPr>
+      <w:r>
+        <w:t>Supplied facts</w:t>
+      </w:r>
+    </w:p>
+    <w:p>
+      <w:pPr>
+        <w:spacing w:line="336" w:lineRule="auto" w:after="180"/>
+        <w:shd w:fill="F1F6FC"/>
+      </w:pPr>
+      <w:r>
+        <w:rPr>
+          <w:b w:val="0"/>
+        </w:rPr>
         <w:t>The full grade has 30 club members and 90 others. These respondents were volunteers, not random selections.</w:t>
       </w:r>
     </w:p>
@@ -1878,30 +2672,138 @@
       </w:r>
     </w:p>
     <w:p>
-      <w:r>
-        <w:t>The combined respondent result gives club members more influence than their share of the grade. A weighted illustration using 25% and 75% gives 0.25×80%+0.75×20%=35%, but volunteers may differ within each group, so weighting alone does not establish the true grade preference. Improve the collection process rather than announcing the weighted number as fact.</w:t>
-      </w:r>
-    </w:p>
-    <w:p>
       <w:pPr>
         <w:pStyle w:val="Heading3"/>
       </w:pPr>
       <w:r>
+        <w:t>Why the result follows</w:t>
+      </w:r>
+    </w:p>
+    <w:p>
+      <w:pPr>
+        <w:spacing w:line="336" w:lineRule="auto" w:after="180"/>
+        <w:shd w:fill="F1F6FC"/>
+      </w:pPr>
+      <w:r>
+        <w:rPr>
+          <w:b w:val="0"/>
+        </w:rPr>
+        <w:t>The combined respondent result gives club members more influence than their share of the grade.</w:t>
+      </w:r>
+    </w:p>
+    <w:p>
+      <w:pPr>
+        <w:spacing w:line="336" w:lineRule="auto" w:after="180"/>
+        <w:shd w:fill="F1F6FC"/>
+      </w:pPr>
+      <w:r>
+        <w:rPr>
+          <w:b w:val="0"/>
+        </w:rPr>
+        <w:t>A weighted illustration using 25% and 75% gives 0.25×</w:t>
+      </w:r>
+      <w:r>
+        <w:rPr>
+          <w:b/>
+        </w:rPr>
+        <w:t>80%</w:t>
+      </w:r>
+      <w:r>
+        <w:rPr>
+          <w:b w:val="0"/>
+        </w:rPr>
+        <w:t>+0.75×20%=35%, but volunteers may differ within each group, so weighting alone does not establish the true grade preference.</w:t>
+      </w:r>
+    </w:p>
+    <w:p>
+      <w:pPr>
+        <w:spacing w:line="336" w:lineRule="auto" w:after="180"/>
+        <w:shd w:fill="F1F6FC"/>
+      </w:pPr>
+      <w:r>
+        <w:rPr>
+          <w:b w:val="0"/>
+        </w:rPr>
+        <w:t xml:space="preserve">Improve the collection </w:t>
+      </w:r>
+      <w:r>
+        <w:rPr>
+          <w:b/>
+        </w:rPr>
+        <w:t>process</w:t>
+      </w:r>
+      <w:r>
+        <w:rPr>
+          <w:b w:val="0"/>
+        </w:rPr>
+        <w:t xml:space="preserve"> rather than announcing the weighted number as fact.</w:t>
+      </w:r>
+    </w:p>
+    <w:p>
+      <w:pPr>
+        <w:pStyle w:val="Heading3"/>
+      </w:pPr>
+      <w:r>
         <w:t>What this example does not establish</w:t>
       </w:r>
     </w:p>
     <w:p>
-      <w:r>
+      <w:pPr>
+        <w:pStyle w:val="Heading3"/>
+      </w:pPr>
+      <w:r>
+        <w:t>Keep the stated limit</w:t>
+      </w:r>
+    </w:p>
+    <w:p>
+      <w:pPr>
+        <w:spacing w:line="336" w:lineRule="auto" w:after="180"/>
+        <w:shd w:fill="FFF5E6"/>
+      </w:pPr>
+      <w:r>
+        <w:rPr>
+          <w:b w:val="0"/>
+        </w:rPr>
         <w:t>Neither raw nor weighted volunteer rates prove the whole grade’s opinion; privacy and consent rules still apply.</w:t>
       </w:r>
     </w:p>
     <w:p>
-      <w:r>
+      <w:pPr>
+        <w:pStyle w:val="Heading3"/>
+      </w:pPr>
+      <w:r>
+        <w:t>Keep the stated limit</w:t>
+      </w:r>
+    </w:p>
+    <w:p>
+      <w:pPr>
+        <w:spacing w:line="336" w:lineRule="auto" w:after="180"/>
+        <w:shd w:fill="FFF5E6"/>
+      </w:pPr>
+      <w:r>
+        <w:rPr>
+          <w:b w:val="0"/>
+        </w:rPr>
         <w:t>Read the labelled picture: Why must 35% be labelled an illustration rather than the measured grade-wide Yes rate?</w:t>
       </w:r>
     </w:p>
     <w:p>
-      <w:r>
+      <w:pPr>
+        <w:pStyle w:val="Heading3"/>
+      </w:pPr>
+      <w:r>
+        <w:t>Keep the stated limit</w:t>
+      </w:r>
+    </w:p>
+    <w:p>
+      <w:pPr>
+        <w:spacing w:line="336" w:lineRule="auto" w:after="180"/>
+        <w:shd w:fill="FFF5E6"/>
+      </w:pPr>
+      <w:r>
+        <w:rPr>
+          <w:b w:val="0"/>
+        </w:rPr>
         <w:t>Change one thing: Recruit more club volunteers only. Predict the result before checking the explanation. What remains the same?</w:t>
       </w:r>
     </w:p>
@@ -1915,17 +2817,61 @@
     </w:p>
     <w:p>
       <w:r>
+        <w:t>Find the unsupported step in the Repair Bias in Data claim and explain a repair using the supplied evidence.</w:t>
+      </w:r>
+    </w:p>
+    <w:p>
+      <w:pPr>
+        <w:pStyle w:val="Heading3"/>
+      </w:pPr>
+      <w:r>
+        <w:t>Find the first error</w:t>
+      </w:r>
+    </w:p>
+    <w:p>
+      <w:pPr>
+        <w:spacing w:line="336" w:lineRule="auto" w:after="180"/>
+        <w:shd w:fill="FFF5E6"/>
+      </w:pPr>
+      <w:r>
+        <w:rPr>
+          <w:b w:val="0"/>
+        </w:rPr>
         <w:t>ERROR DETECTIVE</w:t>
       </w:r>
     </w:p>
     <w:p>
-      <w:r>
+      <w:pPr>
+        <w:spacing w:line="336" w:lineRule="auto" w:after="180"/>
+      </w:pPr>
+      <w:r>
+        <w:rPr>
+          <w:b w:val="0"/>
+        </w:rPr>
         <w:t>Compare → Diagnose → Repair</w:t>
       </w:r>
     </w:p>
     <w:p>
-      <w:r>
-        <w:t>Do not patch the answer. Find the earliest unsupported assumption, wrong step, or weak evidence.</w:t>
+      <w:pPr>
+        <w:spacing w:line="336" w:lineRule="auto" w:after="180"/>
+      </w:pPr>
+      <w:r>
+        <w:rPr>
+          <w:b w:val="0"/>
+        </w:rPr>
+        <w:t xml:space="preserve">Do not patch the answer. Find the earliest unsupported assumption, wrong step, or weak </w:t>
+      </w:r>
+      <w:r>
+        <w:rPr>
+          <w:b/>
+        </w:rPr>
+        <w:t>evidence</w:t>
+      </w:r>
+      <w:r>
+        <w:rPr>
+          <w:b w:val="0"/>
+        </w:rPr>
+        <w:t>.</w:t>
       </w:r>
     </w:p>
     <w:p>
@@ -2175,7 +3121,14 @@
       </w:tr>
     </w:tbl>
     <w:p>
-      <w:r>
+      <w:pPr>
+        <w:spacing w:line="336" w:lineRule="auto" w:after="180"/>
+        <w:shd w:fill="F5F1FB"/>
+      </w:pPr>
+      <w:r>
+        <w:rPr>
+          <w:b w:val="0"/>
+        </w:rPr>
         <w:t>Repair one cause. Why is this repair better than changing several things?</w:t>
       </w:r>
     </w:p>
@@ -2221,8 +3174,25 @@
       </w:r>
     </w:p>
     <w:p>
-      <w:r>
-        <w:t>Group differences suggest that coverage matters, but do not explain why choices differ. Small group counts also make percentages unstable. Use neutral group labels in fictional data rather than personal or sensitive attributes.</w:t>
+      <w:pPr>
+        <w:spacing w:line="336" w:lineRule="auto" w:after="180"/>
+      </w:pPr>
+      <w:r>
+        <w:rPr>
+          <w:b w:val="0"/>
+        </w:rPr>
+        <w:t>Group differences suggest that coverage matters, but do not explain why choices differ. Small group counts also make percentages unstable.</w:t>
+      </w:r>
+    </w:p>
+    <w:p>
+      <w:pPr>
+        <w:spacing w:line="336" w:lineRule="auto" w:after="180"/>
+      </w:pPr>
+      <w:r>
+        <w:rPr>
+          <w:b w:val="0"/>
+        </w:rPr>
+        <w:t>Use neutral group labels in fictional data rather than personal or sensitive attributes.</w:t>
       </w:r>
     </w:p>
     <w:p>
@@ -2273,16 +3243,39 @@
     </w:p>
     <w:p>
       <w:r>
+        <w:t>Practise Repair Bias in Data with support, then explain the deciding step in your own words.</w:t>
+      </w:r>
+    </w:p>
+    <w:p>
+      <w:pPr>
+        <w:spacing w:line="336" w:lineRule="auto" w:after="180"/>
+      </w:pPr>
+      <w:r>
+        <w:rPr>
+          <w:b/>
+        </w:rPr>
         <w:t>LOGIC STUDIO</w:t>
       </w:r>
     </w:p>
     <w:p>
-      <w:r>
+      <w:pPr>
+        <w:spacing w:line="336" w:lineRule="auto" w:after="180"/>
+      </w:pPr>
+      <w:r>
+        <w:rPr>
+          <w:b w:val="0"/>
+        </w:rPr>
         <w:t>Trace Before You Run</w:t>
       </w:r>
     </w:p>
     <w:p>
-      <w:r>
+      <w:pPr>
+        <w:spacing w:line="336" w:lineRule="auto" w:after="180"/>
+      </w:pPr>
+      <w:r>
+        <w:rPr>
+          <w:b w:val="0"/>
+        </w:rPr>
         <w:t>Block code, pseudocode, tables, and diagrams are different ways to expose the same reasoning.</w:t>
       </w:r>
     </w:p>
@@ -2323,8 +3316,26 @@
       </w:r>
     </w:p>
     <w:p>
-      <w:r>
-        <w:t>SET evidence_record</w:t>
+      <w:pPr>
+        <w:spacing w:line="336" w:lineRule="auto" w:after="180"/>
+      </w:pPr>
+      <w:r>
+        <w:rPr>
+          <w:b w:val="0"/>
+        </w:rPr>
+        <w:t xml:space="preserve">SET </w:t>
+      </w:r>
+      <w:r>
+        <w:rPr>
+          <w:b/>
+        </w:rPr>
+        <w:t>evidence</w:t>
+      </w:r>
+      <w:r>
+        <w:rPr>
+          <w:b w:val="0"/>
+        </w:rPr>
+        <w:t>_record</w:t>
         <w:br/>
         <w:t>PREDICT expected_result</w:t>
         <w:br/>
@@ -2332,14 +3343,44 @@
         <w:br/>
         <w:t>COMPARE actual_result with expected_result</w:t>
         <w:br/>
-        <w:t>IF different: locate first cause; change one factor; RETEST</w:t>
+        <w:t xml:space="preserve">IF different: locate first cause; change one factor; </w:t>
+      </w:r>
+      <w:r>
+        <w:rPr>
+          <w:b/>
+        </w:rPr>
+        <w:t>RETEST</w:t>
+      </w:r>
+      <w:r>
+        <w:rPr>
+          <w:b w:val="0"/>
+        </w:rPr>
         <w:br/>
         <w:t>EXPLAIN result, limitation, and next safe step</w:t>
       </w:r>
     </w:p>
     <w:p>
-      <w:r>
-        <w:t>Trace one input. Which line changes the state or chooses a path?</w:t>
+      <w:pPr>
+        <w:spacing w:line="336" w:lineRule="auto" w:after="180"/>
+        <w:shd w:fill="F5F1FB"/>
+      </w:pPr>
+      <w:r>
+        <w:rPr>
+          <w:b w:val="0"/>
+        </w:rPr>
+        <w:t xml:space="preserve">Trace one </w:t>
+      </w:r>
+      <w:r>
+        <w:rPr>
+          <w:b/>
+        </w:rPr>
+        <w:t>input</w:t>
+      </w:r>
+      <w:r>
+        <w:rPr>
+          <w:b w:val="0"/>
+        </w:rPr>
+        <w:t>. Which line changes the state or chooses a path?</w:t>
       </w:r>
     </w:p>
     <w:p>
@@ -2384,8 +3425,26 @@
       </w:r>
     </w:p>
     <w:p>
-      <w:r>
-        <w:t>Surveying another 100 people from the same undercovered source may make the sample larger without fixing the selection problem. Improve access to missing groups and record nonresponse; do not simply duplicate existing rows.</w:t>
+      <w:pPr>
+        <w:spacing w:line="336" w:lineRule="auto" w:after="180"/>
+      </w:pPr>
+      <w:r>
+        <w:rPr>
+          <w:b w:val="0"/>
+        </w:rPr>
+        <w:t xml:space="preserve">Surveying another 100 people from the same undercovered source may make the sample larger without fixing the selection problem. Improve access to missing groups and record </w:t>
+      </w:r>
+      <w:r>
+        <w:rPr>
+          <w:b/>
+        </w:rPr>
+        <w:t>nonresponse</w:t>
+      </w:r>
+      <w:r>
+        <w:rPr>
+          <w:b w:val="0"/>
+        </w:rPr>
+        <w:t>; do not simply duplicate existing rows.</w:t>
       </w:r>
     </w:p>
     <w:p>
@@ -2397,8 +3456,38 @@
       </w:r>
     </w:p>
     <w:p>
-      <w:r>
-        <w:t>Use workbook W2 for the connected example “Selection bias and coverage”. First fill the input and rule boxes. Try the middle steps before asking for a hint. After a hint, try the next step yourself.</w:t>
+      <w:pPr>
+        <w:spacing w:line="336" w:lineRule="auto" w:after="180"/>
+      </w:pPr>
+      <w:r>
+        <w:rPr>
+          <w:b w:val="0"/>
+        </w:rPr>
+        <w:t>Use workbook W2 for the connected example “</w:t>
+      </w:r>
+      <w:r>
+        <w:rPr>
+          <w:b/>
+        </w:rPr>
+        <w:t>Selection bias</w:t>
+      </w:r>
+      <w:r>
+        <w:rPr>
+          <w:b w:val="0"/>
+        </w:rPr>
+        <w:t xml:space="preserve"> and coverage”. First fill the </w:t>
+      </w:r>
+      <w:r>
+        <w:rPr>
+          <w:b/>
+        </w:rPr>
+        <w:t>input</w:t>
+      </w:r>
+      <w:r>
+        <w:rPr>
+          <w:b w:val="0"/>
+        </w:rPr>
+        <w:t xml:space="preserve"> and rule boxes. Try the middle steps before asking for a hint. After a hint, try the next step yourself.</w:t>
       </w:r>
     </w:p>
     <w:tbl>
@@ -2481,7 +3570,13 @@
       </w:tr>
     </w:tbl>
     <w:p>
-      <w:r>
+      <w:pPr>
+        <w:spacing w:line="336" w:lineRule="auto" w:after="180"/>
+      </w:pPr>
+      <w:r>
+        <w:rPr>
+          <w:b w:val="0"/>
+        </w:rPr>
         <w:t>Explain your trace to a partner. Your partner points to one step to check. Swap roles on the next case. Each person writes their own explanation.</w:t>
       </w:r>
     </w:p>
@@ -2494,12 +3589,47 @@
       </w:r>
     </w:p>
     <w:p>
-      <w:r>
-        <w:t>Use the worked case for Selection bias and coverage. Proposed explanation: “A successful run proves the conclusion”. Decide whether this explanation is supported. Point to the step or supplied fact that decides; explain your repair if needed.</w:t>
-      </w:r>
-    </w:p>
-    <w:p>
-      <w:r>
+      <w:pPr>
+        <w:spacing w:line="336" w:lineRule="auto" w:after="180"/>
+      </w:pPr>
+      <w:r>
+        <w:rPr>
+          <w:b w:val="0"/>
+        </w:rPr>
+        <w:t xml:space="preserve">Use the worked case for </w:t>
+      </w:r>
+      <w:r>
+        <w:rPr>
+          <w:b/>
+        </w:rPr>
+        <w:t>Selection bias</w:t>
+      </w:r>
+      <w:r>
+        <w:rPr>
+          <w:b w:val="0"/>
+        </w:rPr>
+        <w:t xml:space="preserve"> and coverage. Proposed explanation: “A successful run proves the conclusion”. Decide whether this explanation is supported.</w:t>
+      </w:r>
+    </w:p>
+    <w:p>
+      <w:pPr>
+        <w:spacing w:line="336" w:lineRule="auto" w:after="180"/>
+      </w:pPr>
+      <w:r>
+        <w:rPr>
+          <w:b w:val="0"/>
+        </w:rPr>
+        <w:t>Point to the step or supplied fact that decides; explain your repair if needed.</w:t>
+      </w:r>
+    </w:p>
+    <w:p>
+      <w:pPr>
+        <w:spacing w:line="336" w:lineRule="auto" w:after="180"/>
+      </w:pPr>
+      <w:r>
+        <w:rPr>
+          <w:b w:val="0"/>
+        </w:rPr>
         <w:t>Answer on your own before discussion. If you are unsure, say which step you need help with.</w:t>
       </w:r>
     </w:p>
@@ -2512,7 +3642,14 @@
       </w:r>
     </w:p>
     <w:p>
-      <w:r>
+      <w:pPr>
+        <w:spacing w:line="336" w:lineRule="auto" w:after="180"/>
+        <w:shd w:fill="F5F1FB"/>
+      </w:pPr>
+      <w:r>
+        <w:rPr>
+          <w:b w:val="0"/>
+        </w:rPr>
         <w:t>Why must 35% be labelled an illustration rather than the measured grade-wide Yes rate?</w:t>
       </w:r>
     </w:p>
@@ -2545,7 +3682,13 @@
       </w:r>
     </w:p>
     <w:p>
-      <w:r>
+      <w:pPr>
+        <w:spacing w:line="336" w:lineRule="auto" w:after="180"/>
+      </w:pPr>
+      <w:r>
+        <w:rPr>
+          <w:b w:val="0"/>
+        </w:rPr>
         <w:t>This is supported practice. Keep the separately named independent case for an attempt before feedback.</w:t>
       </w:r>
     </w:p>
@@ -2559,16 +3702,45 @@
     </w:p>
     <w:p>
       <w:r>
-        <w:t>EVIDENCE LAB</w:t>
-      </w:r>
-    </w:p>
-    <w:p>
-      <w:r>
+        <w:t>Investigate Repair Bias in Data. Record the prediction, actual observation or labelled paper trace, explanation and next test separately.</w:t>
+      </w:r>
+    </w:p>
+    <w:p>
+      <w:pPr>
+        <w:spacing w:line="336" w:lineRule="auto" w:after="180"/>
+      </w:pPr>
+      <w:r>
+        <w:rPr>
+          <w:b/>
+        </w:rPr>
+        <w:t>EVIDENCE</w:t>
+      </w:r>
+      <w:r>
+        <w:rPr>
+          <w:b/>
+        </w:rPr>
+        <w:t xml:space="preserve"> LAB</w:t>
+      </w:r>
+    </w:p>
+    <w:p>
+      <w:pPr>
+        <w:spacing w:line="336" w:lineRule="auto" w:after="180"/>
+      </w:pPr>
+      <w:r>
+        <w:rPr>
+          <w:b w:val="0"/>
+        </w:rPr>
         <w:t>Predict → Test → Record → Explain</w:t>
       </w:r>
     </w:p>
     <w:p>
-      <w:r>
+      <w:pPr>
+        <w:spacing w:line="336" w:lineRule="auto" w:after="180"/>
+      </w:pPr>
+      <w:r>
+        <w:rPr>
+          <w:b w:val="0"/>
+        </w:rPr>
         <w:t>Keep expected and actual results separate. Surprises are useful data when recorded honestly.</w:t>
       </w:r>
     </w:p>
@@ -2609,8 +3781,26 @@
       </w:r>
     </w:p>
     <w:p>
-      <w:r>
-        <w:t>Given an uneven dataset, name the missing coverage, choose one repair, predict an outcome, and rerun a fixed subgroup test set.</w:t>
+      <w:pPr>
+        <w:spacing w:line="336" w:lineRule="auto" w:after="180"/>
+      </w:pPr>
+      <w:r>
+        <w:rPr>
+          <w:b w:val="0"/>
+        </w:rPr>
+        <w:t xml:space="preserve">Given an uneven dataset, name the missing coverage, choose one repair, predict an outcome, and rerun a fixed </w:t>
+      </w:r>
+      <w:r>
+        <w:rPr>
+          <w:b/>
+        </w:rPr>
+        <w:t>subgroup</w:t>
+      </w:r>
+      <w:r>
+        <w:rPr>
+          <w:b w:val="0"/>
+        </w:rPr>
+        <w:t xml:space="preserve"> test set.</w:t>
       </w:r>
     </w:p>
     <w:tbl>
@@ -2859,7 +4049,14 @@
       </w:tr>
     </w:tbl>
     <w:p>
-      <w:r>
+      <w:pPr>
+        <w:spacing w:line="336" w:lineRule="auto" w:after="180"/>
+        <w:shd w:fill="F5F1FB"/>
+      </w:pPr>
+      <w:r>
+        <w:rPr>
+          <w:b w:val="0"/>
+        </w:rPr>
         <w:t>What did the hardest test teach you that the normal test did not?</w:t>
       </w:r>
     </w:p>
@@ -2905,7 +4102,13 @@
       </w:r>
     </w:p>
     <w:p>
-      <w:r>
+      <w:pPr>
+        <w:spacing w:line="336" w:lineRule="auto" w:after="180"/>
+      </w:pPr>
+      <w:r>
+        <w:rPr>
+          <w:b w:val="0"/>
+        </w:rPr>
         <w:t>Before trying: what do I expect, and why? While trying: which step could first go wrong? Afterwards: what did I actually observe, and what should change? Keep “not run” if you only traced the procedure.</w:t>
       </w:r>
     </w:p>
@@ -2919,17 +4122,52 @@
     </w:p>
     <w:p>
       <w:r>
+        <w:t>Move from recall to tracing, diagnosis and transfer in Repair Bias in Data. Explain why each step is justified.</w:t>
+      </w:r>
+    </w:p>
+    <w:p>
+      <w:pPr>
+        <w:spacing w:line="336" w:lineRule="auto" w:after="180"/>
+      </w:pPr>
+      <w:r>
+        <w:rPr>
+          <w:b/>
+        </w:rPr>
         <w:t>MASTERY</w:t>
       </w:r>
     </w:p>
     <w:p>
-      <w:r>
+      <w:pPr>
+        <w:spacing w:line="336" w:lineRule="auto" w:after="180"/>
+      </w:pPr>
+      <w:r>
+        <w:rPr>
+          <w:b w:val="0"/>
+        </w:rPr>
         <w:t>From Knowing the Word to Owning the Idea</w:t>
       </w:r>
     </w:p>
     <w:p>
-      <w:r>
-        <w:t>Move upward only when you can produce evidence without copying the worked example.</w:t>
+      <w:pPr>
+        <w:spacing w:line="336" w:lineRule="auto" w:after="180"/>
+      </w:pPr>
+      <w:r>
+        <w:rPr>
+          <w:b w:val="0"/>
+        </w:rPr>
+        <w:t xml:space="preserve">Move upward only when you can produce </w:t>
+      </w:r>
+      <w:r>
+        <w:rPr>
+          <w:b/>
+        </w:rPr>
+        <w:t>evidence</w:t>
+      </w:r>
+      <w:r>
+        <w:rPr>
+          <w:b w:val="0"/>
+        </w:rPr>
+        <w:t xml:space="preserve"> without copying the worked example.</w:t>
       </w:r>
     </w:p>
     <w:p>
@@ -2969,33 +4207,93 @@
       </w:r>
     </w:p>
     <w:p>
-      <w:r>
+      <w:pPr>
+        <w:spacing w:line="336" w:lineRule="auto" w:after="180"/>
+      </w:pPr>
+      <w:r>
+        <w:rPr>
+          <w:b w:val="0"/>
+        </w:rPr>
         <w:t>1 • NAME: Define the concept without repeating the textbook.</w:t>
       </w:r>
     </w:p>
     <w:p>
-      <w:r>
-        <w:t>2 • TRACE: Show the information, state, branch, calculation, or evidence path.</w:t>
-      </w:r>
-    </w:p>
-    <w:p>
-      <w:r>
+      <w:pPr>
+        <w:spacing w:line="336" w:lineRule="auto" w:after="180"/>
+      </w:pPr>
+      <w:r>
+        <w:rPr>
+          <w:b w:val="0"/>
+        </w:rPr>
+        <w:t xml:space="preserve">2 • TRACE: Show the information, state, branch, calculation, or </w:t>
+      </w:r>
+      <w:r>
+        <w:rPr>
+          <w:b/>
+        </w:rPr>
+        <w:t>evidence</w:t>
+      </w:r>
+      <w:r>
+        <w:rPr>
+          <w:b w:val="0"/>
+        </w:rPr>
+        <w:t xml:space="preserve"> path.</w:t>
+      </w:r>
+    </w:p>
+    <w:p>
+      <w:pPr>
+        <w:spacing w:line="336" w:lineRule="auto" w:after="180"/>
+      </w:pPr>
+      <w:r>
+        <w:rPr>
+          <w:b w:val="0"/>
+        </w:rPr>
         <w:t>3 • APPLY: Solve a different example independently.</w:t>
       </w:r>
     </w:p>
     <w:p>
-      <w:r>
+      <w:pPr>
+        <w:spacing w:line="336" w:lineRule="auto" w:after="180"/>
+      </w:pPr>
+      <w:r>
+        <w:rPr>
+          <w:b w:val="0"/>
+        </w:rPr>
         <w:t>4 • CHALLENGE: Find a boundary case, counterexample, or unfair outcome.</w:t>
       </w:r>
     </w:p>
     <w:p>
-      <w:r>
+      <w:pPr>
+        <w:spacing w:line="336" w:lineRule="auto" w:after="180"/>
+      </w:pPr>
+      <w:r>
+        <w:rPr>
+          <w:b w:val="0"/>
+        </w:rPr>
         <w:t>5 • EXPLAIN LIMITS: Say when the result should not be trusted or used alone.</w:t>
       </w:r>
     </w:p>
     <w:p>
-      <w:r>
-        <w:t>My strongest evidence of independent understanding:</w:t>
+      <w:pPr>
+        <w:spacing w:line="336" w:lineRule="auto" w:after="180"/>
+      </w:pPr>
+      <w:r>
+        <w:rPr>
+          <w:b w:val="0"/>
+        </w:rPr>
+        <w:t xml:space="preserve">My strongest </w:t>
+      </w:r>
+      <w:r>
+        <w:rPr>
+          <w:b/>
+        </w:rPr>
+        <w:t>evidence</w:t>
+      </w:r>
+      <w:r>
+        <w:rPr>
+          <w:b w:val="0"/>
+        </w:rPr>
+        <w:t xml:space="preserve"> of independent understanding:</w:t>
       </w:r>
     </w:p>
     <w:p>
@@ -3041,16 +4339,39 @@
     </w:p>
     <w:p>
       <w:r>
+        <w:t>Apply this week’s idea to Transparent Book Recommender. Keep an annotated decision and the evidence supporting it.</w:t>
+      </w:r>
+    </w:p>
+    <w:p>
+      <w:pPr>
+        <w:spacing w:line="336" w:lineRule="auto" w:after="180"/>
+      </w:pPr>
+      <w:r>
+        <w:rPr>
+          <w:b/>
+        </w:rPr>
         <w:t>CUMULATIVE PROJECT</w:t>
       </w:r>
     </w:p>
     <w:p>
-      <w:r>
+      <w:pPr>
+        <w:spacing w:line="336" w:lineRule="auto" w:after="180"/>
+      </w:pPr>
+      <w:r>
+        <w:rPr>
+          <w:b w:val="0"/>
+        </w:rPr>
         <w:t>Transparent Book Recommender</w:t>
       </w:r>
     </w:p>
     <w:p>
-      <w:r>
+      <w:pPr>
+        <w:spacing w:line="336" w:lineRule="auto" w:after="180"/>
+      </w:pPr>
+      <w:r>
+        <w:rPr>
+          <w:b w:val="0"/>
+        </w:rPr>
         <w:t>Every week adds one inspectable piece. The system must show how it reached a result.</w:t>
       </w:r>
     </w:p>
@@ -3091,17 +4412,63 @@
       </w:r>
     </w:p>
     <w:p>
-      <w:r>
+      <w:pPr>
+        <w:spacing w:line="336" w:lineRule="auto" w:after="180"/>
+      </w:pPr>
+      <w:r>
+        <w:rPr>
+          <w:b w:val="0"/>
+        </w:rPr>
         <w:t>THIS WEEK’S CHECKPOINT  Change feature coverage or weights only after locating which reader profiles are underserved.</w:t>
       </w:r>
     </w:p>
     <w:p>
-      <w:r>
-        <w:t>SYSTEM MAP  Reader need → allowed inputs → transparent rule or score → ranked candidates → explanation → test record → human decision</w:t>
-      </w:r>
-    </w:p>
-    <w:p>
-      <w:r>
+      <w:pPr>
+        <w:pStyle w:val="Heading3"/>
+      </w:pPr>
+      <w:r>
+        <w:t>Trace the system</w:t>
+      </w:r>
+    </w:p>
+    <w:p>
+      <w:pPr>
+        <w:spacing w:line="336" w:lineRule="auto" w:after="180"/>
+        <w:shd w:fill="EDF7F3"/>
+      </w:pPr>
+      <w:r>
+        <w:rPr>
+          <w:b w:val="0"/>
+        </w:rPr>
+        <w:t xml:space="preserve">SYSTEM MAP  Reader need → allowed </w:t>
+      </w:r>
+      <w:r>
+        <w:rPr>
+          <w:b/>
+        </w:rPr>
+        <w:t>input</w:t>
+      </w:r>
+      <w:r>
+        <w:rPr>
+          <w:b w:val="0"/>
+        </w:rPr>
+        <w:t xml:space="preserve">s → transparent rule or score → ranked candidates → explanation → test record → </w:t>
+      </w:r>
+      <w:r>
+        <w:rPr>
+          <w:b/>
+        </w:rPr>
+        <w:t>human decision</w:t>
+      </w:r>
+    </w:p>
+    <w:p>
+      <w:pPr>
+        <w:spacing w:line="336" w:lineRule="auto" w:after="180"/>
+        <w:shd w:fill="F5F1FB"/>
+      </w:pPr>
+      <w:r>
+        <w:rPr>
+          <w:b w:val="0"/>
+        </w:rPr>
         <w:t>What will you add, change, or verify in the project this week?</w:t>
       </w:r>
     </w:p>
@@ -3139,8 +4506,27 @@
       </w:r>
     </w:p>
     <w:p>
-      <w:r>
-        <w:t>What should remain under human control?</w:t>
+      <w:pPr>
+        <w:spacing w:line="336" w:lineRule="auto" w:after="180"/>
+        <w:shd w:fill="F5F1FB"/>
+      </w:pPr>
+      <w:r>
+        <w:rPr>
+          <w:b w:val="0"/>
+        </w:rPr>
+        <w:t xml:space="preserve">What should remain under </w:t>
+      </w:r>
+      <w:r>
+        <w:rPr>
+          <w:b/>
+        </w:rPr>
+        <w:t>human control</w:t>
+      </w:r>
+      <w:r>
+        <w:rPr>
+          <w:b w:val="0"/>
+        </w:rPr>
+        <w:t>?</w:t>
       </w:r>
     </w:p>
     <w:p>
@@ -3177,7 +4563,22 @@
       </w:r>
     </w:p>
     <w:p>
-      <w:r>
+      <w:pPr>
+        <w:pStyle w:val="Heading3"/>
+      </w:pPr>
+      <w:r>
+        <w:t>Responsible design</w:t>
+      </w:r>
+    </w:p>
+    <w:p>
+      <w:pPr>
+        <w:spacing w:line="336" w:lineRule="auto" w:after="180"/>
+        <w:shd w:fill="FFF5E6"/>
+      </w:pPr>
+      <w:r>
+        <w:rPr>
+          <w:b w:val="0"/>
+        </w:rPr>
         <w:t>RESPONSIBLE DESIGN  Collect only necessary information. Show uncertainty and limits. Never confuse a ranking with a fact about a person.</w:t>
       </w:r>
     </w:p>
@@ -3190,7 +4591,13 @@
       </w:r>
     </w:p>
     <w:p>
-      <w:r>
+      <w:pPr>
+        <w:spacing w:line="336" w:lineRule="auto" w:after="180"/>
+      </w:pPr>
+      <w:r>
+        <w:rPr>
+          <w:b w:val="0"/>
+        </w:rPr>
         <w:t>Broaden recommender feedback collection and show respondent group coverage before making user-preference claims.</w:t>
       </w:r>
     </w:p>
@@ -3204,16 +4611,48 @@
     </w:p>
     <w:p>
       <w:r>
+        <w:t>Use a genuinely new case for independent evidence. Previously discussed examples remain practice; use the separately named independent case before feedback.</w:t>
+      </w:r>
+    </w:p>
+    <w:p>
+      <w:pPr>
+        <w:pStyle w:val="Heading3"/>
+      </w:pPr>
+      <w:r>
+        <w:t>Independent evidence</w:t>
+      </w:r>
+    </w:p>
+    <w:p>
+      <w:pPr>
+        <w:spacing w:line="336" w:lineRule="auto" w:after="180"/>
+        <w:shd w:fill="FFF5E6"/>
+      </w:pPr>
+      <w:r>
+        <w:rPr>
+          <w:b w:val="0"/>
+        </w:rPr>
         <w:t>INDEPENDENT MASTERY PROOF</w:t>
       </w:r>
     </w:p>
     <w:p>
-      <w:r>
+      <w:pPr>
+        <w:spacing w:line="336" w:lineRule="auto" w:after="180"/>
+      </w:pPr>
+      <w:r>
+        <w:rPr>
+          <w:b w:val="0"/>
+        </w:rPr>
         <w:t>Explain • Transfer • Test • Defend</w:t>
       </w:r>
     </w:p>
     <w:p>
-      <w:r>
+      <w:pPr>
+        <w:spacing w:line="336" w:lineRule="auto" w:after="180"/>
+      </w:pPr>
+      <w:r>
+        <w:rPr>
+          <w:b w:val="0"/>
+        </w:rPr>
         <w:t>Complete this page without copying the worked example. Your reasoning matters more than decoration.</w:t>
       </w:r>
     </w:p>
@@ -3254,12 +4693,46 @@
       </w:r>
     </w:p>
     <w:p>
-      <w:r>
-        <w:t>CHALLENGE  Redesign an imbalanced speech dataset and specify retests.</w:t>
-      </w:r>
-    </w:p>
-    <w:p>
-      <w:r>
+      <w:pPr>
+        <w:pStyle w:val="Heading3"/>
+      </w:pPr>
+      <w:r>
+        <w:t>Try a more demanding case</w:t>
+      </w:r>
+    </w:p>
+    <w:p>
+      <w:pPr>
+        <w:spacing w:line="336" w:lineRule="auto" w:after="180"/>
+        <w:shd w:fill="F5F1FB"/>
+      </w:pPr>
+      <w:r>
+        <w:rPr>
+          <w:b w:val="0"/>
+        </w:rPr>
+        <w:t xml:space="preserve">CHALLENGE  Redesign an imbalanced speech dataset and specify </w:t>
+      </w:r>
+      <w:r>
+        <w:rPr>
+          <w:b/>
+        </w:rPr>
+        <w:t>retest</w:t>
+      </w:r>
+      <w:r>
+        <w:rPr>
+          <w:b w:val="0"/>
+        </w:rPr>
+        <w:t>s.</w:t>
+      </w:r>
+    </w:p>
+    <w:p>
+      <w:pPr>
+        <w:spacing w:line="336" w:lineRule="auto" w:after="180"/>
+        <w:shd w:fill="F4F9FC"/>
+      </w:pPr>
+      <w:r>
+        <w:rPr>
+          <w:b w:val="0"/>
+        </w:rPr>
         <w:t>1. My fresh example, trace, calculation, or design:</w:t>
       </w:r>
     </w:p>
@@ -3297,8 +4770,27 @@
       </w:r>
     </w:p>
     <w:p>
-      <w:r>
-        <w:t>2. My evidence that it works (include a boundary or missing-data case):</w:t>
+      <w:pPr>
+        <w:spacing w:line="336" w:lineRule="auto" w:after="180"/>
+        <w:shd w:fill="F4F9FC"/>
+      </w:pPr>
+      <w:r>
+        <w:rPr>
+          <w:b w:val="0"/>
+        </w:rPr>
+        <w:t xml:space="preserve">2. My </w:t>
+      </w:r>
+      <w:r>
+        <w:rPr>
+          <w:b/>
+        </w:rPr>
+        <w:t>evidence</w:t>
+      </w:r>
+      <w:r>
+        <w:rPr>
+          <w:b w:val="0"/>
+        </w:rPr>
+        <w:t xml:space="preserve"> that it works (include a boundary or missing-data case):</w:t>
       </w:r>
     </w:p>
     <w:p>
@@ -3335,7 +4827,14 @@
       </w:r>
     </w:p>
     <w:p>
-      <w:r>
+      <w:pPr>
+        <w:spacing w:line="336" w:lineRule="auto" w:after="180"/>
+        <w:shd w:fill="F4F9FC"/>
+      </w:pPr>
+      <w:r>
+        <w:rPr>
+          <w:b w:val="0"/>
+        </w:rPr>
         <w:t>3. One limitation, fairness concern, or situation needing human review:</w:t>
       </w:r>
     </w:p>
@@ -3373,8 +4872,47 @@
       </w:r>
     </w:p>
     <w:p>
-      <w:r>
-        <w:t>SELF-CHECK  □ I explained the mechanism  □ I used evidence  □ I tested a fresh case  □ I named a limitation  □ I can answer ‘why?’</w:t>
+      <w:pPr>
+        <w:pStyle w:val="Heading3"/>
+      </w:pPr>
+      <w:r>
+        <w:t>Check your explanation</w:t>
+      </w:r>
+    </w:p>
+    <w:p>
+      <w:pPr>
+        <w:spacing w:line="336" w:lineRule="auto" w:after="180"/>
+        <w:shd w:fill="F5F1FB"/>
+      </w:pPr>
+      <w:r>
+        <w:rPr>
+          <w:b w:val="0"/>
+        </w:rPr>
+        <w:t xml:space="preserve">SELF-CHECK  □ I explained the </w:t>
+      </w:r>
+      <w:r>
+        <w:rPr>
+          <w:b/>
+        </w:rPr>
+        <w:t>mechanism</w:t>
+      </w:r>
+      <w:r>
+        <w:rPr>
+          <w:b w:val="0"/>
+        </w:rPr>
+        <w:t xml:space="preserve">  □ I used </w:t>
+      </w:r>
+      <w:r>
+        <w:rPr>
+          <w:b/>
+        </w:rPr>
+        <w:t>evidence</w:t>
+      </w:r>
+      <w:r>
+        <w:rPr>
+          <w:b w:val="0"/>
+        </w:rPr>
+        <w:t xml:space="preserve">  □ I tested a fresh case  □ I named a limitation  □ I can answer ‘why?’</w:t>
       </w:r>
     </w:p>
     <w:p>
@@ -3386,6 +4924,11 @@
       </w:r>
     </w:p>
     <w:p>
+      <w:r>
+        <w:t>Revisit the complete Repair Bias in Data case for supported practice. Repeated examples do not become fresh assessments.</w:t>
+      </w:r>
+    </w:p>
+    <w:p>
       <w:pPr>
         <w:pStyle w:val="Heading3"/>
       </w:pPr>
@@ -3394,7 +4937,13 @@
       </w:r>
     </w:p>
     <w:p>
-      <w:r>
+      <w:pPr>
+        <w:spacing w:line="336" w:lineRule="auto" w:after="180"/>
+      </w:pPr>
+      <w:r>
+        <w:rPr>
+          <w:b w:val="0"/>
+        </w:rPr>
         <w:t>Use the supplied details to practise the weekly concept before attempting the independent question. This case extends the illustrated lesson.</w:t>
       </w:r>
     </w:p>
@@ -3407,8 +4956,20 @@
       </w:r>
     </w:p>
     <w:p>
-      <w:r>
-        <w:t>Training has eighteen adventure readers and two poetry readers; many intended users prefer poetry.</w:t>
+      <w:pPr>
+        <w:spacing w:line="336" w:lineRule="auto" w:after="180"/>
+      </w:pPr>
+      <w:r>
+        <w:rPr>
+          <w:b/>
+        </w:rPr>
+        <w:t>Training</w:t>
+      </w:r>
+      <w:r>
+        <w:rPr>
+          <w:b w:val="0"/>
+        </w:rPr>
+        <w:t xml:space="preserve"> has eighteen adventure readers and two poetry readers; many intended users prefer poetry.</w:t>
       </w:r>
     </w:p>
     <w:p>
@@ -3420,7 +4981,13 @@
       </w:r>
     </w:p>
     <w:p>
-      <w:r>
+      <w:pPr>
+        <w:spacing w:line="336" w:lineRule="auto" w:after="180"/>
+      </w:pPr>
+      <w:r>
+        <w:rPr>
+          <w:b w:val="0"/>
+        </w:rPr>
         <w:t>Propose repair and evaluation.</w:t>
       </w:r>
     </w:p>
@@ -3433,7 +5000,13 @@
       </w:r>
     </w:p>
     <w:p>
-      <w:r>
+      <w:pPr>
+        <w:spacing w:line="336" w:lineRule="auto" w:after="180"/>
+      </w:pPr>
+      <w:r>
+        <w:rPr>
+          <w:b w:val="0"/>
+        </w:rPr>
         <w:t>Collect varied relevant poetry examples with consistent labels. Compare both interests on separate evaluation cases before and after repair.</w:t>
       </w:r>
     </w:p>
@@ -3446,7 +5019,14 @@
       </w:r>
     </w:p>
     <w:p>
-      <w:r>
+      <w:pPr>
+        <w:spacing w:line="336" w:lineRule="auto" w:after="180"/>
+        <w:shd w:fill="F5F1FB"/>
+      </w:pPr>
+      <w:r>
+        <w:rPr>
+          <w:b w:val="0"/>
+        </w:rPr>
         <w:t>Which detail supports the answer, and why does it matter?</w:t>
       </w:r>
     </w:p>
@@ -3580,17 +5160,41 @@
       </w:tr>
     </w:tbl>
     <w:p>
-      <w:r>
-        <w:t>Training has eighteen adventure readers and two poetry readers; many intended users prefer poetry.</w:t>
-      </w:r>
-    </w:p>
-    <w:p>
-      <w:r>
+      <w:pPr>
+        <w:spacing w:line="336" w:lineRule="auto" w:after="180"/>
+      </w:pPr>
+      <w:r>
+        <w:rPr>
+          <w:b/>
+        </w:rPr>
+        <w:t>Training</w:t>
+      </w:r>
+      <w:r>
+        <w:rPr>
+          <w:b w:val="0"/>
+        </w:rPr>
+        <w:t xml:space="preserve"> has eighteen adventure readers and two poetry readers; many intended users prefer poetry.</w:t>
+      </w:r>
+    </w:p>
+    <w:p>
+      <w:pPr>
+        <w:spacing w:line="336" w:lineRule="auto" w:after="180"/>
+      </w:pPr>
+      <w:r>
+        <w:rPr>
+          <w:b w:val="0"/>
+        </w:rPr>
         <w:t>Propose repair and evaluation.</w:t>
       </w:r>
     </w:p>
     <w:p>
-      <w:r>
+      <w:pPr>
+        <w:spacing w:line="336" w:lineRule="auto" w:after="180"/>
+      </w:pPr>
+      <w:r>
+        <w:rPr>
+          <w:b w:val="0"/>
+        </w:rPr>
         <w:t>Collect varied relevant poetry examples with consistent labels. Compare both interests on separate evaluation cases before and after repair.</w:t>
       </w:r>
     </w:p>
@@ -3603,6 +5207,11 @@
       </w:r>
     </w:p>
     <w:p>
+      <w:r>
+        <w:t>Attempt the reserved new case before feedback. Record support; the earlier examples below remain additional practice.</w:t>
+      </w:r>
+    </w:p>
+    <w:p>
       <w:pPr>
         <w:pStyle w:val="Heading3"/>
       </w:pPr>
@@ -3611,7 +5220,13 @@
       </w:r>
     </w:p>
     <w:p>
-      <w:r>
+      <w:pPr>
+        <w:spacing w:line="336" w:lineRule="auto" w:after="180"/>
+      </w:pPr>
+      <w:r>
+        <w:rPr>
+          <w:b w:val="0"/>
+        </w:rPr>
         <w:t>A survey has 18 Yes of 20 club members and 2 Yes of 10 others. Compute both group rates and combined rate. Explain why 20/30 does not automatically describe the whole grade.</w:t>
       </w:r>
     </w:p>
@@ -3659,7 +5274,13 @@
       </w:r>
     </w:p>
     <w:p>
-      <w:r>
+      <w:pPr>
+        <w:spacing w:line="336" w:lineRule="auto" w:after="180"/>
+      </w:pPr>
+      <w:r>
+        <w:rPr>
+          <w:b w:val="0"/>
+        </w:rPr>
         <w:t>Attempt this case before feedback. Record any help. Earlier examples below are further practice; a case already practised with feedback cannot establish fresh transfer.</w:t>
       </w:r>
     </w:p>
@@ -3672,18 +5293,43 @@
       </w:r>
     </w:p>
     <w:p>
-      <w:r>
+      <w:pPr>
+        <w:spacing w:line="336" w:lineRule="auto" w:after="180"/>
+      </w:pPr>
+      <w:r>
+        <w:rPr>
+          <w:b w:val="0"/>
+        </w:rPr>
         <w:t>Close the worked explanation. Apply the idea to this different question without copying.</w:t>
       </w:r>
     </w:p>
     <w:p>
-      <w:r>
+      <w:pPr>
+        <w:spacing w:line="336" w:lineRule="auto" w:after="180"/>
+        <w:shd w:fill="F5F1FB"/>
+      </w:pPr>
+      <w:r>
+        <w:rPr>
+          <w:b w:val="0"/>
+        </w:rPr>
         <w:t>A dataset has 18 adventure readers and 2 poetry readers. A recommender ignores poetry preferences. What would you inspect and test after a repair?</w:t>
       </w:r>
     </w:p>
     <w:p>
-      <w:r>
-        <w:t>My answer, with a trace, calculation or supporting evidence</w:t>
+      <w:pPr>
+        <w:spacing w:line="336" w:lineRule="auto" w:after="180"/>
+      </w:pPr>
+      <w:r>
+        <w:rPr>
+          <w:b w:val="0"/>
+        </w:rPr>
+        <w:t xml:space="preserve">My answer, with a trace, calculation or supporting </w:t>
+      </w:r>
+      <w:r>
+        <w:rPr>
+          <w:b/>
+        </w:rPr>
+        <w:t>evidence</w:t>
       </w:r>
     </w:p>
     <w:p>
@@ -3728,13 +5374,37 @@
       </w:r>
     </w:p>
     <w:p>
-      <w:r>
+      <w:pPr>
+        <w:spacing w:line="336" w:lineRule="auto" w:after="180"/>
+      </w:pPr>
+      <w:r>
+        <w:rPr>
+          <w:b w:val="0"/>
+        </w:rPr>
         <w:t>Change one relevant detail. Predict the result before testing. Include a boundary or missing-information case when it helps reveal a limit.</w:t>
       </w:r>
     </w:p>
     <w:p>
-      <w:r>
-        <w:t>My changed input and expected result</w:t>
+      <w:pPr>
+        <w:spacing w:line="336" w:lineRule="auto" w:after="180"/>
+      </w:pPr>
+      <w:r>
+        <w:rPr>
+          <w:b w:val="0"/>
+        </w:rPr>
+        <w:t xml:space="preserve">My changed </w:t>
+      </w:r>
+      <w:r>
+        <w:rPr>
+          <w:b/>
+        </w:rPr>
+        <w:t>input</w:t>
+      </w:r>
+      <w:r>
+        <w:rPr>
+          <w:b w:val="0"/>
+        </w:rPr>
+        <w:t xml:space="preserve"> and expected result</w:t>
       </w:r>
     </w:p>
     <w:p>
@@ -3779,13 +5449,37 @@
       </w:r>
     </w:p>
     <w:p>
-      <w:r>
+      <w:pPr>
+        <w:spacing w:line="336" w:lineRule="auto" w:after="180"/>
+      </w:pPr>
+      <w:r>
+        <w:rPr>
+          <w:b w:val="0"/>
+        </w:rPr>
         <w:t>Change feature coverage or weights only after locating which reader profiles are underserved.</w:t>
       </w:r>
     </w:p>
     <w:p>
-      <w:r>
-        <w:t>The evidence I will keep</w:t>
+      <w:pPr>
+        <w:spacing w:line="336" w:lineRule="auto" w:after="180"/>
+      </w:pPr>
+      <w:r>
+        <w:rPr>
+          <w:b w:val="0"/>
+        </w:rPr>
+        <w:t xml:space="preserve">The </w:t>
+      </w:r>
+      <w:r>
+        <w:rPr>
+          <w:b/>
+        </w:rPr>
+        <w:t>evidence</w:t>
+      </w:r>
+      <w:r>
+        <w:rPr>
+          <w:b w:val="0"/>
+        </w:rPr>
+        <w:t xml:space="preserve"> I will keep</w:t>
       </w:r>
     </w:p>
     <w:p>
@@ -3822,8 +5516,26 @@
       </w:r>
     </w:p>
     <w:p>
-      <w:r>
-        <w:t>Your teacher has the independent answer and scoring criteria. Complete the matching workbook week to keep your practice evidence together.</w:t>
+      <w:pPr>
+        <w:spacing w:line="336" w:lineRule="auto" w:after="180"/>
+      </w:pPr>
+      <w:r>
+        <w:rPr>
+          <w:b w:val="0"/>
+        </w:rPr>
+        <w:t xml:space="preserve">Your teacher has the independent answer and scoring criteria. Complete the matching workbook week to keep your practice </w:t>
+      </w:r>
+      <w:r>
+        <w:rPr>
+          <w:b/>
+        </w:rPr>
+        <w:t>evidence</w:t>
+      </w:r>
+      <w:r>
+        <w:rPr>
+          <w:b w:val="0"/>
+        </w:rPr>
+        <w:t xml:space="preserve"> together.</w:t>
       </w:r>
     </w:p>
     <w:p>
@@ -3835,7 +5547,13 @@
       </w:r>
     </w:p>
     <w:p>
-      <w:r>
+      <w:pPr>
+        <w:spacing w:line="336" w:lineRule="auto" w:after="180"/>
+      </w:pPr>
+      <w:r>
+        <w:rPr>
+          <w:b w:val="0"/>
+        </w:rPr>
         <w:t>A catalogue has 30 adventure titles and 2 poetry titles. A recommender rarely suggests poetry. Design a repair and an evaluation that distinguishes catalogue coverage from scoring preference.</w:t>
       </w:r>
     </w:p>
@@ -3891,8 +5609,25 @@
       </w:r>
     </w:p>
     <w:p>
-      <w:r>
-        <w:t>Attempt the independent case before hints. Record whether you worked alone, used a hint or followed a model. After feedback, fix the first unsupported step and explain why it changed. A later check uses a changed case, not a copied answer.</w:t>
+      <w:pPr>
+        <w:spacing w:line="336" w:lineRule="auto" w:after="180"/>
+      </w:pPr>
+      <w:r>
+        <w:rPr>
+          <w:b w:val="0"/>
+        </w:rPr>
+        <w:t>Attempt the independent case before hints. Record whether you worked alone, used a hint or followed a model. After feedback, fix the first unsupported step and explain why it changed.</w:t>
+      </w:r>
+    </w:p>
+    <w:p>
+      <w:pPr>
+        <w:spacing w:line="336" w:lineRule="auto" w:after="180"/>
+      </w:pPr>
+      <w:r>
+        <w:rPr>
+          <w:b w:val="0"/>
+        </w:rPr>
+        <w:t>A later check uses a changed case, not a copied answer.</w:t>
       </w:r>
     </w:p>
     <w:p>
@@ -3905,6 +5640,17 @@
     </w:p>
     <w:p>
       <w:r>
+        <w:t>Use this map to navigate Repair Bias in Data, connect the goals to tasks and keep one evidence record for each attempt.</w:t>
+      </w:r>
+    </w:p>
+    <w:p>
+      <w:pPr>
+        <w:spacing w:line="336" w:lineRule="auto" w:after="180"/>
+      </w:pPr>
+      <w:r>
+        <w:rPr>
+          <w:b w:val="0"/>
+        </w:rPr>
         <w:t>Start with this question: A fictional school polls learners about adding comic recommendations.</w:t>
       </w:r>
     </w:p>
@@ -4011,13 +5757,61 @@
       </w:tr>
     </w:tbl>
     <w:p>
-      <w:r>
-        <w:t>Remember → watch and explain → try with help → investigate → try independently → keep project evidence. Your teacher may spread this lesson across several classes.</w:t>
-      </w:r>
-    </w:p>
-    <w:p>
-      <w:r>
-        <w:t>Keep your first prediction. Compare it with what the evidence shows and explain any change.</w:t>
+      <w:pPr>
+        <w:spacing w:line="336" w:lineRule="auto" w:after="180"/>
+      </w:pPr>
+      <w:r>
+        <w:rPr>
+          <w:b w:val="0"/>
+        </w:rPr>
+        <w:t xml:space="preserve">Remember → watch and explain → try with help → investigate → try independently → keep project </w:t>
+      </w:r>
+      <w:r>
+        <w:rPr>
+          <w:b/>
+        </w:rPr>
+        <w:t>evidence</w:t>
+      </w:r>
+      <w:r>
+        <w:rPr>
+          <w:b w:val="0"/>
+        </w:rPr>
+        <w:t>. Your teacher may spread this lesson across several classes.</w:t>
+      </w:r>
+    </w:p>
+    <w:p>
+      <w:pPr>
+        <w:spacing w:line="336" w:lineRule="auto" w:after="180"/>
+      </w:pPr>
+      <w:r>
+        <w:rPr>
+          <w:b w:val="0"/>
+        </w:rPr>
+        <w:t xml:space="preserve">Keep your first </w:t>
+      </w:r>
+      <w:r>
+        <w:rPr>
+          <w:b/>
+        </w:rPr>
+        <w:t>prediction</w:t>
+      </w:r>
+      <w:r>
+        <w:rPr>
+          <w:b w:val="0"/>
+        </w:rPr>
+        <w:t xml:space="preserve">. Compare it with what the </w:t>
+      </w:r>
+      <w:r>
+        <w:rPr>
+          <w:b/>
+        </w:rPr>
+        <w:t>evidence</w:t>
+      </w:r>
+      <w:r>
+        <w:rPr>
+          <w:b w:val="0"/>
+        </w:rPr>
+        <w:t xml:space="preserve"> shows and explain any change.</w:t>
       </w:r>
     </w:p>
     <w:p>
@@ -4030,7 +5824,24 @@
     </w:p>
     <w:p>
       <w:r>
-        <w:t>Close your notes. Explain this goal in your own words: Identify selection and coverage bias</w:t>
+        <w:t>Explain Repair Bias in Data without notes, identify a remaining question and plan a later check with a changed case.</w:t>
+      </w:r>
+    </w:p>
+    <w:p>
+      <w:pPr>
+        <w:spacing w:line="336" w:lineRule="auto" w:after="180"/>
+      </w:pPr>
+      <w:r>
+        <w:rPr>
+          <w:b w:val="0"/>
+        </w:rPr>
+        <w:t xml:space="preserve">Close your notes. Explain this goal in your own words: Identify selection and coverage </w:t>
+      </w:r>
+      <w:r>
+        <w:rPr>
+          <w:b/>
+        </w:rPr>
+        <w:t>bias</w:t>
       </w:r>
     </w:p>
     <w:p>
@@ -4067,13 +5878,61 @@
       </w:r>
     </w:p>
     <w:p>
-      <w:r>
-        <w:t>If you are unsure, return to the worked picture and explain one arrow. If you are ready, change an input or assumption and justify your prediction.</w:t>
-      </w:r>
-    </w:p>
-    <w:p>
-      <w:r>
-        <w:t>Save your workbook evidence. At the next review, try a different case before opening your old answer.</w:t>
+      <w:pPr>
+        <w:spacing w:line="336" w:lineRule="auto" w:after="180"/>
+      </w:pPr>
+      <w:r>
+        <w:rPr>
+          <w:b w:val="0"/>
+        </w:rPr>
+        <w:t xml:space="preserve">If you are unsure, return to the worked picture and explain one arrow. If you are ready, change an </w:t>
+      </w:r>
+      <w:r>
+        <w:rPr>
+          <w:b/>
+        </w:rPr>
+        <w:t>input</w:t>
+      </w:r>
+      <w:r>
+        <w:rPr>
+          <w:b w:val="0"/>
+        </w:rPr>
+        <w:t xml:space="preserve"> or assumption and justify your </w:t>
+      </w:r>
+      <w:r>
+        <w:rPr>
+          <w:b/>
+        </w:rPr>
+        <w:t>prediction</w:t>
+      </w:r>
+      <w:r>
+        <w:rPr>
+          <w:b w:val="0"/>
+        </w:rPr>
+        <w:t>.</w:t>
+      </w:r>
+    </w:p>
+    <w:p>
+      <w:pPr>
+        <w:spacing w:line="336" w:lineRule="auto" w:after="180"/>
+      </w:pPr>
+      <w:r>
+        <w:rPr>
+          <w:b w:val="0"/>
+        </w:rPr>
+        <w:t xml:space="preserve">Save your workbook </w:t>
+      </w:r>
+      <w:r>
+        <w:rPr>
+          <w:b/>
+        </w:rPr>
+        <w:t>evidence</w:t>
+      </w:r>
+      <w:r>
+        <w:rPr>
+          <w:b w:val="0"/>
+        </w:rPr>
+        <w:t>. At the next review, try a different case before opening your old answer.</w:t>
       </w:r>
     </w:p>
     <w:p>
@@ -4086,11 +5945,28 @@
     </w:p>
     <w:p>
       <w:r>
+        <w:t>Attempt supported questions before using hints or feedback. Review a missing building block, then keep the completed work.</w:t>
+      </w:r>
+    </w:p>
+    <w:p>
+      <w:pPr>
+        <w:spacing w:line="336" w:lineRule="auto" w:after="180"/>
+      </w:pPr>
+      <w:r>
+        <w:rPr>
+          <w:b w:val="0"/>
+        </w:rPr>
         <w:t>Use this supported practice once, in the browser or on paper. Keep the reserved independent assessment for a separate first attempt before teacher feedback.</w:t>
       </w:r>
     </w:p>
     <w:p>
-      <w:r>
+      <w:pPr>
+        <w:spacing w:line="336" w:lineRule="auto" w:after="180"/>
+      </w:pPr>
+      <w:r>
+        <w:rPr>
+          <w:b w:val="0"/>
+        </w:rPr>
         <w:t>A fictional school polls learners about adding comic recommendations.</w:t>
       </w:r>
     </w:p>
@@ -4103,27 +5979,73 @@
       </w:r>
     </w:p>
     <w:p>
-      <w:r>
-        <w:t>Which labelled step matches this detail? Plan including equality, documented invitations and report nonresponse by group.</w:t>
-      </w:r>
-    </w:p>
-    <w:p>
-      <w:r>
+      <w:pPr>
+        <w:spacing w:line="336" w:lineRule="auto" w:after="180"/>
+      </w:pPr>
+      <w:r>
+        <w:rPr>
+          <w:b w:val="0"/>
+        </w:rPr>
+        <w:t xml:space="preserve">Which labelled step matches this detail? Plan including equality, documented invitations and report </w:t>
+      </w:r>
+      <w:r>
+        <w:rPr>
+          <w:b/>
+        </w:rPr>
+        <w:t>nonresponse</w:t>
+      </w:r>
+      <w:r>
+        <w:rPr>
+          <w:b w:val="0"/>
+        </w:rPr>
+        <w:t xml:space="preserve"> by group.</w:t>
+      </w:r>
+    </w:p>
+    <w:p>
+      <w:pPr>
+        <w:spacing w:line="336" w:lineRule="auto" w:after="180"/>
+        <w:shd w:fill="F4F9FC"/>
+      </w:pPr>
+      <w:r>
+        <w:rPr>
+          <w:b w:val="0"/>
+        </w:rPr>
         <w:t>1. Group rates</w:t>
       </w:r>
     </w:p>
     <w:p>
-      <w:r>
+      <w:pPr>
+        <w:spacing w:line="336" w:lineRule="auto" w:after="180"/>
+        <w:shd w:fill="F4F9FC"/>
+      </w:pPr>
+      <w:r>
+        <w:rPr>
+          <w:b w:val="0"/>
+        </w:rPr>
         <w:t>2. Respondent total</w:t>
       </w:r>
     </w:p>
     <w:p>
-      <w:r>
+      <w:pPr>
+        <w:spacing w:line="336" w:lineRule="auto" w:after="180"/>
+        <w:shd w:fill="F4F9FC"/>
+      </w:pPr>
+      <w:r>
+        <w:rPr>
+          <w:b w:val="0"/>
+        </w:rPr>
         <w:t>3. Repair collection</w:t>
       </w:r>
     </w:p>
     <w:p>
-      <w:r>
+      <w:pPr>
+        <w:spacing w:line="336" w:lineRule="auto" w:after="180"/>
+        <w:shd w:fill="F4F9FC"/>
+      </w:pPr>
+      <w:r>
+        <w:rPr>
+          <w:b w:val="0"/>
+        </w:rPr>
         <w:t>4. Check representation</w:t>
       </w:r>
     </w:p>
@@ -4161,41 +6083,203 @@
       </w:r>
     </w:p>
     <w:p>
-      <w:r>
+      <w:pPr>
+        <w:pStyle w:val="Heading3"/>
+      </w:pPr>
+      <w:r>
+        <w:t>Hint · try first</w:t>
+      </w:r>
+    </w:p>
+    <w:p>
+      <w:pPr>
+        <w:spacing w:line="336" w:lineRule="auto" w:after="180"/>
+        <w:shd w:fill="F1F6F8"/>
+      </w:pPr>
+      <w:r>
+        <w:rPr>
+          <w:b w:val="0"/>
+        </w:rPr>
         <w:t>Hint if needed: Read the steps in the pictorial case. Match the supplied detail to the stage that performs or records it.</w:t>
       </w:r>
     </w:p>
     <w:p>
-      <w:r>
-        <w:t>After your attempt, compare with the supported explanation: Repair collection Plan including equality, documented invitations and report nonresponse by group. The combined respondent result gives club members more influence than their share of the grade. A weighted illustration using 25% and 75% gives 0.25×80%+0.75×20%=35%, but volunteers may differ within each group, so weighting alone does not establish the true grade preference. Improve the collection process rather than announcing the weighted number as fact.</w:t>
-      </w:r>
-    </w:p>
-    <w:p>
       <w:pPr>
         <w:pStyle w:val="Heading3"/>
       </w:pPr>
       <w:r>
+        <w:t>Feedback · compare after trying</w:t>
+      </w:r>
+    </w:p>
+    <w:p>
+      <w:pPr>
+        <w:spacing w:line="336" w:lineRule="auto" w:after="180"/>
+        <w:shd w:fill="F1F6FC"/>
+      </w:pPr>
+      <w:r>
+        <w:rPr>
+          <w:b w:val="0"/>
+        </w:rPr>
+        <w:t xml:space="preserve">After your attempt, compare with the supported explanation: Repair collection Plan including equality, documented invitations and report </w:t>
+      </w:r>
+      <w:r>
+        <w:rPr>
+          <w:b/>
+        </w:rPr>
+        <w:t>nonresponse</w:t>
+      </w:r>
+      <w:r>
+        <w:rPr>
+          <w:b w:val="0"/>
+        </w:rPr>
+        <w:t xml:space="preserve"> by group.</w:t>
+      </w:r>
+    </w:p>
+    <w:p>
+      <w:pPr>
+        <w:spacing w:line="336" w:lineRule="auto" w:after="180"/>
+        <w:shd w:fill="F1F6FC"/>
+      </w:pPr>
+      <w:r>
+        <w:rPr>
+          <w:b w:val="0"/>
+        </w:rPr>
+        <w:t>The combined respondent result gives club members more influence than their share of the grade.</w:t>
+      </w:r>
+    </w:p>
+    <w:p>
+      <w:pPr>
+        <w:spacing w:line="336" w:lineRule="auto" w:after="180"/>
+        <w:shd w:fill="F1F6FC"/>
+      </w:pPr>
+      <w:r>
+        <w:rPr>
+          <w:b w:val="0"/>
+        </w:rPr>
+        <w:t>A weighted illustration using 25% and 75% gives 0.25×</w:t>
+      </w:r>
+      <w:r>
+        <w:rPr>
+          <w:b/>
+        </w:rPr>
+        <w:t>80%</w:t>
+      </w:r>
+      <w:r>
+        <w:rPr>
+          <w:b w:val="0"/>
+        </w:rPr>
+        <w:t>+0.75×20%=35%, but volunteers may differ within each group, so weighting alone does not establish the true grade preference.</w:t>
+      </w:r>
+    </w:p>
+    <w:p>
+      <w:pPr>
+        <w:spacing w:line="336" w:lineRule="auto" w:after="180"/>
+        <w:shd w:fill="F1F6FC"/>
+      </w:pPr>
+      <w:r>
+        <w:rPr>
+          <w:b w:val="0"/>
+        </w:rPr>
+        <w:t xml:space="preserve">Improve the collection </w:t>
+      </w:r>
+      <w:r>
+        <w:rPr>
+          <w:b/>
+        </w:rPr>
+        <w:t>process</w:t>
+      </w:r>
+      <w:r>
+        <w:rPr>
+          <w:b w:val="0"/>
+        </w:rPr>
+        <w:t xml:space="preserve"> rather than announcing the weighted number as fact.</w:t>
+      </w:r>
+    </w:p>
+    <w:p>
+      <w:pPr>
+        <w:pStyle w:val="Heading3"/>
+      </w:pPr>
+      <w:r>
         <w:t>Practice 2: explain the deciding evidence</w:t>
       </w:r>
     </w:p>
     <w:p>
-      <w:r>
+      <w:pPr>
+        <w:pStyle w:val="Heading3"/>
+      </w:pPr>
+      <w:r>
+        <w:t>Changed case · predict first</w:t>
+      </w:r>
+    </w:p>
+    <w:p>
+      <w:pPr>
+        <w:spacing w:line="336" w:lineRule="auto" w:after="180"/>
+        <w:shd w:fill="F5F1FB"/>
+      </w:pPr>
+      <w:r>
+        <w:rPr>
+          <w:b w:val="0"/>
+        </w:rPr>
         <w:t>Changed-case practice: Recruit more club volunteers only. Which conclusion is supported by the supplied facts?</w:t>
       </w:r>
     </w:p>
     <w:p>
-      <w:r>
-        <w:t>1. This one example guarantees correct results for every future input.</w:t>
-      </w:r>
-    </w:p>
-    <w:p>
-      <w:r>
+      <w:pPr>
+        <w:spacing w:line="336" w:lineRule="auto" w:after="180"/>
+        <w:shd w:fill="F4F9FC"/>
+      </w:pPr>
+      <w:r>
+        <w:rPr>
+          <w:b w:val="0"/>
+        </w:rPr>
+        <w:t xml:space="preserve">1. This one example guarantees correct results for every future </w:t>
+      </w:r>
+      <w:r>
+        <w:rPr>
+          <w:b/>
+        </w:rPr>
+        <w:t>input</w:t>
+      </w:r>
+      <w:r>
+        <w:rPr>
+          <w:b w:val="0"/>
+        </w:rPr>
+        <w:t>.</w:t>
+      </w:r>
+    </w:p>
+    <w:p>
+      <w:pPr>
+        <w:spacing w:line="336" w:lineRule="auto" w:after="180"/>
+        <w:shd w:fill="F4F9FC"/>
+      </w:pPr>
+      <w:r>
+        <w:rPr>
+          <w:b w:val="0"/>
+        </w:rPr>
         <w:t>2. Sample size increases without fixing missing representation of other learners.</w:t>
       </w:r>
     </w:p>
     <w:p>
-      <w:r>
-        <w:t>3. We can decide the result without examining the changed input or the procedure.</w:t>
+      <w:pPr>
+        <w:spacing w:line="336" w:lineRule="auto" w:after="180"/>
+        <w:shd w:fill="F4F9FC"/>
+      </w:pPr>
+      <w:r>
+        <w:rPr>
+          <w:b w:val="0"/>
+        </w:rPr>
+        <w:t xml:space="preserve">3. We can decide the result without examining the changed </w:t>
+      </w:r>
+      <w:r>
+        <w:rPr>
+          <w:b/>
+        </w:rPr>
+        <w:t>input</w:t>
+      </w:r>
+      <w:r>
+        <w:rPr>
+          <w:b w:val="0"/>
+        </w:rPr>
+        <w:t xml:space="preserve"> or the procedure.</w:t>
       </w:r>
     </w:p>
     <w:p>
@@ -4232,12 +6316,42 @@
       </w:r>
     </w:p>
     <w:p>
-      <w:r>
+      <w:pPr>
+        <w:pStyle w:val="Heading3"/>
+      </w:pPr>
+      <w:r>
+        <w:t>Hint · try first</w:t>
+      </w:r>
+    </w:p>
+    <w:p>
+      <w:pPr>
+        <w:spacing w:line="336" w:lineRule="auto" w:after="180"/>
+        <w:shd w:fill="F1F6F8"/>
+      </w:pPr>
+      <w:r>
+        <w:rPr>
+          <w:b w:val="0"/>
+        </w:rPr>
         <w:t>Hint if needed: Use the changed condition and the deciding step in the pictorial trace. The answer must say what follows from those facts.</w:t>
       </w:r>
     </w:p>
     <w:p>
-      <w:r>
+      <w:pPr>
+        <w:pStyle w:val="Heading3"/>
+      </w:pPr>
+      <w:r>
+        <w:t>Feedback · compare after trying</w:t>
+      </w:r>
+    </w:p>
+    <w:p>
+      <w:pPr>
+        <w:spacing w:line="336" w:lineRule="auto" w:after="180"/>
+        <w:shd w:fill="F1F6FC"/>
+      </w:pPr>
+      <w:r>
+        <w:rPr>
+          <w:b w:val="0"/>
+        </w:rPr>
         <w:t>After your attempt, compare with the supported explanation: Sample size increases without fixing missing representation of other learners. The added respondents come from the already overrepresented group.</w:t>
       </w:r>
     </w:p>
@@ -4250,18 +6364,118 @@
       </w:r>
     </w:p>
     <w:p>
-      <w:r>
-        <w:t>Review Sampling and Representation (ai-2/19). Goal: Define a question and target population. Short practice: Can 80% response be reported as 80% of the whole grade responding?. Return to this week and explain what you changed.</w:t>
-      </w:r>
-    </w:p>
-    <w:p>
-      <w:r>
-        <w:t>Review Noise and Outliers (ai-2/17). Goal: Calculate mean and median. Short practice: If 18 was genuine, which summary better describes the middle observed task, and what extra fact should be shown?. Return to this week and explain what you changed.</w:t>
-      </w:r>
-    </w:p>
-    <w:p>
-      <w:r>
-        <w:t>Review Decision Trees (ai-2/14). Goal: Fit a root question and leaf predictions from training examples. Short practice: Why does changing colour alone not change this tree’s prediction?. Return to this week and explain what you changed.</w:t>
+      <w:pPr>
+        <w:spacing w:line="336" w:lineRule="auto" w:after="180"/>
+      </w:pPr>
+      <w:r>
+        <w:rPr>
+          <w:b w:val="0"/>
+        </w:rPr>
+        <w:t xml:space="preserve">Review Sampling and Representation (ai-2/19). Goal: Define a question and target population. Short practice: Can </w:t>
+      </w:r>
+      <w:r>
+        <w:rPr>
+          <w:b/>
+        </w:rPr>
+        <w:t>80%</w:t>
+      </w:r>
+      <w:r>
+        <w:rPr>
+          <w:b w:val="0"/>
+        </w:rPr>
+        <w:t xml:space="preserve"> response be reported as </w:t>
+      </w:r>
+      <w:r>
+        <w:rPr>
+          <w:b/>
+        </w:rPr>
+        <w:t>80%</w:t>
+      </w:r>
+      <w:r>
+        <w:rPr>
+          <w:b w:val="0"/>
+        </w:rPr>
+        <w:t xml:space="preserve"> of the whole grade responding?. Return to this week and explain what you changed.</w:t>
+      </w:r>
+    </w:p>
+    <w:p>
+      <w:pPr>
+        <w:spacing w:line="336" w:lineRule="auto" w:after="180"/>
+      </w:pPr>
+      <w:r>
+        <w:rPr>
+          <w:b w:val="0"/>
+        </w:rPr>
+        <w:t>Review Noise and Outliers (ai-2/17). Goal: Calculate mean and median. Short practice: If 18 was genuine, which summary better describes the middle observed task, and what extra fact should be shown?.</w:t>
+      </w:r>
+    </w:p>
+    <w:p>
+      <w:pPr>
+        <w:spacing w:line="336" w:lineRule="auto" w:after="180"/>
+      </w:pPr>
+      <w:r>
+        <w:rPr>
+          <w:b w:val="0"/>
+        </w:rPr>
+        <w:t>Return to this week and explain what you changed.</w:t>
+      </w:r>
+    </w:p>
+    <w:p>
+      <w:pPr>
+        <w:spacing w:line="336" w:lineRule="auto" w:after="180"/>
+      </w:pPr>
+      <w:r>
+        <w:rPr>
+          <w:b w:val="0"/>
+        </w:rPr>
+        <w:t xml:space="preserve">Review Decision Trees (ai-2/14). Goal: Fit a root question and leaf </w:t>
+      </w:r>
+      <w:r>
+        <w:rPr>
+          <w:b/>
+        </w:rPr>
+        <w:t>prediction</w:t>
+      </w:r>
+      <w:r>
+        <w:rPr>
+          <w:b w:val="0"/>
+        </w:rPr>
+        <w:t xml:space="preserve">s from </w:t>
+      </w:r>
+      <w:r>
+        <w:rPr>
+          <w:b/>
+        </w:rPr>
+        <w:t>training</w:t>
+      </w:r>
+      <w:r>
+        <w:rPr>
+          <w:b w:val="0"/>
+        </w:rPr>
+        <w:t xml:space="preserve"> examples. Short practice: Why does changing colour alone not change this tree’s </w:t>
+      </w:r>
+      <w:r>
+        <w:rPr>
+          <w:b/>
+        </w:rPr>
+        <w:t>prediction</w:t>
+      </w:r>
+      <w:r>
+        <w:rPr>
+          <w:b w:val="0"/>
+        </w:rPr>
+        <w:t>?.</w:t>
+      </w:r>
+    </w:p>
+    <w:p>
+      <w:pPr>
+        <w:spacing w:line="336" w:lineRule="auto" w:after="180"/>
+      </w:pPr>
+      <w:r>
+        <w:rPr>
+          <w:b w:val="0"/>
+        </w:rPr>
+        <w:t>Return to this week and explain what you changed.</w:t>
       </w:r>
     </w:p>
     <w:p>
@@ -4273,8 +6487,61 @@
       </w:r>
     </w:p>
     <w:p>
-      <w:r>
-        <w:t>The browser lab lets you edit the supported Python examples already included in this lesson. Predict first, run, inspect the actual output or error, change one input, then run again. Keep code, predictions, actual results and a reasoned revision together. On paper, label your result as a trace rather than an execution.</w:t>
+      <w:pPr>
+        <w:spacing w:line="336" w:lineRule="auto" w:after="180"/>
+      </w:pPr>
+      <w:r>
+        <w:rPr>
+          <w:b w:val="0"/>
+        </w:rPr>
+        <w:t xml:space="preserve">The browser lab lets you edit the supported Python examples already included in this lesson. Predict first, run, inspect the actual </w:t>
+      </w:r>
+      <w:r>
+        <w:rPr>
+          <w:b/>
+        </w:rPr>
+        <w:t>output</w:t>
+      </w:r>
+      <w:r>
+        <w:rPr>
+          <w:b w:val="0"/>
+        </w:rPr>
+        <w:t xml:space="preserve"> or error, change one </w:t>
+      </w:r>
+      <w:r>
+        <w:rPr>
+          <w:b/>
+        </w:rPr>
+        <w:t>input</w:t>
+      </w:r>
+      <w:r>
+        <w:rPr>
+          <w:b w:val="0"/>
+        </w:rPr>
+        <w:t>, then run again.</w:t>
+      </w:r>
+    </w:p>
+    <w:p>
+      <w:pPr>
+        <w:spacing w:line="336" w:lineRule="auto" w:after="180"/>
+      </w:pPr>
+      <w:r>
+        <w:rPr>
+          <w:b w:val="0"/>
+        </w:rPr>
+        <w:t xml:space="preserve">Keep code, </w:t>
+      </w:r>
+      <w:r>
+        <w:rPr>
+          <w:b/>
+        </w:rPr>
+        <w:t>prediction</w:t>
+      </w:r>
+      <w:r>
+        <w:rPr>
+          <w:b w:val="0"/>
+        </w:rPr>
+        <w:t>s, actual results and a reasoned revision together. On paper, label your result as a trace rather than an execution.</w:t>
       </w:r>
     </w:p>
     <w:p>
@@ -4286,8 +6553,603 @@
       </w:r>
     </w:p>
     <w:p>
-      <w:r>
-        <w:t>Use Download completed work in the hosted lesson to export your answers, reflections, practice feedback and code-run evidence. Open the HTML copy to read or print it. Drafts stay in this browser when storage is available; clear drafts on a shared device.</w:t>
+      <w:pPr>
+        <w:spacing w:line="336" w:lineRule="auto" w:after="180"/>
+      </w:pPr>
+      <w:r>
+        <w:rPr>
+          <w:b w:val="0"/>
+        </w:rPr>
+        <w:t xml:space="preserve">Use Download completed work in the hosted lesson to export your answers, reflections, practice feedback and code-run </w:t>
+      </w:r>
+      <w:r>
+        <w:rPr>
+          <w:b/>
+        </w:rPr>
+        <w:t>evidence</w:t>
+      </w:r>
+      <w:r>
+        <w:rPr>
+          <w:b w:val="0"/>
+        </w:rPr>
+        <w:t>. Open the HTML copy to read or print it.</w:t>
+      </w:r>
+    </w:p>
+    <w:p>
+      <w:pPr>
+        <w:spacing w:line="336" w:lineRule="auto" w:after="180"/>
+      </w:pPr>
+      <w:r>
+        <w:rPr>
+          <w:b w:val="0"/>
+        </w:rPr>
+        <w:t>Drafts stay in this browser when storage is available; clear drafts on a shared device.</w:t>
+      </w:r>
+    </w:p>
+    <w:p>
+      <w:pPr>
+        <w:pStyle w:val="Heading1"/>
+      </w:pPr>
+      <w:r>
+        <w:t>18. Visual concept journey</w:t>
+      </w:r>
+    </w:p>
+    <w:p>
+      <w:r>
+        <w:t>Explain each Repair Bias in Data graphic using its labels, deciding evidence and relevant limitation.</w:t>
+      </w:r>
+    </w:p>
+    <w:p>
+      <w:pPr>
+        <w:pStyle w:val="Heading3"/>
+      </w:pPr>
+      <w:r>
+        <w:t>01. Repair Bias in Data: the case</w:t>
+      </w:r>
+    </w:p>
+    <w:p>
+      <w:r>
+        <w:drawing>
+          <wp:inline xmlns:a="http://schemas.openxmlformats.org/drawingml/2006/main" xmlns:pic="http://schemas.openxmlformats.org/drawingml/2006/picture">
+            <wp:extent cx="5486400" cy="2840736"/>
+            <wp:docPr id="23" name="Picture 23" descr="A fictional school polls learners about adding comic recommendations. Supplied facts: Library-club respondents: 12 Yes out of 15. Other respondents: 3 Yes out of 15. The full grade has 30 club members and 90 others. These respondents were volunteers, not random selections."/>
+            <wp:cNvGraphicFramePr>
+              <a:graphicFrameLocks noChangeAspect="1"/>
+            </wp:cNvGraphicFramePr>
+            <a:graphic>
+              <a:graphicData uri="http://schemas.openxmlformats.org/drawingml/2006/picture">
+                <pic:pic>
+                  <pic:nvPicPr>
+                    <pic:cNvPr id="0" name="academy-story-ai-2-20-01.png"/>
+                    <pic:cNvPicPr/>
+                  </pic:nvPicPr>
+                  <pic:blipFill>
+                    <a:blip r:embed="rId30"/>
+                    <a:stretch>
+                      <a:fillRect/>
+                    </a:stretch>
+                  </pic:blipFill>
+                  <pic:spPr>
+                    <a:xfrm>
+                      <a:off x="0" y="0"/>
+                      <a:ext cx="5486400" cy="2840736"/>
+                    </a:xfrm>
+                    <a:prstGeom prst="rect"/>
+                  </pic:spPr>
+                </pic:pic>
+              </a:graphicData>
+            </a:graphic>
+          </wp:inline>
+        </w:drawing>
+      </w:r>
+    </w:p>
+    <w:p>
+      <w:pPr>
+        <w:spacing w:line="336" w:lineRule="auto" w:after="180"/>
+      </w:pPr>
+      <w:r>
+        <w:rPr>
+          <w:b w:val="0"/>
+        </w:rPr>
+        <w:t>A fictional school polls learners about adding comic recommendations. Supplied facts: Library-club respondents: 12 Yes out of 15. Other respondents: 3 Yes out of 15. The full grade has 30 club members and 90 others.</w:t>
+      </w:r>
+    </w:p>
+    <w:p>
+      <w:pPr>
+        <w:spacing w:line="336" w:lineRule="auto" w:after="180"/>
+      </w:pPr>
+      <w:r>
+        <w:rPr>
+          <w:b w:val="0"/>
+        </w:rPr>
+        <w:t>These respondents were volunteers, not random selections.</w:t>
+      </w:r>
+    </w:p>
+    <w:p>
+      <w:pPr>
+        <w:spacing w:line="336" w:lineRule="auto" w:after="180"/>
+        <w:shd w:fill="F5F1FB"/>
+      </w:pPr>
+      <w:r>
+        <w:rPr>
+          <w:b w:val="0"/>
+        </w:rPr>
+        <w:t>Point to the given fact that matters most. Explain why it matters.</w:t>
+      </w:r>
+    </w:p>
+    <w:p>
+      <w:pPr>
+        <w:pStyle w:val="Heading3"/>
+      </w:pPr>
+      <w:r>
+        <w:t>02. Follow the deciding steps</w:t>
+      </w:r>
+    </w:p>
+    <w:p>
+      <w:r>
+        <w:drawing>
+          <wp:inline xmlns:a="http://schemas.openxmlformats.org/drawingml/2006/main" xmlns:pic="http://schemas.openxmlformats.org/drawingml/2006/picture">
+            <wp:extent cx="5486400" cy="4160520"/>
+            <wp:docPr id="24" name="Picture 24" descr="Group rates: Club:12/15=80%; others:3/15=20%. → Respondent total: 15 Yes out of 30 respondents =50%. → Check representation: Respondents split 50/50, but the grade is 25% club and 75% other. → Repair collection: Plan including equality, documented invitations and report nonresponse by group."/>
+            <wp:cNvGraphicFramePr>
+              <a:graphicFrameLocks noChangeAspect="1"/>
+            </wp:cNvGraphicFramePr>
+            <a:graphic>
+              <a:graphicData uri="http://schemas.openxmlformats.org/drawingml/2006/picture">
+                <pic:pic>
+                  <pic:nvPicPr>
+                    <pic:cNvPr id="0" name="academy-story-ai-2-20-02.png"/>
+                    <pic:cNvPicPr/>
+                  </pic:nvPicPr>
+                  <pic:blipFill>
+                    <a:blip r:embed="rId31"/>
+                    <a:stretch>
+                      <a:fillRect/>
+                    </a:stretch>
+                  </pic:blipFill>
+                  <pic:spPr>
+                    <a:xfrm>
+                      <a:off x="0" y="0"/>
+                      <a:ext cx="5486400" cy="4160520"/>
+                    </a:xfrm>
+                    <a:prstGeom prst="rect"/>
+                  </pic:spPr>
+                </pic:pic>
+              </a:graphicData>
+            </a:graphic>
+          </wp:inline>
+        </w:drawing>
+      </w:r>
+    </w:p>
+    <w:p>
+      <w:pPr>
+        <w:spacing w:line="336" w:lineRule="auto" w:after="180"/>
+      </w:pPr>
+      <w:r>
+        <w:rPr>
+          <w:b w:val="0"/>
+        </w:rPr>
+        <w:t>Group rates: Club:12/15=</w:t>
+      </w:r>
+      <w:r>
+        <w:rPr>
+          <w:b/>
+        </w:rPr>
+        <w:t>80%</w:t>
+      </w:r>
+      <w:r>
+        <w:rPr>
+          <w:b w:val="0"/>
+        </w:rPr>
+        <w:t xml:space="preserve">; others:3/15=20%. → Respondent total: 15 Yes out of 30 respondents =50%. → Check representation: Respondents split 50/50, but the grade is 25% club and 75% other. → Repair collection: Plan including equality, documented invitations and report </w:t>
+      </w:r>
+      <w:r>
+        <w:rPr>
+          <w:b/>
+        </w:rPr>
+        <w:t>nonresponse</w:t>
+      </w:r>
+      <w:r>
+        <w:rPr>
+          <w:b w:val="0"/>
+        </w:rPr>
+        <w:t xml:space="preserve"> by group.</w:t>
+      </w:r>
+    </w:p>
+    <w:p>
+      <w:pPr>
+        <w:spacing w:line="336" w:lineRule="auto" w:after="180"/>
+        <w:shd w:fill="F5F1FB"/>
+      </w:pPr>
+      <w:r>
+        <w:rPr>
+          <w:b w:val="0"/>
+        </w:rPr>
+        <w:t xml:space="preserve">Point to each numbered stage and explain which recorded </w:t>
+      </w:r>
+      <w:r>
+        <w:rPr>
+          <w:b/>
+        </w:rPr>
+        <w:t>input</w:t>
+      </w:r>
+      <w:r>
+        <w:rPr>
+          <w:b w:val="0"/>
+        </w:rPr>
+        <w:t xml:space="preserve"> it uses.</w:t>
+      </w:r>
+    </w:p>
+    <w:p>
+      <w:pPr>
+        <w:pStyle w:val="Heading3"/>
+      </w:pPr>
+      <w:r>
+        <w:t>03. Volunteer group comparison</w:t>
+      </w:r>
+    </w:p>
+    <w:p>
+      <w:r>
+        <w:drawing>
+          <wp:inline xmlns:a="http://schemas.openxmlformats.org/drawingml/2006/main" xmlns:pic="http://schemas.openxmlformats.org/drawingml/2006/picture">
+            <wp:extent cx="5486400" cy="3096768"/>
+            <wp:docPr id="25" name="Picture 25" descr="Volunteer group comparison. Club: Yes responses = 12, Respondents = 15, Grade members = 30. Others: Yes responses = 3, Respondents = 15, Grade members = 90."/>
+            <wp:cNvGraphicFramePr>
+              <a:graphicFrameLocks noChangeAspect="1"/>
+            </wp:cNvGraphicFramePr>
+            <a:graphic>
+              <a:graphicData uri="http://schemas.openxmlformats.org/drawingml/2006/picture">
+                <pic:pic>
+                  <pic:nvPicPr>
+                    <pic:cNvPr id="0" name="academy-story-ai-2-20-03.png"/>
+                    <pic:cNvPicPr/>
+                  </pic:nvPicPr>
+                  <pic:blipFill>
+                    <a:blip r:embed="rId32"/>
+                    <a:stretch>
+                      <a:fillRect/>
+                    </a:stretch>
+                  </pic:blipFill>
+                  <pic:spPr>
+                    <a:xfrm>
+                      <a:off x="0" y="0"/>
+                      <a:ext cx="5486400" cy="3096768"/>
+                    </a:xfrm>
+                    <a:prstGeom prst="rect"/>
+                  </pic:spPr>
+                </pic:pic>
+              </a:graphicData>
+            </a:graphic>
+          </wp:inline>
+        </w:drawing>
+      </w:r>
+    </w:p>
+    <w:p>
+      <w:pPr>
+        <w:spacing w:line="336" w:lineRule="auto" w:after="180"/>
+      </w:pPr>
+      <w:r>
+        <w:rPr>
+          <w:b w:val="0"/>
+        </w:rPr>
+        <w:t>Volunteer group comparison. Club: Yes responses = 12, Respondents = 15, Grade members = 30. Others: Yes responses = 3, Respondents = 15, Grade members = 90.</w:t>
+      </w:r>
+    </w:p>
+    <w:p>
+      <w:pPr>
+        <w:spacing w:line="336" w:lineRule="auto" w:after="180"/>
+        <w:shd w:fill="F5F1FB"/>
+      </w:pPr>
+      <w:r>
+        <w:rPr>
+          <w:b w:val="0"/>
+        </w:rPr>
+        <w:t>Read the labels and values. Explain the relationship the model shows.</w:t>
+      </w:r>
+    </w:p>
+    <w:p>
+      <w:pPr>
+        <w:pStyle w:val="Heading3"/>
+      </w:pPr>
+      <w:r>
+        <w:t>04. Change one thing. Trace what follows.</w:t>
+      </w:r>
+    </w:p>
+    <w:p>
+      <w:r>
+        <w:drawing>
+          <wp:inline xmlns:a="http://schemas.openxmlformats.org/drawingml/2006/main" xmlns:pic="http://schemas.openxmlformats.org/drawingml/2006/picture">
+            <wp:extent cx="5486400" cy="3041904"/>
+            <wp:docPr id="26" name="Picture 26" descr="Original case: Plan including equality, documented invitations and report nonresponse by group. Changed condition: Recruit more club volunteers only. Expected result: Sample size increases without fixing missing representation of other learners. Reason: The added respondents come from the already overrepresented group."/>
+            <wp:cNvGraphicFramePr>
+              <a:graphicFrameLocks noChangeAspect="1"/>
+            </wp:cNvGraphicFramePr>
+            <a:graphic>
+              <a:graphicData uri="http://schemas.openxmlformats.org/drawingml/2006/picture">
+                <pic:pic>
+                  <pic:nvPicPr>
+                    <pic:cNvPr id="0" name="academy-story-ai-2-20-04.png"/>
+                    <pic:cNvPicPr/>
+                  </pic:nvPicPr>
+                  <pic:blipFill>
+                    <a:blip r:embed="rId33"/>
+                    <a:stretch>
+                      <a:fillRect/>
+                    </a:stretch>
+                  </pic:blipFill>
+                  <pic:spPr>
+                    <a:xfrm>
+                      <a:off x="0" y="0"/>
+                      <a:ext cx="5486400" cy="3041904"/>
+                    </a:xfrm>
+                    <a:prstGeom prst="rect"/>
+                  </pic:spPr>
+                </pic:pic>
+              </a:graphicData>
+            </a:graphic>
+          </wp:inline>
+        </w:drawing>
+      </w:r>
+    </w:p>
+    <w:p>
+      <w:pPr>
+        <w:spacing w:line="336" w:lineRule="auto" w:after="180"/>
+      </w:pPr>
+      <w:r>
+        <w:rPr>
+          <w:b w:val="0"/>
+        </w:rPr>
+        <w:t xml:space="preserve">Original case: Plan including equality, documented invitations and report </w:t>
+      </w:r>
+      <w:r>
+        <w:rPr>
+          <w:b/>
+        </w:rPr>
+        <w:t>nonresponse</w:t>
+      </w:r>
+      <w:r>
+        <w:rPr>
+          <w:b w:val="0"/>
+        </w:rPr>
+        <w:t xml:space="preserve"> by group. Changed condition: Recruit more club volunteers only.</w:t>
+      </w:r>
+    </w:p>
+    <w:p>
+      <w:pPr>
+        <w:spacing w:line="336" w:lineRule="auto" w:after="180"/>
+      </w:pPr>
+      <w:r>
+        <w:rPr>
+          <w:b w:val="0"/>
+        </w:rPr>
+        <w:t>Expected result: Sample size increases without fixing missing representation of other learners. Reason: The added respondents come from the already overrepresented group.</w:t>
+      </w:r>
+    </w:p>
+    <w:p>
+      <w:pPr>
+        <w:spacing w:line="336" w:lineRule="auto" w:after="180"/>
+        <w:shd w:fill="F5F1FB"/>
+      </w:pPr>
+      <w:r>
+        <w:rPr>
+          <w:b w:val="0"/>
+        </w:rPr>
+        <w:t>Predict before checking the worked changed-case result. Name what changed and what the supplied facts allow you to conclude.</w:t>
+      </w:r>
+    </w:p>
+    <w:p>
+      <w:pPr>
+        <w:pStyle w:val="Heading3"/>
+      </w:pPr>
+      <w:r>
+        <w:t>05. Connect the explanation to its limit</w:t>
+      </w:r>
+    </w:p>
+    <w:p>
+      <w:r>
+        <w:drawing>
+          <wp:inline xmlns:a="http://schemas.openxmlformats.org/drawingml/2006/main" xmlns:pic="http://schemas.openxmlformats.org/drawingml/2006/picture">
+            <wp:extent cx="5486400" cy="2834640"/>
+            <wp:docPr id="27" name="Picture 27" descr="The combined respondent result gives club members more influence than their share of the grade. A weighted illustration using 25% and 75% gives 0.25×80%+0.75×20%=35%, but volunteers may differ within each group, so weighting alone does not establish the true grade preference. Improve the collection process rather than announcing the weighted number as fact. Limit: Neither raw nor weighted volunteer rates prove the whole grade’s opinion; privacy and consent rules still apply."/>
+            <wp:cNvGraphicFramePr>
+              <a:graphicFrameLocks noChangeAspect="1"/>
+            </wp:cNvGraphicFramePr>
+            <a:graphic>
+              <a:graphicData uri="http://schemas.openxmlformats.org/drawingml/2006/picture">
+                <pic:pic>
+                  <pic:nvPicPr>
+                    <pic:cNvPr id="0" name="academy-story-ai-2-20-05.png"/>
+                    <pic:cNvPicPr/>
+                  </pic:nvPicPr>
+                  <pic:blipFill>
+                    <a:blip r:embed="rId34"/>
+                    <a:stretch>
+                      <a:fillRect/>
+                    </a:stretch>
+                  </pic:blipFill>
+                  <pic:spPr>
+                    <a:xfrm>
+                      <a:off x="0" y="0"/>
+                      <a:ext cx="5486400" cy="2834640"/>
+                    </a:xfrm>
+                    <a:prstGeom prst="rect"/>
+                  </pic:spPr>
+                </pic:pic>
+              </a:graphicData>
+            </a:graphic>
+          </wp:inline>
+        </w:drawing>
+      </w:r>
+    </w:p>
+    <w:p>
+      <w:pPr>
+        <w:spacing w:line="336" w:lineRule="auto" w:after="180"/>
+      </w:pPr>
+      <w:r>
+        <w:rPr>
+          <w:b w:val="0"/>
+        </w:rPr>
+        <w:t>The combined respondent result gives club members more influence than their share of the grade.</w:t>
+      </w:r>
+    </w:p>
+    <w:p>
+      <w:pPr>
+        <w:spacing w:line="336" w:lineRule="auto" w:after="180"/>
+      </w:pPr>
+      <w:r>
+        <w:rPr>
+          <w:b w:val="0"/>
+        </w:rPr>
+        <w:t>A weighted illustration using 25% and 75% gives 0.25×</w:t>
+      </w:r>
+      <w:r>
+        <w:rPr>
+          <w:b/>
+        </w:rPr>
+        <w:t>80%</w:t>
+      </w:r>
+      <w:r>
+        <w:rPr>
+          <w:b w:val="0"/>
+        </w:rPr>
+        <w:t>+0.75×20%=35%, but volunteers may differ within each group, so weighting alone does not establish the true grade preference.</w:t>
+      </w:r>
+    </w:p>
+    <w:p>
+      <w:pPr>
+        <w:spacing w:line="336" w:lineRule="auto" w:after="180"/>
+      </w:pPr>
+      <w:r>
+        <w:rPr>
+          <w:b w:val="0"/>
+        </w:rPr>
+        <w:t xml:space="preserve">Improve the collection </w:t>
+      </w:r>
+      <w:r>
+        <w:rPr>
+          <w:b/>
+        </w:rPr>
+        <w:t>process</w:t>
+      </w:r>
+      <w:r>
+        <w:rPr>
+          <w:b w:val="0"/>
+        </w:rPr>
+        <w:t xml:space="preserve"> rather than announcing the weighted number as fact. Limit: Neither raw nor weighted volunteer rates prove the whole grade’s opinion; privacy and consent rules still apply.</w:t>
+      </w:r>
+    </w:p>
+    <w:p>
+      <w:pPr>
+        <w:spacing w:line="336" w:lineRule="auto" w:after="180"/>
+        <w:shd w:fill="F5F1FB"/>
+      </w:pPr>
+      <w:r>
+        <w:rPr>
+          <w:b w:val="0"/>
+        </w:rPr>
+        <w:t>Explain the case, then point to a limit on the claim.</w:t>
+      </w:r>
+    </w:p>
+    <w:p>
+      <w:pPr>
+        <w:pStyle w:val="Heading3"/>
+      </w:pPr>
+      <w:r>
+        <w:t>06. Make the idea visible in your project</w:t>
+      </w:r>
+    </w:p>
+    <w:p>
+      <w:r>
+        <w:drawing>
+          <wp:inline xmlns:a="http://schemas.openxmlformats.org/drawingml/2006/main" xmlns:pic="http://schemas.openxmlformats.org/drawingml/2006/picture">
+            <wp:extent cx="5486400" cy="3380232"/>
+            <wp:docPr id="28" name="Picture 28" descr="Broaden recommender feedback collection and show respondent group coverage before making user-preference claims. Draw your input, deciding step, result and limit. Supported question: Why must 35% be labelled an illustration rather than the measured grade-wide Yes rate?"/>
+            <wp:cNvGraphicFramePr>
+              <a:graphicFrameLocks noChangeAspect="1"/>
+            </wp:cNvGraphicFramePr>
+            <a:graphic>
+              <a:graphicData uri="http://schemas.openxmlformats.org/drawingml/2006/picture">
+                <pic:pic>
+                  <pic:nvPicPr>
+                    <pic:cNvPr id="0" name="academy-story-ai-2-20-06.png"/>
+                    <pic:cNvPicPr/>
+                  </pic:nvPicPr>
+                  <pic:blipFill>
+                    <a:blip r:embed="rId35"/>
+                    <a:stretch>
+                      <a:fillRect/>
+                    </a:stretch>
+                  </pic:blipFill>
+                  <pic:spPr>
+                    <a:xfrm>
+                      <a:off x="0" y="0"/>
+                      <a:ext cx="5486400" cy="3380232"/>
+                    </a:xfrm>
+                    <a:prstGeom prst="rect"/>
+                  </pic:spPr>
+                </pic:pic>
+              </a:graphicData>
+            </a:graphic>
+          </wp:inline>
+        </w:drawing>
+      </w:r>
+    </w:p>
+    <w:p>
+      <w:pPr>
+        <w:spacing w:line="336" w:lineRule="auto" w:after="180"/>
+      </w:pPr>
+      <w:r>
+        <w:rPr>
+          <w:b w:val="0"/>
+        </w:rPr>
+        <w:t xml:space="preserve">Broaden recommender feedback collection and show respondent group coverage before making user-preference claims. Draw your </w:t>
+      </w:r>
+      <w:r>
+        <w:rPr>
+          <w:b/>
+        </w:rPr>
+        <w:t>input</w:t>
+      </w:r>
+      <w:r>
+        <w:rPr>
+          <w:b w:val="0"/>
+        </w:rPr>
+        <w:t>, deciding step, result and limit.</w:t>
+      </w:r>
+    </w:p>
+    <w:p>
+      <w:pPr>
+        <w:spacing w:line="336" w:lineRule="auto" w:after="180"/>
+      </w:pPr>
+      <w:r>
+        <w:rPr>
+          <w:b w:val="0"/>
+        </w:rPr>
+        <w:t>Supported question: Why must 35% be labelled an illustration rather than the measured grade-wide Yes rate?</w:t>
+      </w:r>
+    </w:p>
+    <w:p>
+      <w:pPr>
+        <w:spacing w:line="336" w:lineRule="auto" w:after="180"/>
+        <w:shd w:fill="F5F1FB"/>
+      </w:pPr>
+      <w:r>
+        <w:rPr>
+          <w:b w:val="0"/>
+        </w:rPr>
+        <w:t xml:space="preserve">Draw your project trace and justify the deciding step using </w:t>
+      </w:r>
+      <w:r>
+        <w:rPr>
+          <w:b/>
+        </w:rPr>
+        <w:t>evidence</w:t>
+      </w:r>
+      <w:r>
+        <w:rPr>
+          <w:b w:val="0"/>
+        </w:rPr>
+        <w:t>.</w:t>
       </w:r>
     </w:p>
     <w:sectPr>

--- a/downloads/student/ai-2-week-20.docx
+++ b/downloads/student/ai-2-week-20.docx
@@ -2495,7 +2495,7 @@
         <w:drawing>
           <wp:inline xmlns:a="http://schemas.openxmlformats.org/drawingml/2006/main" xmlns:pic="http://schemas.openxmlformats.org/drawingml/2006/picture">
             <wp:extent cx="5311302" cy="5943600"/>
-            <wp:docPr id="16" name="Picture 16" descr="Repair Bias in Data. Group rates: Club:12/15=80%; others:3/15=20%.. Respondent total: 15 Yes out of 30 respondents =50%.. Check representation: Respondents split 50/50, but the grade is 25% club and 75% other.. Repair collection: Plan including equality, documented invitations and report nonresponse by group."/>
+            <wp:docPr id="16" name="Picture 16" descr="Repair Bias in Data. Group rates: Club:12/15=80%; others:3/15=20%.. Respondent total: 15 Yes out of 30 respondents =50%.. Check representation: Respondents split 50/50, but the grade is 25% club and 75% other.. Repair collection: Plan invitations that fairly cover the whole grade, document selection and report nonresponse by group."/>
             <wp:cNvGraphicFramePr>
               <a:graphicFrameLocks noChangeAspect="1"/>
             </wp:cNvGraphicFramePr>
@@ -2652,7 +2652,7 @@
           </w:tcPr>
           <w:p>
             <w:r>
-              <w:t>Plan including equality, documented invitations and report nonresponse by group.</w:t>
+              <w:t>Plan invitations that fairly cover the whole grade, document selection and report nonresponse by group.</w:t>
             </w:r>
           </w:p>
         </w:tc>
@@ -5986,7 +5986,7 @@
         <w:rPr>
           <w:b w:val="0"/>
         </w:rPr>
-        <w:t xml:space="preserve">Which labelled step matches this detail? Plan including equality, documented invitations and report </w:t>
+        <w:t xml:space="preserve">Which labelled step matches this detail? Plan invitations that fairly cover the whole grade, document selection and report </w:t>
       </w:r>
       <w:r>
         <w:rPr>
@@ -6119,7 +6119,7 @@
         <w:rPr>
           <w:b w:val="0"/>
         </w:rPr>
-        <w:t xml:space="preserve">After your attempt, compare with the supported explanation: Repair collection Plan including equality, documented invitations and report </w:t>
+        <w:t xml:space="preserve">After your attempt, compare with the supported explanation: Repair collection Plan invitations that fairly cover the whole grade, document selection and report </w:t>
       </w:r>
       <w:r>
         <w:rPr>
@@ -6690,7 +6690,7 @@
         <w:drawing>
           <wp:inline xmlns:a="http://schemas.openxmlformats.org/drawingml/2006/main" xmlns:pic="http://schemas.openxmlformats.org/drawingml/2006/picture">
             <wp:extent cx="5486400" cy="4160520"/>
-            <wp:docPr id="24" name="Picture 24" descr="Group rates: Club:12/15=80%; others:3/15=20%. → Respondent total: 15 Yes out of 30 respondents =50%. → Check representation: Respondents split 50/50, but the grade is 25% club and 75% other. → Repair collection: Plan including equality, documented invitations and report nonresponse by group."/>
+            <wp:docPr id="24" name="Picture 24" descr="Group rates: Club:12/15=80%; others:3/15=20%. → Respondent total: 15 Yes out of 30 respondents =50%. → Check representation: Respondents split 50/50, but the grade is 25% club and 75% other. → Repair collection: Plan invitations that fairly cover the whole grade, document selection and report nonresponse by group."/>
             <wp:cNvGraphicFramePr>
               <a:graphicFrameLocks noChangeAspect="1"/>
             </wp:cNvGraphicFramePr>
@@ -6741,7 +6741,7 @@
         <w:rPr>
           <w:b w:val="0"/>
         </w:rPr>
-        <w:t xml:space="preserve">; others:3/15=20%. → Respondent total: 15 Yes out of 30 respondents =50%. → Check representation: Respondents split 50/50, but the grade is 25% club and 75% other. → Repair collection: Plan including equality, documented invitations and report </w:t>
+        <w:t xml:space="preserve">; others:3/15=20%. → Respondent total: 15 Yes out of 30 respondents =50%. → Check representation: Respondents split 50/50, but the grade is 25% club and 75% other. → Repair collection: Plan invitations that fairly cover the whole grade, document selection and report </w:t>
       </w:r>
       <w:r>
         <w:rPr>
@@ -6860,7 +6860,7 @@
         <w:drawing>
           <wp:inline xmlns:a="http://schemas.openxmlformats.org/drawingml/2006/main" xmlns:pic="http://schemas.openxmlformats.org/drawingml/2006/picture">
             <wp:extent cx="5486400" cy="3041904"/>
-            <wp:docPr id="26" name="Picture 26" descr="Original case: Plan including equality, documented invitations and report nonresponse by group. Changed condition: Recruit more club volunteers only. Expected result: Sample size increases without fixing missing representation of other learners. Reason: The added respondents come from the already overrepresented group."/>
+            <wp:docPr id="26" name="Picture 26" descr="Original case: Plan invitations that fairly cover the whole grade, document selection and report nonresponse by group. Changed condition: Recruit more club volunteers only. Expected result: Sample size increases without fixing missing representation of other learners. Reason: The added respondents come from the already overrepresented group."/>
             <wp:cNvGraphicFramePr>
               <a:graphicFrameLocks noChangeAspect="1"/>
             </wp:cNvGraphicFramePr>
@@ -6899,7 +6899,7 @@
         <w:rPr>
           <w:b w:val="0"/>
         </w:rPr>
-        <w:t xml:space="preserve">Original case: Plan including equality, documented invitations and report </w:t>
+        <w:t xml:space="preserve">Original case: Plan invitations that fairly cover the whole grade, document selection and report </w:t>
       </w:r>
       <w:r>
         <w:rPr>

--- a/downloads/student/ai-2-week-20.docx
+++ b/downloads/student/ai-2-week-20.docx
@@ -25,12 +25,17 @@
         <w:pStyle w:val="Heading1"/>
       </w:pPr>
       <w:r>
-        <w:t>Before you start</w:t>
-      </w:r>
-    </w:p>
-    <w:p>
-      <w:r>
-        <w:t>Week 19: compare collected examples with intended users.</w:t>
+        <w:t>Combine the counts. Inspect who entered them. Repair the process.</w:t>
+      </w:r>
+    </w:p>
+    <w:p>
+      <w:r>
+        <w:t>Separate respondent arithmetic, weighting assumptions, collection changes and causal explanations.</w:t>
+      </w:r>
+    </w:p>
+    <w:p>
+      <w:r>
+        <w:t>Group counts → unequal respondent mix → separate weighting illustration → documented repair and limits.</w:t>
       </w:r>
     </w:p>
     <w:p>
@@ -38,20 +43,20 @@
         <w:pStyle w:val="Heading1"/>
       </w:pPr>
       <w:r>
-        <w:t>01. Your mission</w:t>
-      </w:r>
-    </w:p>
-    <w:p>
-      <w:r>
-        <w:t>Start with the target: Identify selection and coverage bias. Try the recall before opening notes.</w:t>
-      </w:r>
-    </w:p>
-    <w:p>
-      <w:pPr>
-        <w:pStyle w:val="Heading3"/>
-      </w:pPr>
-      <w:r>
-        <w:t>Your learning target</w:t>
+        <w:t>01. Does a bigger sample fix a restricted collection process?</w:t>
+      </w:r>
+    </w:p>
+    <w:p>
+      <w:r>
+        <w:t>Combine observed counts correctly and keep the population claim separate.</w:t>
+      </w:r>
+    </w:p>
+    <w:p>
+      <w:pPr>
+        <w:pStyle w:val="Heading2"/>
+      </w:pPr>
+      <w:r>
+        <w:t>Your learning goals</w:t>
       </w:r>
     </w:p>
     <w:p>
@@ -113,10 +118,34 @@
     </w:p>
     <w:p>
       <w:pPr>
-        <w:pStyle w:val="Heading3"/>
-      </w:pPr>
-      <w:r>
-        <w:t>Remember before reading</w:t>
+        <w:pStyle w:val="Heading2"/>
+      </w:pPr>
+      <w:r>
+        <w:t>Recall population versus sample</w:t>
+      </w:r>
+    </w:p>
+    <w:p>
+      <w:pPr>
+        <w:pStyle w:val="ListBullet"/>
+      </w:pPr>
+      <w:r>
+        <w:t>Close your notes first. A rough first answer helps us choose the right starting point; it is not a score for your ability.</w:t>
+      </w:r>
+    </w:p>
+    <w:p>
+      <w:pPr>
+        <w:pStyle w:val="ListBullet"/>
+      </w:pPr>
+      <w:r>
+        <w:t>What is the difference between a population and a sample?</w:t>
+      </w:r>
+    </w:p>
+    <w:p>
+      <w:pPr>
+        <w:pStyle w:val="Heading2"/>
+      </w:pPr>
+      <w:r>
+        <w:t>Your end goal</w:t>
       </w:r>
     </w:p>
     <w:p>
@@ -127,7 +156,55 @@
         <w:rPr>
           <w:b w:val="0"/>
         </w:rPr>
-        <w:t>Close your notes first. A rough first answer helps us choose the right starting point; it is not a score for your ability.</w:t>
+        <w:t xml:space="preserve">By the end, I can distinguish a </w:t>
+      </w:r>
+      <w:r>
+        <w:rPr>
+          <w:b/>
+        </w:rPr>
+        <w:t>bias</w:t>
+      </w:r>
+      <w:r>
+        <w:rPr>
+          <w:b w:val="0"/>
+        </w:rPr>
+        <w:t xml:space="preserve">ed collection </w:t>
+      </w:r>
+      <w:r>
+        <w:rPr>
+          <w:b/>
+        </w:rPr>
+        <w:t>process</w:t>
+      </w:r>
+      <w:r>
+        <w:rPr>
+          <w:b w:val="0"/>
+        </w:rPr>
+        <w:t xml:space="preserve"> from a mere small dataset.</w:t>
+      </w:r>
+    </w:p>
+    <w:p>
+      <w:pPr>
+        <w:pStyle w:val="Heading2"/>
+      </w:pPr>
+      <w:r>
+        <w:t>Earlier wording, alternatives and picture transcripts · reference / check after trying</w:t>
+      </w:r>
+    </w:p>
+    <w:p>
+      <w:pPr>
+        <w:pStyle w:val="Heading3"/>
+      </w:pPr>
+      <w:r>
+        <w:t>Your learning target</w:t>
+      </w:r>
+    </w:p>
+    <w:p>
+      <w:pPr>
+        <w:pStyle w:val="Heading3"/>
+      </w:pPr>
+      <w:r>
+        <w:t>Remember before reading</w:t>
       </w:r>
     </w:p>
     <w:p>
@@ -262,7 +339,7 @@
       </w:pPr>
       <w:r>
         <w:rPr>
-          <w:b/>
+          <w:b w:val="0"/>
         </w:rPr>
         <w:t>THINKER MISSION</w:t>
       </w:r>
@@ -344,22 +421,42 @@
     </w:p>
     <w:p>
       <w:pPr>
+        <w:pStyle w:val="Heading3"/>
+      </w:pPr>
+      <w:r>
+        <w:t>This week’s end goal</w:t>
+      </w:r>
+    </w:p>
+    <w:p>
+      <w:pPr>
+        <w:pStyle w:val="Heading1"/>
+      </w:pPr>
+      <w:r>
+        <w:t>02. Start with two groups and their observed replies</w:t>
+      </w:r>
+    </w:p>
+    <w:p>
+      <w:r>
+        <w:t>The collection process determines who can enter the data.</w:t>
+      </w:r>
+    </w:p>
+    <w:p>
+      <w:pPr>
+        <w:pStyle w:val="Heading2"/>
+      </w:pPr>
+      <w:r>
+        <w:t>The complete opening poll counts</w:t>
+      </w:r>
+    </w:p>
+    <w:p>
+      <w:pPr>
         <w:spacing w:line="336" w:lineRule="auto" w:after="180"/>
-        <w:shd w:fill="F5F1FB"/>
       </w:pPr>
       <w:r>
         <w:rPr>
           <w:b w:val="0"/>
         </w:rPr>
-        <w:t>What is the difference between a population and a sample?</w:t>
-      </w:r>
-    </w:p>
-    <w:p>
-      <w:pPr>
-        <w:pStyle w:val="Heading3"/>
-      </w:pPr>
-      <w:r>
-        <w:t>This week’s end goal</w:t>
+        <w:t>A fictional poll has 8 Yes among 10 club respondents and 2 Yes among 10 other respondents. If only club members are surveyed, an 80 percent result misses a group with a different pattern.</w:t>
       </w:r>
     </w:p>
     <w:p>
@@ -370,53 +467,24 @@
         <w:rPr>
           <w:b w:val="0"/>
         </w:rPr>
-        <w:t xml:space="preserve">By the end, I can distinguish a </w:t>
-      </w:r>
-      <w:r>
-        <w:rPr>
-          <w:b/>
-        </w:rPr>
-        <w:t>bias</w:t>
-      </w:r>
+        <w:t>Examine who is included before treating a larger sample as better.</w:t>
+      </w:r>
+    </w:p>
+    <w:p>
+      <w:pPr>
+        <w:pStyle w:val="Heading2"/>
+      </w:pPr>
+      <w:r>
+        <w:t>Earlier wording, alternatives and picture transcripts · reference / check after trying</w:t>
+      </w:r>
+    </w:p>
+    <w:p>
+      <w:pPr>
+        <w:spacing w:line="336" w:lineRule="auto" w:after="180"/>
+      </w:pPr>
       <w:r>
         <w:rPr>
           <w:b w:val="0"/>
-        </w:rPr>
-        <w:t xml:space="preserve">ed collection </w:t>
-      </w:r>
-      <w:r>
-        <w:rPr>
-          <w:b/>
-        </w:rPr>
-        <w:t>process</w:t>
-      </w:r>
-      <w:r>
-        <w:rPr>
-          <w:b w:val="0"/>
-        </w:rPr>
-        <w:t xml:space="preserve"> from a mere small dataset.</w:t>
-      </w:r>
-    </w:p>
-    <w:p>
-      <w:pPr>
-        <w:pStyle w:val="Heading1"/>
-      </w:pPr>
-      <w:r>
-        <w:t>02. Notice the evidence</w:t>
-      </w:r>
-    </w:p>
-    <w:p>
-      <w:r>
-        <w:t>Investigate the supplied Repair Bias in Data case. Separate observations, given facts and assumptions before choosing an explanation.</w:t>
-      </w:r>
-    </w:p>
-    <w:p>
-      <w:pPr>
-        <w:spacing w:line="336" w:lineRule="auto" w:after="180"/>
-      </w:pPr>
-      <w:r>
-        <w:rPr>
-          <w:b/>
         </w:rPr>
         <w:t>PICTURE STORY</w:t>
       </w:r>
@@ -493,16 +561,7 @@
     </w:p>
     <w:p>
       <w:pPr>
-        <w:pStyle w:val="Heading3"/>
-      </w:pPr>
-      <w:r>
-        <w:t>Start with this puzzle</w:t>
-      </w:r>
-    </w:p>
-    <w:p>
-      <w:pPr>
         <w:spacing w:line="336" w:lineRule="auto" w:after="180"/>
-        <w:shd w:fill="F1F6FC"/>
       </w:pPr>
       <w:r>
         <w:rPr>
@@ -514,7 +573,6 @@
     <w:p>
       <w:pPr>
         <w:spacing w:line="336" w:lineRule="auto" w:after="180"/>
-        <w:shd w:fill="F5F1FB"/>
       </w:pPr>
       <w:r>
         <w:rPr>
@@ -669,282 +727,23 @@
     </w:p>
     <w:p>
       <w:pPr>
-        <w:spacing w:line="336" w:lineRule="auto" w:after="180"/>
-      </w:pPr>
-      <w:r>
-        <w:rPr>
-          <w:b w:val="0"/>
-        </w:rPr>
-        <w:t>A fictional poll has 8 Yes among 10 club respondents and 2 Yes among 10 other respondents. If only club members are surveyed, an 80 percent result misses a group with a different pattern.</w:t>
-      </w:r>
-    </w:p>
-    <w:p>
-      <w:pPr>
-        <w:spacing w:line="336" w:lineRule="auto" w:after="180"/>
-      </w:pPr>
-      <w:r>
-        <w:rPr>
-          <w:b w:val="0"/>
-        </w:rPr>
-        <w:t>Examine who is included before treating a larger sample as better.</w:t>
-      </w:r>
-    </w:p>
-    <w:p>
-      <w:pPr>
         <w:pStyle w:val="Heading1"/>
       </w:pPr>
       <w:r>
-        <w:t>03. See how it works</w:t>
-      </w:r>
-    </w:p>
-    <w:p>
-      <w:r>
-        <w:t>Follow the mechanism for Repair Bias in Data. Connect each labelled input, deciding step and result.</w:t>
-      </w:r>
-    </w:p>
-    <w:p>
-      <w:pPr>
-        <w:spacing w:line="336" w:lineRule="auto" w:after="180"/>
-      </w:pPr>
-      <w:r>
-        <w:rPr>
-          <w:b/>
-        </w:rPr>
-        <w:t xml:space="preserve">VISUAL </w:t>
-      </w:r>
-      <w:r>
-        <w:rPr>
-          <w:b/>
-        </w:rPr>
-        <w:t>MECHANISM</w:t>
-      </w:r>
-    </w:p>
-    <w:p>
-      <w:pPr>
-        <w:spacing w:line="336" w:lineRule="auto" w:after="180"/>
-      </w:pPr>
-      <w:r>
-        <w:rPr>
-          <w:b/>
-        </w:rPr>
-        <w:t>Input</w:t>
-      </w:r>
-      <w:r>
-        <w:rPr>
-          <w:b w:val="0"/>
-        </w:rPr>
-        <w:t xml:space="preserve"> → </w:t>
-      </w:r>
-      <w:r>
-        <w:rPr>
-          <w:b/>
-        </w:rPr>
-        <w:t>Process</w:t>
-      </w:r>
-      <w:r>
-        <w:rPr>
-          <w:b w:val="0"/>
-        </w:rPr>
-        <w:t xml:space="preserve"> → </w:t>
-      </w:r>
-      <w:r>
-        <w:rPr>
-          <w:b/>
-        </w:rPr>
-        <w:t>Output</w:t>
-      </w:r>
-    </w:p>
-    <w:p>
-      <w:pPr>
-        <w:spacing w:line="336" w:lineRule="auto" w:after="180"/>
-      </w:pPr>
-      <w:r>
-        <w:rPr>
-          <w:b w:val="0"/>
-        </w:rPr>
-        <w:t>Trace the information. At each stage, ask what changed and how you could test it.</w:t>
-      </w:r>
-    </w:p>
-    <w:p>
-      <w:r>
-        <w:drawing>
-          <wp:inline xmlns:a="http://schemas.openxmlformats.org/drawingml/2006/main" xmlns:pic="http://schemas.openxmlformats.org/drawingml/2006/picture">
-            <wp:extent cx="5486400" cy="3145536"/>
-            <wp:docPr id="3" name="Picture 3" descr="INPUT stage for Repair Bias in Data"/>
-            <wp:cNvGraphicFramePr>
-              <a:graphicFrameLocks noChangeAspect="1"/>
-            </wp:cNvGraphicFramePr>
-            <a:graphic>
-              <a:graphicData uri="http://schemas.openxmlformats.org/drawingml/2006/picture">
-                <pic:pic>
-                  <pic:nvPicPr>
-                    <pic:cNvPr id="0" name="875da30b21fbe2b31b90bbde46dac2155f3bbec33115a3aefaaeb477b5dd913b.png"/>
-                    <pic:cNvPicPr/>
-                  </pic:nvPicPr>
-                  <pic:blipFill>
-                    <a:blip r:embed="rId10"/>
-                    <a:stretch>
-                      <a:fillRect/>
-                    </a:stretch>
-                  </pic:blipFill>
-                  <pic:spPr>
-                    <a:xfrm>
-                      <a:off x="0" y="0"/>
-                      <a:ext cx="5486400" cy="3145536"/>
-                    </a:xfrm>
-                    <a:prstGeom prst="rect"/>
-                  </pic:spPr>
-                </pic:pic>
-              </a:graphicData>
-            </a:graphic>
-          </wp:inline>
-        </w:drawing>
-      </w:r>
-    </w:p>
-    <w:p>
-      <w:pPr>
-        <w:spacing w:line="336" w:lineRule="auto" w:after="180"/>
-      </w:pPr>
-      <w:r>
-        <w:rPr>
-          <w:b w:val="0"/>
-        </w:rPr>
-        <w:t>↓</w:t>
-      </w:r>
-    </w:p>
-    <w:p>
-      <w:r>
-        <w:drawing>
-          <wp:inline xmlns:a="http://schemas.openxmlformats.org/drawingml/2006/main" xmlns:pic="http://schemas.openxmlformats.org/drawingml/2006/picture">
-            <wp:extent cx="5486400" cy="3145536"/>
-            <wp:docPr id="4" name="Picture 4" descr="PROCESS stage for Repair Bias in Data"/>
-            <wp:cNvGraphicFramePr>
-              <a:graphicFrameLocks noChangeAspect="1"/>
-            </wp:cNvGraphicFramePr>
-            <a:graphic>
-              <a:graphicData uri="http://schemas.openxmlformats.org/drawingml/2006/picture">
-                <pic:pic>
-                  <pic:nvPicPr>
-                    <pic:cNvPr id="0" name="5a58a0fb9fb8fb8ebeadc11a3927dc722ae17abadb66e5dff5f846a9fcb768d3.png"/>
-                    <pic:cNvPicPr/>
-                  </pic:nvPicPr>
-                  <pic:blipFill>
-                    <a:blip r:embed="rId11"/>
-                    <a:stretch>
-                      <a:fillRect/>
-                    </a:stretch>
-                  </pic:blipFill>
-                  <pic:spPr>
-                    <a:xfrm>
-                      <a:off x="0" y="0"/>
-                      <a:ext cx="5486400" cy="3145536"/>
-                    </a:xfrm>
-                    <a:prstGeom prst="rect"/>
-                  </pic:spPr>
-                </pic:pic>
-              </a:graphicData>
-            </a:graphic>
-          </wp:inline>
-        </w:drawing>
-      </w:r>
-    </w:p>
-    <w:p>
-      <w:pPr>
-        <w:spacing w:line="336" w:lineRule="auto" w:after="180"/>
-      </w:pPr>
-      <w:r>
-        <w:rPr>
-          <w:b w:val="0"/>
-        </w:rPr>
-        <w:t>↓</w:t>
-      </w:r>
-    </w:p>
-    <w:p>
-      <w:r>
-        <w:drawing>
-          <wp:inline xmlns:a="http://schemas.openxmlformats.org/drawingml/2006/main" xmlns:pic="http://schemas.openxmlformats.org/drawingml/2006/picture">
-            <wp:extent cx="5486400" cy="3145536"/>
-            <wp:docPr id="5" name="Picture 5" descr="OUTPUT stage for Repair Bias in Data"/>
-            <wp:cNvGraphicFramePr>
-              <a:graphicFrameLocks noChangeAspect="1"/>
-            </wp:cNvGraphicFramePr>
-            <a:graphic>
-              <a:graphicData uri="http://schemas.openxmlformats.org/drawingml/2006/picture">
-                <pic:pic>
-                  <pic:nvPicPr>
-                    <pic:cNvPr id="0" name="4c04fe2b773248bcaf36fba35482574205a43c4e78731a47e2b96309e1e42556.png"/>
-                    <pic:cNvPicPr/>
-                  </pic:nvPicPr>
-                  <pic:blipFill>
-                    <a:blip r:embed="rId12"/>
-                    <a:stretch>
-                      <a:fillRect/>
-                    </a:stretch>
-                  </pic:blipFill>
-                  <pic:spPr>
-                    <a:xfrm>
-                      <a:off x="0" y="0"/>
-                      <a:ext cx="5486400" cy="3145536"/>
-                    </a:xfrm>
-                    <a:prstGeom prst="rect"/>
-                  </pic:spPr>
-                </pic:pic>
-              </a:graphicData>
-            </a:graphic>
-          </wp:inline>
-        </w:drawing>
-      </w:r>
-    </w:p>
-    <w:p>
-      <w:pPr>
-        <w:spacing w:line="336" w:lineRule="auto" w:after="180"/>
-      </w:pPr>
-      <w:r>
-        <w:rPr>
-          <w:b w:val="0"/>
-        </w:rPr>
-        <w:t>Which stage could fail even when the other two are correct? Explain:</w:t>
-      </w:r>
-    </w:p>
-    <w:p>
-      <w:pPr>
-        <w:pStyle w:val="Heading3"/>
-      </w:pPr>
-      <w:r>
-        <w:t>Write or draw your reasoning and evidence.</w:t>
-      </w:r>
-    </w:p>
-    <w:p>
-      <w:r>
-        <w:t>________________________________________________________________</w:t>
-      </w:r>
-    </w:p>
-    <w:p>
-      <w:r>
-        <w:t>________________________________________________________________</w:t>
-      </w:r>
-    </w:p>
-    <w:p>
-      <w:r>
-        <w:t>________________________________________________________________</w:t>
-      </w:r>
-    </w:p>
-    <w:p>
-      <w:r>
-        <w:t>________________________________________________________________</w:t>
-      </w:r>
-    </w:p>
-    <w:p>
-      <w:r>
-        <w:t>________________________________________________________________</w:t>
-      </w:r>
-    </w:p>
-    <w:p>
-      <w:pPr>
-        <w:pStyle w:val="Heading3"/>
-      </w:pPr>
-      <w:r>
-        <w:t>A closer explanation</w:t>
+        <w:t>03. Combine numerators and denominators before dividing</w:t>
+      </w:r>
+    </w:p>
+    <w:p>
+      <w:r>
+        <w:t>A correct respondent rate is not automatically a population estimate.</w:t>
+      </w:r>
+    </w:p>
+    <w:p>
+      <w:pPr>
+        <w:pStyle w:val="Heading2"/>
+      </w:pPr>
+      <w:r>
+        <w:t>Predict and execute the complete count script</w:t>
       </w:r>
     </w:p>
     <w:p>
@@ -962,6 +761,14 @@
         <w:t>print(other_yes / other_n)</w:t>
         <w:br/>
         <w:t>print((club_yes + other_yes) / (club_n + other_n))</w:t>
+      </w:r>
+    </w:p>
+    <w:p>
+      <w:pPr>
+        <w:pStyle w:val="Heading2"/>
+      </w:pPr>
+      <w:r>
+        <w:t>Read each group and the combined sample</w:t>
       </w:r>
     </w:p>
     <w:p>
@@ -1144,10 +951,10 @@
     </w:p>
     <w:p>
       <w:pPr>
-        <w:pStyle w:val="Heading3"/>
-      </w:pPr>
-      <w:r>
-        <w:t>Combine counts, not just percentages</w:t>
+        <w:pStyle w:val="Heading2"/>
+      </w:pPr>
+      <w:r>
+        <w:t>Explain why group size matters</w:t>
       </w:r>
     </w:p>
     <w:p>
@@ -1174,10 +981,26 @@
     </w:p>
     <w:p>
       <w:pPr>
-        <w:pStyle w:val="Heading3"/>
-      </w:pPr>
-      <w:r>
-        <w:t>Connect the picture and the explanation</w:t>
+        <w:pStyle w:val="Heading2"/>
+      </w:pPr>
+      <w:r>
+        <w:t>Point to the deciding denominator</w:t>
+      </w:r>
+    </w:p>
+    <w:p>
+      <w:pPr>
+        <w:pStyle w:val="ListBullet"/>
+      </w:pPr>
+      <w:r>
+        <w:t>Point to the input, the deciding step and the result in this week’s visual. Explain the same step in ordinary words. A picture helps when you can say what each part represents.</w:t>
+      </w:r>
+    </w:p>
+    <w:p>
+      <w:pPr>
+        <w:pStyle w:val="Heading2"/>
+      </w:pPr>
+      <w:r>
+        <w:t>Earlier wording, alternatives and picture transcripts · reference / check after trying</w:t>
       </w:r>
     </w:p>
     <w:p>
@@ -1188,52 +1011,48 @@
         <w:rPr>
           <w:b w:val="0"/>
         </w:rPr>
-        <w:t xml:space="preserve">Point to the </w:t>
+        <w:t xml:space="preserve">VISUAL </w:t>
       </w:r>
       <w:r>
         <w:rPr>
           <w:b/>
         </w:rPr>
-        <w:t>input</w:t>
+        <w:t>MECHANISM</w:t>
+      </w:r>
+    </w:p>
+    <w:p>
+      <w:pPr>
+        <w:spacing w:line="336" w:lineRule="auto" w:after="180"/>
+      </w:pPr>
+      <w:r>
+        <w:rPr>
+          <w:b/>
+        </w:rPr>
+        <w:t>Input</w:t>
       </w:r>
       <w:r>
         <w:rPr>
           <w:b w:val="0"/>
         </w:rPr>
-        <w:t>, the deciding step and the result in this week’s visual. Explain the same step in ordinary words. A picture helps when you can say what each part represents.</w:t>
-      </w:r>
-    </w:p>
-    <w:p>
-      <w:pPr>
-        <w:pStyle w:val="Heading1"/>
-      </w:pPr>
-      <w:r>
-        <w:t>04. Compare the cases</w:t>
-      </w:r>
-    </w:p>
-    <w:p>
-      <w:r>
-        <w:t>Compare the supplied cases for Repair Bias in Data. Identify the detail that changes the conclusion.</w:t>
-      </w:r>
-    </w:p>
-    <w:p>
-      <w:pPr>
-        <w:pStyle w:val="Heading3"/>
-      </w:pPr>
-      <w:r>
-        <w:t>The case to investigate</w:t>
-      </w:r>
-    </w:p>
-    <w:p>
-      <w:pPr>
-        <w:spacing w:line="336" w:lineRule="auto" w:after="180"/>
-        <w:shd w:fill="F1F6FC"/>
-      </w:pPr>
+        <w:t xml:space="preserve"> → </w:t>
+      </w:r>
+      <w:r>
+        <w:rPr>
+          <w:b/>
+        </w:rPr>
+        <w:t>Process</w:t>
+      </w:r>
       <w:r>
         <w:rPr>
           <w:b w:val="0"/>
         </w:rPr>
-        <w:t>CASE GALLERY</w:t>
+        <w:t xml:space="preserve"> → </w:t>
+      </w:r>
+      <w:r>
+        <w:rPr>
+          <w:b/>
+        </w:rPr>
+        <w:t>Output</w:t>
       </w:r>
     </w:p>
     <w:p>
@@ -1244,13 +1063,43 @@
         <w:rPr>
           <w:b w:val="0"/>
         </w:rPr>
-        <w:t xml:space="preserve">Four Tests, Four Kinds of </w:t>
-      </w:r>
-      <w:r>
-        <w:rPr>
-          <w:b/>
-        </w:rPr>
-        <w:t>Evidence</w:t>
+        <w:t>Trace the information. At each stage, ask what changed and how you could test it.</w:t>
+      </w:r>
+    </w:p>
+    <w:p>
+      <w:r>
+        <w:drawing>
+          <wp:inline xmlns:a="http://schemas.openxmlformats.org/drawingml/2006/main" xmlns:pic="http://schemas.openxmlformats.org/drawingml/2006/picture">
+            <wp:extent cx="5486400" cy="3145536"/>
+            <wp:docPr id="3" name="Picture 3" descr="INPUT stage for Repair Bias in Data"/>
+            <wp:cNvGraphicFramePr>
+              <a:graphicFrameLocks noChangeAspect="1"/>
+            </wp:cNvGraphicFramePr>
+            <a:graphic>
+              <a:graphicData uri="http://schemas.openxmlformats.org/drawingml/2006/picture">
+                <pic:pic>
+                  <pic:nvPicPr>
+                    <pic:cNvPr id="0" name="875da30b21fbe2b31b90bbde46dac2155f3bbec33115a3aefaaeb477b5dd913b.png"/>
+                    <pic:cNvPicPr/>
+                  </pic:nvPicPr>
+                  <pic:blipFill>
+                    <a:blip r:embed="rId10"/>
+                    <a:stretch>
+                      <a:fillRect/>
+                    </a:stretch>
+                  </pic:blipFill>
+                  <pic:spPr>
+                    <a:xfrm>
+                      <a:off x="0" y="0"/>
+                      <a:ext cx="5486400" cy="3145536"/>
+                    </a:xfrm>
+                    <a:prstGeom prst="rect"/>
+                  </pic:spPr>
+                </pic:pic>
+              </a:graphicData>
+            </a:graphic>
+          </wp:inline>
+        </w:drawing>
       </w:r>
     </w:p>
     <w:p>
@@ -1261,7 +1110,179 @@
         <w:rPr>
           <w:b w:val="0"/>
         </w:rPr>
-        <w:t>A system is not understood until it survives more than one comfortable example.</w:t>
+        <w:t>↓</w:t>
+      </w:r>
+    </w:p>
+    <w:p>
+      <w:r>
+        <w:drawing>
+          <wp:inline xmlns:a="http://schemas.openxmlformats.org/drawingml/2006/main" xmlns:pic="http://schemas.openxmlformats.org/drawingml/2006/picture">
+            <wp:extent cx="5486400" cy="3145536"/>
+            <wp:docPr id="4" name="Picture 4" descr="PROCESS stage for Repair Bias in Data"/>
+            <wp:cNvGraphicFramePr>
+              <a:graphicFrameLocks noChangeAspect="1"/>
+            </wp:cNvGraphicFramePr>
+            <a:graphic>
+              <a:graphicData uri="http://schemas.openxmlformats.org/drawingml/2006/picture">
+                <pic:pic>
+                  <pic:nvPicPr>
+                    <pic:cNvPr id="0" name="5a58a0fb9fb8fb8ebeadc11a3927dc722ae17abadb66e5dff5f846a9fcb768d3.png"/>
+                    <pic:cNvPicPr/>
+                  </pic:nvPicPr>
+                  <pic:blipFill>
+                    <a:blip r:embed="rId11"/>
+                    <a:stretch>
+                      <a:fillRect/>
+                    </a:stretch>
+                  </pic:blipFill>
+                  <pic:spPr>
+                    <a:xfrm>
+                      <a:off x="0" y="0"/>
+                      <a:ext cx="5486400" cy="3145536"/>
+                    </a:xfrm>
+                    <a:prstGeom prst="rect"/>
+                  </pic:spPr>
+                </pic:pic>
+              </a:graphicData>
+            </a:graphic>
+          </wp:inline>
+        </w:drawing>
+      </w:r>
+    </w:p>
+    <w:p>
+      <w:pPr>
+        <w:spacing w:line="336" w:lineRule="auto" w:after="180"/>
+      </w:pPr>
+      <w:r>
+        <w:rPr>
+          <w:b w:val="0"/>
+        </w:rPr>
+        <w:t>↓</w:t>
+      </w:r>
+    </w:p>
+    <w:p>
+      <w:r>
+        <w:drawing>
+          <wp:inline xmlns:a="http://schemas.openxmlformats.org/drawingml/2006/main" xmlns:pic="http://schemas.openxmlformats.org/drawingml/2006/picture">
+            <wp:extent cx="5486400" cy="3145536"/>
+            <wp:docPr id="5" name="Picture 5" descr="OUTPUT stage for Repair Bias in Data"/>
+            <wp:cNvGraphicFramePr>
+              <a:graphicFrameLocks noChangeAspect="1"/>
+            </wp:cNvGraphicFramePr>
+            <a:graphic>
+              <a:graphicData uri="http://schemas.openxmlformats.org/drawingml/2006/picture">
+                <pic:pic>
+                  <pic:nvPicPr>
+                    <pic:cNvPr id="0" name="4c04fe2b773248bcaf36fba35482574205a43c4e78731a47e2b96309e1e42556.png"/>
+                    <pic:cNvPicPr/>
+                  </pic:nvPicPr>
+                  <pic:blipFill>
+                    <a:blip r:embed="rId12"/>
+                    <a:stretch>
+                      <a:fillRect/>
+                    </a:stretch>
+                  </pic:blipFill>
+                  <pic:spPr>
+                    <a:xfrm>
+                      <a:off x="0" y="0"/>
+                      <a:ext cx="5486400" cy="3145536"/>
+                    </a:xfrm>
+                    <a:prstGeom prst="rect"/>
+                  </pic:spPr>
+                </pic:pic>
+              </a:graphicData>
+            </a:graphic>
+          </wp:inline>
+        </w:drawing>
+      </w:r>
+    </w:p>
+    <w:p>
+      <w:pPr>
+        <w:spacing w:line="336" w:lineRule="auto" w:after="180"/>
+      </w:pPr>
+      <w:r>
+        <w:rPr>
+          <w:b w:val="0"/>
+        </w:rPr>
+        <w:t>Which stage could fail even when the other two are correct? Explain:</w:t>
+      </w:r>
+    </w:p>
+    <w:p>
+      <w:pPr>
+        <w:pStyle w:val="Heading3"/>
+      </w:pPr>
+      <w:r>
+        <w:t>Write or draw your reasoning and evidence.</w:t>
+      </w:r>
+    </w:p>
+    <w:p>
+      <w:r>
+        <w:t>________________________________________________________________</w:t>
+      </w:r>
+    </w:p>
+    <w:p>
+      <w:r>
+        <w:t>________________________________________________________________</w:t>
+      </w:r>
+    </w:p>
+    <w:p>
+      <w:r>
+        <w:t>________________________________________________________________</w:t>
+      </w:r>
+    </w:p>
+    <w:p>
+      <w:r>
+        <w:t>________________________________________________________________</w:t>
+      </w:r>
+    </w:p>
+    <w:p>
+      <w:r>
+        <w:t>________________________________________________________________</w:t>
+      </w:r>
+    </w:p>
+    <w:p>
+      <w:pPr>
+        <w:pStyle w:val="Heading3"/>
+      </w:pPr>
+      <w:r>
+        <w:t>A closer explanation</w:t>
+      </w:r>
+    </w:p>
+    <w:p>
+      <w:pPr>
+        <w:pStyle w:val="Heading3"/>
+      </w:pPr>
+      <w:r>
+        <w:t>Combine counts, not just percentages</w:t>
+      </w:r>
+    </w:p>
+    <w:p>
+      <w:pPr>
+        <w:pStyle w:val="Heading3"/>
+      </w:pPr>
+      <w:r>
+        <w:t>Connect the picture and the explanation</w:t>
+      </w:r>
+    </w:p>
+    <w:p>
+      <w:pPr>
+        <w:pStyle w:val="Heading1"/>
+      </w:pPr>
+      <w:r>
+        <w:t>04. Choose a repair that changes coverage</w:t>
+      </w:r>
+    </w:p>
+    <w:p>
+      <w:r>
+        <w:t>Copying rows or adding the same group is not new diverse evidence.</w:t>
+      </w:r>
+    </w:p>
+    <w:p>
+      <w:pPr>
+        <w:pStyle w:val="Heading2"/>
+      </w:pPr>
+      <w:r>
+        <w:t>Four pictures with a purpose</w:t>
       </w:r>
     </w:p>
     <w:p>
@@ -1302,6 +1323,11 @@
     </w:p>
     <w:p>
       <w:r>
+        <w:t>Normal case: predict the result and deciding evidence.</w:t>
+      </w:r>
+    </w:p>
+    <w:p>
+      <w:r>
         <w:drawing>
           <wp:inline xmlns:a="http://schemas.openxmlformats.org/drawingml/2006/main" xmlns:pic="http://schemas.openxmlformats.org/drawingml/2006/picture">
             <wp:extent cx="5486400" cy="3200400"/>
@@ -1337,47 +1363,8 @@
       </w:r>
     </w:p>
     <w:p>
-      <w:pPr>
-        <w:pStyle w:val="Heading3"/>
-      </w:pPr>
-      <w:r>
-        <w:t>The normal case</w:t>
-      </w:r>
-    </w:p>
-    <w:p>
-      <w:pPr>
-        <w:spacing w:line="336" w:lineRule="auto" w:after="180"/>
-        <w:shd w:fill="F1F6FC"/>
-      </w:pPr>
-      <w:r>
-        <w:rPr>
-          <w:b w:val="0"/>
-        </w:rPr>
-        <w:t xml:space="preserve">NORMAL CASE: predict and name </w:t>
-      </w:r>
-      <w:r>
-        <w:rPr>
-          <w:b/>
-        </w:rPr>
-        <w:t>evidence</w:t>
-      </w:r>
-      <w:r>
-        <w:rPr>
-          <w:b w:val="0"/>
-        </w:rPr>
-        <w:t xml:space="preserve">.     BOUNDARY CASE: predict and name </w:t>
-      </w:r>
-      <w:r>
-        <w:rPr>
-          <w:b/>
-        </w:rPr>
-        <w:t>evidence</w:t>
-      </w:r>
-      <w:r>
-        <w:rPr>
-          <w:b w:val="0"/>
-        </w:rPr>
-        <w:t>.</w:t>
+      <w:r>
+        <w:t>Boundary case: identify the exact limit.</w:t>
       </w:r>
     </w:p>
     <w:p>
@@ -1418,6 +1405,11 @@
     </w:p>
     <w:p>
       <w:r>
+        <w:t>Missing information: name what must be clarified.</w:t>
+      </w:r>
+    </w:p>
+    <w:p>
+      <w:r>
         <w:drawing>
           <wp:inline xmlns:a="http://schemas.openxmlformats.org/drawingml/2006/main" xmlns:pic="http://schemas.openxmlformats.org/drawingml/2006/picture">
             <wp:extent cx="5486400" cy="3200400"/>
@@ -1453,134 +1445,86 @@
       </w:r>
     </w:p>
     <w:p>
+      <w:r>
+        <w:t>Transfer case: explain which procedure still applies.</w:t>
+      </w:r>
+    </w:p>
+    <w:p>
+      <w:pPr>
+        <w:pStyle w:val="Heading2"/>
+      </w:pPr>
+      <w:r>
+        <w:t>Choose a revealing case</w:t>
+      </w:r>
+    </w:p>
+    <w:p>
+      <w:pPr>
+        <w:pStyle w:val="ListBullet"/>
+      </w:pPr>
+      <w:r>
+        <w:t>Which case is most likely to reveal a hidden assumption? Why?</w:t>
+      </w:r>
+    </w:p>
+    <w:p>
       <w:pPr>
         <w:pStyle w:val="Heading3"/>
       </w:pPr>
       <w:r>
-        <w:t>Check missing information</w:t>
+        <w:t>Write or draw your reasoning and evidence.</w:t>
+      </w:r>
+    </w:p>
+    <w:p>
+      <w:r>
+        <w:t>________________________________________________________________</w:t>
+      </w:r>
+    </w:p>
+    <w:p>
+      <w:r>
+        <w:t>________________________________________________________________</w:t>
+      </w:r>
+    </w:p>
+    <w:p>
+      <w:r>
+        <w:t>________________________________________________________________</w:t>
+      </w:r>
+    </w:p>
+    <w:p>
+      <w:r>
+        <w:t>________________________________________________________________</w:t>
+      </w:r>
+    </w:p>
+    <w:p>
+      <w:r>
+        <w:t>________________________________________________________________</w:t>
+      </w:r>
+    </w:p>
+    <w:p>
+      <w:pPr>
+        <w:pStyle w:val="Heading2"/>
+      </w:pPr>
+      <w:r>
+        <w:t>Predict the supplied changed case</w:t>
+      </w:r>
+    </w:p>
+    <w:p>
+      <w:pPr>
+        <w:pStyle w:val="ListBullet"/>
+      </w:pPr>
+      <w:r>
+        <w:t>Change: Recruit more club volunteers only.</w:t>
+      </w:r>
+    </w:p>
+    <w:p>
+      <w:pPr>
+        <w:pStyle w:val="Heading2"/>
+      </w:pPr>
+      <w:r>
+        <w:t>Check after predicting · reference / check after trying</w:t>
       </w:r>
     </w:p>
     <w:p>
       <w:pPr>
         <w:spacing w:line="336" w:lineRule="auto" w:after="180"/>
-        <w:shd w:fill="FFF5E6"/>
-      </w:pPr>
-      <w:r>
-        <w:rPr>
-          <w:b w:val="0"/>
-        </w:rPr>
-        <w:t xml:space="preserve">MISSING INFORMATION: predict and name </w:t>
-      </w:r>
-      <w:r>
-        <w:rPr>
-          <w:b/>
-        </w:rPr>
-        <w:t>evidence</w:t>
-      </w:r>
-      <w:r>
-        <w:rPr>
-          <w:b w:val="0"/>
-        </w:rPr>
-        <w:t xml:space="preserve">.     TRANSFER CASE: predict and name </w:t>
-      </w:r>
-      <w:r>
-        <w:rPr>
-          <w:b/>
-        </w:rPr>
-        <w:t>evidence</w:t>
-      </w:r>
-      <w:r>
-        <w:rPr>
-          <w:b w:val="0"/>
-        </w:rPr>
-        <w:t>.</w:t>
-      </w:r>
-    </w:p>
-    <w:p>
-      <w:pPr>
-        <w:spacing w:line="336" w:lineRule="auto" w:after="180"/>
-        <w:shd w:fill="F5F1FB"/>
-      </w:pPr>
-      <w:r>
-        <w:rPr>
-          <w:b w:val="0"/>
-        </w:rPr>
-        <w:t>Which case is most likely to reveal a hidden assumption? Why?</w:t>
-      </w:r>
-    </w:p>
-    <w:p>
-      <w:pPr>
-        <w:pStyle w:val="Heading3"/>
-      </w:pPr>
-      <w:r>
-        <w:t>Write or draw your reasoning and evidence.</w:t>
-      </w:r>
-    </w:p>
-    <w:p>
-      <w:r>
-        <w:t>________________________________________________________________</w:t>
-      </w:r>
-    </w:p>
-    <w:p>
-      <w:r>
-        <w:t>________________________________________________________________</w:t>
-      </w:r>
-    </w:p>
-    <w:p>
-      <w:r>
-        <w:t>________________________________________________________________</w:t>
-      </w:r>
-    </w:p>
-    <w:p>
-      <w:r>
-        <w:t>________________________________________________________________</w:t>
-      </w:r>
-    </w:p>
-    <w:p>
-      <w:r>
-        <w:t>________________________________________________________________</w:t>
-      </w:r>
-    </w:p>
-    <w:p>
-      <w:pPr>
-        <w:pStyle w:val="Heading3"/>
-      </w:pPr>
-      <w:r>
-        <w:t>Change one thing in the pictured case</w:t>
-      </w:r>
-    </w:p>
-    <w:p>
-      <w:pPr>
-        <w:pStyle w:val="Heading3"/>
-      </w:pPr>
-      <w:r>
-        <w:t>Change one thing</w:t>
-      </w:r>
-    </w:p>
-    <w:p>
-      <w:pPr>
-        <w:spacing w:line="336" w:lineRule="auto" w:after="180"/>
-        <w:shd w:fill="F5F1FB"/>
-      </w:pPr>
-      <w:r>
-        <w:rPr>
-          <w:b w:val="0"/>
-        </w:rPr>
-        <w:t>Change: Recruit more club volunteers only.</w:t>
-      </w:r>
-    </w:p>
-    <w:p>
-      <w:pPr>
-        <w:pStyle w:val="Heading3"/>
-      </w:pPr>
-      <w:r>
-        <w:t>Predicted result</w:t>
-      </w:r>
-    </w:p>
-    <w:p>
-      <w:pPr>
-        <w:spacing w:line="336" w:lineRule="auto" w:after="180"/>
-        <w:shd w:fill="F1F6FC"/>
       </w:pPr>
       <w:r>
         <w:rPr>
@@ -1597,16 +1541,7 @@
     </w:p>
     <w:p>
       <w:pPr>
-        <w:pStyle w:val="Heading3"/>
-      </w:pPr>
-      <w:r>
-        <w:t>Why the result follows</w:t>
-      </w:r>
-    </w:p>
-    <w:p>
-      <w:pPr>
         <w:spacing w:line="336" w:lineRule="auto" w:after="180"/>
-        <w:shd w:fill="F1F6FC"/>
       </w:pPr>
       <w:r>
         <w:rPr>
@@ -1617,26 +1552,38 @@
     </w:p>
     <w:p>
       <w:pPr>
-        <w:pStyle w:val="Heading1"/>
-      </w:pPr>
-      <w:r>
-        <w:t>05. Words that unlock the idea</w:t>
-      </w:r>
-    </w:p>
-    <w:p>
-      <w:r>
-        <w:t>Use the vocabulary of Repair Bias in Data to explain a concrete decision, rather than only memorising definitions.</w:t>
+        <w:pStyle w:val="Heading2"/>
+      </w:pPr>
+      <w:r>
+        <w:t>Earlier wording, alternatives and picture transcripts · reference / check after trying</w:t>
       </w:r>
     </w:p>
     <w:p>
       <w:pPr>
         <w:spacing w:line="336" w:lineRule="auto" w:after="180"/>
       </w:pPr>
+      <w:r>
+        <w:rPr>
+          <w:b w:val="0"/>
+        </w:rPr>
+        <w:t>CASE GALLERY</w:t>
+      </w:r>
+    </w:p>
+    <w:p>
+      <w:pPr>
+        <w:spacing w:line="336" w:lineRule="auto" w:after="180"/>
+      </w:pPr>
+      <w:r>
+        <w:rPr>
+          <w:b w:val="0"/>
+        </w:rPr>
+        <w:t xml:space="preserve">Four Tests, Four Kinds of </w:t>
+      </w:r>
       <w:r>
         <w:rPr>
           <w:b/>
         </w:rPr>
-        <w:t>VOCABULARY LAB</w:t>
+        <w:t>Evidence</w:t>
       </w:r>
     </w:p>
     <w:p>
@@ -1647,18 +1594,7 @@
         <w:rPr>
           <w:b w:val="0"/>
         </w:rPr>
-        <w:t>Words You Can Use to Reason</w:t>
-      </w:r>
-    </w:p>
-    <w:p>
-      <w:pPr>
-        <w:spacing w:line="336" w:lineRule="auto" w:after="180"/>
-      </w:pPr>
-      <w:r>
-        <w:rPr>
-          <w:b w:val="0"/>
-        </w:rPr>
-        <w:t>A definition matters when you can recognize the idea, use it, and contrast it with a near-miss.</w:t>
+        <w:t>A system is not understood until it survives more than one comfortable example.</w:t>
       </w:r>
     </w:p>
     <w:p>
@@ -1666,7 +1602,7 @@
         <w:drawing>
           <wp:inline xmlns:a="http://schemas.openxmlformats.org/drawingml/2006/main" xmlns:pic="http://schemas.openxmlformats.org/drawingml/2006/picture">
             <wp:extent cx="5486400" cy="3200400"/>
-            <wp:docPr id="10" name="Picture 10" descr="Vocabulary badge: bias"/>
+            <wp:docPr id="10" name="Picture 10" descr="NORMAL CASE illustration"/>
             <wp:cNvGraphicFramePr>
               <a:graphicFrameLocks noChangeAspect="1"/>
             </wp:cNvGraphicFramePr>
@@ -1674,11 +1610,11 @@
               <a:graphicData uri="http://schemas.openxmlformats.org/drawingml/2006/picture">
                 <pic:pic>
                   <pic:nvPicPr>
-                    <pic:cNvPr id="0" name="4cb197bee41228eca7f5a41b0e2f47bf6e6ced99b364d2dcff2d3f72f596fce2.png"/>
+                    <pic:cNvPr id="0" name="1f18213ba3d74c99072fa04ad7520b53eee0b2e9e845b0d8a61ccdda1b41f3f1.png"/>
                     <pic:cNvPicPr/>
                   </pic:nvPicPr>
                   <pic:blipFill>
-                    <a:blip r:embed="rId17"/>
+                    <a:blip r:embed="rId13"/>
                     <a:stretch>
                       <a:fillRect/>
                     </a:stretch>
@@ -1702,7 +1638,7 @@
         <w:drawing>
           <wp:inline xmlns:a="http://schemas.openxmlformats.org/drawingml/2006/main" xmlns:pic="http://schemas.openxmlformats.org/drawingml/2006/picture">
             <wp:extent cx="5486400" cy="3200400"/>
-            <wp:docPr id="11" name="Picture 11" descr="Vocabulary badge: rebalance"/>
+            <wp:docPr id="11" name="Picture 11" descr="BOUNDARY CASE illustration"/>
             <wp:cNvGraphicFramePr>
               <a:graphicFrameLocks noChangeAspect="1"/>
             </wp:cNvGraphicFramePr>
@@ -1710,11 +1646,11 @@
               <a:graphicData uri="http://schemas.openxmlformats.org/drawingml/2006/picture">
                 <pic:pic>
                   <pic:nvPicPr>
-                    <pic:cNvPr id="0" name="825b9f35115ffc2ec3c3126f0c178b81f7fd05660ca141aa93af0b15a963f534.png"/>
+                    <pic:cNvPr id="0" name="fed8318cf337134a2c31a8d2c90831db67a27a43d3c6f85b25079c53ec37ff9a.png"/>
                     <pic:cNvPicPr/>
                   </pic:nvPicPr>
                   <pic:blipFill>
-                    <a:blip r:embed="rId18"/>
+                    <a:blip r:embed="rId14"/>
                     <a:stretch>
                       <a:fillRect/>
                     </a:stretch>
@@ -1734,11 +1670,46 @@
       </w:r>
     </w:p>
     <w:p>
+      <w:pPr>
+        <w:spacing w:line="336" w:lineRule="auto" w:after="180"/>
+      </w:pPr>
+      <w:r>
+        <w:rPr>
+          <w:b w:val="0"/>
+        </w:rPr>
+        <w:t xml:space="preserve">NORMAL CASE: predict and name </w:t>
+      </w:r>
+      <w:r>
+        <w:rPr>
+          <w:b/>
+        </w:rPr>
+        <w:t>evidence</w:t>
+      </w:r>
+      <w:r>
+        <w:rPr>
+          <w:b w:val="0"/>
+        </w:rPr>
+        <w:t xml:space="preserve">.     BOUNDARY CASE: predict and name </w:t>
+      </w:r>
+      <w:r>
+        <w:rPr>
+          <w:b/>
+        </w:rPr>
+        <w:t>evidence</w:t>
+      </w:r>
+      <w:r>
+        <w:rPr>
+          <w:b w:val="0"/>
+        </w:rPr>
+        <w:t>.</w:t>
+      </w:r>
+    </w:p>
+    <w:p>
       <w:r>
         <w:drawing>
           <wp:inline xmlns:a="http://schemas.openxmlformats.org/drawingml/2006/main" xmlns:pic="http://schemas.openxmlformats.org/drawingml/2006/picture">
             <wp:extent cx="5486400" cy="3200400"/>
-            <wp:docPr id="12" name="Picture 12" descr="Vocabulary badge: subgroup"/>
+            <wp:docPr id="12" name="Picture 12" descr="MISSING INFORMATION illustration"/>
             <wp:cNvGraphicFramePr>
               <a:graphicFrameLocks noChangeAspect="1"/>
             </wp:cNvGraphicFramePr>
@@ -1746,11 +1717,11 @@
               <a:graphicData uri="http://schemas.openxmlformats.org/drawingml/2006/picture">
                 <pic:pic>
                   <pic:nvPicPr>
-                    <pic:cNvPr id="0" name="4703df0e1de4216ee37bdb5161b3cf9b7292b8a8948534fe2f1b1855811b453b.png"/>
+                    <pic:cNvPr id="0" name="75f964dbe29000347e518a59e2717387d7109bd1f947abdafa07e931a61cf754.png"/>
                     <pic:cNvPicPr/>
                   </pic:nvPicPr>
                   <pic:blipFill>
-                    <a:blip r:embed="rId19"/>
+                    <a:blip r:embed="rId15"/>
                     <a:stretch>
                       <a:fillRect/>
                     </a:stretch>
@@ -1774,7 +1745,7 @@
         <w:drawing>
           <wp:inline xmlns:a="http://schemas.openxmlformats.org/drawingml/2006/main" xmlns:pic="http://schemas.openxmlformats.org/drawingml/2006/picture">
             <wp:extent cx="5486400" cy="3200400"/>
-            <wp:docPr id="13" name="Picture 13" descr="Vocabulary badge: retest"/>
+            <wp:docPr id="13" name="Picture 13" descr="TRANSFER CASE illustration"/>
             <wp:cNvGraphicFramePr>
               <a:graphicFrameLocks noChangeAspect="1"/>
             </wp:cNvGraphicFramePr>
@@ -1782,11 +1753,11 @@
               <a:graphicData uri="http://schemas.openxmlformats.org/drawingml/2006/picture">
                 <pic:pic>
                   <pic:nvPicPr>
-                    <pic:cNvPr id="0" name="1c0c6250a1fe3c5cb61390fbb8d3a7700e1ce28a656c991641f3128ff276b80f.png"/>
+                    <pic:cNvPr id="0" name="4d936b6648b81ac897fc99370c2788f8e0b135d8fc31cfd77afceee66a92128c.png"/>
                     <pic:cNvPicPr/>
                   </pic:nvPicPr>
                   <pic:blipFill>
-                    <a:blip r:embed="rId20"/>
+                    <a:blip r:embed="rId16"/>
                     <a:stretch>
                       <a:fillRect/>
                     </a:stretch>
@@ -1805,303 +1776,368 @@
         </w:drawing>
       </w:r>
     </w:p>
-    <w:tbl>
-      <w:tblPr>
-        <w:tblStyle w:val="LightShading-Accent1"/>
-        <w:tblW w:type="auto" w:w="0"/>
-        <w:tblLook w:firstColumn="1" w:firstRow="1" w:lastColumn="0" w:lastRow="0" w:noHBand="0" w:noVBand="1" w:val="04A0"/>
-      </w:tblPr>
-      <w:tblGrid>
-        <w:gridCol w:w="3408"/>
-        <w:gridCol w:w="3408"/>
-        <w:gridCol w:w="3408"/>
-      </w:tblGrid>
-      <w:tr>
-        <w:trPr>
-          <w:tblHeader/>
-        </w:trPr>
-        <w:tc>
-          <w:tcPr>
-            <w:tcW w:type="dxa" w:w="3408"/>
-          </w:tcPr>
-          <w:p>
-            <w:r>
-              <w:t>Word</w:t>
-            </w:r>
-          </w:p>
-        </w:tc>
-        <w:tc>
-          <w:tcPr>
-            <w:tcW w:type="dxa" w:w="3408"/>
-          </w:tcPr>
-          <w:p>
-            <w:r>
-              <w:t>My own example</w:t>
-            </w:r>
-          </w:p>
-        </w:tc>
-        <w:tc>
-          <w:tcPr>
-            <w:tcW w:type="dxa" w:w="3408"/>
-          </w:tcPr>
-          <w:p>
-            <w:r>
-              <w:t>Not this / boundary</w:t>
-            </w:r>
-          </w:p>
-        </w:tc>
-      </w:tr>
-      <w:tr>
-        <w:tc>
-          <w:tcPr>
-            <w:tcW w:type="dxa" w:w="3408"/>
-          </w:tcPr>
-          <w:p>
-            <w:r>
-              <w:t>bias</w:t>
-            </w:r>
-          </w:p>
-        </w:tc>
-        <w:tc>
-          <w:tcPr>
-            <w:tcW w:type="dxa" w:w="3408"/>
-          </w:tcPr>
-          <w:p>
-            <w:r>
-              <w:t>A systematic tendency in data, decisions or outcomes that can distort a result or disadvantage people.</w:t>
-            </w:r>
-          </w:p>
-        </w:tc>
-        <w:tc>
-          <w:tcPr>
-            <w:tcW w:type="dxa" w:w="3408"/>
-          </w:tcPr>
-          <w:p>
-            <w:r/>
-          </w:p>
-        </w:tc>
-      </w:tr>
-      <w:tr>
-        <w:tc>
-          <w:tcPr>
-            <w:tcW w:type="dxa" w:w="3408"/>
-          </w:tcPr>
-          <w:p>
-            <w:r>
-              <w:t>rebalance</w:t>
-            </w:r>
-          </w:p>
-        </w:tc>
-        <w:tc>
-          <w:tcPr>
-            <w:tcW w:type="dxa" w:w="3408"/>
-          </w:tcPr>
-          <w:p>
-            <w:r>
-              <w:t>Change the relative representation of groups or classes in data using a stated method.</w:t>
-            </w:r>
-          </w:p>
-        </w:tc>
-        <w:tc>
-          <w:tcPr>
-            <w:tcW w:type="dxa" w:w="3408"/>
-          </w:tcPr>
-          <w:p>
-            <w:r/>
-          </w:p>
-        </w:tc>
-      </w:tr>
-      <w:tr>
-        <w:tc>
-          <w:tcPr>
-            <w:tcW w:type="dxa" w:w="3408"/>
-          </w:tcPr>
-          <w:p>
-            <w:r>
-              <w:t>subgroup</w:t>
-            </w:r>
-          </w:p>
-        </w:tc>
-        <w:tc>
-          <w:tcPr>
-            <w:tcW w:type="dxa" w:w="3408"/>
-          </w:tcPr>
-          <w:p>
-            <w:r>
-              <w:t>A defined subset of cases considered separately in analysis.</w:t>
-            </w:r>
-          </w:p>
-        </w:tc>
-        <w:tc>
-          <w:tcPr>
-            <w:tcW w:type="dxa" w:w="3408"/>
-          </w:tcPr>
-          <w:p>
-            <w:r/>
-          </w:p>
-        </w:tc>
-      </w:tr>
-      <w:tr>
-        <w:tc>
-          <w:tcPr>
-            <w:tcW w:type="dxa" w:w="3408"/>
-          </w:tcPr>
-          <w:p>
-            <w:r>
-              <w:t>retest</w:t>
-            </w:r>
-          </w:p>
-        </w:tc>
-        <w:tc>
-          <w:tcPr>
-            <w:tcW w:type="dxa" w:w="3408"/>
-          </w:tcPr>
-          <w:p>
-            <w:r>
-              <w:t>Run a test again after a change or under specified new conditions.</w:t>
-            </w:r>
-          </w:p>
-        </w:tc>
-        <w:tc>
-          <w:tcPr>
-            <w:tcW w:type="dxa" w:w="3408"/>
-          </w:tcPr>
-          <w:p>
-            <w:r/>
-          </w:p>
-        </w:tc>
-      </w:tr>
-    </w:tbl>
-    <w:p>
-      <w:pPr>
-        <w:pStyle w:val="Heading3"/>
-      </w:pPr>
-      <w:r>
-        <w:t>Words used in the closer explanation</w:t>
-      </w:r>
-    </w:p>
-    <w:tbl>
-      <w:tblPr>
-        <w:tblStyle w:val="LightShading-Accent1"/>
-        <w:tblW w:type="auto" w:w="0"/>
-        <w:tblLook w:firstColumn="1" w:firstRow="1" w:lastColumn="0" w:lastRow="0" w:noHBand="0" w:noVBand="1" w:val="04A0"/>
-      </w:tblPr>
-      <w:tblGrid>
-        <w:gridCol w:w="5112"/>
-        <w:gridCol w:w="5112"/>
-      </w:tblGrid>
-      <w:tr>
-        <w:trPr>
-          <w:tblHeader/>
-        </w:trPr>
-        <w:tc>
-          <w:tcPr>
-            <w:tcW w:type="dxa" w:w="5112"/>
-          </w:tcPr>
-          <w:p>
-            <w:r>
-              <w:t>Word</w:t>
-            </w:r>
-          </w:p>
-        </w:tc>
-        <w:tc>
-          <w:tcPr>
-            <w:tcW w:type="dxa" w:w="5112"/>
-          </w:tcPr>
-          <w:p>
-            <w:r>
-              <w:t>Meaning</w:t>
-            </w:r>
-          </w:p>
-        </w:tc>
-      </w:tr>
-      <w:tr>
-        <w:tc>
-          <w:tcPr>
-            <w:tcW w:type="dxa" w:w="5112"/>
-          </w:tcPr>
-          <w:p>
-            <w:r>
-              <w:t>Selection bias</w:t>
-            </w:r>
-          </w:p>
-        </w:tc>
-        <w:tc>
-          <w:tcPr>
-            <w:tcW w:type="dxa" w:w="5112"/>
-          </w:tcPr>
-          <w:p>
-            <w:r>
-              <w:t>Systematic distortion caused by who enters the data</w:t>
-            </w:r>
-          </w:p>
-        </w:tc>
-      </w:tr>
-      <w:tr>
-        <w:tc>
-          <w:tcPr>
-            <w:tcW w:type="dxa" w:w="5112"/>
-          </w:tcPr>
-          <w:p>
-            <w:r>
-              <w:t>Undercoverage</w:t>
-            </w:r>
-          </w:p>
-        </w:tc>
-        <w:tc>
-          <w:tcPr>
-            <w:tcW w:type="dxa" w:w="5112"/>
-          </w:tcPr>
-          <w:p>
-            <w:r>
-              <w:t>Leaving part of the target group out of selection</w:t>
-            </w:r>
-          </w:p>
-        </w:tc>
-      </w:tr>
-      <w:tr>
-        <w:tc>
-          <w:tcPr>
-            <w:tcW w:type="dxa" w:w="5112"/>
-          </w:tcPr>
-          <w:p>
-            <w:r>
-              <w:t>Nonresponse</w:t>
-            </w:r>
-          </w:p>
-        </w:tc>
-        <w:tc>
-          <w:tcPr>
-            <w:tcW w:type="dxa" w:w="5112"/>
-          </w:tcPr>
-          <w:p>
-            <w:r>
-              <w:t>A selected participant does not respond</w:t>
-            </w:r>
-          </w:p>
-        </w:tc>
-      </w:tr>
-    </w:tbl>
-    <w:p>
-      <w:pPr>
-        <w:pStyle w:val="Heading1"/>
-      </w:pPr>
-      <w:r>
-        <w:t>06. Follow a worked example</w:t>
-      </w:r>
-    </w:p>
-    <w:p>
-      <w:r>
-        <w:t>Follow the worked trace for Repair Bias in Data, predict a step, then compare with its explanation.</w:t>
-      </w:r>
-    </w:p>
     <w:p>
       <w:pPr>
         <w:spacing w:line="336" w:lineRule="auto" w:after="180"/>
       </w:pPr>
+      <w:r>
+        <w:rPr>
+          <w:b w:val="0"/>
+        </w:rPr>
+        <w:t xml:space="preserve">MISSING INFORMATION: predict and name </w:t>
+      </w:r>
       <w:r>
         <w:rPr>
           <w:b/>
+        </w:rPr>
+        <w:t>evidence</w:t>
+      </w:r>
+      <w:r>
+        <w:rPr>
+          <w:b w:val="0"/>
+        </w:rPr>
+        <w:t xml:space="preserve">.     TRANSFER CASE: predict and name </w:t>
+      </w:r>
+      <w:r>
+        <w:rPr>
+          <w:b/>
+        </w:rPr>
+        <w:t>evidence</w:t>
+      </w:r>
+      <w:r>
+        <w:rPr>
+          <w:b w:val="0"/>
+        </w:rPr>
+        <w:t>.</w:t>
+      </w:r>
+    </w:p>
+    <w:p>
+      <w:pPr>
+        <w:pStyle w:val="Heading3"/>
+      </w:pPr>
+      <w:r>
+        <w:t>Change one thing in the pictured case</w:t>
+      </w:r>
+    </w:p>
+    <w:p>
+      <w:pPr>
+        <w:pStyle w:val="Heading1"/>
+      </w:pPr>
+      <w:r>
+        <w:t>06. Recount an uneven sample, then inspect a separate volunteer poll</w:t>
+      </w:r>
+    </w:p>
+    <w:p>
+      <w:r>
+        <w:t>A weighted illustration needs assumptions that arithmetic cannot establish.</w:t>
+      </w:r>
+    </w:p>
+    <w:p>
+      <w:pPr>
+        <w:pStyle w:val="Heading2"/>
+      </w:pPr>
+      <w:r>
+        <w:t>Name the three different count records</w:t>
+      </w:r>
+    </w:p>
+    <w:p>
+      <w:pPr>
+        <w:spacing w:line="336" w:lineRule="auto" w:after="180"/>
+      </w:pPr>
+      <w:r>
+        <w:rPr>
+          <w:b w:val="0"/>
+        </w:rPr>
+        <w:t>Keep these examples separate: opening respondents8/10 club and2/10 other; changed-mix exercise72/90 and2/10; pictured comic poll12/15 and3/15, with a separate known grade composition30 club/90 other. Only the pictured scenario supplies grade group sizes for a weighting illustration.</w:t>
+      </w:r>
+    </w:p>
+    <w:p>
+      <w:pPr>
+        <w:pStyle w:val="Heading2"/>
+      </w:pPr>
+      <w:r>
+        <w:t>Try the changed-mix proportion</w:t>
+      </w:r>
+    </w:p>
+    <w:p>
+      <w:pPr>
+        <w:pStyle w:val="Heading3"/>
+      </w:pPr>
+      <w:r>
+        <w:t>Suppose 90 club respondents give 72 Yes and 10 others give 2 Yes. What is the combined observed proportion?</w:t>
+      </w:r>
+    </w:p>
+    <w:p>
+      <w:r>
+        <w:t>________________________________________________________________</w:t>
+      </w:r>
+    </w:p>
+    <w:p>
+      <w:r>
+        <w:t>________________________________________________________________</w:t>
+      </w:r>
+    </w:p>
+    <w:p>
+      <w:r>
+        <w:t>________________________________________________________________</w:t>
+      </w:r>
+    </w:p>
+    <w:p>
+      <w:r>
+        <w:t>________________________________________________________________</w:t>
+      </w:r>
+    </w:p>
+    <w:p>
+      <w:r>
+        <w:t>________________________________________________________________</w:t>
+      </w:r>
+    </w:p>
+    <w:p>
+      <w:r>
+        <w:t>________________________________________________________________</w:t>
+      </w:r>
+    </w:p>
+    <w:p>
+      <w:pPr>
+        <w:pStyle w:val="Heading2"/>
+      </w:pPr>
+      <w:r>
+        <w:t>Read the separate comic-poll facts</w:t>
+      </w:r>
+    </w:p>
+    <w:p>
+      <w:pPr>
+        <w:spacing w:line="336" w:lineRule="auto" w:after="180"/>
+      </w:pPr>
+      <w:r>
+        <w:rPr>
+          <w:b w:val="0"/>
+        </w:rPr>
+        <w:t>A fictional school polls learners about adding comic recommendations.</w:t>
+      </w:r>
+    </w:p>
+    <w:p>
+      <w:pPr>
+        <w:spacing w:line="336" w:lineRule="auto" w:after="180"/>
+      </w:pPr>
+      <w:r>
+        <w:rPr>
+          <w:b w:val="0"/>
+        </w:rPr>
+        <w:t>Library-club respondents: 12 Yes out of 15. Other respondents: 3 Yes out of 15.</w:t>
+      </w:r>
+    </w:p>
+    <w:p>
+      <w:pPr>
+        <w:spacing w:line="336" w:lineRule="auto" w:after="180"/>
+      </w:pPr>
+      <w:r>
+        <w:rPr>
+          <w:b w:val="0"/>
+        </w:rPr>
+        <w:t>The full grade has 30 club members and 90 others. These respondents were volunteers, not random selections.</w:t>
+      </w:r>
+    </w:p>
+    <w:p>
+      <w:pPr>
+        <w:pStyle w:val="Heading2"/>
+      </w:pPr>
+      <w:r>
+        <w:t>Trace respondent rates and grade representation</w:t>
+      </w:r>
+    </w:p>
+    <w:p>
+      <w:r>
+        <w:drawing>
+          <wp:inline xmlns:a="http://schemas.openxmlformats.org/drawingml/2006/main" xmlns:pic="http://schemas.openxmlformats.org/drawingml/2006/picture">
+            <wp:extent cx="5486400" cy="4160520"/>
+            <wp:docPr id="14" name="Picture 14" descr="Group rates: Club:12/15=80%; others:3/15=20%. → Respondent total: 15 Yes out of 30 respondents =50%. → Check representation: Respondents split 50/50, but the grade is 25% club and 75% other. → Repair collection: Plan invitations that fairly cover the whole grade, document selection and report nonresponse by group."/>
+            <wp:cNvGraphicFramePr>
+              <a:graphicFrameLocks noChangeAspect="1"/>
+            </wp:cNvGraphicFramePr>
+            <a:graphic>
+              <a:graphicData uri="http://schemas.openxmlformats.org/drawingml/2006/picture">
+                <pic:pic>
+                  <pic:nvPicPr>
+                    <pic:cNvPr id="0" name="academy-story-ai-2-20-02.png"/>
+                    <pic:cNvPicPr/>
+                  </pic:nvPicPr>
+                  <pic:blipFill>
+                    <a:blip r:embed="rId17"/>
+                    <a:stretch>
+                      <a:fillRect/>
+                    </a:stretch>
+                  </pic:blipFill>
+                  <pic:spPr>
+                    <a:xfrm>
+                      <a:off x="0" y="0"/>
+                      <a:ext cx="5486400" cy="4160520"/>
+                    </a:xfrm>
+                    <a:prstGeom prst="rect"/>
+                  </pic:spPr>
+                </pic:pic>
+              </a:graphicData>
+            </a:graphic>
+          </wp:inline>
+        </w:drawing>
+      </w:r>
+    </w:p>
+    <w:p>
+      <w:pPr>
+        <w:spacing w:line="336" w:lineRule="auto" w:after="180"/>
+      </w:pPr>
+      <w:r>
+        <w:rPr>
+          <w:b w:val="0"/>
+        </w:rPr>
+        <w:t>The combined respondent result gives club members more influence than their share of the grade.</w:t>
+      </w:r>
+    </w:p>
+    <w:p>
+      <w:pPr>
+        <w:spacing w:line="336" w:lineRule="auto" w:after="180"/>
+      </w:pPr>
+      <w:r>
+        <w:rPr>
+          <w:b w:val="0"/>
+        </w:rPr>
+        <w:t>A weighted illustration using 25% and 75% gives 0.25×</w:t>
+      </w:r>
+      <w:r>
+        <w:rPr>
+          <w:b/>
+        </w:rPr>
+        <w:t>80%</w:t>
+      </w:r>
+      <w:r>
+        <w:rPr>
+          <w:b w:val="0"/>
+        </w:rPr>
+        <w:t>+0.75×20%=35%, but volunteers may differ within each group, so weighting alone does not establish the true grade preference.</w:t>
+      </w:r>
+    </w:p>
+    <w:p>
+      <w:pPr>
+        <w:spacing w:line="336" w:lineRule="auto" w:after="180"/>
+      </w:pPr>
+      <w:r>
+        <w:rPr>
+          <w:b w:val="0"/>
+        </w:rPr>
+        <w:t xml:space="preserve">Improve the collection </w:t>
+      </w:r>
+      <w:r>
+        <w:rPr>
+          <w:b/>
+        </w:rPr>
+        <w:t>process</w:t>
+      </w:r>
+      <w:r>
+        <w:rPr>
+          <w:b w:val="0"/>
+        </w:rPr>
+        <w:t xml:space="preserve"> rather than announcing the weighted number as fact.</w:t>
+      </w:r>
+    </w:p>
+    <w:p>
+      <w:pPr>
+        <w:pStyle w:val="Heading2"/>
+      </w:pPr>
+      <w:r>
+        <w:t>Predict more club volunteers only</w:t>
+      </w:r>
+    </w:p>
+    <w:p>
+      <w:pPr>
+        <w:pStyle w:val="ListBullet"/>
+      </w:pPr>
+      <w:r>
+        <w:t>Change one thing: Recruit more club volunteers only. Predict the result before checking the explanation. What remains the same?</w:t>
+      </w:r>
+    </w:p>
+    <w:p>
+      <w:pPr>
+        <w:pStyle w:val="Heading2"/>
+      </w:pPr>
+      <w:r>
+        <w:t>Check after predicting · reference / check after trying</w:t>
+      </w:r>
+    </w:p>
+    <w:p>
+      <w:r>
+        <w:drawing>
+          <wp:inline xmlns:a="http://schemas.openxmlformats.org/drawingml/2006/main" xmlns:pic="http://schemas.openxmlformats.org/drawingml/2006/picture">
+            <wp:extent cx="5486400" cy="3041904"/>
+            <wp:docPr id="15" name="Picture 15" descr="Original case: Plan invitations that fairly cover the whole grade, document selection and report nonresponse by group. Changed condition: Recruit more club volunteers only. Expected result: Sample size increases without fixing missing representation of other learners. Reason: The added respondents come from the already overrepresented group."/>
+            <wp:cNvGraphicFramePr>
+              <a:graphicFrameLocks noChangeAspect="1"/>
+            </wp:cNvGraphicFramePr>
+            <a:graphic>
+              <a:graphicData uri="http://schemas.openxmlformats.org/drawingml/2006/picture">
+                <pic:pic>
+                  <pic:nvPicPr>
+                    <pic:cNvPr id="0" name="academy-story-ai-2-20-04.png"/>
+                    <pic:cNvPicPr/>
+                  </pic:nvPicPr>
+                  <pic:blipFill>
+                    <a:blip r:embed="rId18"/>
+                    <a:stretch>
+                      <a:fillRect/>
+                    </a:stretch>
+                  </pic:blipFill>
+                  <pic:spPr>
+                    <a:xfrm>
+                      <a:off x="0" y="0"/>
+                      <a:ext cx="5486400" cy="3041904"/>
+                    </a:xfrm>
+                    <a:prstGeom prst="rect"/>
+                  </pic:spPr>
+                </pic:pic>
+              </a:graphicData>
+            </a:graphic>
+          </wp:inline>
+        </w:drawing>
+      </w:r>
+    </w:p>
+    <w:p>
+      <w:pPr>
+        <w:pStyle w:val="Heading2"/>
+      </w:pPr>
+      <w:r>
+        <w:t>Explain why35% is an illustration</w:t>
+      </w:r>
+    </w:p>
+    <w:p>
+      <w:pPr>
+        <w:pStyle w:val="ListBullet"/>
+      </w:pPr>
+      <w:r>
+        <w:t>Read the labelled picture: Why must 35% be labelled an illustration rather than the measured grade-wide Yes rate?</w:t>
+      </w:r>
+    </w:p>
+    <w:p>
+      <w:pPr>
+        <w:pStyle w:val="ListBullet"/>
+      </w:pPr>
+      <w:r>
+        <w:t>Neither raw nor weighted volunteer rates prove the whole grade’s opinion; privacy and consent rules still apply.</w:t>
+      </w:r>
+    </w:p>
+    <w:p>
+      <w:pPr>
+        <w:pStyle w:val="Heading2"/>
+      </w:pPr>
+      <w:r>
+        <w:t>Earlier wording, alternatives and picture transcripts · reference / check after trying</w:t>
+      </w:r>
+    </w:p>
+    <w:p>
+      <w:pPr>
+        <w:spacing w:line="336" w:lineRule="auto" w:after="180"/>
+      </w:pPr>
+      <w:r>
+        <w:rPr>
+          <w:b w:val="0"/>
         </w:rPr>
         <w:t xml:space="preserve">WORKED </w:t>
       </w:r>
@@ -2151,7 +2187,7 @@
         <w:drawing>
           <wp:inline xmlns:a="http://schemas.openxmlformats.org/drawingml/2006/main" xmlns:pic="http://schemas.openxmlformats.org/drawingml/2006/picture">
             <wp:extent cx="5486400" cy="2377440"/>
-            <wp:docPr id="14" name="Picture 14" descr="Worked evidence for Repair Bias in Data"/>
+            <wp:docPr id="16" name="Picture 16" descr="Worked evidence for Repair Bias in Data"/>
             <wp:cNvGraphicFramePr>
               <a:graphicFrameLocks noChangeAspect="1"/>
             </wp:cNvGraphicFramePr>
@@ -2163,7 +2199,7 @@
                     <pic:cNvPicPr/>
                   </pic:nvPicPr>
                   <pic:blipFill>
-                    <a:blip r:embed="rId21"/>
+                    <a:blip r:embed="rId19"/>
                     <a:stretch>
                       <a:fillRect/>
                     </a:stretch>
@@ -2185,7 +2221,6 @@
     <w:p>
       <w:pPr>
         <w:spacing w:line="336" w:lineRule="auto" w:after="180"/>
-        <w:shd w:fill="F4F9FC"/>
       </w:pPr>
       <w:r>
         <w:rPr>
@@ -2197,7 +2232,6 @@
     <w:p>
       <w:pPr>
         <w:spacing w:line="336" w:lineRule="auto" w:after="180"/>
-        <w:shd w:fill="F4F9FC"/>
       </w:pPr>
       <w:r>
         <w:rPr>
@@ -2209,7 +2243,6 @@
     <w:p>
       <w:pPr>
         <w:spacing w:line="336" w:lineRule="auto" w:after="180"/>
-        <w:shd w:fill="F4F9FC"/>
       </w:pPr>
       <w:r>
         <w:rPr>
@@ -2221,7 +2254,6 @@
     <w:p>
       <w:pPr>
         <w:spacing w:line="336" w:lineRule="auto" w:after="180"/>
-        <w:shd w:fill="F4F9FC"/>
       </w:pPr>
       <w:r>
         <w:rPr>
@@ -2301,7 +2333,6 @@
     <w:p>
       <w:pPr>
         <w:spacing w:line="336" w:lineRule="auto" w:after="180"/>
-        <w:shd w:fill="F5F1FB"/>
       </w:pPr>
       <w:r>
         <w:rPr>
@@ -2335,44 +2366,6 @@
         <w:pStyle w:val="Heading3"/>
       </w:pPr>
       <w:r>
-        <w:t>Suppose 90 club respondents give 72 Yes and 10 others give 2 Yes. What is the combined observed proportion?</w:t>
-      </w:r>
-    </w:p>
-    <w:p>
-      <w:r>
-        <w:t>________________________________________________________________</w:t>
-      </w:r>
-    </w:p>
-    <w:p>
-      <w:r>
-        <w:t>________________________________________________________________</w:t>
-      </w:r>
-    </w:p>
-    <w:p>
-      <w:r>
-        <w:t>________________________________________________________________</w:t>
-      </w:r>
-    </w:p>
-    <w:p>
-      <w:r>
-        <w:t>________________________________________________________________</w:t>
-      </w:r>
-    </w:p>
-    <w:p>
-      <w:r>
-        <w:t>________________________________________________________________</w:t>
-      </w:r>
-    </w:p>
-    <w:p>
-      <w:r>
-        <w:t>________________________________________________________________</w:t>
-      </w:r>
-    </w:p>
-    <w:p>
-      <w:pPr>
-        <w:pStyle w:val="Heading3"/>
-      </w:pPr>
-      <w:r>
         <w:t>Learn from the worked case</w:t>
       </w:r>
     </w:p>
@@ -2397,61 +2390,10 @@
     </w:p>
     <w:p>
       <w:pPr>
-        <w:spacing w:line="336" w:lineRule="auto" w:after="180"/>
-      </w:pPr>
-      <w:r>
-        <w:rPr>
-          <w:b w:val="0"/>
-        </w:rPr>
-        <w:t>A fictional school polls learners about adding comic recommendations.</w:t>
-      </w:r>
-    </w:p>
-    <w:p>
-      <w:pPr>
         <w:pStyle w:val="Heading3"/>
       </w:pPr>
       <w:r>
         <w:t>The facts we will use</w:t>
-      </w:r>
-    </w:p>
-    <w:p>
-      <w:pPr>
-        <w:pStyle w:val="Heading3"/>
-      </w:pPr>
-      <w:r>
-        <w:t>Supplied facts</w:t>
-      </w:r>
-    </w:p>
-    <w:p>
-      <w:pPr>
-        <w:spacing w:line="336" w:lineRule="auto" w:after="180"/>
-        <w:shd w:fill="F1F6FC"/>
-      </w:pPr>
-      <w:r>
-        <w:rPr>
-          <w:b w:val="0"/>
-        </w:rPr>
-        <w:t>Library-club respondents: 12 Yes out of 15. Other respondents: 3 Yes out of 15.</w:t>
-      </w:r>
-    </w:p>
-    <w:p>
-      <w:pPr>
-        <w:pStyle w:val="Heading3"/>
-      </w:pPr>
-      <w:r>
-        <w:t>Supplied facts</w:t>
-      </w:r>
-    </w:p>
-    <w:p>
-      <w:pPr>
-        <w:spacing w:line="336" w:lineRule="auto" w:after="180"/>
-        <w:shd w:fill="F1F6FC"/>
-      </w:pPr>
-      <w:r>
-        <w:rPr>
-          <w:b w:val="0"/>
-        </w:rPr>
-        <w:t>The full grade has 30 club members and 90 others. These respondents were volunteers, not random selections.</w:t>
       </w:r>
     </w:p>
     <w:p>
@@ -2459,7 +2401,7 @@
         <w:drawing>
           <wp:inline xmlns:a="http://schemas.openxmlformats.org/drawingml/2006/main" xmlns:pic="http://schemas.openxmlformats.org/drawingml/2006/picture">
             <wp:extent cx="5486400" cy="3077029"/>
-            <wp:docPr id="15" name="Picture 15" descr="Volunteer group comparison"/>
+            <wp:docPr id="17" name="Picture 17" descr="Volunteer group comparison"/>
             <wp:cNvGraphicFramePr>
               <a:graphicFrameLocks noChangeAspect="1"/>
             </wp:cNvGraphicFramePr>
@@ -2471,7 +2413,7 @@
                     <pic:cNvPicPr/>
                   </pic:nvPicPr>
                   <pic:blipFill>
-                    <a:blip r:embed="rId22"/>
+                    <a:blip r:embed="rId20"/>
                     <a:stretch>
                       <a:fillRect/>
                     </a:stretch>
@@ -2495,7 +2437,7 @@
         <w:drawing>
           <wp:inline xmlns:a="http://schemas.openxmlformats.org/drawingml/2006/main" xmlns:pic="http://schemas.openxmlformats.org/drawingml/2006/picture">
             <wp:extent cx="5311302" cy="5943600"/>
-            <wp:docPr id="16" name="Picture 16" descr="Repair Bias in Data. Group rates: Club:12/15=80%; others:3/15=20%.. Respondent total: 15 Yes out of 30 respondents =50%.. Check representation: Respondents split 50/50, but the grade is 25% club and 75% other.. Repair collection: Plan invitations that fairly cover the whole grade, document selection and report nonresponse by group."/>
+            <wp:docPr id="18" name="Picture 18" descr="Repair Bias in Data. Group rates: Club:12/15=80%; others:3/15=20%.. Respondent total: 15 Yes out of 30 respondents =50%.. Check representation: Respondents split 50/50, but the grade is 25% club and 75% other.. Repair collection: Plan invitations that fairly cover the whole grade, document selection and report nonresponse by group."/>
             <wp:cNvGraphicFramePr>
               <a:graphicFrameLocks noChangeAspect="1"/>
             </wp:cNvGraphicFramePr>
@@ -2507,7 +2449,7 @@
                     <pic:cNvPicPr/>
                   </pic:nvPicPr>
                   <pic:blipFill>
-                    <a:blip r:embed="rId23"/>
+                    <a:blip r:embed="rId21"/>
                     <a:stretch>
                       <a:fillRect/>
                     </a:stretch>
@@ -2676,162 +2618,109 @@
         <w:pStyle w:val="Heading3"/>
       </w:pPr>
       <w:r>
-        <w:t>Why the result follows</w:t>
+        <w:t>What this example does not establish</w:t>
+      </w:r>
+    </w:p>
+    <w:p>
+      <w:pPr>
+        <w:pStyle w:val="Heading1"/>
+      </w:pPr>
+      <w:r>
+        <w:t>07. Group differences do not identify a cause</w:t>
+      </w:r>
+    </w:p>
+    <w:p>
+      <w:r>
+        <w:t>Keep coverage, small counts and causal explanations distinct.</w:t>
+      </w:r>
+    </w:p>
+    <w:p>
+      <w:pPr>
+        <w:pStyle w:val="Heading2"/>
+      </w:pPr>
+      <w:r>
+        <w:t>Limit the group comparison</w:t>
       </w:r>
     </w:p>
     <w:p>
       <w:pPr>
         <w:spacing w:line="336" w:lineRule="auto" w:after="180"/>
-        <w:shd w:fill="F1F6FC"/>
       </w:pPr>
       <w:r>
         <w:rPr>
           <w:b w:val="0"/>
         </w:rPr>
-        <w:t>The combined respondent result gives club members more influence than their share of the grade.</w:t>
+        <w:t>Group differences suggest that coverage matters, but do not explain why choices differ. Small group counts also make percentages unstable.</w:t>
       </w:r>
     </w:p>
     <w:p>
       <w:pPr>
         <w:spacing w:line="336" w:lineRule="auto" w:after="180"/>
-        <w:shd w:fill="F1F6FC"/>
       </w:pPr>
       <w:r>
         <w:rPr>
           <w:b w:val="0"/>
         </w:rPr>
-        <w:t>A weighted illustration using 25% and 75% gives 0.25×</w:t>
-      </w:r>
-      <w:r>
-        <w:rPr>
-          <w:b/>
-        </w:rPr>
-        <w:t>80%</w:t>
-      </w:r>
-      <w:r>
-        <w:rPr>
-          <w:b w:val="0"/>
-        </w:rPr>
-        <w:t>+0.75×20%=35%, but volunteers may differ within each group, so weighting alone does not establish the true grade preference.</w:t>
+        <w:t>Use neutral group labels in fictional data rather than personal or sensitive attributes.</w:t>
+      </w:r>
+    </w:p>
+    <w:p>
+      <w:pPr>
+        <w:pStyle w:val="Heading2"/>
+      </w:pPr>
+      <w:r>
+        <w:t>Challenge the causal claim</w:t>
+      </w:r>
+    </w:p>
+    <w:p>
+      <w:pPr>
+        <w:pStyle w:val="Heading3"/>
+      </w:pPr>
+      <w:r>
+        <w:t>Club members favor coding more often. Does club membership necessarily cause that preference?</w:t>
+      </w:r>
+    </w:p>
+    <w:p>
+      <w:r>
+        <w:t>________________________________________________________________</w:t>
+      </w:r>
+    </w:p>
+    <w:p>
+      <w:r>
+        <w:t>________________________________________________________________</w:t>
+      </w:r>
+    </w:p>
+    <w:p>
+      <w:r>
+        <w:t>________________________________________________________________</w:t>
+      </w:r>
+    </w:p>
+    <w:p>
+      <w:r>
+        <w:t>________________________________________________________________</w:t>
+      </w:r>
+    </w:p>
+    <w:p>
+      <w:r>
+        <w:t>________________________________________________________________</w:t>
+      </w:r>
+    </w:p>
+    <w:p>
+      <w:r>
+        <w:t>________________________________________________________________</w:t>
+      </w:r>
+    </w:p>
+    <w:p>
+      <w:pPr>
+        <w:pStyle w:val="Heading2"/>
+      </w:pPr>
+      <w:r>
+        <w:t>Earlier wording, alternatives and picture transcripts · reference / check after trying</w:t>
       </w:r>
     </w:p>
     <w:p>
       <w:pPr>
         <w:spacing w:line="336" w:lineRule="auto" w:after="180"/>
-        <w:shd w:fill="F1F6FC"/>
-      </w:pPr>
-      <w:r>
-        <w:rPr>
-          <w:b w:val="0"/>
-        </w:rPr>
-        <w:t xml:space="preserve">Improve the collection </w:t>
-      </w:r>
-      <w:r>
-        <w:rPr>
-          <w:b/>
-        </w:rPr>
-        <w:t>process</w:t>
-      </w:r>
-      <w:r>
-        <w:rPr>
-          <w:b w:val="0"/>
-        </w:rPr>
-        <w:t xml:space="preserve"> rather than announcing the weighted number as fact.</w:t>
-      </w:r>
-    </w:p>
-    <w:p>
-      <w:pPr>
-        <w:pStyle w:val="Heading3"/>
-      </w:pPr>
-      <w:r>
-        <w:t>What this example does not establish</w:t>
-      </w:r>
-    </w:p>
-    <w:p>
-      <w:pPr>
-        <w:pStyle w:val="Heading3"/>
-      </w:pPr>
-      <w:r>
-        <w:t>Keep the stated limit</w:t>
-      </w:r>
-    </w:p>
-    <w:p>
-      <w:pPr>
-        <w:spacing w:line="336" w:lineRule="auto" w:after="180"/>
-        <w:shd w:fill="FFF5E6"/>
-      </w:pPr>
-      <w:r>
-        <w:rPr>
-          <w:b w:val="0"/>
-        </w:rPr>
-        <w:t>Neither raw nor weighted volunteer rates prove the whole grade’s opinion; privacy and consent rules still apply.</w:t>
-      </w:r>
-    </w:p>
-    <w:p>
-      <w:pPr>
-        <w:pStyle w:val="Heading3"/>
-      </w:pPr>
-      <w:r>
-        <w:t>Keep the stated limit</w:t>
-      </w:r>
-    </w:p>
-    <w:p>
-      <w:pPr>
-        <w:spacing w:line="336" w:lineRule="auto" w:after="180"/>
-        <w:shd w:fill="FFF5E6"/>
-      </w:pPr>
-      <w:r>
-        <w:rPr>
-          <w:b w:val="0"/>
-        </w:rPr>
-        <w:t>Read the labelled picture: Why must 35% be labelled an illustration rather than the measured grade-wide Yes rate?</w:t>
-      </w:r>
-    </w:p>
-    <w:p>
-      <w:pPr>
-        <w:pStyle w:val="Heading3"/>
-      </w:pPr>
-      <w:r>
-        <w:t>Keep the stated limit</w:t>
-      </w:r>
-    </w:p>
-    <w:p>
-      <w:pPr>
-        <w:spacing w:line="336" w:lineRule="auto" w:after="180"/>
-        <w:shd w:fill="FFF5E6"/>
-      </w:pPr>
-      <w:r>
-        <w:rPr>
-          <w:b w:val="0"/>
-        </w:rPr>
-        <w:t>Change one thing: Recruit more club volunteers only. Predict the result before checking the explanation. What remains the same?</w:t>
-      </w:r>
-    </w:p>
-    <w:p>
-      <w:pPr>
-        <w:pStyle w:val="Heading1"/>
-      </w:pPr>
-      <w:r>
-        <w:t>07. Find and repair a mistake</w:t>
-      </w:r>
-    </w:p>
-    <w:p>
-      <w:r>
-        <w:t>Find the unsupported step in the Repair Bias in Data claim and explain a repair using the supplied evidence.</w:t>
-      </w:r>
-    </w:p>
-    <w:p>
-      <w:pPr>
-        <w:pStyle w:val="Heading3"/>
-      </w:pPr>
-      <w:r>
-        <w:t>Find the first error</w:t>
-      </w:r>
-    </w:p>
-    <w:p>
-      <w:pPr>
-        <w:spacing w:line="336" w:lineRule="auto" w:after="180"/>
-        <w:shd w:fill="FFF5E6"/>
       </w:pPr>
       <w:r>
         <w:rPr>
@@ -2879,7 +2768,7 @@
         <w:drawing>
           <wp:inline xmlns:a="http://schemas.openxmlformats.org/drawingml/2006/main" xmlns:pic="http://schemas.openxmlformats.org/drawingml/2006/picture">
             <wp:extent cx="5486400" cy="1901952"/>
-            <wp:docPr id="17" name="Picture 17" descr="Misconception diagnosis for Repair Bias in Data"/>
+            <wp:docPr id="19" name="Picture 19" descr="Misconception diagnosis for Repair Bias in Data"/>
             <wp:cNvGraphicFramePr>
               <a:graphicFrameLocks noChangeAspect="1"/>
             </wp:cNvGraphicFramePr>
@@ -2891,7 +2780,7 @@
                     <pic:cNvPicPr/>
                   </pic:nvPicPr>
                   <pic:blipFill>
-                    <a:blip r:embed="rId24"/>
+                    <a:blip r:embed="rId22"/>
                     <a:stretch>
                       <a:fillRect/>
                     </a:stretch>
@@ -3123,7 +3012,6 @@
     <w:p>
       <w:pPr>
         <w:spacing w:line="336" w:lineRule="auto" w:after="180"/>
-        <w:shd w:fill="F5F1FB"/>
       </w:pPr>
       <w:r>
         <w:rPr>
@@ -3175,253 +3063,23 @@
     </w:p>
     <w:p>
       <w:pPr>
-        <w:spacing w:line="336" w:lineRule="auto" w:after="180"/>
-      </w:pPr>
-      <w:r>
-        <w:rPr>
-          <w:b w:val="0"/>
-        </w:rPr>
-        <w:t>Group differences suggest that coverage matters, but do not explain why choices differ. Small group counts also make percentages unstable.</w:t>
-      </w:r>
-    </w:p>
-    <w:p>
-      <w:pPr>
-        <w:spacing w:line="336" w:lineRule="auto" w:after="180"/>
-      </w:pPr>
-      <w:r>
-        <w:rPr>
-          <w:b w:val="0"/>
-        </w:rPr>
-        <w:t>Use neutral group labels in fictional data rather than personal or sensitive attributes.</w:t>
-      </w:r>
-    </w:p>
-    <w:p>
-      <w:pPr>
-        <w:pStyle w:val="Heading3"/>
-      </w:pPr>
-      <w:r>
-        <w:t>Club members favor coding more often. Does club membership necessarily cause that preference?</w:t>
-      </w:r>
-    </w:p>
-    <w:p>
-      <w:r>
-        <w:t>________________________________________________________________</w:t>
-      </w:r>
-    </w:p>
-    <w:p>
-      <w:r>
-        <w:t>________________________________________________________________</w:t>
-      </w:r>
-    </w:p>
-    <w:p>
-      <w:r>
-        <w:t>________________________________________________________________</w:t>
-      </w:r>
-    </w:p>
-    <w:p>
-      <w:r>
-        <w:t>________________________________________________________________</w:t>
-      </w:r>
-    </w:p>
-    <w:p>
-      <w:r>
-        <w:t>________________________________________________________________</w:t>
-      </w:r>
-    </w:p>
-    <w:p>
-      <w:r>
-        <w:t>________________________________________________________________</w:t>
-      </w:r>
-    </w:p>
-    <w:p>
-      <w:pPr>
         <w:pStyle w:val="Heading1"/>
       </w:pPr>
       <w:r>
-        <w:t>08. Practise together</w:t>
-      </w:r>
-    </w:p>
-    <w:p>
-      <w:r>
-        <w:t>Practise Repair Bias in Data with support, then explain the deciding step in your own words.</w:t>
-      </w:r>
-    </w:p>
-    <w:p>
-      <w:pPr>
-        <w:spacing w:line="336" w:lineRule="auto" w:after="180"/>
-      </w:pPr>
-      <w:r>
-        <w:rPr>
-          <w:b/>
-        </w:rPr>
-        <w:t>LOGIC STUDIO</w:t>
-      </w:r>
-    </w:p>
-    <w:p>
-      <w:pPr>
-        <w:spacing w:line="336" w:lineRule="auto" w:after="180"/>
-      </w:pPr>
-      <w:r>
-        <w:rPr>
-          <w:b w:val="0"/>
-        </w:rPr>
-        <w:t>Trace Before You Run</w:t>
-      </w:r>
-    </w:p>
-    <w:p>
-      <w:pPr>
-        <w:spacing w:line="336" w:lineRule="auto" w:after="180"/>
-      </w:pPr>
-      <w:r>
-        <w:rPr>
-          <w:b w:val="0"/>
-        </w:rPr>
-        <w:t>Block code, pseudocode, tables, and diagrams are different ways to expose the same reasoning.</w:t>
-      </w:r>
-    </w:p>
-    <w:p>
-      <w:r>
-        <w:drawing>
-          <wp:inline xmlns:a="http://schemas.openxmlformats.org/drawingml/2006/main" xmlns:pic="http://schemas.openxmlformats.org/drawingml/2006/picture">
-            <wp:extent cx="5486400" cy="1901952"/>
-            <wp:docPr id="18" name="Picture 18" descr="Logic tracing graphic for Repair Bias in Data"/>
-            <wp:cNvGraphicFramePr>
-              <a:graphicFrameLocks noChangeAspect="1"/>
-            </wp:cNvGraphicFramePr>
-            <a:graphic>
-              <a:graphicData uri="http://schemas.openxmlformats.org/drawingml/2006/picture">
-                <pic:pic>
-                  <pic:nvPicPr>
-                    <pic:cNvPr id="0" name="eea505167ffbbb10362ff86f5f17a806cbfff2dadf444f92883587fa6eb375a7.png"/>
-                    <pic:cNvPicPr/>
-                  </pic:nvPicPr>
-                  <pic:blipFill>
-                    <a:blip r:embed="rId25"/>
-                    <a:stretch>
-                      <a:fillRect/>
-                    </a:stretch>
-                  </pic:blipFill>
-                  <pic:spPr>
-                    <a:xfrm>
-                      <a:off x="0" y="0"/>
-                      <a:ext cx="5486400" cy="1901952"/>
-                    </a:xfrm>
-                    <a:prstGeom prst="rect"/>
-                  </pic:spPr>
-                </pic:pic>
-              </a:graphicData>
-            </a:graphic>
-          </wp:inline>
-        </w:drawing>
-      </w:r>
-    </w:p>
-    <w:p>
-      <w:pPr>
-        <w:spacing w:line="336" w:lineRule="auto" w:after="180"/>
-      </w:pPr>
-      <w:r>
-        <w:rPr>
-          <w:b w:val="0"/>
-        </w:rPr>
-        <w:t xml:space="preserve">SET </w:t>
-      </w:r>
-      <w:r>
-        <w:rPr>
-          <w:b/>
-        </w:rPr>
-        <w:t>evidence</w:t>
-      </w:r>
-      <w:r>
-        <w:rPr>
-          <w:b w:val="0"/>
-        </w:rPr>
-        <w:t>_record</w:t>
-        <w:br/>
-        <w:t>PREDICT expected_result</w:t>
-        <w:br/>
-        <w:t>RUN one normal case and one boundary case</w:t>
-        <w:br/>
-        <w:t>COMPARE actual_result with expected_result</w:t>
-        <w:br/>
-        <w:t xml:space="preserve">IF different: locate first cause; change one factor; </w:t>
-      </w:r>
-      <w:r>
-        <w:rPr>
-          <w:b/>
-        </w:rPr>
-        <w:t>RETEST</w:t>
-      </w:r>
-      <w:r>
-        <w:rPr>
-          <w:b w:val="0"/>
-        </w:rPr>
-        <w:br/>
-        <w:t>EXPLAIN result, limitation, and next safe step</w:t>
-      </w:r>
-    </w:p>
-    <w:p>
-      <w:pPr>
-        <w:spacing w:line="336" w:lineRule="auto" w:after="180"/>
-        <w:shd w:fill="F5F1FB"/>
-      </w:pPr>
-      <w:r>
-        <w:rPr>
-          <w:b w:val="0"/>
-        </w:rPr>
-        <w:t xml:space="preserve">Trace one </w:t>
-      </w:r>
-      <w:r>
-        <w:rPr>
-          <w:b/>
-        </w:rPr>
-        <w:t>input</w:t>
-      </w:r>
-      <w:r>
-        <w:rPr>
-          <w:b w:val="0"/>
-        </w:rPr>
-        <w:t>. Which line changes the state or chooses a path?</w:t>
-      </w:r>
-    </w:p>
-    <w:p>
-      <w:pPr>
-        <w:pStyle w:val="Heading3"/>
-      </w:pPr>
-      <w:r>
-        <w:t>Write or draw your reasoning and evidence.</w:t>
-      </w:r>
-    </w:p>
-    <w:p>
-      <w:r>
-        <w:t>________________________________________________________________</w:t>
-      </w:r>
-    </w:p>
-    <w:p>
-      <w:r>
-        <w:t>________________________________________________________________</w:t>
-      </w:r>
-    </w:p>
-    <w:p>
-      <w:r>
-        <w:t>________________________________________________________________</w:t>
-      </w:r>
-    </w:p>
-    <w:p>
-      <w:r>
-        <w:t>________________________________________________________________</w:t>
-      </w:r>
-    </w:p>
-    <w:p>
-      <w:r>
-        <w:t>________________________________________________________________</w:t>
-      </w:r>
-    </w:p>
-    <w:p>
-      <w:pPr>
-        <w:pStyle w:val="Heading3"/>
-      </w:pPr>
-      <w:r>
-        <w:t>A closer explanation</w:t>
+        <w:t>08. Repair access and selection rather than duplicating records</w:t>
+      </w:r>
+    </w:p>
+    <w:p>
+      <w:r>
+        <w:t>A larger version of the same restricted sample can retain the same problem.</w:t>
+      </w:r>
+    </w:p>
+    <w:p>
+      <w:pPr>
+        <w:pStyle w:val="Heading2"/>
+      </w:pPr>
+      <w:r>
+        <w:t>Propose a collection repair</w:t>
       </w:r>
     </w:p>
     <w:p>
@@ -3449,10 +3107,10 @@
     </w:p>
     <w:p>
       <w:pPr>
-        <w:pStyle w:val="Heading3"/>
-      </w:pPr>
-      <w:r>
-        <w:t>Practise with less help: Combine counts</w:t>
+        <w:pStyle w:val="Heading2"/>
+      </w:pPr>
+      <w:r>
+        <w:t>Combine the separate W2 counts</w:t>
       </w:r>
     </w:p>
     <w:p>
@@ -3582,69 +3240,39 @@
     </w:p>
     <w:p>
       <w:pPr>
-        <w:pStyle w:val="Heading3"/>
-      </w:pPr>
-      <w:r>
-        <w:t>Check your reasoning</w:t>
+        <w:pStyle w:val="Heading2"/>
+      </w:pPr>
+      <w:r>
+        <w:t>Challenge successful execution proves the claim</w:t>
+      </w:r>
+    </w:p>
+    <w:p>
+      <w:pPr>
+        <w:pStyle w:val="ListBullet"/>
+      </w:pPr>
+      <w:r>
+        <w:t>Use the worked case for Selection bias and coverage. Proposed explanation: “A successful run proves the conclusion”. Decide whether this explanation is supported. Point to the step or supplied fact that decides; explain your repair if needed.</w:t>
+      </w:r>
+    </w:p>
+    <w:p>
+      <w:pPr>
+        <w:pStyle w:val="ListBullet"/>
+      </w:pPr>
+      <w:r>
+        <w:t>Answer on your own before discussion. If you are unsure, say which step you need help with.</w:t>
+      </w:r>
+    </w:p>
+    <w:p>
+      <w:pPr>
+        <w:pStyle w:val="Heading2"/>
+      </w:pPr>
+      <w:r>
+        <w:t>Explain the weighted illustration’s limit</w:t>
       </w:r>
     </w:p>
     <w:p>
       <w:pPr>
         <w:spacing w:line="336" w:lineRule="auto" w:after="180"/>
-      </w:pPr>
-      <w:r>
-        <w:rPr>
-          <w:b w:val="0"/>
-        </w:rPr>
-        <w:t xml:space="preserve">Use the worked case for </w:t>
-      </w:r>
-      <w:r>
-        <w:rPr>
-          <w:b/>
-        </w:rPr>
-        <w:t>Selection bias</w:t>
-      </w:r>
-      <w:r>
-        <w:rPr>
-          <w:b w:val="0"/>
-        </w:rPr>
-        <w:t xml:space="preserve"> and coverage. Proposed explanation: “A successful run proves the conclusion”. Decide whether this explanation is supported.</w:t>
-      </w:r>
-    </w:p>
-    <w:p>
-      <w:pPr>
-        <w:spacing w:line="336" w:lineRule="auto" w:after="180"/>
-      </w:pPr>
-      <w:r>
-        <w:rPr>
-          <w:b w:val="0"/>
-        </w:rPr>
-        <w:t>Point to the step or supplied fact that decides; explain your repair if needed.</w:t>
-      </w:r>
-    </w:p>
-    <w:p>
-      <w:pPr>
-        <w:spacing w:line="336" w:lineRule="auto" w:after="180"/>
-      </w:pPr>
-      <w:r>
-        <w:rPr>
-          <w:b w:val="0"/>
-        </w:rPr>
-        <w:t>Answer on your own before discussion. If you are unsure, say which step you need help with.</w:t>
-      </w:r>
-    </w:p>
-    <w:p>
-      <w:pPr>
-        <w:pStyle w:val="Heading3"/>
-      </w:pPr>
-      <w:r>
-        <w:t>Explain the picture</w:t>
-      </w:r>
-    </w:p>
-    <w:p>
-      <w:pPr>
-        <w:spacing w:line="336" w:lineRule="auto" w:after="180"/>
-        <w:shd w:fill="F5F1FB"/>
       </w:pPr>
       <w:r>
         <w:rPr>
@@ -3655,34 +3283,6 @@
     </w:p>
     <w:p>
       <w:pPr>
-        <w:pStyle w:val="Heading3"/>
-      </w:pPr>
-      <w:r>
-        <w:t>My explanation using a pictured step and the given facts</w:t>
-      </w:r>
-    </w:p>
-    <w:p>
-      <w:r>
-        <w:t>________________________________________________________________</w:t>
-      </w:r>
-    </w:p>
-    <w:p>
-      <w:r>
-        <w:t>________________________________________________________________</w:t>
-      </w:r>
-    </w:p>
-    <w:p>
-      <w:r>
-        <w:t>________________________________________________________________</w:t>
-      </w:r>
-    </w:p>
-    <w:p>
-      <w:r>
-        <w:t>________________________________________________________________</w:t>
-      </w:r>
-    </w:p>
-    <w:p>
-      <w:pPr>
         <w:spacing w:line="336" w:lineRule="auto" w:after="180"/>
       </w:pPr>
       <w:r>
@@ -3694,32 +3294,10 @@
     </w:p>
     <w:p>
       <w:pPr>
-        <w:pStyle w:val="Heading1"/>
-      </w:pPr>
-      <w:r>
-        <w:t>09. Run the investigation</w:t>
-      </w:r>
-    </w:p>
-    <w:p>
-      <w:r>
-        <w:t>Investigate Repair Bias in Data. Record the prediction, actual observation or labelled paper trace, explanation and next test separately.</w:t>
-      </w:r>
-    </w:p>
-    <w:p>
-      <w:pPr>
-        <w:spacing w:line="336" w:lineRule="auto" w:after="180"/>
-      </w:pPr>
-      <w:r>
-        <w:rPr>
-          <w:b/>
-        </w:rPr>
-        <w:t>EVIDENCE</w:t>
-      </w:r>
-      <w:r>
-        <w:rPr>
-          <w:b/>
-        </w:rPr>
-        <w:t xml:space="preserve"> LAB</w:t>
+        <w:pStyle w:val="Heading2"/>
+      </w:pPr>
+      <w:r>
+        <w:t>Earlier wording, alternatives and picture transcripts · reference / check after trying</w:t>
       </w:r>
     </w:p>
     <w:p>
@@ -3730,7 +3308,7 @@
         <w:rPr>
           <w:b w:val="0"/>
         </w:rPr>
-        <w:t>Predict → Test → Record → Explain</w:t>
+        <w:t>LOGIC STUDIO</w:t>
       </w:r>
     </w:p>
     <w:p>
@@ -3741,7 +3319,18 @@
         <w:rPr>
           <w:b w:val="0"/>
         </w:rPr>
-        <w:t>Keep expected and actual results separate. Surprises are useful data when recorded honestly.</w:t>
+        <w:t>Trace Before You Run</w:t>
+      </w:r>
+    </w:p>
+    <w:p>
+      <w:pPr>
+        <w:spacing w:line="336" w:lineRule="auto" w:after="180"/>
+      </w:pPr>
+      <w:r>
+        <w:rPr>
+          <w:b w:val="0"/>
+        </w:rPr>
+        <w:t>Block code, pseudocode, tables, and diagrams are different ways to expose the same reasoning.</w:t>
       </w:r>
     </w:p>
     <w:p>
@@ -3749,7 +3338,7 @@
         <w:drawing>
           <wp:inline xmlns:a="http://schemas.openxmlformats.org/drawingml/2006/main" xmlns:pic="http://schemas.openxmlformats.org/drawingml/2006/picture">
             <wp:extent cx="5486400" cy="1901952"/>
-            <wp:docPr id="19" name="Picture 19" descr="Evidence lab graphic for Repair Bias in Data"/>
+            <wp:docPr id="20" name="Picture 20" descr="Logic tracing graphic for Repair Bias in Data"/>
             <wp:cNvGraphicFramePr>
               <a:graphicFrameLocks noChangeAspect="1"/>
             </wp:cNvGraphicFramePr>
@@ -3757,11 +3346,11 @@
               <a:graphicData uri="http://schemas.openxmlformats.org/drawingml/2006/picture">
                 <pic:pic>
                   <pic:nvPicPr>
-                    <pic:cNvPr id="0" name="b1b79aebf1ff5b3f74a7530615477ace0e905df0bbdf98c6f579206bb4ce7679.png"/>
+                    <pic:cNvPr id="0" name="eea505167ffbbb10362ff86f5f17a806cbfff2dadf444f92883587fa6eb375a7.png"/>
                     <pic:cNvPicPr/>
                   </pic:nvPicPr>
                   <pic:blipFill>
-                    <a:blip r:embed="rId26"/>
+                    <a:blip r:embed="rId23"/>
                     <a:stretch>
                       <a:fillRect/>
                     </a:stretch>
@@ -3788,19 +3377,343 @@
         <w:rPr>
           <w:b w:val="0"/>
         </w:rPr>
-        <w:t xml:space="preserve">Given an uneven dataset, name the missing coverage, choose one repair, predict an outcome, and rerun a fixed </w:t>
+        <w:t xml:space="preserve">SET </w:t>
       </w:r>
       <w:r>
         <w:rPr>
           <w:b/>
         </w:rPr>
-        <w:t>subgroup</w:t>
+        <w:t>evidence</w:t>
       </w:r>
       <w:r>
         <w:rPr>
           <w:b w:val="0"/>
         </w:rPr>
-        <w:t xml:space="preserve"> test set.</w:t>
+        <w:t>_record</w:t>
+        <w:br/>
+        <w:t>PREDICT expected_result</w:t>
+        <w:br/>
+        <w:t>RUN one normal case and one boundary case</w:t>
+        <w:br/>
+        <w:t>COMPARE actual_result with expected_result</w:t>
+        <w:br/>
+        <w:t xml:space="preserve">IF different: locate first cause; change one factor; </w:t>
+      </w:r>
+      <w:r>
+        <w:rPr>
+          <w:b/>
+        </w:rPr>
+        <w:t>RETEST</w:t>
+      </w:r>
+      <w:r>
+        <w:rPr>
+          <w:b w:val="0"/>
+        </w:rPr>
+        <w:br/>
+        <w:t>EXPLAIN result, limitation, and next safe step</w:t>
+      </w:r>
+    </w:p>
+    <w:p>
+      <w:pPr>
+        <w:spacing w:line="336" w:lineRule="auto" w:after="180"/>
+      </w:pPr>
+      <w:r>
+        <w:rPr>
+          <w:b w:val="0"/>
+        </w:rPr>
+        <w:t xml:space="preserve">Trace one </w:t>
+      </w:r>
+      <w:r>
+        <w:rPr>
+          <w:b/>
+        </w:rPr>
+        <w:t>input</w:t>
+      </w:r>
+      <w:r>
+        <w:rPr>
+          <w:b w:val="0"/>
+        </w:rPr>
+        <w:t>. Which line changes the state or chooses a path?</w:t>
+      </w:r>
+    </w:p>
+    <w:p>
+      <w:pPr>
+        <w:pStyle w:val="Heading3"/>
+      </w:pPr>
+      <w:r>
+        <w:t>Write or draw your reasoning and evidence.</w:t>
+      </w:r>
+    </w:p>
+    <w:p>
+      <w:r>
+        <w:t>________________________________________________________________</w:t>
+      </w:r>
+    </w:p>
+    <w:p>
+      <w:r>
+        <w:t>________________________________________________________________</w:t>
+      </w:r>
+    </w:p>
+    <w:p>
+      <w:r>
+        <w:t>________________________________________________________________</w:t>
+      </w:r>
+    </w:p>
+    <w:p>
+      <w:r>
+        <w:t>________________________________________________________________</w:t>
+      </w:r>
+    </w:p>
+    <w:p>
+      <w:r>
+        <w:t>________________________________________________________________</w:t>
+      </w:r>
+    </w:p>
+    <w:p>
+      <w:pPr>
+        <w:pStyle w:val="Heading3"/>
+      </w:pPr>
+      <w:r>
+        <w:t>A closer explanation</w:t>
+      </w:r>
+    </w:p>
+    <w:p>
+      <w:pPr>
+        <w:pStyle w:val="Heading3"/>
+      </w:pPr>
+      <w:r>
+        <w:t>Practise with less help: Combine counts</w:t>
+      </w:r>
+    </w:p>
+    <w:p>
+      <w:pPr>
+        <w:pStyle w:val="Heading3"/>
+      </w:pPr>
+      <w:r>
+        <w:t>Check your reasoning</w:t>
+      </w:r>
+    </w:p>
+    <w:p>
+      <w:pPr>
+        <w:pStyle w:val="Heading3"/>
+      </w:pPr>
+      <w:r>
+        <w:t>Explain the picture</w:t>
+      </w:r>
+    </w:p>
+    <w:p>
+      <w:pPr>
+        <w:pStyle w:val="Heading3"/>
+      </w:pPr>
+      <w:r>
+        <w:t>My explanation using a pictured step and the given facts</w:t>
+      </w:r>
+    </w:p>
+    <w:p>
+      <w:r>
+        <w:t>________________________________________________________________</w:t>
+      </w:r>
+    </w:p>
+    <w:p>
+      <w:r>
+        <w:t>________________________________________________________________</w:t>
+      </w:r>
+    </w:p>
+    <w:p>
+      <w:r>
+        <w:t>________________________________________________________________</w:t>
+      </w:r>
+    </w:p>
+    <w:p>
+      <w:r>
+        <w:t>________________________________________________________________</w:t>
+      </w:r>
+    </w:p>
+    <w:p>
+      <w:pPr>
+        <w:pStyle w:val="Heading1"/>
+      </w:pPr>
+      <w:r>
+        <w:t>09. Audit a controlled change in respondent mix</w:t>
+      </w:r>
+    </w:p>
+    <w:p>
+      <w:r>
+        <w:t>A numerical comparison can expose sensitivity without proving a collection repair worked.</w:t>
+      </w:r>
+    </w:p>
+    <w:p>
+      <w:pPr>
+        <w:pStyle w:val="Heading2"/>
+      </w:pPr>
+      <w:r>
+        <w:t>The complete two-scenario count record</w:t>
+      </w:r>
+    </w:p>
+    <w:tbl>
+      <w:tblPr>
+        <w:tblStyle w:val="LightShading-Accent1"/>
+        <w:tblW w:type="auto" w:w="0"/>
+        <w:tblLook w:firstColumn="1" w:firstRow="1" w:lastColumn="0" w:lastRow="0" w:noHBand="0" w:noVBand="1" w:val="04A0"/>
+      </w:tblPr>
+      <w:tblGrid>
+        <w:gridCol w:w="2556"/>
+        <w:gridCol w:w="2556"/>
+        <w:gridCol w:w="2556"/>
+        <w:gridCol w:w="2556"/>
+      </w:tblGrid>
+      <w:tr>
+        <w:trPr>
+          <w:tblHeader/>
+        </w:trPr>
+        <w:tc>
+          <w:tcPr>
+            <w:tcW w:type="dxa" w:w="2556"/>
+          </w:tcPr>
+          <w:p>
+            <w:r>
+              <w:t>Fictional comparison</w:t>
+            </w:r>
+          </w:p>
+        </w:tc>
+        <w:tc>
+          <w:tcPr>
+            <w:tcW w:type="dxa" w:w="2556"/>
+          </w:tcPr>
+          <w:p>
+            <w:r>
+              <w:t>Club Yes / responses</w:t>
+            </w:r>
+          </w:p>
+        </w:tc>
+        <w:tc>
+          <w:tcPr>
+            <w:tcW w:type="dxa" w:w="2556"/>
+          </w:tcPr>
+          <w:p>
+            <w:r>
+              <w:t>Other Yes / responses</w:t>
+            </w:r>
+          </w:p>
+        </w:tc>
+        <w:tc>
+          <w:tcPr>
+            <w:tcW w:type="dxa" w:w="2556"/>
+          </w:tcPr>
+          <w:p>
+            <w:r>
+              <w:t>What is held fixed</w:t>
+            </w:r>
+          </w:p>
+        </w:tc>
+      </w:tr>
+      <w:tr>
+        <w:tc>
+          <w:tcPr>
+            <w:tcW w:type="dxa" w:w="2556"/>
+          </w:tcPr>
+          <w:p>
+            <w:r>
+              <w:t>A · Equal respondent counts</w:t>
+            </w:r>
+          </w:p>
+        </w:tc>
+        <w:tc>
+          <w:tcPr>
+            <w:tcW w:type="dxa" w:w="2556"/>
+          </w:tcPr>
+          <w:p>
+            <w:r>
+              <w:t>8/10</w:t>
+            </w:r>
+          </w:p>
+        </w:tc>
+        <w:tc>
+          <w:tcPr>
+            <w:tcW w:type="dxa" w:w="2556"/>
+          </w:tcPr>
+          <w:p>
+            <w:r>
+              <w:t>2/10</w:t>
+            </w:r>
+          </w:p>
+        </w:tc>
+        <w:tc>
+          <w:tcPr>
+            <w:tcW w:type="dxa" w:w="2556"/>
+          </w:tcPr>
+          <w:p>
+            <w:r>
+              <w:t>Within-group observed rates80% and20%</w:t>
+            </w:r>
+          </w:p>
+        </w:tc>
+      </w:tr>
+      <w:tr>
+        <w:tc>
+          <w:tcPr>
+            <w:tcW w:type="dxa" w:w="2556"/>
+          </w:tcPr>
+          <w:p>
+            <w:r>
+              <w:t>B · More club responses</w:t>
+            </w:r>
+          </w:p>
+        </w:tc>
+        <w:tc>
+          <w:tcPr>
+            <w:tcW w:type="dxa" w:w="2556"/>
+          </w:tcPr>
+          <w:p>
+            <w:r>
+              <w:t>72/90</w:t>
+            </w:r>
+          </w:p>
+        </w:tc>
+        <w:tc>
+          <w:tcPr>
+            <w:tcW w:type="dxa" w:w="2556"/>
+          </w:tcPr>
+          <w:p>
+            <w:r>
+              <w:t>2/10</w:t>
+            </w:r>
+          </w:p>
+        </w:tc>
+        <w:tc>
+          <w:tcPr>
+            <w:tcW w:type="dxa" w:w="2556"/>
+          </w:tcPr>
+          <w:p>
+            <w:r>
+              <w:t>The same within-group rates; different respondent mix</w:t>
+            </w:r>
+          </w:p>
+        </w:tc>
+      </w:tr>
+    </w:tbl>
+    <w:p>
+      <w:pPr>
+        <w:pStyle w:val="Heading2"/>
+      </w:pPr>
+      <w:r>
+        <w:t>Predict, calculate, compare and propose a repair</w:t>
+      </w:r>
+    </w:p>
+    <w:p>
+      <w:pPr>
+        <w:pStyle w:val="ListNumber"/>
+      </w:pPr>
+      <w:r>
+        <w:t>Use these supplied illustrative counts, not a real new survey. Predict both group rates and the combined observed rate for A and B. Execute the opening script for A, then change only club_yes,club_n to72,90 for B; preserve both outputs or label a paper calculation. Explain why the combined rate changes despite unchanged within-group rates. No grade group sizes or random selection are supplied for these two cases, so neither combined rate is established as the grade preference. Compare a collection repair using a whole-grade frame and accessible invitations with merely duplicating a response or recruiting only the existing club. Predict what a repair might improve, but do not invent new response counts or model performance. Keep the independent18/20 and2/10 task unused during practice.</w:t>
+      </w:r>
+    </w:p>
+    <w:p>
+      <w:pPr>
+        <w:pStyle w:val="Heading2"/>
+      </w:pPr>
+      <w:r>
+        <w:t>Keep observations and next-step predictions separate</w:t>
       </w:r>
     </w:p>
     <w:tbl>
@@ -4051,7 +3964,6 @@
     <w:p>
       <w:pPr>
         <w:spacing w:line="336" w:lineRule="auto" w:after="180"/>
-        <w:shd w:fill="F5F1FB"/>
       </w:pPr>
       <w:r>
         <w:rPr>
@@ -4095,14 +4007,6 @@
     </w:p>
     <w:p>
       <w:pPr>
-        <w:pStyle w:val="Heading3"/>
-      </w:pPr>
-      <w:r>
-        <w:t>Plan → try → check</w:t>
-      </w:r>
-    </w:p>
-    <w:p>
-      <w:pPr>
         <w:spacing w:line="336" w:lineRule="auto" w:after="180"/>
       </w:pPr>
       <w:r>
@@ -4114,15 +4018,10 @@
     </w:p>
     <w:p>
       <w:pPr>
-        <w:pStyle w:val="Heading1"/>
-      </w:pPr>
-      <w:r>
-        <w:t>10. Build your understanding</w:t>
-      </w:r>
-    </w:p>
-    <w:p>
-      <w:r>
-        <w:t>Move from recall to tracing, diagnosis and transfer in Repair Bias in Data. Explain why each step is justified.</w:t>
+        <w:pStyle w:val="Heading2"/>
+      </w:pPr>
+      <w:r>
+        <w:t>Earlier wording, alternatives and picture transcripts · reference / check after trying</w:t>
       </w:r>
     </w:p>
     <w:p>
@@ -4132,6 +4031,1599 @@
       <w:r>
         <w:rPr>
           <w:b/>
+        </w:rPr>
+        <w:t>EVIDENCE</w:t>
+      </w:r>
+      <w:r>
+        <w:rPr>
+          <w:b w:val="0"/>
+        </w:rPr>
+        <w:t xml:space="preserve"> LAB</w:t>
+      </w:r>
+    </w:p>
+    <w:p>
+      <w:pPr>
+        <w:spacing w:line="336" w:lineRule="auto" w:after="180"/>
+      </w:pPr>
+      <w:r>
+        <w:rPr>
+          <w:b w:val="0"/>
+        </w:rPr>
+        <w:t>Predict → Test → Record → Explain</w:t>
+      </w:r>
+    </w:p>
+    <w:p>
+      <w:pPr>
+        <w:spacing w:line="336" w:lineRule="auto" w:after="180"/>
+      </w:pPr>
+      <w:r>
+        <w:rPr>
+          <w:b w:val="0"/>
+        </w:rPr>
+        <w:t>Keep expected and actual results separate. Surprises are useful data when recorded honestly.</w:t>
+      </w:r>
+    </w:p>
+    <w:p>
+      <w:r>
+        <w:drawing>
+          <wp:inline xmlns:a="http://schemas.openxmlformats.org/drawingml/2006/main" xmlns:pic="http://schemas.openxmlformats.org/drawingml/2006/picture">
+            <wp:extent cx="5486400" cy="1901952"/>
+            <wp:docPr id="21" name="Picture 21" descr="Evidence lab graphic for Repair Bias in Data"/>
+            <wp:cNvGraphicFramePr>
+              <a:graphicFrameLocks noChangeAspect="1"/>
+            </wp:cNvGraphicFramePr>
+            <a:graphic>
+              <a:graphicData uri="http://schemas.openxmlformats.org/drawingml/2006/picture">
+                <pic:pic>
+                  <pic:nvPicPr>
+                    <pic:cNvPr id="0" name="b1b79aebf1ff5b3f74a7530615477ace0e905df0bbdf98c6f579206bb4ce7679.png"/>
+                    <pic:cNvPicPr/>
+                  </pic:nvPicPr>
+                  <pic:blipFill>
+                    <a:blip r:embed="rId24"/>
+                    <a:stretch>
+                      <a:fillRect/>
+                    </a:stretch>
+                  </pic:blipFill>
+                  <pic:spPr>
+                    <a:xfrm>
+                      <a:off x="0" y="0"/>
+                      <a:ext cx="5486400" cy="1901952"/>
+                    </a:xfrm>
+                    <a:prstGeom prst="rect"/>
+                  </pic:spPr>
+                </pic:pic>
+              </a:graphicData>
+            </a:graphic>
+          </wp:inline>
+        </w:drawing>
+      </w:r>
+    </w:p>
+    <w:p>
+      <w:pPr>
+        <w:spacing w:line="336" w:lineRule="auto" w:after="180"/>
+      </w:pPr>
+      <w:r>
+        <w:rPr>
+          <w:b w:val="0"/>
+        </w:rPr>
+        <w:t xml:space="preserve">Use the supplied two-scenario respondent-mix audit. Calculate group and combined rates, explain selection limits and propose a collection repair. No retrained model or </w:t>
+      </w:r>
+      <w:r>
+        <w:rPr>
+          <w:b/>
+        </w:rPr>
+        <w:t>subgroup</w:t>
+      </w:r>
+      <w:r>
+        <w:rPr>
+          <w:b w:val="0"/>
+        </w:rPr>
+        <w:t>-test outputs are supplied; do not describe a proposed repair as an observed improvement.</w:t>
+      </w:r>
+    </w:p>
+    <w:p>
+      <w:pPr>
+        <w:pStyle w:val="Heading3"/>
+      </w:pPr>
+      <w:r>
+        <w:t>Plan → try → check</w:t>
+      </w:r>
+    </w:p>
+    <w:p>
+      <w:pPr>
+        <w:pStyle w:val="Heading1"/>
+      </w:pPr>
+      <w:r>
+        <w:t>14. Try alone: audit the new unequal-group survey</w:t>
+      </w:r>
+    </w:p>
+    <w:p>
+      <w:r>
+        <w:t>Show both group rates, combined counts and the claim’s limitation.</w:t>
+      </w:r>
+    </w:p>
+    <w:p>
+      <w:pPr>
+        <w:pStyle w:val="Heading2"/>
+      </w:pPr>
+      <w:r>
+        <w:t>The independent survey record</w:t>
+      </w:r>
+    </w:p>
+    <w:p>
+      <w:pPr>
+        <w:spacing w:line="336" w:lineRule="auto" w:after="180"/>
+      </w:pPr>
+      <w:r>
+        <w:rPr>
+          <w:b w:val="0"/>
+        </w:rPr>
+        <w:t>A survey has 18 Yes of 20 club members and 2 Yes of 10 others. Compute both group rates and combined rate. Explain why 20/30 does not automatically describe the whole grade.</w:t>
+      </w:r>
+    </w:p>
+    <w:p>
+      <w:pPr>
+        <w:pStyle w:val="Heading2"/>
+      </w:pPr>
+      <w:r>
+        <w:t>Your first attempt and support record</w:t>
+      </w:r>
+    </w:p>
+    <w:p>
+      <w:pPr>
+        <w:pStyle w:val="Heading3"/>
+      </w:pPr>
+      <w:r>
+        <w:t>My independent explanation, trace and limits</w:t>
+      </w:r>
+    </w:p>
+    <w:p>
+      <w:r>
+        <w:t>________________________________________________________________</w:t>
+      </w:r>
+    </w:p>
+    <w:p>
+      <w:r>
+        <w:t>________________________________________________________________</w:t>
+      </w:r>
+    </w:p>
+    <w:p>
+      <w:r>
+        <w:t>________________________________________________________________</w:t>
+      </w:r>
+    </w:p>
+    <w:p>
+      <w:r>
+        <w:t>________________________________________________________________</w:t>
+      </w:r>
+    </w:p>
+    <w:p>
+      <w:r>
+        <w:t>________________________________________________________________</w:t>
+      </w:r>
+    </w:p>
+    <w:p>
+      <w:r>
+        <w:t>________________________________________________________________</w:t>
+      </w:r>
+    </w:p>
+    <w:p>
+      <w:r>
+        <w:t>________________________________________________________________</w:t>
+      </w:r>
+    </w:p>
+    <w:p>
+      <w:pPr>
+        <w:spacing w:line="336" w:lineRule="auto" w:after="180"/>
+      </w:pPr>
+      <w:r>
+        <w:rPr>
+          <w:b w:val="0"/>
+        </w:rPr>
+        <w:t>Attempt this case before feedback. Record any help. Earlier examples below are further practice; a case already practised with feedback cannot establish fresh transfer.</w:t>
+      </w:r>
+    </w:p>
+    <w:p>
+      <w:pPr>
+        <w:spacing w:line="336" w:lineRule="auto" w:after="180"/>
+      </w:pPr>
+      <w:r>
+        <w:rPr>
+          <w:b w:val="0"/>
+        </w:rPr>
+        <w:t xml:space="preserve">Your teacher has the independent answer and scoring criteria. Complete the matching workbook week to keep your practice </w:t>
+      </w:r>
+      <w:r>
+        <w:rPr>
+          <w:b/>
+        </w:rPr>
+        <w:t>evidence</w:t>
+      </w:r>
+      <w:r>
+        <w:rPr>
+          <w:b w:val="0"/>
+        </w:rPr>
+        <w:t xml:space="preserve"> together.</w:t>
+      </w:r>
+    </w:p>
+    <w:p>
+      <w:pPr>
+        <w:pStyle w:val="Heading2"/>
+      </w:pPr>
+      <w:r>
+        <w:t>Use feedback after the attempt</w:t>
+      </w:r>
+    </w:p>
+    <w:p>
+      <w:pPr>
+        <w:spacing w:line="336" w:lineRule="auto" w:after="180"/>
+      </w:pPr>
+      <w:r>
+        <w:rPr>
+          <w:b w:val="0"/>
+        </w:rPr>
+        <w:t>Attempt the independent case before hints. Record whether you worked alone, used a hint or followed a model. After feedback, fix the first unsupported step and explain why it changed.</w:t>
+      </w:r>
+    </w:p>
+    <w:p>
+      <w:pPr>
+        <w:spacing w:line="336" w:lineRule="auto" w:after="180"/>
+      </w:pPr>
+      <w:r>
+        <w:rPr>
+          <w:b w:val="0"/>
+        </w:rPr>
+        <w:t>A later check uses a changed case, not a copied answer.</w:t>
+      </w:r>
+    </w:p>
+    <w:p>
+      <w:pPr>
+        <w:pStyle w:val="Heading2"/>
+      </w:pPr>
+      <w:r>
+        <w:t>Earlier wording, alternatives and picture transcripts · reference / check after trying</w:t>
+      </w:r>
+    </w:p>
+    <w:p>
+      <w:pPr>
+        <w:pStyle w:val="Heading3"/>
+      </w:pPr>
+      <w:r>
+        <w:t>Independent case: Audit independently</w:t>
+      </w:r>
+    </w:p>
+    <w:p>
+      <w:pPr>
+        <w:pStyle w:val="Heading3"/>
+      </w:pPr>
+      <w:r>
+        <w:t>Week 20 Independent application</w:t>
+      </w:r>
+    </w:p>
+    <w:p>
+      <w:pPr>
+        <w:spacing w:line="336" w:lineRule="auto" w:after="180"/>
+      </w:pPr>
+      <w:r>
+        <w:rPr>
+          <w:b w:val="0"/>
+        </w:rPr>
+        <w:t>Close the worked explanation. Apply the idea to this different question without copying.</w:t>
+      </w:r>
+    </w:p>
+    <w:p>
+      <w:pPr>
+        <w:spacing w:line="336" w:lineRule="auto" w:after="180"/>
+      </w:pPr>
+      <w:r>
+        <w:rPr>
+          <w:b w:val="0"/>
+        </w:rPr>
+        <w:t>A dataset has 18 adventure readers and 2 poetry readers. A recommender ignores poetry preferences. What would you inspect and test after a repair?</w:t>
+      </w:r>
+    </w:p>
+    <w:p>
+      <w:pPr>
+        <w:spacing w:line="336" w:lineRule="auto" w:after="180"/>
+      </w:pPr>
+      <w:r>
+        <w:rPr>
+          <w:b w:val="0"/>
+        </w:rPr>
+        <w:t xml:space="preserve">My answer, with a trace, calculation or supporting </w:t>
+      </w:r>
+      <w:r>
+        <w:rPr>
+          <w:b/>
+        </w:rPr>
+        <w:t>evidence</w:t>
+      </w:r>
+    </w:p>
+    <w:p>
+      <w:pPr>
+        <w:pStyle w:val="Heading3"/>
+      </w:pPr>
+      <w:r>
+        <w:t>Write or draw your reasoning and evidence.</w:t>
+      </w:r>
+    </w:p>
+    <w:p>
+      <w:r>
+        <w:t>________________________________________________________________</w:t>
+      </w:r>
+    </w:p>
+    <w:p>
+      <w:r>
+        <w:t>________________________________________________________________</w:t>
+      </w:r>
+    </w:p>
+    <w:p>
+      <w:r>
+        <w:t>________________________________________________________________</w:t>
+      </w:r>
+    </w:p>
+    <w:p>
+      <w:r>
+        <w:t>________________________________________________________________</w:t>
+      </w:r>
+    </w:p>
+    <w:p>
+      <w:r>
+        <w:t>________________________________________________________________</w:t>
+      </w:r>
+    </w:p>
+    <w:p>
+      <w:pPr>
+        <w:pStyle w:val="Heading3"/>
+      </w:pPr>
+      <w:r>
+        <w:t>Create and test</w:t>
+      </w:r>
+    </w:p>
+    <w:p>
+      <w:pPr>
+        <w:spacing w:line="336" w:lineRule="auto" w:after="180"/>
+      </w:pPr>
+      <w:r>
+        <w:rPr>
+          <w:b w:val="0"/>
+        </w:rPr>
+        <w:t>Change one relevant detail. Predict the result before testing. Include a boundary or missing-information case when it helps reveal a limit.</w:t>
+      </w:r>
+    </w:p>
+    <w:p>
+      <w:pPr>
+        <w:spacing w:line="336" w:lineRule="auto" w:after="180"/>
+      </w:pPr>
+      <w:r>
+        <w:rPr>
+          <w:b w:val="0"/>
+        </w:rPr>
+        <w:t xml:space="preserve">My changed </w:t>
+      </w:r>
+      <w:r>
+        <w:rPr>
+          <w:b/>
+        </w:rPr>
+        <w:t>input</w:t>
+      </w:r>
+      <w:r>
+        <w:rPr>
+          <w:b w:val="0"/>
+        </w:rPr>
+        <w:t xml:space="preserve"> and expected result</w:t>
+      </w:r>
+    </w:p>
+    <w:p>
+      <w:pPr>
+        <w:pStyle w:val="Heading3"/>
+      </w:pPr>
+      <w:r>
+        <w:t>Write or draw your reasoning and evidence.</w:t>
+      </w:r>
+    </w:p>
+    <w:p>
+      <w:r>
+        <w:t>________________________________________________________________</w:t>
+      </w:r>
+    </w:p>
+    <w:p>
+      <w:r>
+        <w:t>________________________________________________________________</w:t>
+      </w:r>
+    </w:p>
+    <w:p>
+      <w:r>
+        <w:t>________________________________________________________________</w:t>
+      </w:r>
+    </w:p>
+    <w:p>
+      <w:r>
+        <w:t>________________________________________________________________</w:t>
+      </w:r>
+    </w:p>
+    <w:p>
+      <w:r>
+        <w:t>________________________________________________________________</w:t>
+      </w:r>
+    </w:p>
+    <w:p>
+      <w:pPr>
+        <w:pStyle w:val="Heading3"/>
+      </w:pPr>
+      <w:r>
+        <w:t>Connect to your project</w:t>
+      </w:r>
+    </w:p>
+    <w:p>
+      <w:pPr>
+        <w:spacing w:line="336" w:lineRule="auto" w:after="180"/>
+      </w:pPr>
+      <w:r>
+        <w:rPr>
+          <w:b w:val="0"/>
+        </w:rPr>
+        <w:t>Change feature coverage or weights only after locating which reader profiles are underserved.</w:t>
+      </w:r>
+    </w:p>
+    <w:p>
+      <w:pPr>
+        <w:spacing w:line="336" w:lineRule="auto" w:after="180"/>
+      </w:pPr>
+      <w:r>
+        <w:rPr>
+          <w:b w:val="0"/>
+        </w:rPr>
+        <w:t xml:space="preserve">The </w:t>
+      </w:r>
+      <w:r>
+        <w:rPr>
+          <w:b/>
+        </w:rPr>
+        <w:t>evidence</w:t>
+      </w:r>
+      <w:r>
+        <w:rPr>
+          <w:b w:val="0"/>
+        </w:rPr>
+        <w:t xml:space="preserve"> I will keep</w:t>
+      </w:r>
+    </w:p>
+    <w:p>
+      <w:pPr>
+        <w:pStyle w:val="Heading3"/>
+      </w:pPr>
+      <w:r>
+        <w:t>Write or draw your reasoning and evidence.</w:t>
+      </w:r>
+    </w:p>
+    <w:p>
+      <w:r>
+        <w:t>________________________________________________________________</w:t>
+      </w:r>
+    </w:p>
+    <w:p>
+      <w:r>
+        <w:t>________________________________________________________________</w:t>
+      </w:r>
+    </w:p>
+    <w:p>
+      <w:r>
+        <w:t>________________________________________________________________</w:t>
+      </w:r>
+    </w:p>
+    <w:p>
+      <w:r>
+        <w:t>________________________________________________________________</w:t>
+      </w:r>
+    </w:p>
+    <w:p>
+      <w:r>
+        <w:t>________________________________________________________________</w:t>
+      </w:r>
+    </w:p>
+    <w:p>
+      <w:pPr>
+        <w:pStyle w:val="Heading3"/>
+      </w:pPr>
+      <w:r>
+        <w:t>Transfer practice from the original programme</w:t>
+      </w:r>
+    </w:p>
+    <w:p>
+      <w:pPr>
+        <w:spacing w:line="336" w:lineRule="auto" w:after="180"/>
+      </w:pPr>
+      <w:r>
+        <w:rPr>
+          <w:b w:val="0"/>
+        </w:rPr>
+        <w:t>A catalogue has 30 adventure titles and 2 poetry titles. A recommender rarely suggests poetry. Design a repair and an evaluation that distinguishes catalogue coverage from scoring preference.</w:t>
+      </w:r>
+    </w:p>
+    <w:p>
+      <w:pPr>
+        <w:pStyle w:val="Heading3"/>
+      </w:pPr>
+      <w:r>
+        <w:t>Explain the mechanism, evidence and one limit.</w:t>
+      </w:r>
+    </w:p>
+    <w:p>
+      <w:r>
+        <w:t>________________________________________________________________</w:t>
+      </w:r>
+    </w:p>
+    <w:p>
+      <w:r>
+        <w:t>________________________________________________________________</w:t>
+      </w:r>
+    </w:p>
+    <w:p>
+      <w:r>
+        <w:t>________________________________________________________________</w:t>
+      </w:r>
+    </w:p>
+    <w:p>
+      <w:r>
+        <w:t>________________________________________________________________</w:t>
+      </w:r>
+    </w:p>
+    <w:p>
+      <w:r>
+        <w:t>________________________________________________________________</w:t>
+      </w:r>
+    </w:p>
+    <w:p>
+      <w:r>
+        <w:t>________________________________________________________________</w:t>
+      </w:r>
+    </w:p>
+    <w:p>
+      <w:r>
+        <w:t>________________________________________________________________</w:t>
+      </w:r>
+    </w:p>
+    <w:p>
+      <w:pPr>
+        <w:pStyle w:val="Heading3"/>
+      </w:pPr>
+      <w:r>
+        <w:t>Use feedback to improve</w:t>
+      </w:r>
+    </w:p>
+    <w:p>
+      <w:pPr>
+        <w:pStyle w:val="Heading1"/>
+      </w:pPr>
+      <w:r>
+        <w:t>11. Locate the coverage problem before changing recommender weights</w:t>
+      </w:r>
+    </w:p>
+    <w:p>
+      <w:r>
+        <w:t>Keep collection, available titles and scoring evidence separate.</w:t>
+      </w:r>
+    </w:p>
+    <w:p>
+      <w:pPr>
+        <w:pStyle w:val="Heading2"/>
+      </w:pPr>
+      <w:r>
+        <w:t>This week’s concrete portfolio contribution</w:t>
+      </w:r>
+    </w:p>
+    <w:p>
+      <w:pPr>
+        <w:spacing w:line="336" w:lineRule="auto" w:after="180"/>
+      </w:pPr>
+      <w:r>
+        <w:rPr>
+          <w:b w:val="0"/>
+        </w:rPr>
+        <w:t>For the fictional recommender, investigate catalogue availability, feedback collection and scoring as separate possible causes of an underserved interest. Keep a fixed development request set to compare one documented change at a time; report per-interest counts and denominators. More copies of one poetry title are not varied catalogue evidence, and few poetry suggestions alone do not identify the cause. Reserve fresh final requests and use invented profiles.</w:t>
+      </w:r>
+    </w:p>
+    <w:p>
+      <w:pPr>
+        <w:spacing w:line="336" w:lineRule="auto" w:after="180"/>
+      </w:pPr>
+      <w:r>
+        <w:rPr>
+          <w:b w:val="0"/>
+        </w:rPr>
+        <w:t>Broaden recommender feedback collection and show respondent group coverage before making user-preference claims.</w:t>
+      </w:r>
+    </w:p>
+    <w:p>
+      <w:pPr>
+        <w:pStyle w:val="Heading2"/>
+      </w:pPr>
+      <w:r>
+        <w:t>Keep the checkpoint and human decision</w:t>
+      </w:r>
+    </w:p>
+    <w:p>
+      <w:pPr>
+        <w:spacing w:line="336" w:lineRule="auto" w:after="180"/>
+      </w:pPr>
+      <w:r>
+        <w:rPr>
+          <w:b w:val="0"/>
+        </w:rPr>
+        <w:t>THIS WEEK’S CHECKPOINT  Change feature coverage or weights only after locating which reader profiles are underserved.</w:t>
+      </w:r>
+    </w:p>
+    <w:p>
+      <w:pPr>
+        <w:spacing w:line="336" w:lineRule="auto" w:after="180"/>
+      </w:pPr>
+      <w:r>
+        <w:rPr>
+          <w:b w:val="0"/>
+        </w:rPr>
+        <w:t xml:space="preserve">SYSTEM MAP  Reader need → allowed </w:t>
+      </w:r>
+      <w:r>
+        <w:rPr>
+          <w:b/>
+        </w:rPr>
+        <w:t>input</w:t>
+      </w:r>
+      <w:r>
+        <w:rPr>
+          <w:b w:val="0"/>
+        </w:rPr>
+        <w:t xml:space="preserve">s → transparent rule or score → ranked candidates → explanation → test record → </w:t>
+      </w:r>
+      <w:r>
+        <w:rPr>
+          <w:b/>
+        </w:rPr>
+        <w:t>human decision</w:t>
+      </w:r>
+    </w:p>
+    <w:p>
+      <w:pPr>
+        <w:spacing w:line="336" w:lineRule="auto" w:after="180"/>
+      </w:pPr>
+      <w:r>
+        <w:rPr>
+          <w:b w:val="0"/>
+        </w:rPr>
+        <w:t>What will you add, change, or verify in the project this week?</w:t>
+      </w:r>
+    </w:p>
+    <w:p>
+      <w:pPr>
+        <w:pStyle w:val="Heading3"/>
+      </w:pPr>
+      <w:r>
+        <w:t>Write or draw your reasoning and evidence.</w:t>
+      </w:r>
+    </w:p>
+    <w:p>
+      <w:r>
+        <w:t>________________________________________________________________</w:t>
+      </w:r>
+    </w:p>
+    <w:p>
+      <w:r>
+        <w:t>________________________________________________________________</w:t>
+      </w:r>
+    </w:p>
+    <w:p>
+      <w:r>
+        <w:t>________________________________________________________________</w:t>
+      </w:r>
+    </w:p>
+    <w:p>
+      <w:r>
+        <w:t>________________________________________________________________</w:t>
+      </w:r>
+    </w:p>
+    <w:p>
+      <w:r>
+        <w:t>________________________________________________________________</w:t>
+      </w:r>
+    </w:p>
+    <w:p>
+      <w:pPr>
+        <w:spacing w:line="336" w:lineRule="auto" w:after="180"/>
+      </w:pPr>
+      <w:r>
+        <w:rPr>
+          <w:b w:val="0"/>
+        </w:rPr>
+        <w:t xml:space="preserve">What should remain under </w:t>
+      </w:r>
+      <w:r>
+        <w:rPr>
+          <w:b/>
+        </w:rPr>
+        <w:t>human control</w:t>
+      </w:r>
+      <w:r>
+        <w:rPr>
+          <w:b w:val="0"/>
+        </w:rPr>
+        <w:t>?</w:t>
+      </w:r>
+    </w:p>
+    <w:p>
+      <w:pPr>
+        <w:pStyle w:val="Heading3"/>
+      </w:pPr>
+      <w:r>
+        <w:t>Write or draw your reasoning and evidence.</w:t>
+      </w:r>
+    </w:p>
+    <w:p>
+      <w:r>
+        <w:t>________________________________________________________________</w:t>
+      </w:r>
+    </w:p>
+    <w:p>
+      <w:r>
+        <w:t>________________________________________________________________</w:t>
+      </w:r>
+    </w:p>
+    <w:p>
+      <w:r>
+        <w:t>________________________________________________________________</w:t>
+      </w:r>
+    </w:p>
+    <w:p>
+      <w:r>
+        <w:t>________________________________________________________________</w:t>
+      </w:r>
+    </w:p>
+    <w:p>
+      <w:r>
+        <w:t>________________________________________________________________</w:t>
+      </w:r>
+    </w:p>
+    <w:p>
+      <w:pPr>
+        <w:spacing w:line="336" w:lineRule="auto" w:after="180"/>
+      </w:pPr>
+      <w:r>
+        <w:rPr>
+          <w:b w:val="0"/>
+        </w:rPr>
+        <w:t>RESPONSIBLE DESIGN  Collect only necessary information. Show uncertainty and limits. Never confuse a ranking with a fact about a person.</w:t>
+      </w:r>
+    </w:p>
+    <w:p>
+      <w:pPr>
+        <w:pStyle w:val="Heading2"/>
+      </w:pPr>
+      <w:r>
+        <w:t>Earlier wording, alternatives and picture transcripts · reference / check after trying</w:t>
+      </w:r>
+    </w:p>
+    <w:p>
+      <w:pPr>
+        <w:spacing w:line="336" w:lineRule="auto" w:after="180"/>
+      </w:pPr>
+      <w:r>
+        <w:rPr>
+          <w:b w:val="0"/>
+        </w:rPr>
+        <w:t>CUMULATIVE PROJECT</w:t>
+      </w:r>
+    </w:p>
+    <w:p>
+      <w:pPr>
+        <w:spacing w:line="336" w:lineRule="auto" w:after="180"/>
+      </w:pPr>
+      <w:r>
+        <w:rPr>
+          <w:b w:val="0"/>
+        </w:rPr>
+        <w:t>Transparent Book Recommender</w:t>
+      </w:r>
+    </w:p>
+    <w:p>
+      <w:pPr>
+        <w:spacing w:line="336" w:lineRule="auto" w:after="180"/>
+      </w:pPr>
+      <w:r>
+        <w:rPr>
+          <w:b w:val="0"/>
+        </w:rPr>
+        <w:t>Every week adds one inspectable piece. The system must show how it reached a result.</w:t>
+      </w:r>
+    </w:p>
+    <w:p>
+      <w:r>
+        <w:drawing>
+          <wp:inline xmlns:a="http://schemas.openxmlformats.org/drawingml/2006/main" xmlns:pic="http://schemas.openxmlformats.org/drawingml/2006/picture">
+            <wp:extent cx="5486400" cy="1901952"/>
+            <wp:docPr id="22" name="Picture 22" descr="Book recommender connection for Repair Bias in Data"/>
+            <wp:cNvGraphicFramePr>
+              <a:graphicFrameLocks noChangeAspect="1"/>
+            </wp:cNvGraphicFramePr>
+            <a:graphic>
+              <a:graphicData uri="http://schemas.openxmlformats.org/drawingml/2006/picture">
+                <pic:pic>
+                  <pic:nvPicPr>
+                    <pic:cNvPr id="0" name="f68bec5b920720466b81e7868a0d045f336ef74a25e58b360e98e202c8fb0211.png"/>
+                    <pic:cNvPicPr/>
+                  </pic:nvPicPr>
+                  <pic:blipFill>
+                    <a:blip r:embed="rId25"/>
+                    <a:stretch>
+                      <a:fillRect/>
+                    </a:stretch>
+                  </pic:blipFill>
+                  <pic:spPr>
+                    <a:xfrm>
+                      <a:off x="0" y="0"/>
+                      <a:ext cx="5486400" cy="1901952"/>
+                    </a:xfrm>
+                    <a:prstGeom prst="rect"/>
+                  </pic:spPr>
+                </pic:pic>
+              </a:graphicData>
+            </a:graphic>
+          </wp:inline>
+        </w:drawing>
+      </w:r>
+    </w:p>
+    <w:p>
+      <w:pPr>
+        <w:pStyle w:val="Heading3"/>
+      </w:pPr>
+      <w:r>
+        <w:t>Evidence for your project</w:t>
+      </w:r>
+    </w:p>
+    <w:p>
+      <w:pPr>
+        <w:pStyle w:val="Heading1"/>
+      </w:pPr>
+      <w:r>
+        <w:t>16. Finish: name the collection limit beside the calculated rate</w:t>
+      </w:r>
+    </w:p>
+    <w:p>
+      <w:r>
+        <w:t>A correct fraction cannot repair who was missing.</w:t>
+      </w:r>
+    </w:p>
+    <w:p>
+      <w:pPr>
+        <w:pStyle w:val="Heading2"/>
+      </w:pPr>
+      <w:r>
+        <w:t>Explain without notes</w:t>
+      </w:r>
+    </w:p>
+    <w:p>
+      <w:pPr>
+        <w:pStyle w:val="ListBullet"/>
+      </w:pPr>
+      <w:r>
+        <w:t>Close your notes. Explain this goal in your own words: Identify selection and coverage bias</w:t>
+      </w:r>
+    </w:p>
+    <w:p>
+      <w:pPr>
+        <w:pStyle w:val="Heading3"/>
+      </w:pPr>
+      <w:r>
+        <w:t>My deciding step, evidence and one remaining question</w:t>
+      </w:r>
+    </w:p>
+    <w:p>
+      <w:r>
+        <w:t>________________________________________________________________</w:t>
+      </w:r>
+    </w:p>
+    <w:p>
+      <w:r>
+        <w:t>________________________________________________________________</w:t>
+      </w:r>
+    </w:p>
+    <w:p>
+      <w:r>
+        <w:t>________________________________________________________________</w:t>
+      </w:r>
+    </w:p>
+    <w:p>
+      <w:r>
+        <w:t>________________________________________________________________</w:t>
+      </w:r>
+    </w:p>
+    <w:p>
+      <w:r>
+        <w:t>________________________________________________________________</w:t>
+      </w:r>
+    </w:p>
+    <w:p>
+      <w:pPr>
+        <w:pStyle w:val="Heading2"/>
+      </w:pPr>
+      <w:r>
+        <w:t>Plan a changed-case return</w:t>
+      </w:r>
+    </w:p>
+    <w:p>
+      <w:pPr>
+        <w:spacing w:line="336" w:lineRule="auto" w:after="180"/>
+      </w:pPr>
+      <w:r>
+        <w:rPr>
+          <w:b w:val="0"/>
+        </w:rPr>
+        <w:t xml:space="preserve">If you are unsure, return to the worked picture and explain one arrow. If you are ready, change an </w:t>
+      </w:r>
+      <w:r>
+        <w:rPr>
+          <w:b/>
+        </w:rPr>
+        <w:t>input</w:t>
+      </w:r>
+      <w:r>
+        <w:rPr>
+          <w:b w:val="0"/>
+        </w:rPr>
+        <w:t xml:space="preserve"> or assumption and justify your </w:t>
+      </w:r>
+      <w:r>
+        <w:rPr>
+          <w:b/>
+        </w:rPr>
+        <w:t>prediction</w:t>
+      </w:r>
+      <w:r>
+        <w:rPr>
+          <w:b w:val="0"/>
+        </w:rPr>
+        <w:t>.</w:t>
+      </w:r>
+    </w:p>
+    <w:p>
+      <w:pPr>
+        <w:spacing w:line="336" w:lineRule="auto" w:after="180"/>
+      </w:pPr>
+      <w:r>
+        <w:rPr>
+          <w:b w:val="0"/>
+        </w:rPr>
+        <w:t xml:space="preserve">Save your workbook </w:t>
+      </w:r>
+      <w:r>
+        <w:rPr>
+          <w:b/>
+        </w:rPr>
+        <w:t>evidence</w:t>
+      </w:r>
+      <w:r>
+        <w:rPr>
+          <w:b w:val="0"/>
+        </w:rPr>
+        <w:t>. At the next review, try a different case before opening your old answer.</w:t>
+      </w:r>
+    </w:p>
+    <w:p>
+      <w:pPr>
+        <w:pStyle w:val="Heading1"/>
+      </w:pPr>
+      <w:r>
+        <w:t>Reference bank and extra practice</w:t>
+      </w:r>
+    </w:p>
+    <w:p>
+      <w:pPr>
+        <w:pStyle w:val="Heading1"/>
+      </w:pPr>
+      <w:r>
+        <w:t>05. Your quick word guide</w:t>
+      </w:r>
+    </w:p>
+    <w:p>
+      <w:r>
+        <w:t>Use the words to explain a particular step, record or limit.</w:t>
+      </w:r>
+    </w:p>
+    <w:p>
+      <w:pPr>
+        <w:pStyle w:val="Heading2"/>
+      </w:pPr>
+      <w:r>
+        <w:t>Core vocabulary</w:t>
+      </w:r>
+    </w:p>
+    <w:tbl>
+      <w:tblPr>
+        <w:tblStyle w:val="LightShading-Accent1"/>
+        <w:tblW w:type="auto" w:w="0"/>
+        <w:tblLook w:firstColumn="1" w:firstRow="1" w:lastColumn="0" w:lastRow="0" w:noHBand="0" w:noVBand="1" w:val="04A0"/>
+      </w:tblPr>
+      <w:tblGrid>
+        <w:gridCol w:w="3408"/>
+        <w:gridCol w:w="3408"/>
+        <w:gridCol w:w="3408"/>
+      </w:tblGrid>
+      <w:tr>
+        <w:trPr>
+          <w:tblHeader/>
+        </w:trPr>
+        <w:tc>
+          <w:tcPr>
+            <w:tcW w:type="dxa" w:w="3408"/>
+          </w:tcPr>
+          <w:p>
+            <w:r>
+              <w:t>Word</w:t>
+            </w:r>
+          </w:p>
+        </w:tc>
+        <w:tc>
+          <w:tcPr>
+            <w:tcW w:type="dxa" w:w="3408"/>
+          </w:tcPr>
+          <w:p>
+            <w:r>
+              <w:t>My own example</w:t>
+            </w:r>
+          </w:p>
+        </w:tc>
+        <w:tc>
+          <w:tcPr>
+            <w:tcW w:type="dxa" w:w="3408"/>
+          </w:tcPr>
+          <w:p>
+            <w:r>
+              <w:t>Not this / boundary</w:t>
+            </w:r>
+          </w:p>
+        </w:tc>
+      </w:tr>
+      <w:tr>
+        <w:tc>
+          <w:tcPr>
+            <w:tcW w:type="dxa" w:w="3408"/>
+          </w:tcPr>
+          <w:p>
+            <w:r>
+              <w:t>bias</w:t>
+            </w:r>
+          </w:p>
+        </w:tc>
+        <w:tc>
+          <w:tcPr>
+            <w:tcW w:type="dxa" w:w="3408"/>
+          </w:tcPr>
+          <w:p>
+            <w:r>
+              <w:t>A systematic tendency in data, decisions or outcomes that can distort a result or disadvantage people.</w:t>
+            </w:r>
+          </w:p>
+        </w:tc>
+        <w:tc>
+          <w:tcPr>
+            <w:tcW w:type="dxa" w:w="3408"/>
+          </w:tcPr>
+          <w:p>
+            <w:r/>
+          </w:p>
+        </w:tc>
+      </w:tr>
+      <w:tr>
+        <w:tc>
+          <w:tcPr>
+            <w:tcW w:type="dxa" w:w="3408"/>
+          </w:tcPr>
+          <w:p>
+            <w:r>
+              <w:t>rebalance</w:t>
+            </w:r>
+          </w:p>
+        </w:tc>
+        <w:tc>
+          <w:tcPr>
+            <w:tcW w:type="dxa" w:w="3408"/>
+          </w:tcPr>
+          <w:p>
+            <w:r>
+              <w:t>Change the relative representation of groups or classes in data using a stated method.</w:t>
+            </w:r>
+          </w:p>
+        </w:tc>
+        <w:tc>
+          <w:tcPr>
+            <w:tcW w:type="dxa" w:w="3408"/>
+          </w:tcPr>
+          <w:p>
+            <w:r/>
+          </w:p>
+        </w:tc>
+      </w:tr>
+      <w:tr>
+        <w:tc>
+          <w:tcPr>
+            <w:tcW w:type="dxa" w:w="3408"/>
+          </w:tcPr>
+          <w:p>
+            <w:r>
+              <w:t>subgroup</w:t>
+            </w:r>
+          </w:p>
+        </w:tc>
+        <w:tc>
+          <w:tcPr>
+            <w:tcW w:type="dxa" w:w="3408"/>
+          </w:tcPr>
+          <w:p>
+            <w:r>
+              <w:t>A defined subset of cases considered separately in analysis.</w:t>
+            </w:r>
+          </w:p>
+        </w:tc>
+        <w:tc>
+          <w:tcPr>
+            <w:tcW w:type="dxa" w:w="3408"/>
+          </w:tcPr>
+          <w:p>
+            <w:r/>
+          </w:p>
+        </w:tc>
+      </w:tr>
+      <w:tr>
+        <w:tc>
+          <w:tcPr>
+            <w:tcW w:type="dxa" w:w="3408"/>
+          </w:tcPr>
+          <w:p>
+            <w:r>
+              <w:t>retest</w:t>
+            </w:r>
+          </w:p>
+        </w:tc>
+        <w:tc>
+          <w:tcPr>
+            <w:tcW w:type="dxa" w:w="3408"/>
+          </w:tcPr>
+          <w:p>
+            <w:r>
+              <w:t>Run a test again after a change or under specified new conditions.</w:t>
+            </w:r>
+          </w:p>
+        </w:tc>
+        <w:tc>
+          <w:tcPr>
+            <w:tcW w:type="dxa" w:w="3408"/>
+          </w:tcPr>
+          <w:p>
+            <w:r/>
+          </w:p>
+        </w:tc>
+      </w:tr>
+    </w:tbl>
+    <w:p>
+      <w:pPr>
+        <w:pStyle w:val="Heading2"/>
+      </w:pPr>
+      <w:r>
+        <w:t>Terms for the connected explanation</w:t>
+      </w:r>
+    </w:p>
+    <w:tbl>
+      <w:tblPr>
+        <w:tblStyle w:val="LightShading-Accent1"/>
+        <w:tblW w:type="auto" w:w="0"/>
+        <w:tblLook w:firstColumn="1" w:firstRow="1" w:lastColumn="0" w:lastRow="0" w:noHBand="0" w:noVBand="1" w:val="04A0"/>
+      </w:tblPr>
+      <w:tblGrid>
+        <w:gridCol w:w="5112"/>
+        <w:gridCol w:w="5112"/>
+      </w:tblGrid>
+      <w:tr>
+        <w:trPr>
+          <w:tblHeader/>
+        </w:trPr>
+        <w:tc>
+          <w:tcPr>
+            <w:tcW w:type="dxa" w:w="5112"/>
+          </w:tcPr>
+          <w:p>
+            <w:r>
+              <w:t>Word</w:t>
+            </w:r>
+          </w:p>
+        </w:tc>
+        <w:tc>
+          <w:tcPr>
+            <w:tcW w:type="dxa" w:w="5112"/>
+          </w:tcPr>
+          <w:p>
+            <w:r>
+              <w:t>Meaning</w:t>
+            </w:r>
+          </w:p>
+        </w:tc>
+      </w:tr>
+      <w:tr>
+        <w:tc>
+          <w:tcPr>
+            <w:tcW w:type="dxa" w:w="5112"/>
+          </w:tcPr>
+          <w:p>
+            <w:r>
+              <w:t>Selection bias</w:t>
+            </w:r>
+          </w:p>
+        </w:tc>
+        <w:tc>
+          <w:tcPr>
+            <w:tcW w:type="dxa" w:w="5112"/>
+          </w:tcPr>
+          <w:p>
+            <w:r>
+              <w:t>Systematic distortion caused by who enters the data</w:t>
+            </w:r>
+          </w:p>
+        </w:tc>
+      </w:tr>
+      <w:tr>
+        <w:tc>
+          <w:tcPr>
+            <w:tcW w:type="dxa" w:w="5112"/>
+          </w:tcPr>
+          <w:p>
+            <w:r>
+              <w:t>Undercoverage</w:t>
+            </w:r>
+          </w:p>
+        </w:tc>
+        <w:tc>
+          <w:tcPr>
+            <w:tcW w:type="dxa" w:w="5112"/>
+          </w:tcPr>
+          <w:p>
+            <w:r>
+              <w:t>Leaving part of the target group out of selection</w:t>
+            </w:r>
+          </w:p>
+        </w:tc>
+      </w:tr>
+      <w:tr>
+        <w:tc>
+          <w:tcPr>
+            <w:tcW w:type="dxa" w:w="5112"/>
+          </w:tcPr>
+          <w:p>
+            <w:r>
+              <w:t>Nonresponse</w:t>
+            </w:r>
+          </w:p>
+        </w:tc>
+        <w:tc>
+          <w:tcPr>
+            <w:tcW w:type="dxa" w:w="5112"/>
+          </w:tcPr>
+          <w:p>
+            <w:r>
+              <w:t>A selected participant does not respond</w:t>
+            </w:r>
+          </w:p>
+        </w:tc>
+      </w:tr>
+    </w:tbl>
+    <w:p>
+      <w:pPr>
+        <w:pStyle w:val="Heading2"/>
+      </w:pPr>
+      <w:r>
+        <w:t>Earlier wording, alternatives and picture transcripts · reference / check after trying</w:t>
+      </w:r>
+    </w:p>
+    <w:p>
+      <w:pPr>
+        <w:spacing w:line="336" w:lineRule="auto" w:after="180"/>
+      </w:pPr>
+      <w:r>
+        <w:rPr>
+          <w:b w:val="0"/>
+        </w:rPr>
+        <w:t>VOCABULARY LAB</w:t>
+      </w:r>
+    </w:p>
+    <w:p>
+      <w:pPr>
+        <w:spacing w:line="336" w:lineRule="auto" w:after="180"/>
+      </w:pPr>
+      <w:r>
+        <w:rPr>
+          <w:b w:val="0"/>
+        </w:rPr>
+        <w:t>Words You Can Use to Reason</w:t>
+      </w:r>
+    </w:p>
+    <w:p>
+      <w:pPr>
+        <w:spacing w:line="336" w:lineRule="auto" w:after="180"/>
+      </w:pPr>
+      <w:r>
+        <w:rPr>
+          <w:b w:val="0"/>
+        </w:rPr>
+        <w:t>A definition matters when you can recognize the idea, use it, and contrast it with a near-miss.</w:t>
+      </w:r>
+    </w:p>
+    <w:p>
+      <w:r>
+        <w:drawing>
+          <wp:inline xmlns:a="http://schemas.openxmlformats.org/drawingml/2006/main" xmlns:pic="http://schemas.openxmlformats.org/drawingml/2006/picture">
+            <wp:extent cx="5486400" cy="3200400"/>
+            <wp:docPr id="23" name="Picture 23" descr="Vocabulary badge: bias"/>
+            <wp:cNvGraphicFramePr>
+              <a:graphicFrameLocks noChangeAspect="1"/>
+            </wp:cNvGraphicFramePr>
+            <a:graphic>
+              <a:graphicData uri="http://schemas.openxmlformats.org/drawingml/2006/picture">
+                <pic:pic>
+                  <pic:nvPicPr>
+                    <pic:cNvPr id="0" name="4cb197bee41228eca7f5a41b0e2f47bf6e6ced99b364d2dcff2d3f72f596fce2.png"/>
+                    <pic:cNvPicPr/>
+                  </pic:nvPicPr>
+                  <pic:blipFill>
+                    <a:blip r:embed="rId26"/>
+                    <a:stretch>
+                      <a:fillRect/>
+                    </a:stretch>
+                  </pic:blipFill>
+                  <pic:spPr>
+                    <a:xfrm>
+                      <a:off x="0" y="0"/>
+                      <a:ext cx="5486400" cy="3200400"/>
+                    </a:xfrm>
+                    <a:prstGeom prst="rect"/>
+                  </pic:spPr>
+                </pic:pic>
+              </a:graphicData>
+            </a:graphic>
+          </wp:inline>
+        </w:drawing>
+      </w:r>
+    </w:p>
+    <w:p>
+      <w:r>
+        <w:drawing>
+          <wp:inline xmlns:a="http://schemas.openxmlformats.org/drawingml/2006/main" xmlns:pic="http://schemas.openxmlformats.org/drawingml/2006/picture">
+            <wp:extent cx="5486400" cy="3200400"/>
+            <wp:docPr id="24" name="Picture 24" descr="Vocabulary badge: rebalance"/>
+            <wp:cNvGraphicFramePr>
+              <a:graphicFrameLocks noChangeAspect="1"/>
+            </wp:cNvGraphicFramePr>
+            <a:graphic>
+              <a:graphicData uri="http://schemas.openxmlformats.org/drawingml/2006/picture">
+                <pic:pic>
+                  <pic:nvPicPr>
+                    <pic:cNvPr id="0" name="825b9f35115ffc2ec3c3126f0c178b81f7fd05660ca141aa93af0b15a963f534.png"/>
+                    <pic:cNvPicPr/>
+                  </pic:nvPicPr>
+                  <pic:blipFill>
+                    <a:blip r:embed="rId27"/>
+                    <a:stretch>
+                      <a:fillRect/>
+                    </a:stretch>
+                  </pic:blipFill>
+                  <pic:spPr>
+                    <a:xfrm>
+                      <a:off x="0" y="0"/>
+                      <a:ext cx="5486400" cy="3200400"/>
+                    </a:xfrm>
+                    <a:prstGeom prst="rect"/>
+                  </pic:spPr>
+                </pic:pic>
+              </a:graphicData>
+            </a:graphic>
+          </wp:inline>
+        </w:drawing>
+      </w:r>
+    </w:p>
+    <w:p>
+      <w:r>
+        <w:drawing>
+          <wp:inline xmlns:a="http://schemas.openxmlformats.org/drawingml/2006/main" xmlns:pic="http://schemas.openxmlformats.org/drawingml/2006/picture">
+            <wp:extent cx="5486400" cy="3200400"/>
+            <wp:docPr id="25" name="Picture 25" descr="Vocabulary badge: subgroup"/>
+            <wp:cNvGraphicFramePr>
+              <a:graphicFrameLocks noChangeAspect="1"/>
+            </wp:cNvGraphicFramePr>
+            <a:graphic>
+              <a:graphicData uri="http://schemas.openxmlformats.org/drawingml/2006/picture">
+                <pic:pic>
+                  <pic:nvPicPr>
+                    <pic:cNvPr id="0" name="4703df0e1de4216ee37bdb5161b3cf9b7292b8a8948534fe2f1b1855811b453b.png"/>
+                    <pic:cNvPicPr/>
+                  </pic:nvPicPr>
+                  <pic:blipFill>
+                    <a:blip r:embed="rId28"/>
+                    <a:stretch>
+                      <a:fillRect/>
+                    </a:stretch>
+                  </pic:blipFill>
+                  <pic:spPr>
+                    <a:xfrm>
+                      <a:off x="0" y="0"/>
+                      <a:ext cx="5486400" cy="3200400"/>
+                    </a:xfrm>
+                    <a:prstGeom prst="rect"/>
+                  </pic:spPr>
+                </pic:pic>
+              </a:graphicData>
+            </a:graphic>
+          </wp:inline>
+        </w:drawing>
+      </w:r>
+    </w:p>
+    <w:p>
+      <w:r>
+        <w:drawing>
+          <wp:inline xmlns:a="http://schemas.openxmlformats.org/drawingml/2006/main" xmlns:pic="http://schemas.openxmlformats.org/drawingml/2006/picture">
+            <wp:extent cx="5486400" cy="3200400"/>
+            <wp:docPr id="26" name="Picture 26" descr="Vocabulary badge: retest"/>
+            <wp:cNvGraphicFramePr>
+              <a:graphicFrameLocks noChangeAspect="1"/>
+            </wp:cNvGraphicFramePr>
+            <a:graphic>
+              <a:graphicData uri="http://schemas.openxmlformats.org/drawingml/2006/picture">
+                <pic:pic>
+                  <pic:nvPicPr>
+                    <pic:cNvPr id="0" name="1c0c6250a1fe3c5cb61390fbb8d3a7700e1ce28a656c991641f3128ff276b80f.png"/>
+                    <pic:cNvPicPr/>
+                  </pic:nvPicPr>
+                  <pic:blipFill>
+                    <a:blip r:embed="rId29"/>
+                    <a:stretch>
+                      <a:fillRect/>
+                    </a:stretch>
+                  </pic:blipFill>
+                  <pic:spPr>
+                    <a:xfrm>
+                      <a:off x="0" y="0"/>
+                      <a:ext cx="5486400" cy="3200400"/>
+                    </a:xfrm>
+                    <a:prstGeom prst="rect"/>
+                  </pic:spPr>
+                </pic:pic>
+              </a:graphicData>
+            </a:graphic>
+          </wp:inline>
+        </w:drawing>
+      </w:r>
+    </w:p>
+    <w:p>
+      <w:pPr>
+        <w:pStyle w:val="Heading3"/>
+      </w:pPr>
+      <w:r>
+        <w:t>Words used in the closer explanation</w:t>
+      </w:r>
+    </w:p>
+    <w:p>
+      <w:pPr>
+        <w:pStyle w:val="Heading1"/>
+      </w:pPr>
+      <w:r>
+        <w:t>10. Choose a stronger thinking challenge</w:t>
+      </w:r>
+    </w:p>
+    <w:p>
+      <w:r>
+        <w:t>Choose the next useful challenge rather than treating the whole ladder as compulsory.</w:t>
+      </w:r>
+    </w:p>
+    <w:p>
+      <w:pPr>
+        <w:pStyle w:val="Heading2"/>
+      </w:pPr>
+      <w:r>
+        <w:t>Pick your next step</w:t>
+      </w:r>
+    </w:p>
+    <w:p>
+      <w:pPr>
+        <w:pStyle w:val="ListBullet"/>
+      </w:pPr>
+      <w:r>
+        <w:t>1 • NAME: Define the concept without repeating the textbook.</w:t>
+      </w:r>
+    </w:p>
+    <w:p>
+      <w:pPr>
+        <w:pStyle w:val="ListBullet"/>
+      </w:pPr>
+      <w:r>
+        <w:t>2 • TRACE: Show the information, state, branch, calculation, or evidence path.</w:t>
+      </w:r>
+    </w:p>
+    <w:p>
+      <w:pPr>
+        <w:pStyle w:val="ListBullet"/>
+      </w:pPr>
+      <w:r>
+        <w:t>3 • APPLY: Solve a different example independently.</w:t>
+      </w:r>
+    </w:p>
+    <w:p>
+      <w:pPr>
+        <w:pStyle w:val="ListBullet"/>
+      </w:pPr>
+      <w:r>
+        <w:t>4 • CHALLENGE: Find a boundary case, counterexample, or unfair outcome.</w:t>
+      </w:r>
+    </w:p>
+    <w:p>
+      <w:pPr>
+        <w:pStyle w:val="ListBullet"/>
+      </w:pPr>
+      <w:r>
+        <w:t>5 • EXPLAIN LIMITS: Say when the result should not be trusted or used alone.</w:t>
+      </w:r>
+    </w:p>
+    <w:p>
+      <w:pPr>
+        <w:pStyle w:val="ListBullet"/>
+      </w:pPr>
+      <w:r>
+        <w:t>My strongest evidence of independent understanding:</w:t>
+      </w:r>
+    </w:p>
+    <w:p>
+      <w:pPr>
+        <w:pStyle w:val="Heading3"/>
+      </w:pPr>
+      <w:r>
+        <w:t>Write or draw your reasoning and evidence.</w:t>
+      </w:r>
+    </w:p>
+    <w:p>
+      <w:r>
+        <w:t>________________________________________________________________</w:t>
+      </w:r>
+    </w:p>
+    <w:p>
+      <w:r>
+        <w:t>________________________________________________________________</w:t>
+      </w:r>
+    </w:p>
+    <w:p>
+      <w:r>
+        <w:t>________________________________________________________________</w:t>
+      </w:r>
+    </w:p>
+    <w:p>
+      <w:r>
+        <w:t>________________________________________________________________</w:t>
+      </w:r>
+    </w:p>
+    <w:p>
+      <w:r>
+        <w:t>________________________________________________________________</w:t>
+      </w:r>
+    </w:p>
+    <w:p>
+      <w:pPr>
+        <w:pStyle w:val="Heading2"/>
+      </w:pPr>
+      <w:r>
+        <w:t>Earlier wording, alternatives and picture transcripts · reference / check after trying</w:t>
+      </w:r>
+    </w:p>
+    <w:p>
+      <w:pPr>
+        <w:spacing w:line="336" w:lineRule="auto" w:after="180"/>
+      </w:pPr>
+      <w:r>
+        <w:rPr>
+          <w:b w:val="0"/>
         </w:rPr>
         <w:t>MASTERY</w:t>
       </w:r>
@@ -4175,7 +5667,7 @@
         <w:drawing>
           <wp:inline xmlns:a="http://schemas.openxmlformats.org/drawingml/2006/main" xmlns:pic="http://schemas.openxmlformats.org/drawingml/2006/picture">
             <wp:extent cx="5486400" cy="1719072"/>
-            <wp:docPr id="20" name="Picture 20" descr="Mastery ladder for Repair Bias in Data"/>
+            <wp:docPr id="27" name="Picture 27" descr="Mastery ladder for Repair Bias in Data"/>
             <wp:cNvGraphicFramePr>
               <a:graphicFrameLocks noChangeAspect="1"/>
             </wp:cNvGraphicFramePr>
@@ -4187,7 +5679,7 @@
                     <pic:cNvPicPr/>
                   </pic:nvPicPr>
                   <pic:blipFill>
-                    <a:blip r:embed="rId27"/>
+                    <a:blip r:embed="rId30"/>
                     <a:stretch>
                       <a:fillRect/>
                     </a:stretch>
@@ -4208,24 +5700,144 @@
     </w:p>
     <w:p>
       <w:pPr>
+        <w:pStyle w:val="Heading1"/>
+      </w:pPr>
+      <w:r>
+        <w:t>12. Reference: check your explanation</w:t>
+      </w:r>
+    </w:p>
+    <w:p>
+      <w:r>
+        <w:t>Use after practice. Audit independently is the selected independent case.</w:t>
+      </w:r>
+    </w:p>
+    <w:p>
+      <w:pPr>
+        <w:pStyle w:val="Heading2"/>
+      </w:pPr>
+      <w:r>
+        <w:t>Check the evidence and its limit</w:t>
+      </w:r>
+    </w:p>
+    <w:p>
+      <w:pPr>
+        <w:pStyle w:val="ListBullet"/>
+      </w:pPr>
+      <w:r>
+        <w:t>1. My fresh example, trace, calculation, or design:</w:t>
+      </w:r>
+    </w:p>
+    <w:p>
+      <w:pPr>
+        <w:pStyle w:val="Heading3"/>
+      </w:pPr>
+      <w:r>
+        <w:t>Write or draw your reasoning and evidence.</w:t>
+      </w:r>
+    </w:p>
+    <w:p>
+      <w:r>
+        <w:t>________________________________________________________________</w:t>
+      </w:r>
+    </w:p>
+    <w:p>
+      <w:r>
+        <w:t>________________________________________________________________</w:t>
+      </w:r>
+    </w:p>
+    <w:p>
+      <w:r>
+        <w:t>________________________________________________________________</w:t>
+      </w:r>
+    </w:p>
+    <w:p>
+      <w:r>
+        <w:t>________________________________________________________________</w:t>
+      </w:r>
+    </w:p>
+    <w:p>
+      <w:r>
+        <w:t>________________________________________________________________</w:t>
+      </w:r>
+    </w:p>
+    <w:p>
+      <w:pPr>
+        <w:pStyle w:val="ListBullet"/>
+      </w:pPr>
+      <w:r>
+        <w:t>2. My evidence that it works (include a boundary or missing-data case):</w:t>
+      </w:r>
+    </w:p>
+    <w:p>
+      <w:pPr>
+        <w:pStyle w:val="Heading3"/>
+      </w:pPr>
+      <w:r>
+        <w:t>Write or draw your reasoning and evidence.</w:t>
+      </w:r>
+    </w:p>
+    <w:p>
+      <w:r>
+        <w:t>________________________________________________________________</w:t>
+      </w:r>
+    </w:p>
+    <w:p>
+      <w:r>
+        <w:t>________________________________________________________________</w:t>
+      </w:r>
+    </w:p>
+    <w:p>
+      <w:r>
+        <w:t>________________________________________________________________</w:t>
+      </w:r>
+    </w:p>
+    <w:p>
+      <w:r>
+        <w:t>________________________________________________________________</w:t>
+      </w:r>
+    </w:p>
+    <w:p>
+      <w:r>
+        <w:t>________________________________________________________________</w:t>
+      </w:r>
+    </w:p>
+    <w:p>
+      <w:pPr>
+        <w:pStyle w:val="ListBullet"/>
+      </w:pPr>
+      <w:r>
+        <w:t>3. One limitation, fairness concern, or situation needing human review:</w:t>
+      </w:r>
+    </w:p>
+    <w:p>
+      <w:pPr>
+        <w:pStyle w:val="Heading2"/>
+      </w:pPr>
+      <w:r>
+        <w:t>Self-check and record</w:t>
+      </w:r>
+    </w:p>
+    <w:p>
+      <w:pPr>
         <w:spacing w:line="336" w:lineRule="auto" w:after="180"/>
       </w:pPr>
       <w:r>
         <w:rPr>
           <w:b w:val="0"/>
         </w:rPr>
-        <w:t>1 • NAME: Define the concept without repeating the textbook.</w:t>
-      </w:r>
-    </w:p>
-    <w:p>
-      <w:pPr>
-        <w:spacing w:line="336" w:lineRule="auto" w:after="180"/>
-      </w:pPr>
+        <w:t xml:space="preserve">SELF-CHECK  □ I explained the </w:t>
+      </w:r>
+      <w:r>
+        <w:rPr>
+          <w:b/>
+        </w:rPr>
+        <w:t>mechanism</w:t>
+      </w:r>
       <w:r>
         <w:rPr>
           <w:b w:val="0"/>
         </w:rPr>
-        <w:t xml:space="preserve">2 • TRACE: Show the information, state, branch, calculation, or </w:t>
+        <w:t xml:space="preserve">  □ I used </w:t>
       </w:r>
       <w:r>
         <w:rPr>
@@ -4237,7 +5849,15 @@
         <w:rPr>
           <w:b w:val="0"/>
         </w:rPr>
-        <w:t xml:space="preserve"> path.</w:t>
+        <w:t xml:space="preserve">  □ I tested a fresh case  □ I named a limitation  □ I can answer ‘why?’</w:t>
+      </w:r>
+    </w:p>
+    <w:p>
+      <w:pPr>
+        <w:pStyle w:val="Heading2"/>
+      </w:pPr>
+      <w:r>
+        <w:t>Earlier wording, alternatives and picture transcripts · reference / check after trying</w:t>
       </w:r>
     </w:p>
     <w:p>
@@ -4248,7 +5868,7 @@
         <w:rPr>
           <w:b w:val="0"/>
         </w:rPr>
-        <w:t>3 • APPLY: Solve a different example independently.</w:t>
+        <w:t>INDEPENDENT MASTERY PROOF</w:t>
       </w:r>
     </w:p>
     <w:p>
@@ -4259,7 +5879,7 @@
         <w:rPr>
           <w:b w:val="0"/>
         </w:rPr>
-        <w:t>4 • CHALLENGE: Find a boundary case, counterexample, or unfair outcome.</w:t>
+        <w:t>Checklist for explaining this week’s idea</w:t>
       </w:r>
     </w:p>
     <w:p>
@@ -4270,109 +5890,7 @@
         <w:rPr>
           <w:b w:val="0"/>
         </w:rPr>
-        <w:t>5 • EXPLAIN LIMITS: Say when the result should not be trusted or used alone.</w:t>
-      </w:r>
-    </w:p>
-    <w:p>
-      <w:pPr>
-        <w:spacing w:line="336" w:lineRule="auto" w:after="180"/>
-      </w:pPr>
-      <w:r>
-        <w:rPr>
-          <w:b w:val="0"/>
-        </w:rPr>
-        <w:t xml:space="preserve">My strongest </w:t>
-      </w:r>
-      <w:r>
-        <w:rPr>
-          <w:b/>
-        </w:rPr>
-        <w:t>evidence</w:t>
-      </w:r>
-      <w:r>
-        <w:rPr>
-          <w:b w:val="0"/>
-        </w:rPr>
-        <w:t xml:space="preserve"> of independent understanding:</w:t>
-      </w:r>
-    </w:p>
-    <w:p>
-      <w:pPr>
-        <w:pStyle w:val="Heading3"/>
-      </w:pPr>
-      <w:r>
-        <w:t>Write or draw your reasoning and evidence.</w:t>
-      </w:r>
-    </w:p>
-    <w:p>
-      <w:r>
-        <w:t>________________________________________________________________</w:t>
-      </w:r>
-    </w:p>
-    <w:p>
-      <w:r>
-        <w:t>________________________________________________________________</w:t>
-      </w:r>
-    </w:p>
-    <w:p>
-      <w:r>
-        <w:t>________________________________________________________________</w:t>
-      </w:r>
-    </w:p>
-    <w:p>
-      <w:r>
-        <w:t>________________________________________________________________</w:t>
-      </w:r>
-    </w:p>
-    <w:p>
-      <w:r>
-        <w:t>________________________________________________________________</w:t>
-      </w:r>
-    </w:p>
-    <w:p>
-      <w:pPr>
-        <w:pStyle w:val="Heading1"/>
-      </w:pPr>
-      <w:r>
-        <w:t>11. Connect your project</w:t>
-      </w:r>
-    </w:p>
-    <w:p>
-      <w:r>
-        <w:t>Apply this week’s idea to Transparent Book Recommender. Keep an annotated decision and the evidence supporting it.</w:t>
-      </w:r>
-    </w:p>
-    <w:p>
-      <w:pPr>
-        <w:spacing w:line="336" w:lineRule="auto" w:after="180"/>
-      </w:pPr>
-      <w:r>
-        <w:rPr>
-          <w:b/>
-        </w:rPr>
-        <w:t>CUMULATIVE PROJECT</w:t>
-      </w:r>
-    </w:p>
-    <w:p>
-      <w:pPr>
-        <w:spacing w:line="336" w:lineRule="auto" w:after="180"/>
-      </w:pPr>
-      <w:r>
-        <w:rPr>
-          <w:b w:val="0"/>
-        </w:rPr>
-        <w:t>Transparent Book Recommender</w:t>
-      </w:r>
-    </w:p>
-    <w:p>
-      <w:pPr>
-        <w:spacing w:line="336" w:lineRule="auto" w:after="180"/>
-      </w:pPr>
-      <w:r>
-        <w:rPr>
-          <w:b w:val="0"/>
-        </w:rPr>
-        <w:t>Every week adds one inspectable piece. The system must show how it reached a result.</w:t>
+        <w:t>Use after practice. Audit independently is the selected independent case.</w:t>
       </w:r>
     </w:p>
     <w:p>
@@ -4380,7 +5898,7 @@
         <w:drawing>
           <wp:inline xmlns:a="http://schemas.openxmlformats.org/drawingml/2006/main" xmlns:pic="http://schemas.openxmlformats.org/drawingml/2006/picture">
             <wp:extent cx="5486400" cy="1901952"/>
-            <wp:docPr id="21" name="Picture 21" descr="Book recommender connection for Repair Bias in Data"/>
+            <wp:docPr id="28" name="Picture 28" descr="Independent proof graphic for Repair Bias in Data"/>
             <wp:cNvGraphicFramePr>
               <a:graphicFrameLocks noChangeAspect="1"/>
             </wp:cNvGraphicFramePr>
@@ -4388,11 +5906,11 @@
               <a:graphicData uri="http://schemas.openxmlformats.org/drawingml/2006/picture">
                 <pic:pic>
                   <pic:nvPicPr>
-                    <pic:cNvPr id="0" name="f68bec5b920720466b81e7868a0d045f336ef74a25e58b360e98e202c8fb0211.png"/>
+                    <pic:cNvPr id="0" name="4a24f0d75c814b8b9bebe23ba5d297575a0e66467a8aec243091653c69431835.png"/>
                     <pic:cNvPicPr/>
                   </pic:nvPicPr>
                   <pic:blipFill>
-                    <a:blip r:embed="rId28"/>
+                    <a:blip r:embed="rId31"/>
                     <a:stretch>
                       <a:fillRect/>
                     </a:stretch>
@@ -4419,7 +5937,7 @@
         <w:rPr>
           <w:b w:val="0"/>
         </w:rPr>
-        <w:t>THIS WEEK’S CHECKPOINT  Change feature coverage or weights only after locating which reader profiles are underserved.</w:t>
+        <w:t>EXPLANATION CHECK  Combine observed counts with their denominators, locate coverage and nonresponse limits, and keep causal claims separate.</w:t>
       </w:r>
     </w:p>
     <w:p>
@@ -4427,56 +5945,6 @@
         <w:pStyle w:val="Heading3"/>
       </w:pPr>
       <w:r>
-        <w:t>Trace the system</w:t>
-      </w:r>
-    </w:p>
-    <w:p>
-      <w:pPr>
-        <w:spacing w:line="336" w:lineRule="auto" w:after="180"/>
-        <w:shd w:fill="EDF7F3"/>
-      </w:pPr>
-      <w:r>
-        <w:rPr>
-          <w:b w:val="0"/>
-        </w:rPr>
-        <w:t xml:space="preserve">SYSTEM MAP  Reader need → allowed </w:t>
-      </w:r>
-      <w:r>
-        <w:rPr>
-          <w:b/>
-        </w:rPr>
-        <w:t>input</w:t>
-      </w:r>
-      <w:r>
-        <w:rPr>
-          <w:b w:val="0"/>
-        </w:rPr>
-        <w:t xml:space="preserve">s → transparent rule or score → ranked candidates → explanation → test record → </w:t>
-      </w:r>
-      <w:r>
-        <w:rPr>
-          <w:b/>
-        </w:rPr>
-        <w:t>human decision</w:t>
-      </w:r>
-    </w:p>
-    <w:p>
-      <w:pPr>
-        <w:spacing w:line="336" w:lineRule="auto" w:after="180"/>
-        <w:shd w:fill="F5F1FB"/>
-      </w:pPr>
-      <w:r>
-        <w:rPr>
-          <w:b w:val="0"/>
-        </w:rPr>
-        <w:t>What will you add, change, or verify in the project this week?</w:t>
-      </w:r>
-    </w:p>
-    <w:p>
-      <w:pPr>
-        <w:pStyle w:val="Heading3"/>
-      </w:pPr>
-      <w:r>
         <w:t>Write or draw your reasoning and evidence.</w:t>
       </w:r>
     </w:p>
@@ -4507,452 +5975,23 @@
     </w:p>
     <w:p>
       <w:pPr>
-        <w:spacing w:line="336" w:lineRule="auto" w:after="180"/>
-        <w:shd w:fill="F5F1FB"/>
-      </w:pPr>
-      <w:r>
-        <w:rPr>
-          <w:b w:val="0"/>
-        </w:rPr>
-        <w:t xml:space="preserve">What should remain under </w:t>
-      </w:r>
-      <w:r>
-        <w:rPr>
-          <w:b/>
-        </w:rPr>
-        <w:t>human control</w:t>
-      </w:r>
-      <w:r>
-        <w:rPr>
-          <w:b w:val="0"/>
-        </w:rPr>
-        <w:t>?</w:t>
-      </w:r>
-    </w:p>
-    <w:p>
-      <w:pPr>
-        <w:pStyle w:val="Heading3"/>
-      </w:pPr>
-      <w:r>
-        <w:t>Write or draw your reasoning and evidence.</w:t>
-      </w:r>
-    </w:p>
-    <w:p>
-      <w:r>
-        <w:t>________________________________________________________________</w:t>
-      </w:r>
-    </w:p>
-    <w:p>
-      <w:r>
-        <w:t>________________________________________________________________</w:t>
-      </w:r>
-    </w:p>
-    <w:p>
-      <w:r>
-        <w:t>________________________________________________________________</w:t>
-      </w:r>
-    </w:p>
-    <w:p>
-      <w:r>
-        <w:t>________________________________________________________________</w:t>
-      </w:r>
-    </w:p>
-    <w:p>
-      <w:r>
-        <w:t>________________________________________________________________</w:t>
-      </w:r>
-    </w:p>
-    <w:p>
-      <w:pPr>
-        <w:pStyle w:val="Heading3"/>
-      </w:pPr>
-      <w:r>
-        <w:t>Responsible design</w:t>
-      </w:r>
-    </w:p>
-    <w:p>
-      <w:pPr>
-        <w:spacing w:line="336" w:lineRule="auto" w:after="180"/>
-        <w:shd w:fill="FFF5E6"/>
-      </w:pPr>
-      <w:r>
-        <w:rPr>
-          <w:b w:val="0"/>
-        </w:rPr>
-        <w:t>RESPONSIBLE DESIGN  Collect only necessary information. Show uncertainty and limits. Never confuse a ranking with a fact about a person.</w:t>
-      </w:r>
-    </w:p>
-    <w:p>
-      <w:pPr>
-        <w:pStyle w:val="Heading3"/>
-      </w:pPr>
-      <w:r>
-        <w:t>Evidence for your project</w:t>
-      </w:r>
-    </w:p>
-    <w:p>
-      <w:pPr>
-        <w:spacing w:line="336" w:lineRule="auto" w:after="180"/>
-      </w:pPr>
-      <w:r>
-        <w:rPr>
-          <w:b w:val="0"/>
-        </w:rPr>
-        <w:t>Broaden recommender feedback collection and show respondent group coverage before making user-preference claims.</w:t>
-      </w:r>
-    </w:p>
-    <w:p>
-      <w:pPr>
         <w:pStyle w:val="Heading1"/>
       </w:pPr>
       <w:r>
-        <w:t>12. Show what you know</w:t>
-      </w:r>
-    </w:p>
-    <w:p>
-      <w:r>
-        <w:t>Use a genuinely new case for independent evidence. Previously discussed examples remain practice; use the separately named independent case before feedback.</w:t>
-      </w:r>
-    </w:p>
-    <w:p>
-      <w:pPr>
-        <w:pStyle w:val="Heading3"/>
-      </w:pPr>
-      <w:r>
-        <w:t>Independent evidence</w:t>
-      </w:r>
-    </w:p>
-    <w:p>
-      <w:pPr>
-        <w:spacing w:line="336" w:lineRule="auto" w:after="180"/>
-        <w:shd w:fill="FFF5E6"/>
-      </w:pPr>
-      <w:r>
-        <w:rPr>
-          <w:b w:val="0"/>
-        </w:rPr>
-        <w:t>INDEPENDENT MASTERY PROOF</w:t>
-      </w:r>
-    </w:p>
-    <w:p>
-      <w:pPr>
-        <w:spacing w:line="336" w:lineRule="auto" w:after="180"/>
-      </w:pPr>
-      <w:r>
-        <w:rPr>
-          <w:b w:val="0"/>
-        </w:rPr>
-        <w:t>Explain • Transfer • Test • Defend</w:t>
-      </w:r>
-    </w:p>
-    <w:p>
-      <w:pPr>
-        <w:spacing w:line="336" w:lineRule="auto" w:after="180"/>
-      </w:pPr>
-      <w:r>
-        <w:rPr>
-          <w:b w:val="0"/>
-        </w:rPr>
-        <w:t>Complete this page without copying the worked example. Your reasoning matters more than decoration.</w:t>
-      </w:r>
-    </w:p>
-    <w:p>
-      <w:r>
-        <w:drawing>
-          <wp:inline xmlns:a="http://schemas.openxmlformats.org/drawingml/2006/main" xmlns:pic="http://schemas.openxmlformats.org/drawingml/2006/picture">
-            <wp:extent cx="5486400" cy="1901952"/>
-            <wp:docPr id="22" name="Picture 22" descr="Independent proof graphic for Repair Bias in Data"/>
-            <wp:cNvGraphicFramePr>
-              <a:graphicFrameLocks noChangeAspect="1"/>
-            </wp:cNvGraphicFramePr>
-            <a:graphic>
-              <a:graphicData uri="http://schemas.openxmlformats.org/drawingml/2006/picture">
-                <pic:pic>
-                  <pic:nvPicPr>
-                    <pic:cNvPr id="0" name="4a24f0d75c814b8b9bebe23ba5d297575a0e66467a8aec243091653c69431835.png"/>
-                    <pic:cNvPicPr/>
-                  </pic:nvPicPr>
-                  <pic:blipFill>
-                    <a:blip r:embed="rId29"/>
-                    <a:stretch>
-                      <a:fillRect/>
-                    </a:stretch>
-                  </pic:blipFill>
-                  <pic:spPr>
-                    <a:xfrm>
-                      <a:off x="0" y="0"/>
-                      <a:ext cx="5486400" cy="1901952"/>
-                    </a:xfrm>
-                    <a:prstGeom prst="rect"/>
-                  </pic:spPr>
-                </pic:pic>
-              </a:graphicData>
-            </a:graphic>
-          </wp:inline>
-        </w:drawing>
-      </w:r>
-    </w:p>
-    <w:p>
-      <w:pPr>
-        <w:pStyle w:val="Heading3"/>
-      </w:pPr>
-      <w:r>
-        <w:t>Try a more demanding case</w:t>
-      </w:r>
-    </w:p>
-    <w:p>
-      <w:pPr>
-        <w:spacing w:line="336" w:lineRule="auto" w:after="180"/>
-        <w:shd w:fill="F5F1FB"/>
-      </w:pPr>
-      <w:r>
-        <w:rPr>
-          <w:b w:val="0"/>
-        </w:rPr>
-        <w:t xml:space="preserve">CHALLENGE  Redesign an imbalanced speech dataset and specify </w:t>
-      </w:r>
-      <w:r>
-        <w:rPr>
-          <w:b/>
-        </w:rPr>
-        <w:t>retest</w:t>
-      </w:r>
-      <w:r>
-        <w:rPr>
-          <w:b w:val="0"/>
-        </w:rPr>
-        <w:t>s.</w:t>
-      </w:r>
-    </w:p>
-    <w:p>
-      <w:pPr>
-        <w:spacing w:line="336" w:lineRule="auto" w:after="180"/>
-        <w:shd w:fill="F4F9FC"/>
-      </w:pPr>
-      <w:r>
-        <w:rPr>
-          <w:b w:val="0"/>
-        </w:rPr>
-        <w:t>1. My fresh example, trace, calculation, or design:</w:t>
-      </w:r>
-    </w:p>
-    <w:p>
-      <w:pPr>
-        <w:pStyle w:val="Heading3"/>
-      </w:pPr>
-      <w:r>
-        <w:t>Write or draw your reasoning and evidence.</w:t>
-      </w:r>
-    </w:p>
-    <w:p>
-      <w:r>
-        <w:t>________________________________________________________________</w:t>
-      </w:r>
-    </w:p>
-    <w:p>
-      <w:r>
-        <w:t>________________________________________________________________</w:t>
-      </w:r>
-    </w:p>
-    <w:p>
-      <w:r>
-        <w:t>________________________________________________________________</w:t>
-      </w:r>
-    </w:p>
-    <w:p>
-      <w:r>
-        <w:t>________________________________________________________________</w:t>
-      </w:r>
-    </w:p>
-    <w:p>
-      <w:r>
-        <w:t>________________________________________________________________</w:t>
-      </w:r>
-    </w:p>
-    <w:p>
-      <w:pPr>
-        <w:spacing w:line="336" w:lineRule="auto" w:after="180"/>
-        <w:shd w:fill="F4F9FC"/>
-      </w:pPr>
-      <w:r>
-        <w:rPr>
-          <w:b w:val="0"/>
-        </w:rPr>
-        <w:t xml:space="preserve">2. My </w:t>
-      </w:r>
-      <w:r>
-        <w:rPr>
-          <w:b/>
-        </w:rPr>
-        <w:t>evidence</w:t>
-      </w:r>
-      <w:r>
-        <w:rPr>
-          <w:b w:val="0"/>
-        </w:rPr>
-        <w:t xml:space="preserve"> that it works (include a boundary or missing-data case):</w:t>
-      </w:r>
-    </w:p>
-    <w:p>
-      <w:pPr>
-        <w:pStyle w:val="Heading3"/>
-      </w:pPr>
-      <w:r>
-        <w:t>Write or draw your reasoning and evidence.</w:t>
-      </w:r>
-    </w:p>
-    <w:p>
-      <w:r>
-        <w:t>________________________________________________________________</w:t>
-      </w:r>
-    </w:p>
-    <w:p>
-      <w:r>
-        <w:t>________________________________________________________________</w:t>
-      </w:r>
-    </w:p>
-    <w:p>
-      <w:r>
-        <w:t>________________________________________________________________</w:t>
-      </w:r>
-    </w:p>
-    <w:p>
-      <w:r>
-        <w:t>________________________________________________________________</w:t>
-      </w:r>
-    </w:p>
-    <w:p>
-      <w:r>
-        <w:t>________________________________________________________________</w:t>
-      </w:r>
-    </w:p>
-    <w:p>
-      <w:pPr>
-        <w:spacing w:line="336" w:lineRule="auto" w:after="180"/>
-        <w:shd w:fill="F4F9FC"/>
-      </w:pPr>
-      <w:r>
-        <w:rPr>
-          <w:b w:val="0"/>
-        </w:rPr>
-        <w:t>3. One limitation, fairness concern, or situation needing human review:</w:t>
-      </w:r>
-    </w:p>
-    <w:p>
-      <w:pPr>
-        <w:pStyle w:val="Heading3"/>
-      </w:pPr>
-      <w:r>
-        <w:t>Write or draw your reasoning and evidence.</w:t>
-      </w:r>
-    </w:p>
-    <w:p>
-      <w:r>
-        <w:t>________________________________________________________________</w:t>
-      </w:r>
-    </w:p>
-    <w:p>
-      <w:r>
-        <w:t>________________________________________________________________</w:t>
-      </w:r>
-    </w:p>
-    <w:p>
-      <w:r>
-        <w:t>________________________________________________________________</w:t>
-      </w:r>
-    </w:p>
-    <w:p>
-      <w:r>
-        <w:t>________________________________________________________________</w:t>
-      </w:r>
-    </w:p>
-    <w:p>
-      <w:r>
-        <w:t>________________________________________________________________</w:t>
-      </w:r>
-    </w:p>
-    <w:p>
-      <w:pPr>
-        <w:pStyle w:val="Heading3"/>
-      </w:pPr>
-      <w:r>
-        <w:t>Check your explanation</w:t>
-      </w:r>
-    </w:p>
-    <w:p>
-      <w:pPr>
-        <w:spacing w:line="336" w:lineRule="auto" w:after="180"/>
-        <w:shd w:fill="F5F1FB"/>
-      </w:pPr>
-      <w:r>
-        <w:rPr>
-          <w:b w:val="0"/>
-        </w:rPr>
-        <w:t xml:space="preserve">SELF-CHECK  □ I explained the </w:t>
-      </w:r>
-      <w:r>
-        <w:rPr>
-          <w:b/>
-        </w:rPr>
-        <w:t>mechanism</w:t>
-      </w:r>
-      <w:r>
-        <w:rPr>
-          <w:b w:val="0"/>
-        </w:rPr>
-        <w:t xml:space="preserve">  □ I used </w:t>
-      </w:r>
-      <w:r>
-        <w:rPr>
-          <w:b/>
-        </w:rPr>
-        <w:t>evidence</w:t>
-      </w:r>
-      <w:r>
-        <w:rPr>
-          <w:b w:val="0"/>
-        </w:rPr>
-        <w:t xml:space="preserve">  □ I tested a fresh case  □ I named a limitation  □ I can answer ‘why?’</w:t>
-      </w:r>
-    </w:p>
-    <w:p>
-      <w:pPr>
-        <w:pStyle w:val="Heading1"/>
-      </w:pPr>
-      <w:r>
-        <w:t>13. Study a complete case</w:t>
-      </w:r>
-    </w:p>
-    <w:p>
-      <w:r>
-        <w:t>Revisit the complete Repair Bias in Data case for supported practice. Repeated examples do not become fresh assessments.</w:t>
-      </w:r>
-    </w:p>
-    <w:p>
-      <w:pPr>
-        <w:pStyle w:val="Heading3"/>
-      </w:pPr>
-      <w:r>
-        <w:t>Week 20 Worked case</w:t>
-      </w:r>
-    </w:p>
-    <w:p>
-      <w:pPr>
-        <w:spacing w:line="336" w:lineRule="auto" w:after="180"/>
-      </w:pPr>
-      <w:r>
-        <w:rPr>
-          <w:b w:val="0"/>
-        </w:rPr>
-        <w:t>Use the supplied details to practise the weekly concept before attempting the independent question. This case extends the illustrated lesson.</w:t>
-      </w:r>
-    </w:p>
-    <w:p>
-      <w:pPr>
-        <w:pStyle w:val="Heading3"/>
-      </w:pPr>
-      <w:r>
-        <w:t>The situation</w:t>
+        <w:t>13. Extra practice: Repair coverage with varied examples</w:t>
+      </w:r>
+    </w:p>
+    <w:p>
+      <w:r>
+        <w:t>Try the question before opening its worked explanation.</w:t>
+      </w:r>
+    </w:p>
+    <w:p>
+      <w:pPr>
+        <w:pStyle w:val="Heading2"/>
+      </w:pPr>
+      <w:r>
+        <w:t>Read the supplied case and question</w:t>
       </w:r>
     </w:p>
     <w:p>
@@ -4974,14 +6013,6 @@
     </w:p>
     <w:p>
       <w:pPr>
-        <w:pStyle w:val="Heading3"/>
-      </w:pPr>
-      <w:r>
-        <w:t>The question</w:t>
-      </w:r>
-    </w:p>
-    <w:p>
-      <w:pPr>
         <w:spacing w:line="336" w:lineRule="auto" w:after="180"/>
       </w:pPr>
       <w:r>
@@ -4993,10 +6024,59 @@
     </w:p>
     <w:p>
       <w:pPr>
+        <w:pStyle w:val="Heading2"/>
+      </w:pPr>
+      <w:r>
+        <w:t>Your explanation</w:t>
+      </w:r>
+    </w:p>
+    <w:p>
+      <w:pPr>
+        <w:pStyle w:val="ListBullet"/>
+      </w:pPr>
+      <w:r>
+        <w:t>Which detail supports the answer, and why does it matter?</w:t>
+      </w:r>
+    </w:p>
+    <w:p>
+      <w:pPr>
         <w:pStyle w:val="Heading3"/>
       </w:pPr>
       <w:r>
-        <w:t>Worked explanation</w:t>
+        <w:t>Write or draw your reasoning and evidence.</w:t>
+      </w:r>
+    </w:p>
+    <w:p>
+      <w:r>
+        <w:t>________________________________________________________________</w:t>
+      </w:r>
+    </w:p>
+    <w:p>
+      <w:r>
+        <w:t>________________________________________________________________</w:t>
+      </w:r>
+    </w:p>
+    <w:p>
+      <w:r>
+        <w:t>________________________________________________________________</w:t>
+      </w:r>
+    </w:p>
+    <w:p>
+      <w:r>
+        <w:t>________________________________________________________________</w:t>
+      </w:r>
+    </w:p>
+    <w:p>
+      <w:r>
+        <w:t>________________________________________________________________</w:t>
+      </w:r>
+    </w:p>
+    <w:p>
+      <w:pPr>
+        <w:pStyle w:val="Heading2"/>
+      </w:pPr>
+      <w:r>
+        <w:t>Check after trying · reference / check after trying</w:t>
       </w:r>
     </w:p>
     <w:p>
@@ -5008,75 +6088,6 @@
           <w:b w:val="0"/>
         </w:rPr>
         <w:t>Collect varied relevant poetry examples with consistent labels. Compare both interests on separate evaluation cases before and after repair.</w:t>
-      </w:r>
-    </w:p>
-    <w:p>
-      <w:pPr>
-        <w:pStyle w:val="Heading3"/>
-      </w:pPr>
-      <w:r>
-        <w:t>Explain it in your own words</w:t>
-      </w:r>
-    </w:p>
-    <w:p>
-      <w:pPr>
-        <w:spacing w:line="336" w:lineRule="auto" w:after="180"/>
-        <w:shd w:fill="F5F1FB"/>
-      </w:pPr>
-      <w:r>
-        <w:rPr>
-          <w:b w:val="0"/>
-        </w:rPr>
-        <w:t>Which detail supports the answer, and why does it matter?</w:t>
-      </w:r>
-    </w:p>
-    <w:p>
-      <w:pPr>
-        <w:pStyle w:val="Heading3"/>
-      </w:pPr>
-      <w:r>
-        <w:t>Write or draw your reasoning and evidence.</w:t>
-      </w:r>
-    </w:p>
-    <w:p>
-      <w:r>
-        <w:t>________________________________________________________________</w:t>
-      </w:r>
-    </w:p>
-    <w:p>
-      <w:r>
-        <w:t>________________________________________________________________</w:t>
-      </w:r>
-    </w:p>
-    <w:p>
-      <w:r>
-        <w:t>________________________________________________________________</w:t>
-      </w:r>
-    </w:p>
-    <w:p>
-      <w:r>
-        <w:t>________________________________________________________________</w:t>
-      </w:r>
-    </w:p>
-    <w:p>
-      <w:r>
-        <w:t>________________________________________________________________</w:t>
-      </w:r>
-    </w:p>
-    <w:p>
-      <w:pPr>
-        <w:pStyle w:val="Heading3"/>
-      </w:pPr>
-      <w:r>
-        <w:t>Trace the supplied case visually</w:t>
-      </w:r>
-    </w:p>
-    <w:p>
-      <w:pPr>
-        <w:pStyle w:val="Heading3"/>
-      </w:pPr>
-      <w:r>
-        <w:t>Repair coverage with varied examples</w:t>
       </w:r>
     </w:p>
     <w:tbl>
@@ -5161,6 +6172,81 @@
     </w:tbl>
     <w:p>
       <w:pPr>
+        <w:pStyle w:val="Heading2"/>
+      </w:pPr>
+      <w:r>
+        <w:t>Earlier wording, alternatives and picture transcripts · reference / check after trying</w:t>
+      </w:r>
+    </w:p>
+    <w:p>
+      <w:pPr>
+        <w:pStyle w:val="Heading3"/>
+      </w:pPr>
+      <w:r>
+        <w:t>Week 20 Worked case</w:t>
+      </w:r>
+    </w:p>
+    <w:p>
+      <w:pPr>
+        <w:spacing w:line="336" w:lineRule="auto" w:after="180"/>
+      </w:pPr>
+      <w:r>
+        <w:rPr>
+          <w:b w:val="0"/>
+        </w:rPr>
+        <w:t>Use the supplied details to practise the weekly concept before attempting the independent question. This case extends the illustrated lesson.</w:t>
+      </w:r>
+    </w:p>
+    <w:p>
+      <w:pPr>
+        <w:pStyle w:val="Heading3"/>
+      </w:pPr>
+      <w:r>
+        <w:t>The situation</w:t>
+      </w:r>
+    </w:p>
+    <w:p>
+      <w:pPr>
+        <w:pStyle w:val="Heading3"/>
+      </w:pPr>
+      <w:r>
+        <w:t>The question</w:t>
+      </w:r>
+    </w:p>
+    <w:p>
+      <w:pPr>
+        <w:pStyle w:val="Heading3"/>
+      </w:pPr>
+      <w:r>
+        <w:t>Worked explanation</w:t>
+      </w:r>
+    </w:p>
+    <w:p>
+      <w:pPr>
+        <w:pStyle w:val="Heading3"/>
+      </w:pPr>
+      <w:r>
+        <w:t>Explain it in your own words</w:t>
+      </w:r>
+    </w:p>
+    <w:p>
+      <w:pPr>
+        <w:pStyle w:val="Heading3"/>
+      </w:pPr>
+      <w:r>
+        <w:t>Trace the supplied case visually</w:t>
+      </w:r>
+    </w:p>
+    <w:p>
+      <w:pPr>
+        <w:pStyle w:val="Heading3"/>
+      </w:pPr>
+      <w:r>
+        <w:t>Repair coverage with varied examples</w:t>
+      </w:r>
+    </w:p>
+    <w:p>
+      <w:pPr>
         <w:spacing w:line="336" w:lineRule="auto" w:after="180"/>
       </w:pPr>
       <w:r>
@@ -5203,455 +6289,20 @@
         <w:pStyle w:val="Heading1"/>
       </w:pPr>
       <w:r>
-        <w:t>14. Try a new case independently</w:t>
-      </w:r>
-    </w:p>
-    <w:p>
-      <w:r>
-        <w:t>Attempt the reserved new case before feedback. Record support; the earlier examples below remain additional practice.</w:t>
-      </w:r>
-    </w:p>
-    <w:p>
-      <w:pPr>
-        <w:pStyle w:val="Heading3"/>
-      </w:pPr>
-      <w:r>
-        <w:t>Independent case: Audit independently</w:t>
-      </w:r>
-    </w:p>
-    <w:p>
-      <w:pPr>
-        <w:spacing w:line="336" w:lineRule="auto" w:after="180"/>
-      </w:pPr>
-      <w:r>
-        <w:rPr>
-          <w:b w:val="0"/>
-        </w:rPr>
-        <w:t>A survey has 18 Yes of 20 club members and 2 Yes of 10 others. Compute both group rates and combined rate. Explain why 20/30 does not automatically describe the whole grade.</w:t>
-      </w:r>
-    </w:p>
-    <w:p>
-      <w:pPr>
-        <w:pStyle w:val="Heading3"/>
-      </w:pPr>
-      <w:r>
-        <w:t>My independent explanation, trace and limits</w:t>
-      </w:r>
-    </w:p>
-    <w:p>
-      <w:r>
-        <w:t>________________________________________________________________</w:t>
-      </w:r>
-    </w:p>
-    <w:p>
-      <w:r>
-        <w:t>________________________________________________________________</w:t>
-      </w:r>
-    </w:p>
-    <w:p>
-      <w:r>
-        <w:t>________________________________________________________________</w:t>
-      </w:r>
-    </w:p>
-    <w:p>
-      <w:r>
-        <w:t>________________________________________________________________</w:t>
-      </w:r>
-    </w:p>
-    <w:p>
-      <w:r>
-        <w:t>________________________________________________________________</w:t>
-      </w:r>
-    </w:p>
-    <w:p>
-      <w:r>
-        <w:t>________________________________________________________________</w:t>
-      </w:r>
-    </w:p>
-    <w:p>
-      <w:r>
-        <w:t>________________________________________________________________</w:t>
-      </w:r>
-    </w:p>
-    <w:p>
-      <w:pPr>
-        <w:spacing w:line="336" w:lineRule="auto" w:after="180"/>
-      </w:pPr>
-      <w:r>
-        <w:rPr>
-          <w:b w:val="0"/>
-        </w:rPr>
-        <w:t>Attempt this case before feedback. Record any help. Earlier examples below are further practice; a case already practised with feedback cannot establish fresh transfer.</w:t>
-      </w:r>
-    </w:p>
-    <w:p>
-      <w:pPr>
-        <w:pStyle w:val="Heading3"/>
-      </w:pPr>
-      <w:r>
-        <w:t>Week 20 Independent application</w:t>
-      </w:r>
-    </w:p>
-    <w:p>
-      <w:pPr>
-        <w:spacing w:line="336" w:lineRule="auto" w:after="180"/>
-      </w:pPr>
-      <w:r>
-        <w:rPr>
-          <w:b w:val="0"/>
-        </w:rPr>
-        <w:t>Close the worked explanation. Apply the idea to this different question without copying.</w:t>
-      </w:r>
-    </w:p>
-    <w:p>
-      <w:pPr>
-        <w:spacing w:line="336" w:lineRule="auto" w:after="180"/>
-        <w:shd w:fill="F5F1FB"/>
-      </w:pPr>
-      <w:r>
-        <w:rPr>
-          <w:b w:val="0"/>
-        </w:rPr>
-        <w:t>A dataset has 18 adventure readers and 2 poetry readers. A recommender ignores poetry preferences. What would you inspect and test after a repair?</w:t>
-      </w:r>
-    </w:p>
-    <w:p>
-      <w:pPr>
-        <w:spacing w:line="336" w:lineRule="auto" w:after="180"/>
-      </w:pPr>
-      <w:r>
-        <w:rPr>
-          <w:b w:val="0"/>
-        </w:rPr>
-        <w:t xml:space="preserve">My answer, with a trace, calculation or supporting </w:t>
-      </w:r>
-      <w:r>
-        <w:rPr>
-          <w:b/>
-        </w:rPr>
-        <w:t>evidence</w:t>
-      </w:r>
-    </w:p>
-    <w:p>
-      <w:pPr>
-        <w:pStyle w:val="Heading3"/>
-      </w:pPr>
-      <w:r>
-        <w:t>Write or draw your reasoning and evidence.</w:t>
-      </w:r>
-    </w:p>
-    <w:p>
-      <w:r>
-        <w:t>________________________________________________________________</w:t>
-      </w:r>
-    </w:p>
-    <w:p>
-      <w:r>
-        <w:t>________________________________________________________________</w:t>
-      </w:r>
-    </w:p>
-    <w:p>
-      <w:r>
-        <w:t>________________________________________________________________</w:t>
-      </w:r>
-    </w:p>
-    <w:p>
-      <w:r>
-        <w:t>________________________________________________________________</w:t>
-      </w:r>
-    </w:p>
-    <w:p>
-      <w:r>
-        <w:t>________________________________________________________________</w:t>
-      </w:r>
-    </w:p>
-    <w:p>
-      <w:pPr>
-        <w:pStyle w:val="Heading3"/>
-      </w:pPr>
-      <w:r>
-        <w:t>Create and test</w:t>
-      </w:r>
-    </w:p>
-    <w:p>
-      <w:pPr>
-        <w:spacing w:line="336" w:lineRule="auto" w:after="180"/>
-      </w:pPr>
-      <w:r>
-        <w:rPr>
-          <w:b w:val="0"/>
-        </w:rPr>
-        <w:t>Change one relevant detail. Predict the result before testing. Include a boundary or missing-information case when it helps reveal a limit.</w:t>
-      </w:r>
-    </w:p>
-    <w:p>
-      <w:pPr>
-        <w:spacing w:line="336" w:lineRule="auto" w:after="180"/>
-      </w:pPr>
-      <w:r>
-        <w:rPr>
-          <w:b w:val="0"/>
-        </w:rPr>
-        <w:t xml:space="preserve">My changed </w:t>
-      </w:r>
-      <w:r>
-        <w:rPr>
-          <w:b/>
-        </w:rPr>
-        <w:t>input</w:t>
-      </w:r>
-      <w:r>
-        <w:rPr>
-          <w:b w:val="0"/>
-        </w:rPr>
-        <w:t xml:space="preserve"> and expected result</w:t>
-      </w:r>
-    </w:p>
-    <w:p>
-      <w:pPr>
-        <w:pStyle w:val="Heading3"/>
-      </w:pPr>
-      <w:r>
-        <w:t>Write or draw your reasoning and evidence.</w:t>
-      </w:r>
-    </w:p>
-    <w:p>
-      <w:r>
-        <w:t>________________________________________________________________</w:t>
-      </w:r>
-    </w:p>
-    <w:p>
-      <w:r>
-        <w:t>________________________________________________________________</w:t>
-      </w:r>
-    </w:p>
-    <w:p>
-      <w:r>
-        <w:t>________________________________________________________________</w:t>
-      </w:r>
-    </w:p>
-    <w:p>
-      <w:r>
-        <w:t>________________________________________________________________</w:t>
-      </w:r>
-    </w:p>
-    <w:p>
-      <w:r>
-        <w:t>________________________________________________________________</w:t>
-      </w:r>
-    </w:p>
-    <w:p>
-      <w:pPr>
-        <w:pStyle w:val="Heading3"/>
-      </w:pPr>
-      <w:r>
-        <w:t>Connect to your project</w:t>
-      </w:r>
-    </w:p>
-    <w:p>
-      <w:pPr>
-        <w:spacing w:line="336" w:lineRule="auto" w:after="180"/>
-      </w:pPr>
-      <w:r>
-        <w:rPr>
-          <w:b w:val="0"/>
-        </w:rPr>
-        <w:t>Change feature coverage or weights only after locating which reader profiles are underserved.</w:t>
-      </w:r>
-    </w:p>
-    <w:p>
-      <w:pPr>
-        <w:spacing w:line="336" w:lineRule="auto" w:after="180"/>
-      </w:pPr>
-      <w:r>
-        <w:rPr>
-          <w:b w:val="0"/>
-        </w:rPr>
-        <w:t xml:space="preserve">The </w:t>
-      </w:r>
-      <w:r>
-        <w:rPr>
-          <w:b/>
-        </w:rPr>
-        <w:t>evidence</w:t>
-      </w:r>
-      <w:r>
-        <w:rPr>
-          <w:b w:val="0"/>
-        </w:rPr>
-        <w:t xml:space="preserve"> I will keep</w:t>
-      </w:r>
-    </w:p>
-    <w:p>
-      <w:pPr>
-        <w:pStyle w:val="Heading3"/>
-      </w:pPr>
-      <w:r>
-        <w:t>Write or draw your reasoning and evidence.</w:t>
-      </w:r>
-    </w:p>
-    <w:p>
-      <w:r>
-        <w:t>________________________________________________________________</w:t>
-      </w:r>
-    </w:p>
-    <w:p>
-      <w:r>
-        <w:t>________________________________________________________________</w:t>
-      </w:r>
-    </w:p>
-    <w:p>
-      <w:r>
-        <w:t>________________________________________________________________</w:t>
-      </w:r>
-    </w:p>
-    <w:p>
-      <w:r>
-        <w:t>________________________________________________________________</w:t>
-      </w:r>
-    </w:p>
-    <w:p>
-      <w:r>
-        <w:t>________________________________________________________________</w:t>
-      </w:r>
-    </w:p>
-    <w:p>
-      <w:pPr>
-        <w:spacing w:line="336" w:lineRule="auto" w:after="180"/>
-      </w:pPr>
-      <w:r>
-        <w:rPr>
-          <w:b w:val="0"/>
-        </w:rPr>
-        <w:t xml:space="preserve">Your teacher has the independent answer and scoring criteria. Complete the matching workbook week to keep your practice </w:t>
-      </w:r>
-      <w:r>
-        <w:rPr>
-          <w:b/>
-        </w:rPr>
-        <w:t>evidence</w:t>
-      </w:r>
-      <w:r>
-        <w:rPr>
-          <w:b w:val="0"/>
-        </w:rPr>
-        <w:t xml:space="preserve"> together.</w:t>
-      </w:r>
-    </w:p>
-    <w:p>
-      <w:pPr>
-        <w:pStyle w:val="Heading3"/>
-      </w:pPr>
-      <w:r>
-        <w:t>Transfer practice from the original programme</w:t>
-      </w:r>
-    </w:p>
-    <w:p>
-      <w:pPr>
-        <w:spacing w:line="336" w:lineRule="auto" w:after="180"/>
-      </w:pPr>
-      <w:r>
-        <w:rPr>
-          <w:b w:val="0"/>
-        </w:rPr>
-        <w:t>A catalogue has 30 adventure titles and 2 poetry titles. A recommender rarely suggests poetry. Design a repair and an evaluation that distinguishes catalogue coverage from scoring preference.</w:t>
-      </w:r>
-    </w:p>
-    <w:p>
-      <w:pPr>
-        <w:pStyle w:val="Heading3"/>
-      </w:pPr>
-      <w:r>
-        <w:t>Explain the mechanism, evidence and one limit.</w:t>
-      </w:r>
-    </w:p>
-    <w:p>
-      <w:r>
-        <w:t>________________________________________________________________</w:t>
-      </w:r>
-    </w:p>
-    <w:p>
-      <w:r>
-        <w:t>________________________________________________________________</w:t>
-      </w:r>
-    </w:p>
-    <w:p>
-      <w:r>
-        <w:t>________________________________________________________________</w:t>
-      </w:r>
-    </w:p>
-    <w:p>
-      <w:r>
-        <w:t>________________________________________________________________</w:t>
-      </w:r>
-    </w:p>
-    <w:p>
-      <w:r>
-        <w:t>________________________________________________________________</w:t>
-      </w:r>
-    </w:p>
-    <w:p>
-      <w:r>
-        <w:t>________________________________________________________________</w:t>
-      </w:r>
-    </w:p>
-    <w:p>
-      <w:r>
-        <w:t>________________________________________________________________</w:t>
-      </w:r>
-    </w:p>
-    <w:p>
-      <w:pPr>
-        <w:pStyle w:val="Heading3"/>
-      </w:pPr>
-      <w:r>
-        <w:t>Use feedback to improve</w:t>
-      </w:r>
-    </w:p>
-    <w:p>
-      <w:pPr>
-        <w:spacing w:line="336" w:lineRule="auto" w:after="180"/>
-      </w:pPr>
-      <w:r>
-        <w:rPr>
-          <w:b w:val="0"/>
-        </w:rPr>
-        <w:t>Attempt the independent case before hints. Record whether you worked alone, used a hint or followed a model. After feedback, fix the first unsupported step and explain why it changed.</w:t>
-      </w:r>
-    </w:p>
-    <w:p>
-      <w:pPr>
-        <w:spacing w:line="336" w:lineRule="auto" w:after="180"/>
-      </w:pPr>
-      <w:r>
-        <w:rPr>
-          <w:b w:val="0"/>
-        </w:rPr>
-        <w:t>A later check uses a changed case, not a copied answer.</w:t>
-      </w:r>
-    </w:p>
-    <w:p>
-      <w:pPr>
-        <w:pStyle w:val="Heading1"/>
-      </w:pPr>
-      <w:r>
-        <w:t>15. Your lesson route</w:t>
-      </w:r>
-    </w:p>
-    <w:p>
-      <w:r>
-        <w:t>Use this map to navigate Repair Bias in Data, connect the goals to tasks and keep one evidence record for each attempt.</w:t>
-      </w:r>
-    </w:p>
-    <w:p>
-      <w:pPr>
-        <w:spacing w:line="336" w:lineRule="auto" w:after="180"/>
-      </w:pPr>
-      <w:r>
-        <w:rPr>
-          <w:b w:val="0"/>
-        </w:rPr>
-        <w:t>Start with this question: A fictional school polls learners about adding comic recommendations.</w:t>
+        <w:t>15. Reference: original lesson checklist</w:t>
+      </w:r>
+    </w:p>
+    <w:p>
+      <w:r>
+        <w:t>Use an additional checklist when it helps inspect your explanation.</w:t>
+      </w:r>
+    </w:p>
+    <w:p>
+      <w:pPr>
+        <w:pStyle w:val="Heading2"/>
+      </w:pPr>
+      <w:r>
+        <w:t>Targets and evidence</w:t>
       </w:r>
     </w:p>
     <w:tbl>
@@ -5758,6 +6409,14 @@
     </w:tbl>
     <w:p>
       <w:pPr>
+        <w:pStyle w:val="Heading2"/>
+      </w:pPr>
+      <w:r>
+        <w:t>Keep your route and first prediction</w:t>
+      </w:r>
+    </w:p>
+    <w:p>
+      <w:pPr>
         <w:spacing w:line="336" w:lineRule="auto" w:after="180"/>
       </w:pPr>
       <w:r>
@@ -5816,15 +6475,10 @@
     </w:p>
     <w:p>
       <w:pPr>
-        <w:pStyle w:val="Heading1"/>
-      </w:pPr>
-      <w:r>
-        <w:t>16. Finish and return</w:t>
-      </w:r>
-    </w:p>
-    <w:p>
-      <w:r>
-        <w:t>Explain Repair Bias in Data without notes, identify a remaining question and plan a later check with a changed case.</w:t>
+        <w:pStyle w:val="Heading2"/>
+      </w:pPr>
+      <w:r>
+        <w:t>Earlier wording, alternatives and picture transcripts · reference / check after trying</w:t>
       </w:r>
     </w:p>
     <w:p>
@@ -5835,57 +6489,467 @@
         <w:rPr>
           <w:b w:val="0"/>
         </w:rPr>
-        <w:t xml:space="preserve">Close your notes. Explain this goal in your own words: Identify selection and coverage </w:t>
+        <w:t>Start with this question: A fictional school polls learners about adding comic recommendations.</w:t>
+      </w:r>
+    </w:p>
+    <w:p>
+      <w:pPr>
+        <w:pStyle w:val="Heading1"/>
+      </w:pPr>
+      <w:r>
+        <w:t>17. Extra practice: pictures, repair and feedback</w:t>
+      </w:r>
+    </w:p>
+    <w:p>
+      <w:r>
+        <w:t>Attempt each question before opening its explanation. Use one browser or paper copy.</w:t>
+      </w:r>
+    </w:p>
+    <w:p>
+      <w:pPr>
+        <w:pStyle w:val="Heading2"/>
+      </w:pPr>
+      <w:r>
+        <w:t>First supported question</w:t>
+      </w:r>
+    </w:p>
+    <w:p>
+      <w:pPr>
+        <w:pStyle w:val="ListBullet"/>
+      </w:pPr>
+      <w:r>
+        <w:t>A fictional school polls learners about adding comic recommendations.</w:t>
+      </w:r>
+    </w:p>
+    <w:p>
+      <w:pPr>
+        <w:pStyle w:val="Heading3"/>
+      </w:pPr>
+      <w:r>
+        <w:t>Practice 1: explain the deciding evidence</w:t>
+      </w:r>
+    </w:p>
+    <w:p>
+      <w:pPr>
+        <w:pStyle w:val="ListBullet"/>
+      </w:pPr>
+      <w:r>
+        <w:t>Which labelled step matches this detail? Plan invitations that fairly cover the whole grade, document selection and report nonresponse by group.</w:t>
+      </w:r>
+    </w:p>
+    <w:p>
+      <w:pPr>
+        <w:pStyle w:val="ListBullet"/>
+      </w:pPr>
+      <w:r>
+        <w:t>1. Group rates</w:t>
+      </w:r>
+    </w:p>
+    <w:p>
+      <w:pPr>
+        <w:pStyle w:val="ListBullet"/>
+      </w:pPr>
+      <w:r>
+        <w:t>2. Respondent total</w:t>
+      </w:r>
+    </w:p>
+    <w:p>
+      <w:pPr>
+        <w:pStyle w:val="ListBullet"/>
+      </w:pPr>
+      <w:r>
+        <w:t>3. Repair collection</w:t>
+      </w:r>
+    </w:p>
+    <w:p>
+      <w:pPr>
+        <w:pStyle w:val="ListBullet"/>
+      </w:pPr>
+      <w:r>
+        <w:t>4. Check representation</w:t>
+      </w:r>
+    </w:p>
+    <w:p>
+      <w:pPr>
+        <w:pStyle w:val="Heading3"/>
+      </w:pPr>
+      <w:r>
+        <w:t>My selected conclusion, deciding fact and explanation</w:t>
+      </w:r>
+    </w:p>
+    <w:p>
+      <w:r>
+        <w:t>________________________________________________________________</w:t>
+      </w:r>
+    </w:p>
+    <w:p>
+      <w:r>
+        <w:t>________________________________________________________________</w:t>
+      </w:r>
+    </w:p>
+    <w:p>
+      <w:r>
+        <w:t>________________________________________________________________</w:t>
+      </w:r>
+    </w:p>
+    <w:p>
+      <w:r>
+        <w:t>________________________________________________________________</w:t>
+      </w:r>
+    </w:p>
+    <w:p>
+      <w:r>
+        <w:t>________________________________________________________________</w:t>
+      </w:r>
+    </w:p>
+    <w:p>
+      <w:pPr>
+        <w:pStyle w:val="ListBullet"/>
+      </w:pPr>
+      <w:r>
+        <w:t>Hint if needed: Read the steps in the pictorial case. Match the supplied detail to the stage that performs or records it.</w:t>
+      </w:r>
+    </w:p>
+    <w:p>
+      <w:pPr>
+        <w:pStyle w:val="Heading2"/>
+      </w:pPr>
+      <w:r>
+        <w:t>Check the first explanation · reference / check after trying</w:t>
+      </w:r>
+    </w:p>
+    <w:p>
+      <w:pPr>
+        <w:spacing w:line="336" w:lineRule="auto" w:after="180"/>
+      </w:pPr>
+      <w:r>
+        <w:rPr>
+          <w:b w:val="0"/>
+        </w:rPr>
+        <w:t xml:space="preserve">After your attempt, compare with the supported explanation: Repair collection Plan invitations that fairly cover the whole grade, document selection and report </w:t>
       </w:r>
       <w:r>
         <w:rPr>
           <w:b/>
         </w:rPr>
-        <w:t>bias</w:t>
-      </w:r>
-    </w:p>
-    <w:p>
-      <w:pPr>
-        <w:pStyle w:val="Heading3"/>
-      </w:pPr>
-      <w:r>
-        <w:t>My deciding step, evidence and one remaining question</w:t>
-      </w:r>
-    </w:p>
-    <w:p>
-      <w:r>
-        <w:t>________________________________________________________________</w:t>
-      </w:r>
-    </w:p>
-    <w:p>
-      <w:r>
-        <w:t>________________________________________________________________</w:t>
-      </w:r>
-    </w:p>
-    <w:p>
-      <w:r>
-        <w:t>________________________________________________________________</w:t>
-      </w:r>
-    </w:p>
-    <w:p>
-      <w:r>
-        <w:t>________________________________________________________________</w:t>
-      </w:r>
-    </w:p>
-    <w:p>
-      <w:r>
-        <w:t>________________________________________________________________</w:t>
-      </w:r>
-    </w:p>
-    <w:p>
-      <w:pPr>
-        <w:spacing w:line="336" w:lineRule="auto" w:after="180"/>
-      </w:pPr>
+        <w:t>nonresponse</w:t>
+      </w:r>
       <w:r>
         <w:rPr>
           <w:b w:val="0"/>
         </w:rPr>
-        <w:t xml:space="preserve">If you are unsure, return to the worked picture and explain one arrow. If you are ready, change an </w:t>
+        <w:t xml:space="preserve"> by group.</w:t>
+      </w:r>
+    </w:p>
+    <w:p>
+      <w:pPr>
+        <w:spacing w:line="336" w:lineRule="auto" w:after="180"/>
+      </w:pPr>
+      <w:r>
+        <w:rPr>
+          <w:b w:val="0"/>
+        </w:rPr>
+        <w:t>The combined respondent result gives club members more influence than their share of the grade.</w:t>
+      </w:r>
+    </w:p>
+    <w:p>
+      <w:pPr>
+        <w:spacing w:line="336" w:lineRule="auto" w:after="180"/>
+      </w:pPr>
+      <w:r>
+        <w:rPr>
+          <w:b w:val="0"/>
+        </w:rPr>
+        <w:t>A weighted illustration using 25% and 75% gives 0.25×</w:t>
+      </w:r>
+      <w:r>
+        <w:rPr>
+          <w:b/>
+        </w:rPr>
+        <w:t>80%</w:t>
+      </w:r>
+      <w:r>
+        <w:rPr>
+          <w:b w:val="0"/>
+        </w:rPr>
+        <w:t>+0.75×20%=35%, but volunteers may differ within each group, so weighting alone does not establish the true grade preference.</w:t>
+      </w:r>
+    </w:p>
+    <w:p>
+      <w:pPr>
+        <w:spacing w:line="336" w:lineRule="auto" w:after="180"/>
+      </w:pPr>
+      <w:r>
+        <w:rPr>
+          <w:b w:val="0"/>
+        </w:rPr>
+        <w:t xml:space="preserve">Improve the collection </w:t>
+      </w:r>
+      <w:r>
+        <w:rPr>
+          <w:b/>
+        </w:rPr>
+        <w:t>process</w:t>
+      </w:r>
+      <w:r>
+        <w:rPr>
+          <w:b w:val="0"/>
+        </w:rPr>
+        <w:t xml:space="preserve"> rather than announcing the weighted number as fact.</w:t>
+      </w:r>
+    </w:p>
+    <w:p>
+      <w:pPr>
+        <w:pStyle w:val="Heading2"/>
+      </w:pPr>
+      <w:r>
+        <w:t>Changed-case question</w:t>
+      </w:r>
+    </w:p>
+    <w:p>
+      <w:pPr>
+        <w:pStyle w:val="Heading3"/>
+      </w:pPr>
+      <w:r>
+        <w:t>Practice 2: explain the deciding evidence</w:t>
+      </w:r>
+    </w:p>
+    <w:p>
+      <w:pPr>
+        <w:pStyle w:val="ListBullet"/>
+      </w:pPr>
+      <w:r>
+        <w:t>Changed-case practice: Recruit more club volunteers only. Which conclusion is supported by the supplied facts?</w:t>
+      </w:r>
+    </w:p>
+    <w:p>
+      <w:pPr>
+        <w:pStyle w:val="ListBullet"/>
+      </w:pPr>
+      <w:r>
+        <w:t>1. This one example guarantees correct results for every future input.</w:t>
+      </w:r>
+    </w:p>
+    <w:p>
+      <w:pPr>
+        <w:pStyle w:val="ListBullet"/>
+      </w:pPr>
+      <w:r>
+        <w:t>2. Sample size increases without fixing missing representation of other learners.</w:t>
+      </w:r>
+    </w:p>
+    <w:p>
+      <w:pPr>
+        <w:pStyle w:val="ListBullet"/>
+      </w:pPr>
+      <w:r>
+        <w:t>3. We can decide the result without examining the changed input or the procedure.</w:t>
+      </w:r>
+    </w:p>
+    <w:p>
+      <w:pPr>
+        <w:pStyle w:val="Heading3"/>
+      </w:pPr>
+      <w:r>
+        <w:t>My selected conclusion, deciding fact and explanation</w:t>
+      </w:r>
+    </w:p>
+    <w:p>
+      <w:r>
+        <w:t>________________________________________________________________</w:t>
+      </w:r>
+    </w:p>
+    <w:p>
+      <w:r>
+        <w:t>________________________________________________________________</w:t>
+      </w:r>
+    </w:p>
+    <w:p>
+      <w:r>
+        <w:t>________________________________________________________________</w:t>
+      </w:r>
+    </w:p>
+    <w:p>
+      <w:r>
+        <w:t>________________________________________________________________</w:t>
+      </w:r>
+    </w:p>
+    <w:p>
+      <w:r>
+        <w:t>________________________________________________________________</w:t>
+      </w:r>
+    </w:p>
+    <w:p>
+      <w:pPr>
+        <w:pStyle w:val="ListBullet"/>
+      </w:pPr>
+      <w:r>
+        <w:t>Hint if needed: Use the changed condition and the deciding step in the pictorial trace. The answer must say what follows from those facts.</w:t>
+      </w:r>
+    </w:p>
+    <w:p>
+      <w:pPr>
+        <w:pStyle w:val="Heading2"/>
+      </w:pPr>
+      <w:r>
+        <w:t>Check the changed case · reference / check after trying</w:t>
+      </w:r>
+    </w:p>
+    <w:p>
+      <w:pPr>
+        <w:spacing w:line="336" w:lineRule="auto" w:after="180"/>
+      </w:pPr>
+      <w:r>
+        <w:rPr>
+          <w:b w:val="0"/>
+        </w:rPr>
+        <w:t>After your attempt, compare with the supported explanation: Sample size increases without fixing missing representation of other learners. The added respondents come from the already overrepresented group.</w:t>
+      </w:r>
+    </w:p>
+    <w:p>
+      <w:pPr>
+        <w:pStyle w:val="Heading2"/>
+      </w:pPr>
+      <w:r>
+        <w:t>Repair and save your work</w:t>
+      </w:r>
+    </w:p>
+    <w:p>
+      <w:pPr>
+        <w:spacing w:line="336" w:lineRule="auto" w:after="180"/>
+      </w:pPr>
+      <w:r>
+        <w:rPr>
+          <w:b w:val="0"/>
+        </w:rPr>
+        <w:t xml:space="preserve">Review Sampling and Representation (ai-2/19). Goal: Define a question and target population. Short practice: Can </w:t>
+      </w:r>
+      <w:r>
+        <w:rPr>
+          <w:b/>
+        </w:rPr>
+        <w:t>80%</w:t>
+      </w:r>
+      <w:r>
+        <w:rPr>
+          <w:b w:val="0"/>
+        </w:rPr>
+        <w:t xml:space="preserve"> response be reported as </w:t>
+      </w:r>
+      <w:r>
+        <w:rPr>
+          <w:b/>
+        </w:rPr>
+        <w:t>80%</w:t>
+      </w:r>
+      <w:r>
+        <w:rPr>
+          <w:b w:val="0"/>
+        </w:rPr>
+        <w:t xml:space="preserve"> of the whole grade responding?. Return to this week and explain what you changed.</w:t>
+      </w:r>
+    </w:p>
+    <w:p>
+      <w:pPr>
+        <w:spacing w:line="336" w:lineRule="auto" w:after="180"/>
+      </w:pPr>
+      <w:r>
+        <w:rPr>
+          <w:b w:val="0"/>
+        </w:rPr>
+        <w:t>Review Noise and Outliers (ai-2/17). Goal: Calculate mean and median. Short practice: If 18 was genuine, which summary better describes the middle observed task, and what extra fact should be shown?.</w:t>
+      </w:r>
+    </w:p>
+    <w:p>
+      <w:pPr>
+        <w:spacing w:line="336" w:lineRule="auto" w:after="180"/>
+      </w:pPr>
+      <w:r>
+        <w:rPr>
+          <w:b w:val="0"/>
+        </w:rPr>
+        <w:t>Return to this week and explain what you changed.</w:t>
+      </w:r>
+    </w:p>
+    <w:p>
+      <w:pPr>
+        <w:spacing w:line="336" w:lineRule="auto" w:after="180"/>
+      </w:pPr>
+      <w:r>
+        <w:rPr>
+          <w:b w:val="0"/>
+        </w:rPr>
+        <w:t xml:space="preserve">Review Decision Trees (ai-2/14). Goal: Fit a root question and leaf </w:t>
+      </w:r>
+      <w:r>
+        <w:rPr>
+          <w:b/>
+        </w:rPr>
+        <w:t>prediction</w:t>
+      </w:r>
+      <w:r>
+        <w:rPr>
+          <w:b w:val="0"/>
+        </w:rPr>
+        <w:t xml:space="preserve">s from </w:t>
+      </w:r>
+      <w:r>
+        <w:rPr>
+          <w:b/>
+        </w:rPr>
+        <w:t>training</w:t>
+      </w:r>
+      <w:r>
+        <w:rPr>
+          <w:b w:val="0"/>
+        </w:rPr>
+        <w:t xml:space="preserve"> examples. Short practice: Why does changing colour alone not change this tree’s </w:t>
+      </w:r>
+      <w:r>
+        <w:rPr>
+          <w:b/>
+        </w:rPr>
+        <w:t>prediction</w:t>
+      </w:r>
+      <w:r>
+        <w:rPr>
+          <w:b w:val="0"/>
+        </w:rPr>
+        <w:t>?.</w:t>
+      </w:r>
+    </w:p>
+    <w:p>
+      <w:pPr>
+        <w:spacing w:line="336" w:lineRule="auto" w:after="180"/>
+      </w:pPr>
+      <w:r>
+        <w:rPr>
+          <w:b w:val="0"/>
+        </w:rPr>
+        <w:t>Return to this week and explain what you changed.</w:t>
+      </w:r>
+    </w:p>
+    <w:p>
+      <w:pPr>
+        <w:spacing w:line="336" w:lineRule="auto" w:after="180"/>
+      </w:pPr>
+      <w:r>
+        <w:rPr>
+          <w:b w:val="0"/>
+        </w:rPr>
+        <w:t xml:space="preserve">The browser lab lets you edit the supported Python examples already included in this lesson. Predict first, run, inspect the actual </w:t>
+      </w:r>
+      <w:r>
+        <w:rPr>
+          <w:b/>
+        </w:rPr>
+        <w:t>output</w:t>
+      </w:r>
+      <w:r>
+        <w:rPr>
+          <w:b w:val="0"/>
+        </w:rPr>
+        <w:t xml:space="preserve"> or error, change one </w:t>
       </w:r>
       <w:r>
         <w:rPr>
@@ -5897,7 +6961,18 @@
         <w:rPr>
           <w:b w:val="0"/>
         </w:rPr>
-        <w:t xml:space="preserve"> or assumption and justify your </w:t>
+        <w:t>, then run again.</w:t>
+      </w:r>
+    </w:p>
+    <w:p>
+      <w:pPr>
+        <w:spacing w:line="336" w:lineRule="auto" w:after="180"/>
+      </w:pPr>
+      <w:r>
+        <w:rPr>
+          <w:b w:val="0"/>
+        </w:rPr>
+        <w:t xml:space="preserve">Keep code, </w:t>
       </w:r>
       <w:r>
         <w:rPr>
@@ -5909,7 +6984,7 @@
         <w:rPr>
           <w:b w:val="0"/>
         </w:rPr>
-        <w:t>.</w:t>
+        <w:t>s, actual results and a reasoned revision together. On paper, label your result as a trace rather than an execution.</w:t>
       </w:r>
     </w:p>
     <w:p>
@@ -5920,7 +6995,7 @@
         <w:rPr>
           <w:b w:val="0"/>
         </w:rPr>
-        <w:t xml:space="preserve">Save your workbook </w:t>
+        <w:t xml:space="preserve">Use Download completed work in the hosted lesson to export your answers, reflections, practice feedback and code-run </w:t>
       </w:r>
       <w:r>
         <w:rPr>
@@ -5932,20 +7007,26 @@
         <w:rPr>
           <w:b w:val="0"/>
         </w:rPr>
-        <w:t>. At the next review, try a different case before opening your old answer.</w:t>
-      </w:r>
-    </w:p>
-    <w:p>
-      <w:pPr>
-        <w:pStyle w:val="Heading1"/>
-      </w:pPr>
-      <w:r>
-        <w:t>17. Supported practice, repair and portfolio</w:t>
-      </w:r>
-    </w:p>
-    <w:p>
-      <w:r>
-        <w:t>Attempt supported questions before using hints or feedback. Review a missing building block, then keep the completed work.</w:t>
+        <w:t>. Open the HTML copy to read or print it.</w:t>
+      </w:r>
+    </w:p>
+    <w:p>
+      <w:pPr>
+        <w:spacing w:line="336" w:lineRule="auto" w:after="180"/>
+      </w:pPr>
+      <w:r>
+        <w:rPr>
+          <w:b w:val="0"/>
+        </w:rPr>
+        <w:t>Drafts stay in this browser when storage is available; clear drafts on a shared device.</w:t>
+      </w:r>
+    </w:p>
+    <w:p>
+      <w:pPr>
+        <w:pStyle w:val="Heading2"/>
+      </w:pPr>
+      <w:r>
+        <w:t>Earlier wording, alternatives and picture transcripts · reference / check after trying</w:t>
       </w:r>
     </w:p>
     <w:p>
@@ -5961,92 +7042,10 @@
     </w:p>
     <w:p>
       <w:pPr>
-        <w:spacing w:line="336" w:lineRule="auto" w:after="180"/>
-      </w:pPr>
-      <w:r>
-        <w:rPr>
-          <w:b w:val="0"/>
-        </w:rPr>
-        <w:t>A fictional school polls learners about adding comic recommendations.</w:t>
-      </w:r>
-    </w:p>
-    <w:p>
-      <w:pPr>
         <w:pStyle w:val="Heading3"/>
       </w:pPr>
       <w:r>
-        <w:t>Practice 1: explain the deciding evidence</w:t>
-      </w:r>
-    </w:p>
-    <w:p>
-      <w:pPr>
-        <w:spacing w:line="336" w:lineRule="auto" w:after="180"/>
-      </w:pPr>
-      <w:r>
-        <w:rPr>
-          <w:b w:val="0"/>
-        </w:rPr>
-        <w:t xml:space="preserve">Which labelled step matches this detail? Plan invitations that fairly cover the whole grade, document selection and report </w:t>
-      </w:r>
-      <w:r>
-        <w:rPr>
-          <w:b/>
-        </w:rPr>
-        <w:t>nonresponse</w:t>
-      </w:r>
-      <w:r>
-        <w:rPr>
-          <w:b w:val="0"/>
-        </w:rPr>
-        <w:t xml:space="preserve"> by group.</w:t>
-      </w:r>
-    </w:p>
-    <w:p>
-      <w:pPr>
-        <w:spacing w:line="336" w:lineRule="auto" w:after="180"/>
-        <w:shd w:fill="F4F9FC"/>
-      </w:pPr>
-      <w:r>
-        <w:rPr>
-          <w:b w:val="0"/>
-        </w:rPr>
-        <w:t>1. Group rates</w:t>
-      </w:r>
-    </w:p>
-    <w:p>
-      <w:pPr>
-        <w:spacing w:line="336" w:lineRule="auto" w:after="180"/>
-        <w:shd w:fill="F4F9FC"/>
-      </w:pPr>
-      <w:r>
-        <w:rPr>
-          <w:b w:val="0"/>
-        </w:rPr>
-        <w:t>2. Respondent total</w:t>
-      </w:r>
-    </w:p>
-    <w:p>
-      <w:pPr>
-        <w:spacing w:line="336" w:lineRule="auto" w:after="180"/>
-        <w:shd w:fill="F4F9FC"/>
-      </w:pPr>
-      <w:r>
-        <w:rPr>
-          <w:b w:val="0"/>
-        </w:rPr>
-        <w:t>3. Repair collection</w:t>
-      </w:r>
-    </w:p>
-    <w:p>
-      <w:pPr>
-        <w:spacing w:line="336" w:lineRule="auto" w:after="180"/>
-        <w:shd w:fill="F4F9FC"/>
-      </w:pPr>
-      <w:r>
-        <w:rPr>
-          <w:b w:val="0"/>
-        </w:rPr>
-        <w:t>4. Check representation</w:t>
+        <w:t>Repair a missing building block</w:t>
       </w:r>
     </w:p>
     <w:p>
@@ -6054,32 +7053,7 @@
         <w:pStyle w:val="Heading3"/>
       </w:pPr>
       <w:r>
-        <w:t>My selected conclusion, deciding fact and explanation</w:t>
-      </w:r>
-    </w:p>
-    <w:p>
-      <w:r>
-        <w:t>________________________________________________________________</w:t>
-      </w:r>
-    </w:p>
-    <w:p>
-      <w:r>
-        <w:t>________________________________________________________________</w:t>
-      </w:r>
-    </w:p>
-    <w:p>
-      <w:r>
-        <w:t>________________________________________________________________</w:t>
-      </w:r>
-    </w:p>
-    <w:p>
-      <w:r>
-        <w:t>________________________________________________________________</w:t>
-      </w:r>
-    </w:p>
-    <w:p>
-      <w:r>
-        <w:t>________________________________________________________________</w:t>
+        <w:t>Predict, run and debug</w:t>
       </w:r>
     </w:p>
     <w:p>
@@ -6087,521 +7061,25 @@
         <w:pStyle w:val="Heading3"/>
       </w:pPr>
       <w:r>
-        <w:t>Hint · try first</w:t>
-      </w:r>
-    </w:p>
-    <w:p>
-      <w:pPr>
-        <w:spacing w:line="336" w:lineRule="auto" w:after="180"/>
-        <w:shd w:fill="F1F6F8"/>
-      </w:pPr>
-      <w:r>
-        <w:rPr>
-          <w:b w:val="0"/>
-        </w:rPr>
-        <w:t>Hint if needed: Read the steps in the pictorial case. Match the supplied detail to the stage that performs or records it.</w:t>
-      </w:r>
-    </w:p>
-    <w:p>
-      <w:pPr>
-        <w:pStyle w:val="Heading3"/>
-      </w:pPr>
-      <w:r>
-        <w:t>Feedback · compare after trying</w:t>
-      </w:r>
-    </w:p>
-    <w:p>
-      <w:pPr>
-        <w:spacing w:line="336" w:lineRule="auto" w:after="180"/>
-        <w:shd w:fill="F1F6FC"/>
-      </w:pPr>
-      <w:r>
-        <w:rPr>
-          <w:b w:val="0"/>
-        </w:rPr>
-        <w:t xml:space="preserve">After your attempt, compare with the supported explanation: Repair collection Plan invitations that fairly cover the whole grade, document selection and report </w:t>
-      </w:r>
-      <w:r>
-        <w:rPr>
-          <w:b/>
-        </w:rPr>
-        <w:t>nonresponse</w:t>
-      </w:r>
-      <w:r>
-        <w:rPr>
-          <w:b w:val="0"/>
-        </w:rPr>
-        <w:t xml:space="preserve"> by group.</w:t>
-      </w:r>
-    </w:p>
-    <w:p>
-      <w:pPr>
-        <w:spacing w:line="336" w:lineRule="auto" w:after="180"/>
-        <w:shd w:fill="F1F6FC"/>
-      </w:pPr>
-      <w:r>
-        <w:rPr>
-          <w:b w:val="0"/>
-        </w:rPr>
-        <w:t>The combined respondent result gives club members more influence than their share of the grade.</w:t>
-      </w:r>
-    </w:p>
-    <w:p>
-      <w:pPr>
-        <w:spacing w:line="336" w:lineRule="auto" w:after="180"/>
-        <w:shd w:fill="F1F6FC"/>
-      </w:pPr>
-      <w:r>
-        <w:rPr>
-          <w:b w:val="0"/>
-        </w:rPr>
-        <w:t>A weighted illustration using 25% and 75% gives 0.25×</w:t>
-      </w:r>
-      <w:r>
-        <w:rPr>
-          <w:b/>
-        </w:rPr>
-        <w:t>80%</w:t>
-      </w:r>
-      <w:r>
-        <w:rPr>
-          <w:b w:val="0"/>
-        </w:rPr>
-        <w:t>+0.75×20%=35%, but volunteers may differ within each group, so weighting alone does not establish the true grade preference.</w:t>
-      </w:r>
-    </w:p>
-    <w:p>
-      <w:pPr>
-        <w:spacing w:line="336" w:lineRule="auto" w:after="180"/>
-        <w:shd w:fill="F1F6FC"/>
-      </w:pPr>
-      <w:r>
-        <w:rPr>
-          <w:b w:val="0"/>
-        </w:rPr>
-        <w:t xml:space="preserve">Improve the collection </w:t>
-      </w:r>
-      <w:r>
-        <w:rPr>
-          <w:b/>
-        </w:rPr>
-        <w:t>process</w:t>
-      </w:r>
-      <w:r>
-        <w:rPr>
-          <w:b w:val="0"/>
-        </w:rPr>
-        <w:t xml:space="preserve"> rather than announcing the weighted number as fact.</w:t>
-      </w:r>
-    </w:p>
-    <w:p>
-      <w:pPr>
-        <w:pStyle w:val="Heading3"/>
-      </w:pPr>
-      <w:r>
-        <w:t>Practice 2: explain the deciding evidence</w:t>
-      </w:r>
-    </w:p>
-    <w:p>
-      <w:pPr>
-        <w:pStyle w:val="Heading3"/>
-      </w:pPr>
-      <w:r>
-        <w:t>Changed case · predict first</w:t>
-      </w:r>
-    </w:p>
-    <w:p>
-      <w:pPr>
-        <w:spacing w:line="336" w:lineRule="auto" w:after="180"/>
-        <w:shd w:fill="F5F1FB"/>
-      </w:pPr>
-      <w:r>
-        <w:rPr>
-          <w:b w:val="0"/>
-        </w:rPr>
-        <w:t>Changed-case practice: Recruit more club volunteers only. Which conclusion is supported by the supplied facts?</w:t>
-      </w:r>
-    </w:p>
-    <w:p>
-      <w:pPr>
-        <w:spacing w:line="336" w:lineRule="auto" w:after="180"/>
-        <w:shd w:fill="F4F9FC"/>
-      </w:pPr>
-      <w:r>
-        <w:rPr>
-          <w:b w:val="0"/>
-        </w:rPr>
-        <w:t xml:space="preserve">1. This one example guarantees correct results for every future </w:t>
-      </w:r>
-      <w:r>
-        <w:rPr>
-          <w:b/>
-        </w:rPr>
-        <w:t>input</w:t>
-      </w:r>
-      <w:r>
-        <w:rPr>
-          <w:b w:val="0"/>
-        </w:rPr>
-        <w:t>.</w:t>
-      </w:r>
-    </w:p>
-    <w:p>
-      <w:pPr>
-        <w:spacing w:line="336" w:lineRule="auto" w:after="180"/>
-        <w:shd w:fill="F4F9FC"/>
-      </w:pPr>
-      <w:r>
-        <w:rPr>
-          <w:b w:val="0"/>
-        </w:rPr>
-        <w:t>2. Sample size increases without fixing missing representation of other learners.</w:t>
-      </w:r>
-    </w:p>
-    <w:p>
-      <w:pPr>
-        <w:spacing w:line="336" w:lineRule="auto" w:after="180"/>
-        <w:shd w:fill="F4F9FC"/>
-      </w:pPr>
-      <w:r>
-        <w:rPr>
-          <w:b w:val="0"/>
-        </w:rPr>
-        <w:t xml:space="preserve">3. We can decide the result without examining the changed </w:t>
-      </w:r>
-      <w:r>
-        <w:rPr>
-          <w:b/>
-        </w:rPr>
-        <w:t>input</w:t>
-      </w:r>
-      <w:r>
-        <w:rPr>
-          <w:b w:val="0"/>
-        </w:rPr>
-        <w:t xml:space="preserve"> or the procedure.</w:t>
-      </w:r>
-    </w:p>
-    <w:p>
-      <w:pPr>
-        <w:pStyle w:val="Heading3"/>
-      </w:pPr>
-      <w:r>
-        <w:t>My selected conclusion, deciding fact and explanation</w:t>
-      </w:r>
-    </w:p>
-    <w:p>
-      <w:r>
-        <w:t>________________________________________________________________</w:t>
-      </w:r>
-    </w:p>
-    <w:p>
-      <w:r>
-        <w:t>________________________________________________________________</w:t>
-      </w:r>
-    </w:p>
-    <w:p>
-      <w:r>
-        <w:t>________________________________________________________________</w:t>
-      </w:r>
-    </w:p>
-    <w:p>
-      <w:r>
-        <w:t>________________________________________________________________</w:t>
-      </w:r>
-    </w:p>
-    <w:p>
-      <w:r>
-        <w:t>________________________________________________________________</w:t>
-      </w:r>
-    </w:p>
-    <w:p>
-      <w:pPr>
-        <w:pStyle w:val="Heading3"/>
-      </w:pPr>
-      <w:r>
-        <w:t>Hint · try first</w:t>
-      </w:r>
-    </w:p>
-    <w:p>
-      <w:pPr>
-        <w:spacing w:line="336" w:lineRule="auto" w:after="180"/>
-        <w:shd w:fill="F1F6F8"/>
-      </w:pPr>
-      <w:r>
-        <w:rPr>
-          <w:b w:val="0"/>
-        </w:rPr>
-        <w:t>Hint if needed: Use the changed condition and the deciding step in the pictorial trace. The answer must say what follows from those facts.</w:t>
-      </w:r>
-    </w:p>
-    <w:p>
-      <w:pPr>
-        <w:pStyle w:val="Heading3"/>
-      </w:pPr>
-      <w:r>
-        <w:t>Feedback · compare after trying</w:t>
-      </w:r>
-    </w:p>
-    <w:p>
-      <w:pPr>
-        <w:spacing w:line="336" w:lineRule="auto" w:after="180"/>
-        <w:shd w:fill="F1F6FC"/>
-      </w:pPr>
-      <w:r>
-        <w:rPr>
-          <w:b w:val="0"/>
-        </w:rPr>
-        <w:t>After your attempt, compare with the supported explanation: Sample size increases without fixing missing representation of other learners. The added respondents come from the already overrepresented group.</w:t>
-      </w:r>
-    </w:p>
-    <w:p>
-      <w:pPr>
-        <w:pStyle w:val="Heading3"/>
-      </w:pPr>
-      <w:r>
-        <w:t>Repair a missing building block</w:t>
-      </w:r>
-    </w:p>
-    <w:p>
-      <w:pPr>
-        <w:spacing w:line="336" w:lineRule="auto" w:after="180"/>
-      </w:pPr>
-      <w:r>
-        <w:rPr>
-          <w:b w:val="0"/>
-        </w:rPr>
-        <w:t xml:space="preserve">Review Sampling and Representation (ai-2/19). Goal: Define a question and target population. Short practice: Can </w:t>
-      </w:r>
-      <w:r>
-        <w:rPr>
-          <w:b/>
-        </w:rPr>
-        <w:t>80%</w:t>
-      </w:r>
-      <w:r>
-        <w:rPr>
-          <w:b w:val="0"/>
-        </w:rPr>
-        <w:t xml:space="preserve"> response be reported as </w:t>
-      </w:r>
-      <w:r>
-        <w:rPr>
-          <w:b/>
-        </w:rPr>
-        <w:t>80%</w:t>
-      </w:r>
-      <w:r>
-        <w:rPr>
-          <w:b w:val="0"/>
-        </w:rPr>
-        <w:t xml:space="preserve"> of the whole grade responding?. Return to this week and explain what you changed.</w:t>
-      </w:r>
-    </w:p>
-    <w:p>
-      <w:pPr>
-        <w:spacing w:line="336" w:lineRule="auto" w:after="180"/>
-      </w:pPr>
-      <w:r>
-        <w:rPr>
-          <w:b w:val="0"/>
-        </w:rPr>
-        <w:t>Review Noise and Outliers (ai-2/17). Goal: Calculate mean and median. Short practice: If 18 was genuine, which summary better describes the middle observed task, and what extra fact should be shown?.</w:t>
-      </w:r>
-    </w:p>
-    <w:p>
-      <w:pPr>
-        <w:spacing w:line="336" w:lineRule="auto" w:after="180"/>
-      </w:pPr>
-      <w:r>
-        <w:rPr>
-          <w:b w:val="0"/>
-        </w:rPr>
-        <w:t>Return to this week and explain what you changed.</w:t>
-      </w:r>
-    </w:p>
-    <w:p>
-      <w:pPr>
-        <w:spacing w:line="336" w:lineRule="auto" w:after="180"/>
-      </w:pPr>
-      <w:r>
-        <w:rPr>
-          <w:b w:val="0"/>
-        </w:rPr>
-        <w:t xml:space="preserve">Review Decision Trees (ai-2/14). Goal: Fit a root question and leaf </w:t>
-      </w:r>
-      <w:r>
-        <w:rPr>
-          <w:b/>
-        </w:rPr>
-        <w:t>prediction</w:t>
-      </w:r>
-      <w:r>
-        <w:rPr>
-          <w:b w:val="0"/>
-        </w:rPr>
-        <w:t xml:space="preserve">s from </w:t>
-      </w:r>
-      <w:r>
-        <w:rPr>
-          <w:b/>
-        </w:rPr>
-        <w:t>training</w:t>
-      </w:r>
-      <w:r>
-        <w:rPr>
-          <w:b w:val="0"/>
-        </w:rPr>
-        <w:t xml:space="preserve"> examples. Short practice: Why does changing colour alone not change this tree’s </w:t>
-      </w:r>
-      <w:r>
-        <w:rPr>
-          <w:b/>
-        </w:rPr>
-        <w:t>prediction</w:t>
-      </w:r>
-      <w:r>
-        <w:rPr>
-          <w:b w:val="0"/>
-        </w:rPr>
-        <w:t>?.</w:t>
-      </w:r>
-    </w:p>
-    <w:p>
-      <w:pPr>
-        <w:spacing w:line="336" w:lineRule="auto" w:after="180"/>
-      </w:pPr>
-      <w:r>
-        <w:rPr>
-          <w:b w:val="0"/>
-        </w:rPr>
-        <w:t>Return to this week and explain what you changed.</w:t>
-      </w:r>
-    </w:p>
-    <w:p>
-      <w:pPr>
-        <w:pStyle w:val="Heading3"/>
-      </w:pPr>
-      <w:r>
-        <w:t>Predict, run and debug</w:t>
-      </w:r>
-    </w:p>
-    <w:p>
-      <w:pPr>
-        <w:spacing w:line="336" w:lineRule="auto" w:after="180"/>
-      </w:pPr>
-      <w:r>
-        <w:rPr>
-          <w:b w:val="0"/>
-        </w:rPr>
-        <w:t xml:space="preserve">The browser lab lets you edit the supported Python examples already included in this lesson. Predict first, run, inspect the actual </w:t>
-      </w:r>
-      <w:r>
-        <w:rPr>
-          <w:b/>
-        </w:rPr>
-        <w:t>output</w:t>
-      </w:r>
-      <w:r>
-        <w:rPr>
-          <w:b w:val="0"/>
-        </w:rPr>
-        <w:t xml:space="preserve"> or error, change one </w:t>
-      </w:r>
-      <w:r>
-        <w:rPr>
-          <w:b/>
-        </w:rPr>
-        <w:t>input</w:t>
-      </w:r>
-      <w:r>
-        <w:rPr>
-          <w:b w:val="0"/>
-        </w:rPr>
-        <w:t>, then run again.</w:t>
-      </w:r>
-    </w:p>
-    <w:p>
-      <w:pPr>
-        <w:spacing w:line="336" w:lineRule="auto" w:after="180"/>
-      </w:pPr>
-      <w:r>
-        <w:rPr>
-          <w:b w:val="0"/>
-        </w:rPr>
-        <w:t xml:space="preserve">Keep code, </w:t>
-      </w:r>
-      <w:r>
-        <w:rPr>
-          <w:b/>
-        </w:rPr>
-        <w:t>prediction</w:t>
-      </w:r>
-      <w:r>
-        <w:rPr>
-          <w:b w:val="0"/>
-        </w:rPr>
-        <w:t>s, actual results and a reasoned revision together. On paper, label your result as a trace rather than an execution.</w:t>
-      </w:r>
-    </w:p>
-    <w:p>
-      <w:pPr>
-        <w:pStyle w:val="Heading3"/>
-      </w:pPr>
-      <w:r>
         <w:t>Keep your completed work</w:t>
       </w:r>
     </w:p>
     <w:p>
       <w:pPr>
-        <w:spacing w:line="336" w:lineRule="auto" w:after="180"/>
-      </w:pPr>
-      <w:r>
-        <w:rPr>
-          <w:b w:val="0"/>
-        </w:rPr>
-        <w:t xml:space="preserve">Use Download completed work in the hosted lesson to export your answers, reflections, practice feedback and code-run </w:t>
-      </w:r>
-      <w:r>
-        <w:rPr>
-          <w:b/>
-        </w:rPr>
-        <w:t>evidence</w:t>
-      </w:r>
-      <w:r>
-        <w:rPr>
-          <w:b w:val="0"/>
-        </w:rPr>
-        <w:t>. Open the HTML copy to read or print it.</w:t>
-      </w:r>
-    </w:p>
-    <w:p>
-      <w:pPr>
-        <w:spacing w:line="336" w:lineRule="auto" w:after="180"/>
-      </w:pPr>
-      <w:r>
-        <w:rPr>
-          <w:b w:val="0"/>
-        </w:rPr>
-        <w:t>Drafts stay in this browser when storage is available; clear drafts on a shared device.</w:t>
-      </w:r>
-    </w:p>
-    <w:p>
-      <w:pPr>
         <w:pStyle w:val="Heading1"/>
       </w:pPr>
       <w:r>
-        <w:t>18. Visual concept journey</w:t>
-      </w:r>
-    </w:p>
-    <w:p>
-      <w:r>
-        <w:t>Explain each Repair Bias in Data graphic using its labels, deciding evidence and relevant limitation.</w:t>
-      </w:r>
-    </w:p>
-    <w:p>
-      <w:pPr>
-        <w:pStyle w:val="Heading3"/>
+        <w:t>18. Reference: the six-picture journey</w:t>
+      </w:r>
+    </w:p>
+    <w:p>
+      <w:r>
+        <w:t>Revisit the picture that serves the current question; key diagrams already sit beside the main explanation.</w:t>
+      </w:r>
+    </w:p>
+    <w:p>
+      <w:pPr>
+        <w:pStyle w:val="Heading2"/>
       </w:pPr>
       <w:r>
         <w:t>01. Repair Bias in Data: the case</w:t>
@@ -6612,7 +7090,7 @@
         <w:drawing>
           <wp:inline xmlns:a="http://schemas.openxmlformats.org/drawingml/2006/main" xmlns:pic="http://schemas.openxmlformats.org/drawingml/2006/picture">
             <wp:extent cx="5486400" cy="2840736"/>
-            <wp:docPr id="23" name="Picture 23" descr="A fictional school polls learners about adding comic recommendations. Supplied facts: Library-club respondents: 12 Yes out of 15. Other respondents: 3 Yes out of 15. The full grade has 30 club members and 90 others. These respondents were volunteers, not random selections."/>
+            <wp:docPr id="29" name="Picture 29" descr="A fictional school polls learners about adding comic recommendations. Supplied facts: Library-club respondents: 12 Yes out of 15. Other respondents: 3 Yes out of 15. The full grade has 30 club members and 90 others. These respondents were volunteers, not random selections."/>
             <wp:cNvGraphicFramePr>
               <a:graphicFrameLocks noChangeAspect="1"/>
             </wp:cNvGraphicFramePr>
@@ -6624,7 +7102,7 @@
                     <pic:cNvPicPr/>
                   </pic:nvPicPr>
                   <pic:blipFill>
-                    <a:blip r:embed="rId30"/>
+                    <a:blip r:embed="rId32"/>
                     <a:stretch>
                       <a:fillRect/>
                     </a:stretch>
@@ -6668,7 +7146,6 @@
     <w:p>
       <w:pPr>
         <w:spacing w:line="336" w:lineRule="auto" w:after="180"/>
-        <w:shd w:fill="F5F1FB"/>
       </w:pPr>
       <w:r>
         <w:rPr>
@@ -6679,7 +7156,7 @@
     </w:p>
     <w:p>
       <w:pPr>
-        <w:pStyle w:val="Heading3"/>
+        <w:pStyle w:val="Heading2"/>
       </w:pPr>
       <w:r>
         <w:t>02. Follow the deciding steps</w:t>
@@ -6690,7 +7167,7 @@
         <w:drawing>
           <wp:inline xmlns:a="http://schemas.openxmlformats.org/drawingml/2006/main" xmlns:pic="http://schemas.openxmlformats.org/drawingml/2006/picture">
             <wp:extent cx="5486400" cy="4160520"/>
-            <wp:docPr id="24" name="Picture 24" descr="Group rates: Club:12/15=80%; others:3/15=20%. → Respondent total: 15 Yes out of 30 respondents =50%. → Check representation: Respondents split 50/50, but the grade is 25% club and 75% other. → Repair collection: Plan invitations that fairly cover the whole grade, document selection and report nonresponse by group."/>
+            <wp:docPr id="30" name="Picture 30" descr="Group rates: Club:12/15=80%; others:3/15=20%. → Respondent total: 15 Yes out of 30 respondents =50%. → Check representation: Respondents split 50/50, but the grade is 25% club and 75% other. → Repair collection: Plan invitations that fairly cover the whole grade, document selection and report nonresponse by group."/>
             <wp:cNvGraphicFramePr>
               <a:graphicFrameLocks noChangeAspect="1"/>
             </wp:cNvGraphicFramePr>
@@ -6702,7 +7179,7 @@
                     <pic:cNvPicPr/>
                   </pic:nvPicPr>
                   <pic:blipFill>
-                    <a:blip r:embed="rId31"/>
+                    <a:blip r:embed="rId17"/>
                     <a:stretch>
                       <a:fillRect/>
                     </a:stretch>
@@ -6759,7 +7236,6 @@
     <w:p>
       <w:pPr>
         <w:spacing w:line="336" w:lineRule="auto" w:after="180"/>
-        <w:shd w:fill="F5F1FB"/>
       </w:pPr>
       <w:r>
         <w:rPr>
@@ -6782,7 +7258,7 @@
     </w:p>
     <w:p>
       <w:pPr>
-        <w:pStyle w:val="Heading3"/>
+        <w:pStyle w:val="Heading2"/>
       </w:pPr>
       <w:r>
         <w:t>03. Volunteer group comparison</w:t>
@@ -6793,7 +7269,7 @@
         <w:drawing>
           <wp:inline xmlns:a="http://schemas.openxmlformats.org/drawingml/2006/main" xmlns:pic="http://schemas.openxmlformats.org/drawingml/2006/picture">
             <wp:extent cx="5486400" cy="3096768"/>
-            <wp:docPr id="25" name="Picture 25" descr="Volunteer group comparison. Club: Yes responses = 12, Respondents = 15, Grade members = 30. Others: Yes responses = 3, Respondents = 15, Grade members = 90."/>
+            <wp:docPr id="31" name="Picture 31" descr="Volunteer group comparison. Club: Yes responses = 12, Respondents = 15, Grade members = 30. Others: Yes responses = 3, Respondents = 15, Grade members = 90."/>
             <wp:cNvGraphicFramePr>
               <a:graphicFrameLocks noChangeAspect="1"/>
             </wp:cNvGraphicFramePr>
@@ -6805,7 +7281,7 @@
                     <pic:cNvPicPr/>
                   </pic:nvPicPr>
                   <pic:blipFill>
-                    <a:blip r:embed="rId32"/>
+                    <a:blip r:embed="rId33"/>
                     <a:stretch>
                       <a:fillRect/>
                     </a:stretch>
@@ -6838,7 +7314,6 @@
     <w:p>
       <w:pPr>
         <w:spacing w:line="336" w:lineRule="auto" w:after="180"/>
-        <w:shd w:fill="F5F1FB"/>
       </w:pPr>
       <w:r>
         <w:rPr>
@@ -6849,7 +7324,7 @@
     </w:p>
     <w:p>
       <w:pPr>
-        <w:pStyle w:val="Heading3"/>
+        <w:pStyle w:val="Heading2"/>
       </w:pPr>
       <w:r>
         <w:t>04. Change one thing. Trace what follows.</w:t>
@@ -6860,7 +7335,7 @@
         <w:drawing>
           <wp:inline xmlns:a="http://schemas.openxmlformats.org/drawingml/2006/main" xmlns:pic="http://schemas.openxmlformats.org/drawingml/2006/picture">
             <wp:extent cx="5486400" cy="3041904"/>
-            <wp:docPr id="26" name="Picture 26" descr="Original case: Plan invitations that fairly cover the whole grade, document selection and report nonresponse by group. Changed condition: Recruit more club volunteers only. Expected result: Sample size increases without fixing missing representation of other learners. Reason: The added respondents come from the already overrepresented group."/>
+            <wp:docPr id="32" name="Picture 32" descr="Original case: Plan invitations that fairly cover the whole grade, document selection and report nonresponse by group. Changed condition: Recruit more club volunteers only. Expected result: Sample size increases without fixing missing representation of other learners. Reason: The added respondents come from the already overrepresented group."/>
             <wp:cNvGraphicFramePr>
               <a:graphicFrameLocks noChangeAspect="1"/>
             </wp:cNvGraphicFramePr>
@@ -6872,7 +7347,7 @@
                     <pic:cNvPicPr/>
                   </pic:nvPicPr>
                   <pic:blipFill>
-                    <a:blip r:embed="rId33"/>
+                    <a:blip r:embed="rId18"/>
                     <a:stretch>
                       <a:fillRect/>
                     </a:stretch>
@@ -6928,7 +7403,6 @@
     <w:p>
       <w:pPr>
         <w:spacing w:line="336" w:lineRule="auto" w:after="180"/>
-        <w:shd w:fill="F5F1FB"/>
       </w:pPr>
       <w:r>
         <w:rPr>
@@ -6939,7 +7413,7 @@
     </w:p>
     <w:p>
       <w:pPr>
-        <w:pStyle w:val="Heading3"/>
+        <w:pStyle w:val="Heading2"/>
       </w:pPr>
       <w:r>
         <w:t>05. Connect the explanation to its limit</w:t>
@@ -6950,7 +7424,7 @@
         <w:drawing>
           <wp:inline xmlns:a="http://schemas.openxmlformats.org/drawingml/2006/main" xmlns:pic="http://schemas.openxmlformats.org/drawingml/2006/picture">
             <wp:extent cx="5486400" cy="2834640"/>
-            <wp:docPr id="27" name="Picture 27" descr="The combined respondent result gives club members more influence than their share of the grade. A weighted illustration using 25% and 75% gives 0.25×80%+0.75×20%=35%, but volunteers may differ within each group, so weighting alone does not establish the true grade preference. Improve the collection process rather than announcing the weighted number as fact. Limit: Neither raw nor weighted volunteer rates prove the whole grade’s opinion; privacy and consent rules still apply."/>
+            <wp:docPr id="33" name="Picture 33" descr="The combined respondent result gives club members more influence than their share of the grade. A weighted illustration using 25% and 75% gives 0.25×80%+0.75×20%=35%, but volunteers may differ within each group, so weighting alone does not establish the true grade preference. Improve the collection process rather than announcing the weighted number as fact. Limit: Neither raw nor weighted volunteer rates prove the whole grade’s opinion; privacy and consent rules still apply."/>
             <wp:cNvGraphicFramePr>
               <a:graphicFrameLocks noChangeAspect="1"/>
             </wp:cNvGraphicFramePr>
@@ -7041,7 +7515,6 @@
     <w:p>
       <w:pPr>
         <w:spacing w:line="336" w:lineRule="auto" w:after="180"/>
-        <w:shd w:fill="F5F1FB"/>
       </w:pPr>
       <w:r>
         <w:rPr>
@@ -7052,7 +7525,7 @@
     </w:p>
     <w:p>
       <w:pPr>
-        <w:pStyle w:val="Heading3"/>
+        <w:pStyle w:val="Heading2"/>
       </w:pPr>
       <w:r>
         <w:t>06. Make the idea visible in your project</w:t>
@@ -7063,7 +7536,7 @@
         <w:drawing>
           <wp:inline xmlns:a="http://schemas.openxmlformats.org/drawingml/2006/main" xmlns:pic="http://schemas.openxmlformats.org/drawingml/2006/picture">
             <wp:extent cx="5486400" cy="3380232"/>
-            <wp:docPr id="28" name="Picture 28" descr="Broaden recommender feedback collection and show respondent group coverage before making user-preference claims. Draw your input, deciding step, result and limit. Supported question: Why must 35% be labelled an illustration rather than the measured grade-wide Yes rate?"/>
+            <wp:docPr id="34" name="Picture 34" descr="Broaden recommender feedback collection and show respondent group coverage before making user-preference claims. Draw your input, deciding step, result and limit. Supported question: Why must 35% be labelled an illustration rather than the measured grade-wide Yes rate?"/>
             <wp:cNvGraphicFramePr>
               <a:graphicFrameLocks noChangeAspect="1"/>
             </wp:cNvGraphicFramePr>
@@ -7131,7 +7604,6 @@
     <w:p>
       <w:pPr>
         <w:spacing w:line="336" w:lineRule="auto" w:after="180"/>
-        <w:shd w:fill="F5F1FB"/>
       </w:pPr>
       <w:r>
         <w:rPr>
@@ -7150,6 +7622,62 @@
           <w:b w:val="0"/>
         </w:rPr>
         <w:t>.</w:t>
+      </w:r>
+    </w:p>
+    <w:p>
+      <w:pPr>
+        <w:pStyle w:val="Heading2"/>
+      </w:pPr>
+      <w:r>
+        <w:t>Earlier wording, alternatives and picture transcripts · reference / check after trying</w:t>
+      </w:r>
+    </w:p>
+    <w:p>
+      <w:pPr>
+        <w:pStyle w:val="Heading3"/>
+      </w:pPr>
+      <w:r>
+        <w:t>01. Repair Bias in Data: the case</w:t>
+      </w:r>
+    </w:p>
+    <w:p>
+      <w:pPr>
+        <w:pStyle w:val="Heading3"/>
+      </w:pPr>
+      <w:r>
+        <w:t>02. Follow the deciding steps</w:t>
+      </w:r>
+    </w:p>
+    <w:p>
+      <w:pPr>
+        <w:pStyle w:val="Heading3"/>
+      </w:pPr>
+      <w:r>
+        <w:t>03. Volunteer group comparison</w:t>
+      </w:r>
+    </w:p>
+    <w:p>
+      <w:pPr>
+        <w:pStyle w:val="Heading3"/>
+      </w:pPr>
+      <w:r>
+        <w:t>04. Change one thing. Trace what follows.</w:t>
+      </w:r>
+    </w:p>
+    <w:p>
+      <w:pPr>
+        <w:pStyle w:val="Heading3"/>
+      </w:pPr>
+      <w:r>
+        <w:t>05. Connect the explanation to its limit</w:t>
+      </w:r>
+    </w:p>
+    <w:p>
+      <w:pPr>
+        <w:pStyle w:val="Heading3"/>
+      </w:pPr>
+      <w:r>
+        <w:t>06. Make the idea visible in your project</w:t>
       </w:r>
     </w:p>
     <w:sectPr>
